--- a/BaoCao/BaoCao.docx
+++ b/BaoCao/BaoCao.docx
@@ -3517,8 +3517,6 @@
               </w:rPr>
               <w:t>Binary Classification (tabular)</w:t>
             </w:r>
-            <w:bookmarkStart w:id="2" w:name="_GoBack"/>
-            <w:bookmarkEnd w:id="2"/>
           </w:p>
         </w:tc>
       </w:tr>
@@ -3788,11 +3786,11 @@
         <w:pStyle w:val="Heading1"/>
         <w:ind w:left="35"/>
       </w:pPr>
-      <w:bookmarkStart w:id="3" w:name="_Toc20827"/>
+      <w:bookmarkStart w:id="2" w:name="_Toc20827"/>
       <w:r>
         <w:t>Lời cam đoan</w:t>
       </w:r>
-      <w:bookmarkEnd w:id="3"/>
+      <w:bookmarkEnd w:id="2"/>
     </w:p>
     <w:p>
       <w:pPr>
@@ -3828,12 +3826,12 @@
         <w:pStyle w:val="Heading2"/>
         <w:ind w:left="35" w:right="0"/>
       </w:pPr>
-      <w:bookmarkStart w:id="4" w:name="_Toc20828"/>
+      <w:bookmarkStart w:id="3" w:name="_Toc20828"/>
       <w:r>
         <w:lastRenderedPageBreak/>
         <w:t>Liêm chính trong việc sử dụng công cụ AI</w:t>
       </w:r>
-      <w:bookmarkEnd w:id="4"/>
+      <w:bookmarkEnd w:id="3"/>
     </w:p>
     <w:p>
       <w:pPr>
@@ -4267,6 +4265,7 @@
               <w:bottom w:val="single" w:sz="8" w:space="0" w:color="000000"/>
               <w:right w:val="nil"/>
             </w:tcBorders>
+            <w:vAlign w:val="center"/>
           </w:tcPr>
           <w:p>
             <w:pPr>
@@ -4360,6 +4359,7 @@
               <w:bottom w:val="single" w:sz="8" w:space="0" w:color="000000"/>
               <w:right w:val="nil"/>
             </w:tcBorders>
+            <w:vAlign w:val="center"/>
           </w:tcPr>
           <w:p>
             <w:pPr>
@@ -4378,11 +4378,11 @@
         <w:pStyle w:val="Heading1"/>
         <w:ind w:left="35"/>
       </w:pPr>
-      <w:bookmarkStart w:id="5" w:name="_Toc20829"/>
+      <w:bookmarkStart w:id="4" w:name="_Toc20829"/>
       <w:r>
         <w:t xml:space="preserve">Bảng phân công công </w:t>
       </w:r>
-      <w:bookmarkEnd w:id="5"/>
+      <w:bookmarkEnd w:id="4"/>
       <w:r>
         <w:t>việc</w:t>
       </w:r>
@@ -4948,11 +4948,11 @@
         <w:spacing w:after="0"/>
         <w:ind w:left="35"/>
       </w:pPr>
-      <w:bookmarkStart w:id="6" w:name="_Toc20830"/>
+      <w:bookmarkStart w:id="5" w:name="_Toc20830"/>
       <w:r>
         <w:t>Danh mục từ viết tắt</w:t>
       </w:r>
-      <w:bookmarkEnd w:id="6"/>
+      <w:bookmarkEnd w:id="5"/>
     </w:p>
     <w:tbl>
       <w:tblPr>
@@ -5295,25 +5295,25 @@
         <w:spacing w:after="321"/>
         <w:ind w:left="35"/>
       </w:pPr>
-      <w:bookmarkStart w:id="7" w:name="_Toc20831"/>
+      <w:bookmarkStart w:id="6" w:name="_Toc20831"/>
       <w:r>
         <w:t>Chương 1 — Giới thiệu</w:t>
+      </w:r>
+      <w:bookmarkEnd w:id="6"/>
+    </w:p>
+    <w:p>
+      <w:pPr>
+        <w:pStyle w:val="Heading2"/>
+        <w:ind w:left="35" w:right="0"/>
+      </w:pPr>
+      <w:bookmarkStart w:id="7" w:name="_Toc20832"/>
+      <w:r>
+        <w:t>1.1 Bối cảnh và động cơ</w:t>
       </w:r>
       <w:bookmarkEnd w:id="7"/>
     </w:p>
     <w:p>
       <w:pPr>
-        <w:pStyle w:val="Heading2"/>
-        <w:ind w:left="35" w:right="0"/>
-      </w:pPr>
-      <w:bookmarkStart w:id="8" w:name="_Toc20832"/>
-      <w:r>
-        <w:t>1.1 Bối cảnh và động cơ</w:t>
-      </w:r>
-      <w:bookmarkEnd w:id="8"/>
-    </w:p>
-    <w:p>
-      <w:pPr>
         <w:spacing w:after="221"/>
         <w:ind w:left="628" w:right="1060" w:hanging="5"/>
         <w:jc w:val="both"/>
@@ -5345,11 +5345,11 @@
         <w:pStyle w:val="Heading2"/>
         <w:ind w:left="35" w:right="0"/>
       </w:pPr>
-      <w:bookmarkStart w:id="9" w:name="_Toc20833"/>
+      <w:bookmarkStart w:id="8" w:name="_Toc20833"/>
       <w:r>
         <w:t>1.2 Phát biểu bài toán</w:t>
       </w:r>
-      <w:bookmarkEnd w:id="9"/>
+      <w:bookmarkEnd w:id="8"/>
     </w:p>
     <w:p>
       <w:pPr>
@@ -5558,9 +5558,36 @@
         <w:pStyle w:val="Heading2"/>
         <w:ind w:left="35" w:right="0"/>
       </w:pPr>
-      <w:bookmarkStart w:id="10" w:name="_Toc20834"/>
+      <w:bookmarkStart w:id="9" w:name="_Toc20834"/>
       <w:r>
         <w:t>1.3 Mục tiêu và phạm vi</w:t>
+      </w:r>
+      <w:bookmarkEnd w:id="9"/>
+    </w:p>
+    <w:p>
+      <w:pPr>
+        <w:spacing w:after="475" w:line="336" w:lineRule="auto"/>
+        <w:ind w:left="628" w:right="1060" w:hanging="5"/>
+        <w:jc w:val="both"/>
+      </w:pPr>
+      <w:r>
+        <w:rPr>
+          <w:rFonts w:ascii="Times New Roman" w:eastAsia="Times New Roman" w:hAnsi="Times New Roman" w:cs="Times New Roman"/>
+          <w:i/>
+          <w:sz w:val="24"/>
+        </w:rPr>
+        <w:t>Gợi ý: 3–5 mục tiêu đo được; nêu rõ cái gì NẰM NGOÀI phạm vi.</w:t>
+      </w:r>
+    </w:p>
+    <w:p>
+      <w:pPr>
+        <w:pStyle w:val="Heading2"/>
+        <w:ind w:left="35" w:right="0"/>
+      </w:pPr>
+      <w:bookmarkStart w:id="10" w:name="_Toc20835"/>
+      <w:r>
+        <w:lastRenderedPageBreak/>
+        <w:t>1.4 Đóng góp chính</w:t>
       </w:r>
       <w:bookmarkEnd w:id="10"/>
     </w:p>
@@ -5576,7 +5603,7 @@
           <w:i/>
           <w:sz w:val="24"/>
         </w:rPr>
-        <w:t>Gợi ý: 3–5 mục tiêu đo được; nêu rõ cái gì NẰM NGOÀI phạm vi.</w:t>
+        <w:t>Gợi ý: liệt kê 3–4 đóng góp (vd: so sánh N mô hình; pipeline tái lập được; hệ thống triển khai chạy được…).</w:t>
       </w:r>
     </w:p>
     <w:p>
@@ -5584,16 +5611,15 @@
         <w:pStyle w:val="Heading2"/>
         <w:ind w:left="35" w:right="0"/>
       </w:pPr>
-      <w:bookmarkStart w:id="11" w:name="_Toc20835"/>
-      <w:r>
-        <w:lastRenderedPageBreak/>
-        <w:t>1.4 Đóng góp chính</w:t>
+      <w:bookmarkStart w:id="11" w:name="_Toc20836"/>
+      <w:r>
+        <w:t>1.5 Cấu trúc báo cáo</w:t>
       </w:r>
       <w:bookmarkEnd w:id="11"/>
     </w:p>
     <w:p>
       <w:pPr>
-        <w:spacing w:after="475" w:line="336" w:lineRule="auto"/>
+        <w:spacing w:after="568" w:line="336" w:lineRule="auto"/>
         <w:ind w:left="628" w:right="1060" w:hanging="5"/>
         <w:jc w:val="both"/>
       </w:pPr>
@@ -5603,60 +5629,34 @@
           <w:i/>
           <w:sz w:val="24"/>
         </w:rPr>
-        <w:t>Gợi ý: liệt kê 3–4 đóng góp (vd: so sánh N mô hình; pipeline tái lập được; hệ thống triển khai chạy được…).</w:t>
+        <w:t>Gợi ý: mỗi chương 1–2 câu.</w:t>
       </w:r>
     </w:p>
     <w:p>
       <w:pPr>
-        <w:pStyle w:val="Heading2"/>
-        <w:ind w:left="35" w:right="0"/>
-      </w:pPr>
-      <w:bookmarkStart w:id="12" w:name="_Toc20836"/>
-      <w:r>
-        <w:t>1.5 Cấu trúc báo cáo</w:t>
+        <w:pStyle w:val="Heading1"/>
+        <w:spacing w:after="321"/>
+        <w:ind w:left="35"/>
+      </w:pPr>
+      <w:bookmarkStart w:id="12" w:name="_Toc20837"/>
+      <w:r>
+        <w:t>Chương 2 — Cơ sở lý thuyết</w:t>
       </w:r>
       <w:bookmarkEnd w:id="12"/>
     </w:p>
     <w:p>
       <w:pPr>
-        <w:spacing w:after="568" w:line="336" w:lineRule="auto"/>
-        <w:ind w:left="628" w:right="1060" w:hanging="5"/>
-        <w:jc w:val="both"/>
-      </w:pPr>
-      <w:r>
-        <w:rPr>
-          <w:rFonts w:ascii="Times New Roman" w:eastAsia="Times New Roman" w:hAnsi="Times New Roman" w:cs="Times New Roman"/>
-          <w:i/>
-          <w:sz w:val="24"/>
-        </w:rPr>
-        <w:t>Gợi ý: mỗi chương 1–2 câu.</w:t>
-      </w:r>
-    </w:p>
-    <w:p>
-      <w:pPr>
-        <w:pStyle w:val="Heading1"/>
-        <w:spacing w:after="321"/>
-        <w:ind w:left="35"/>
-      </w:pPr>
-      <w:bookmarkStart w:id="13" w:name="_Toc20837"/>
-      <w:r>
-        <w:t>Chương 2 — Cơ sở lý thuyết</w:t>
+        <w:pStyle w:val="Heading2"/>
+        <w:ind w:left="35" w:right="0"/>
+      </w:pPr>
+      <w:bookmarkStart w:id="13" w:name="_Toc20838"/>
+      <w:r>
+        <w:t>2.1 Khái quát loại bài toán</w:t>
       </w:r>
       <w:bookmarkEnd w:id="13"/>
     </w:p>
     <w:p>
       <w:pPr>
-        <w:pStyle w:val="Heading2"/>
-        <w:ind w:left="35" w:right="0"/>
-      </w:pPr>
-      <w:bookmarkStart w:id="14" w:name="_Toc20838"/>
-      <w:r>
-        <w:t>2.1 Khái quát loại bài toán</w:t>
-      </w:r>
-      <w:bookmarkEnd w:id="14"/>
-    </w:p>
-    <w:p>
-      <w:pPr>
         <w:spacing w:after="475"/>
         <w:ind w:left="628" w:right="1060" w:hanging="5"/>
         <w:jc w:val="both"/>
@@ -5675,11 +5675,11 @@
         <w:pStyle w:val="Heading2"/>
         <w:ind w:left="35" w:right="0"/>
       </w:pPr>
-      <w:bookmarkStart w:id="15" w:name="_Toc20839"/>
+      <w:bookmarkStart w:id="14" w:name="_Toc20839"/>
       <w:r>
         <w:t>2.2 Các mô hình sử dụng</w:t>
       </w:r>
-      <w:bookmarkEnd w:id="15"/>
+      <w:bookmarkEnd w:id="14"/>
     </w:p>
     <w:p>
       <w:pPr>
@@ -6013,11 +6013,11 @@
         <w:pStyle w:val="Heading2"/>
         <w:ind w:left="35" w:right="0"/>
       </w:pPr>
-      <w:bookmarkStart w:id="16" w:name="_Toc20840"/>
+      <w:bookmarkStart w:id="15" w:name="_Toc20840"/>
       <w:r>
         <w:t>2.3 Độ đo đánh giá</w:t>
       </w:r>
-      <w:bookmarkEnd w:id="16"/>
+      <w:bookmarkEnd w:id="15"/>
     </w:p>
     <w:p>
       <w:pPr>
@@ -6154,7 +6154,7 @@
         <w:pStyle w:val="Heading2"/>
         <w:ind w:left="35" w:right="0"/>
       </w:pPr>
-      <w:bookmarkStart w:id="17" w:name="_Toc20841"/>
+      <w:bookmarkStart w:id="16" w:name="_Toc20841"/>
       <w:r>
         <w:t xml:space="preserve">2.4 Công trình liên quan </w:t>
       </w:r>
@@ -6163,68 +6163,126 @@
           <w:i/>
         </w:rPr>
         <w:t>(tuỳ chọn)</w:t>
+      </w:r>
+      <w:bookmarkEnd w:id="16"/>
+    </w:p>
+    <w:p>
+      <w:pPr>
+        <w:spacing w:after="562" w:line="336" w:lineRule="auto"/>
+        <w:ind w:left="628" w:right="1060" w:hanging="5"/>
+        <w:jc w:val="both"/>
+      </w:pPr>
+      <w:r>
+        <w:rPr>
+          <w:rFonts w:ascii="Times New Roman" w:eastAsia="Times New Roman" w:hAnsi="Times New Roman" w:cs="Times New Roman"/>
+          <w:i/>
+          <w:sz w:val="24"/>
+        </w:rPr>
+        <w:t>Gợi ý: 1–2 đoạn về cách người khác giải bài toán/dataset này, kèm trích dẫn.</w:t>
+      </w:r>
+    </w:p>
+    <w:p>
+      <w:pPr>
+        <w:pStyle w:val="Heading1"/>
+        <w:ind w:left="35"/>
+      </w:pPr>
+      <w:bookmarkStart w:id="17" w:name="_Toc20842"/>
+      <w:r>
+        <w:lastRenderedPageBreak/>
+        <w:t>Chương 3 — Dữ liệu và Phân tích khám phá (EDA)</w:t>
       </w:r>
       <w:bookmarkEnd w:id="17"/>
     </w:p>
     <w:p>
       <w:pPr>
-        <w:spacing w:after="562" w:line="336" w:lineRule="auto"/>
-        <w:ind w:left="628" w:right="1060" w:hanging="5"/>
-        <w:jc w:val="both"/>
-      </w:pPr>
-      <w:r>
-        <w:rPr>
-          <w:rFonts w:ascii="Times New Roman" w:eastAsia="Times New Roman" w:hAnsi="Times New Roman" w:cs="Times New Roman"/>
-          <w:i/>
-          <w:sz w:val="24"/>
-        </w:rPr>
-        <w:t>Gợi ý: 1–2 đoạn về cách người khác giải bài toán/dataset này, kèm trích dẫn.</w:t>
-      </w:r>
-    </w:p>
-    <w:p>
-      <w:pPr>
-        <w:pStyle w:val="Heading1"/>
-        <w:ind w:left="35"/>
-      </w:pPr>
-      <w:bookmarkStart w:id="18" w:name="_Toc20842"/>
-      <w:r>
-        <w:lastRenderedPageBreak/>
-        <w:t>Chương 3 — Dữ liệu và Phân tích khám phá (EDA)</w:t>
+        <w:pStyle w:val="Heading2"/>
+        <w:spacing w:after="0"/>
+        <w:ind w:left="35" w:right="0"/>
+      </w:pPr>
+      <w:bookmarkStart w:id="18" w:name="_Toc20843"/>
+      <w:r>
+        <w:t>3.1 Nguồn và mô tả dữ liệu</w:t>
       </w:r>
       <w:bookmarkEnd w:id="18"/>
     </w:p>
     <w:p>
       <w:pPr>
-        <w:spacing w:after="475" w:line="336" w:lineRule="auto"/>
-        <w:ind w:left="37" w:right="1060" w:hanging="5"/>
-        <w:jc w:val="both"/>
-      </w:pPr>
-      <w:r>
-        <w:rPr>
-          <w:rFonts w:ascii="Times New Roman" w:eastAsia="Times New Roman" w:hAnsi="Times New Roman" w:cs="Times New Roman"/>
-          <w:i/>
-          <w:sz w:val="24"/>
-        </w:rPr>
-        <w:t>(Bước 1–2 của pipeline)</w:t>
-      </w:r>
-    </w:p>
-    <w:p>
-      <w:pPr>
-        <w:pStyle w:val="Heading2"/>
-        <w:spacing w:after="0"/>
-        <w:ind w:left="35" w:right="0"/>
-      </w:pPr>
-      <w:bookmarkStart w:id="19" w:name="_Toc20843"/>
-      <w:r>
-        <w:t>3.1 Nguồn và mô tả dữ liệu</w:t>
-      </w:r>
-      <w:bookmarkEnd w:id="19"/>
+        <w:rPr>
+          <w:rFonts w:ascii="Times New Roman" w:hAnsi="Times New Roman" w:cs="Times New Roman"/>
+          <w:sz w:val="24"/>
+          <w:szCs w:val="24"/>
+        </w:rPr>
+      </w:pPr>
+      <w:r>
+        <w:rPr>
+          <w:rFonts w:ascii="Times New Roman" w:hAnsi="Times New Roman" w:cs="Times New Roman"/>
+          <w:sz w:val="24"/>
+          <w:szCs w:val="24"/>
+        </w:rPr>
+        <w:t xml:space="preserve">- Nhóm </w:t>
+      </w:r>
+      <w:r>
+        <w:rPr>
+          <w:rFonts w:ascii="Times New Roman" w:hAnsi="Times New Roman" w:cs="Times New Roman"/>
+          <w:sz w:val="24"/>
+          <w:szCs w:val="24"/>
+        </w:rPr>
+        <w:t>sử dụng dữ liệu của Hotel Booking Demand</w:t>
+      </w:r>
+      <w:r>
+        <w:rPr>
+          <w:rFonts w:ascii="Times New Roman" w:hAnsi="Times New Roman" w:cs="Times New Roman"/>
+          <w:sz w:val="24"/>
+          <w:szCs w:val="24"/>
+        </w:rPr>
+        <w:t>, b</w:t>
+      </w:r>
+      <w:r>
+        <w:rPr>
+          <w:rFonts w:ascii="Times New Roman" w:hAnsi="Times New Roman" w:cs="Times New Roman"/>
+          <w:sz w:val="24"/>
+          <w:szCs w:val="24"/>
+        </w:rPr>
+        <w:t>ộ dữ liệu này chứa thông tin đặt phòng của một khách sạn trong thành phố và một khách sạn nghỉ dưỡng</w:t>
+      </w:r>
+      <w:r>
+        <w:rPr>
+          <w:rFonts w:ascii="Times New Roman" w:hAnsi="Times New Roman" w:cs="Times New Roman"/>
+          <w:sz w:val="24"/>
+          <w:szCs w:val="24"/>
+        </w:rPr>
+        <w:t xml:space="preserve"> </w:t>
+      </w:r>
+      <w:r>
+        <w:rPr>
+          <w:rFonts w:ascii="Times New Roman" w:hAnsi="Times New Roman" w:cs="Times New Roman"/>
+          <w:sz w:val="24"/>
+          <w:szCs w:val="24"/>
+        </w:rPr>
+        <w:t>ở Bồ Đào Nha trong giai đoạn 2015–2017</w:t>
+      </w:r>
+      <w:r>
+        <w:rPr>
+          <w:rFonts w:ascii="Times New Roman" w:hAnsi="Times New Roman" w:cs="Times New Roman"/>
+          <w:sz w:val="24"/>
+          <w:szCs w:val="24"/>
+        </w:rPr>
+        <w:t xml:space="preserve"> bao gồm các thông tin như thời điểm đặt phòng, thời gian lưu trú, số lượng người lớn, trẻ em và/hoặc trẻ sơ sinh, và số lượng chỗ đậu xe có sẵn, cùng nhiều thông tin khác. </w:t>
+      </w:r>
+      <w:r>
+        <w:rPr>
+          <w:rFonts w:ascii="Times New Roman" w:hAnsi="Times New Roman" w:cs="Times New Roman"/>
+          <w:sz w:val="24"/>
+          <w:szCs w:val="24"/>
+        </w:rPr>
+        <w:t>Bộ dữ liệu được công bố lần đầu trong bài báo khoa học của Antonio, de Almeida và Nunes (2019) trên tạp chí Data in Brief, và được chia sẻ lại dưới dạng CSV công khai trên Kaggle cũng như trong kho dữ liệu TidyTuesday (GitHub) mà nhóm đã tải trực tiếp để đảm bảo tính tái lập.</w:t>
+      </w:r>
     </w:p>
     <w:tbl>
       <w:tblPr>
         <w:tblStyle w:val="TableGrid"/>
-        <w:tblW w:w="6560" w:type="dxa"/>
-        <w:tblInd w:w="1662" w:type="dxa"/>
+        <w:tblW w:w="6965" w:type="dxa"/>
+        <w:tblInd w:w="1326" w:type="dxa"/>
         <w:tblCellMar>
           <w:top w:w="67" w:type="dxa"/>
           <w:bottom w:w="67" w:type="dxa"/>
@@ -6233,7 +6291,7 @@
         <w:tblLook w:val="04A0" w:firstRow="1" w:lastRow="0" w:firstColumn="1" w:lastColumn="0" w:noHBand="0" w:noVBand="1"/>
       </w:tblPr>
       <w:tblGrid>
-        <w:gridCol w:w="2328"/>
+        <w:gridCol w:w="2733"/>
         <w:gridCol w:w="4232"/>
       </w:tblGrid>
       <w:tr>
@@ -6242,7 +6300,7 @@
         </w:trPr>
         <w:tc>
           <w:tcPr>
-            <w:tcW w:w="2328" w:type="dxa"/>
+            <w:tcW w:w="2733" w:type="dxa"/>
             <w:tcBorders>
               <w:top w:val="single" w:sz="8" w:space="0" w:color="000000"/>
               <w:left w:val="nil"/>
@@ -6289,13 +6347,14 @@
         </w:trPr>
         <w:tc>
           <w:tcPr>
-            <w:tcW w:w="2328" w:type="dxa"/>
+            <w:tcW w:w="2733" w:type="dxa"/>
             <w:tcBorders>
               <w:top w:val="single" w:sz="5" w:space="0" w:color="000000"/>
               <w:left w:val="nil"/>
               <w:bottom w:val="nil"/>
               <w:right w:val="nil"/>
             </w:tcBorders>
+            <w:vAlign w:val="center"/>
           </w:tcPr>
           <w:p>
             <w:pPr>
@@ -6332,7 +6391,7 @@
               <w:bottom w:val="nil"/>
               <w:right w:val="nil"/>
             </w:tcBorders>
-            <w:vAlign w:val="bottom"/>
+            <w:vAlign w:val="center"/>
           </w:tcPr>
           <w:p>
             <w:pPr>
@@ -6351,6 +6410,23 @@
               <w:t>Hotel Booking Demand</w:t>
             </w:r>
           </w:p>
+        </w:tc>
+      </w:tr>
+      <w:tr>
+        <w:trPr>
+          <w:trHeight w:val="20"/>
+        </w:trPr>
+        <w:tc>
+          <w:tcPr>
+            <w:tcW w:w="2733" w:type="dxa"/>
+            <w:tcBorders>
+              <w:top w:val="nil"/>
+              <w:left w:val="nil"/>
+              <w:bottom w:val="nil"/>
+              <w:right w:val="nil"/>
+            </w:tcBorders>
+            <w:vAlign w:val="center"/>
+          </w:tcPr>
           <w:p>
             <w:pPr>
               <w:rPr>
@@ -6359,6 +6435,43 @@
                 <w:szCs w:val="24"/>
               </w:rPr>
             </w:pPr>
+            <w:r>
+              <w:rPr>
+                <w:rFonts w:ascii="Times New Roman" w:eastAsia="Times New Roman" w:hAnsi="Times New Roman" w:cs="Times New Roman"/>
+                <w:sz w:val="24"/>
+                <w:szCs w:val="24"/>
+              </w:rPr>
+              <w:t>Nguồn (URL)</w:t>
+            </w:r>
+          </w:p>
+        </w:tc>
+        <w:tc>
+          <w:tcPr>
+            <w:tcW w:w="4232" w:type="dxa"/>
+            <w:tcBorders>
+              <w:top w:val="nil"/>
+              <w:left w:val="nil"/>
+              <w:bottom w:val="nil"/>
+              <w:right w:val="nil"/>
+            </w:tcBorders>
+            <w:vAlign w:val="center"/>
+          </w:tcPr>
+          <w:p>
+            <w:pPr>
+              <w:rPr>
+                <w:rFonts w:ascii="Times New Roman" w:hAnsi="Times New Roman" w:cs="Times New Roman"/>
+                <w:sz w:val="24"/>
+                <w:szCs w:val="24"/>
+              </w:rPr>
+            </w:pPr>
+            <w:r>
+              <w:rPr>
+                <w:rFonts w:ascii="Times New Roman" w:hAnsi="Times New Roman" w:cs="Times New Roman"/>
+                <w:sz w:val="24"/>
+                <w:szCs w:val="24"/>
+              </w:rPr>
+              <w:t>Kaggle [1]</w:t>
+            </w:r>
           </w:p>
         </w:tc>
       </w:tr>
@@ -6368,13 +6481,14 @@
         </w:trPr>
         <w:tc>
           <w:tcPr>
-            <w:tcW w:w="2328" w:type="dxa"/>
-            <w:tcBorders>
-              <w:top w:val="nil"/>
-              <w:left w:val="nil"/>
-              <w:bottom w:val="nil"/>
-              <w:right w:val="nil"/>
-            </w:tcBorders>
+            <w:tcW w:w="2733" w:type="dxa"/>
+            <w:tcBorders>
+              <w:top w:val="nil"/>
+              <w:left w:val="nil"/>
+              <w:bottom w:val="nil"/>
+              <w:right w:val="nil"/>
+            </w:tcBorders>
+            <w:vAlign w:val="center"/>
           </w:tcPr>
           <w:p>
             <w:pPr>
@@ -6390,7 +6504,7 @@
                 <w:sz w:val="24"/>
                 <w:szCs w:val="24"/>
               </w:rPr>
-              <w:t>Nguồn (URL)</w:t>
+              <w:t>Số mẫu / số đặc trưng</w:t>
             </w:r>
           </w:p>
         </w:tc>
@@ -6403,6 +6517,7 @@
               <w:bottom w:val="nil"/>
               <w:right w:val="nil"/>
             </w:tcBorders>
+            <w:vAlign w:val="center"/>
           </w:tcPr>
           <w:p>
             <w:pPr>
@@ -6418,7 +6533,23 @@
                 <w:sz w:val="24"/>
                 <w:szCs w:val="24"/>
               </w:rPr>
-              <w:t>Kaggle [1]</w:t>
+              <w:t>119.390 mẫu /</w:t>
+            </w:r>
+            <w:r>
+              <w:rPr>
+                <w:rFonts w:ascii="Times New Roman" w:hAnsi="Times New Roman" w:cs="Times New Roman"/>
+                <w:sz w:val="24"/>
+                <w:szCs w:val="24"/>
+              </w:rPr>
+              <w:t xml:space="preserve"> </w:t>
+            </w:r>
+            <w:r>
+              <w:rPr>
+                <w:rFonts w:ascii="Times New Roman" w:hAnsi="Times New Roman" w:cs="Times New Roman"/>
+                <w:sz w:val="24"/>
+                <w:szCs w:val="24"/>
+              </w:rPr>
+              <w:t>32 đặc trưng</w:t>
             </w:r>
           </w:p>
         </w:tc>
@@ -6429,13 +6560,14 @@
         </w:trPr>
         <w:tc>
           <w:tcPr>
-            <w:tcW w:w="2328" w:type="dxa"/>
-            <w:tcBorders>
-              <w:top w:val="nil"/>
-              <w:left w:val="nil"/>
-              <w:bottom w:val="nil"/>
-              <w:right w:val="nil"/>
-            </w:tcBorders>
+            <w:tcW w:w="2733" w:type="dxa"/>
+            <w:tcBorders>
+              <w:top w:val="nil"/>
+              <w:left w:val="nil"/>
+              <w:bottom w:val="nil"/>
+              <w:right w:val="nil"/>
+            </w:tcBorders>
+            <w:vAlign w:val="center"/>
           </w:tcPr>
           <w:p>
             <w:pPr>
@@ -6451,7 +6583,7 @@
                 <w:sz w:val="24"/>
                 <w:szCs w:val="24"/>
               </w:rPr>
-              <w:t>Số mẫu / số đặc trưng</w:t>
+              <w:t>Kiểu đặc trưng</w:t>
             </w:r>
           </w:p>
         </w:tc>
@@ -6464,6 +6596,7 @@
               <w:bottom w:val="nil"/>
               <w:right w:val="nil"/>
             </w:tcBorders>
+            <w:vAlign w:val="center"/>
           </w:tcPr>
           <w:p>
             <w:pPr>
@@ -6479,40 +6612,41 @@
                 <w:sz w:val="24"/>
                 <w:szCs w:val="24"/>
               </w:rPr>
-              <w:t>119.390 mẫu /</w:t>
-            </w:r>
-            <w:r>
-              <w:rPr>
-                <w:rFonts w:ascii="Times New Roman" w:hAnsi="Times New Roman" w:cs="Times New Roman"/>
-                <w:sz w:val="24"/>
-                <w:szCs w:val="24"/>
-              </w:rPr>
-              <w:t xml:space="preserve"> </w:t>
-            </w:r>
-            <w:r>
-              <w:rPr>
-                <w:rFonts w:ascii="Times New Roman" w:hAnsi="Times New Roman" w:cs="Times New Roman"/>
-                <w:sz w:val="24"/>
-                <w:szCs w:val="24"/>
-              </w:rPr>
-              <w:t>32 đặc trưng</w:t>
+              <w:t xml:space="preserve">Hỗn hợp: 16 cột số nguyên (int), 4 cột số thực (float), 12 cột </w:t>
+            </w:r>
+            <w:r>
+              <w:rPr>
+                <w:rFonts w:ascii="Times New Roman" w:hAnsi="Times New Roman" w:cs="Times New Roman"/>
+                <w:sz w:val="24"/>
+                <w:szCs w:val="24"/>
+              </w:rPr>
+              <w:t xml:space="preserve">chuỗi </w:t>
+            </w:r>
+            <w:r>
+              <w:rPr>
+                <w:rFonts w:ascii="Times New Roman" w:hAnsi="Times New Roman" w:cs="Times New Roman"/>
+                <w:sz w:val="24"/>
+                <w:szCs w:val="24"/>
+              </w:rPr>
+              <w:t>(string)</w:t>
             </w:r>
           </w:p>
         </w:tc>
       </w:tr>
       <w:tr>
         <w:trPr>
-          <w:trHeight w:val="376"/>
+          <w:trHeight w:val="20"/>
         </w:trPr>
         <w:tc>
           <w:tcPr>
-            <w:tcW w:w="2328" w:type="dxa"/>
-            <w:tcBorders>
-              <w:top w:val="nil"/>
-              <w:left w:val="nil"/>
-              <w:bottom w:val="nil"/>
-              <w:right w:val="nil"/>
-            </w:tcBorders>
+            <w:tcW w:w="2733" w:type="dxa"/>
+            <w:tcBorders>
+              <w:top w:val="nil"/>
+              <w:left w:val="nil"/>
+              <w:bottom w:val="nil"/>
+              <w:right w:val="nil"/>
+            </w:tcBorders>
+            <w:vAlign w:val="center"/>
           </w:tcPr>
           <w:p>
             <w:pPr>
@@ -6528,7 +6662,7 @@
                 <w:sz w:val="24"/>
                 <w:szCs w:val="24"/>
               </w:rPr>
-              <w:t>Kiểu đặc trưng</w:t>
+              <w:t>Biến mục tiêu</w:t>
             </w:r>
           </w:p>
         </w:tc>
@@ -6541,10 +6675,10 @@
               <w:bottom w:val="nil"/>
               <w:right w:val="nil"/>
             </w:tcBorders>
+            <w:vAlign w:val="center"/>
           </w:tcPr>
           <w:p>
             <w:pPr>
-              <w:jc w:val="both"/>
               <w:rPr>
                 <w:rFonts w:ascii="Times New Roman" w:hAnsi="Times New Roman" w:cs="Times New Roman"/>
                 <w:sz w:val="24"/>
@@ -6557,83 +6691,6 @@
                 <w:sz w:val="24"/>
                 <w:szCs w:val="24"/>
               </w:rPr>
-              <w:t xml:space="preserve">Hỗn hợp: 16 cột số nguyên (int), 4 cột số thực (float), 12 cột </w:t>
-            </w:r>
-            <w:r>
-              <w:rPr>
-                <w:rFonts w:ascii="Times New Roman" w:hAnsi="Times New Roman" w:cs="Times New Roman"/>
-                <w:sz w:val="24"/>
-                <w:szCs w:val="24"/>
-              </w:rPr>
-              <w:t xml:space="preserve">chuỗi </w:t>
-            </w:r>
-            <w:r>
-              <w:rPr>
-                <w:rFonts w:ascii="Times New Roman" w:hAnsi="Times New Roman" w:cs="Times New Roman"/>
-                <w:sz w:val="24"/>
-                <w:szCs w:val="24"/>
-              </w:rPr>
-              <w:t>(string)</w:t>
-            </w:r>
-          </w:p>
-        </w:tc>
-      </w:tr>
-      <w:tr>
-        <w:trPr>
-          <w:trHeight w:val="376"/>
-        </w:trPr>
-        <w:tc>
-          <w:tcPr>
-            <w:tcW w:w="2328" w:type="dxa"/>
-            <w:tcBorders>
-              <w:top w:val="nil"/>
-              <w:left w:val="nil"/>
-              <w:bottom w:val="nil"/>
-              <w:right w:val="nil"/>
-            </w:tcBorders>
-          </w:tcPr>
-          <w:p>
-            <w:pPr>
-              <w:rPr>
-                <w:rFonts w:ascii="Times New Roman" w:hAnsi="Times New Roman" w:cs="Times New Roman"/>
-                <w:sz w:val="24"/>
-                <w:szCs w:val="24"/>
-              </w:rPr>
-            </w:pPr>
-            <w:r>
-              <w:rPr>
-                <w:rFonts w:ascii="Times New Roman" w:eastAsia="Times New Roman" w:hAnsi="Times New Roman" w:cs="Times New Roman"/>
-                <w:sz w:val="24"/>
-                <w:szCs w:val="24"/>
-              </w:rPr>
-              <w:t>Biến mục tiêu</w:t>
-            </w:r>
-          </w:p>
-        </w:tc>
-        <w:tc>
-          <w:tcPr>
-            <w:tcW w:w="4232" w:type="dxa"/>
-            <w:tcBorders>
-              <w:top w:val="nil"/>
-              <w:left w:val="nil"/>
-              <w:bottom w:val="nil"/>
-              <w:right w:val="nil"/>
-            </w:tcBorders>
-          </w:tcPr>
-          <w:p>
-            <w:pPr>
-              <w:rPr>
-                <w:rFonts w:ascii="Times New Roman" w:hAnsi="Times New Roman" w:cs="Times New Roman"/>
-                <w:sz w:val="24"/>
-                <w:szCs w:val="24"/>
-              </w:rPr>
-            </w:pPr>
-            <w:r>
-              <w:rPr>
-                <w:rFonts w:ascii="Times New Roman" w:hAnsi="Times New Roman" w:cs="Times New Roman"/>
-                <w:sz w:val="24"/>
-                <w:szCs w:val="24"/>
-              </w:rPr>
               <w:t xml:space="preserve">is_canceled </w:t>
             </w:r>
             <w:r>
@@ -6650,7 +6707,23 @@
                 <w:sz w:val="24"/>
                 <w:szCs w:val="24"/>
               </w:rPr>
-              <w:t xml:space="preserve"> Nhị phân (0: Không hủy, 1: Hủy)</w:t>
+              <w:t xml:space="preserve"> </w:t>
+            </w:r>
+            <w:r>
+              <w:rPr>
+                <w:rFonts w:ascii="Times New Roman" w:hAnsi="Times New Roman" w:cs="Times New Roman"/>
+                <w:sz w:val="24"/>
+                <w:szCs w:val="24"/>
+              </w:rPr>
+              <w:t>Số nguyên</w:t>
+            </w:r>
+            <w:r>
+              <w:rPr>
+                <w:rFonts w:ascii="Times New Roman" w:hAnsi="Times New Roman" w:cs="Times New Roman"/>
+                <w:sz w:val="24"/>
+                <w:szCs w:val="24"/>
+              </w:rPr>
+              <w:t xml:space="preserve"> (0: Không hủy, 1: Hủy)</w:t>
             </w:r>
             <w:r>
               <w:rPr>
@@ -6709,13 +6782,14 @@
         </w:trPr>
         <w:tc>
           <w:tcPr>
-            <w:tcW w:w="2328" w:type="dxa"/>
+            <w:tcW w:w="2733" w:type="dxa"/>
             <w:tcBorders>
               <w:top w:val="nil"/>
               <w:left w:val="nil"/>
               <w:bottom w:val="single" w:sz="8" w:space="0" w:color="000000"/>
               <w:right w:val="nil"/>
             </w:tcBorders>
+            <w:vAlign w:val="center"/>
           </w:tcPr>
           <w:p>
             <w:pPr>
@@ -6744,6 +6818,7 @@
               <w:bottom w:val="single" w:sz="8" w:space="0" w:color="000000"/>
               <w:right w:val="nil"/>
             </w:tcBorders>
+            <w:vAlign w:val="center"/>
           </w:tcPr>
           <w:p>
             <w:pPr>
@@ -6769,41 +6844,3519 @@
       <w:pPr>
         <w:spacing w:after="475" w:line="336" w:lineRule="auto"/>
         <w:ind w:left="628" w:right="1060" w:hanging="5"/>
-        <w:jc w:val="both"/>
-      </w:pPr>
-      <w:r>
+        <w:jc w:val="center"/>
         <w:rPr>
           <w:rFonts w:ascii="Times New Roman" w:eastAsia="Times New Roman" w:hAnsi="Times New Roman" w:cs="Times New Roman"/>
           <w:i/>
           <w:sz w:val="24"/>
         </w:rPr>
-        <w:t>Gợi ý: kèm bảng ý nghĩa từng trường (data dictionary) ở Phụ lục nếu dài.</w:t>
+      </w:pPr>
+      <w:r>
+        <w:rPr>
+          <w:rFonts w:ascii="Times New Roman" w:eastAsia="Times New Roman" w:hAnsi="Times New Roman" w:cs="Times New Roman"/>
+          <w:i/>
+          <w:sz w:val="24"/>
+        </w:rPr>
+        <w:t>Bảng 3.1. Mô tả tổng quan bộ dữ liệu Hotel Booking Demand</w:t>
+      </w:r>
+      <w:r>
+        <w:rPr>
+          <w:rFonts w:ascii="Times New Roman" w:eastAsia="Times New Roman" w:hAnsi="Times New Roman" w:cs="Times New Roman"/>
+          <w:i/>
+          <w:sz w:val="24"/>
+        </w:rPr>
+        <w:t>.</w:t>
       </w:r>
     </w:p>
     <w:p>
       <w:pPr>
+        <w:rPr>
+          <w:rFonts w:ascii="Times New Roman" w:hAnsi="Times New Roman" w:cs="Times New Roman"/>
+          <w:sz w:val="24"/>
+          <w:szCs w:val="24"/>
+        </w:rPr>
+      </w:pPr>
+      <w:r>
+        <w:rPr>
+          <w:rFonts w:ascii="Times New Roman" w:hAnsi="Times New Roman" w:cs="Times New Roman"/>
+          <w:sz w:val="24"/>
+          <w:szCs w:val="24"/>
+        </w:rPr>
+        <w:t xml:space="preserve">- </w:t>
+      </w:r>
+      <w:r>
+        <w:rPr>
+          <w:rFonts w:ascii="Times New Roman" w:hAnsi="Times New Roman" w:cs="Times New Roman"/>
+          <w:sz w:val="24"/>
+          <w:szCs w:val="24"/>
+        </w:rPr>
+        <w:t>Dữ liệu gồm các trường chính như sau:</w:t>
+      </w:r>
+    </w:p>
+    <w:tbl>
+      <w:tblPr>
+        <w:tblStyle w:val="TableGrid"/>
+        <w:tblW w:w="4630" w:type="pct"/>
+        <w:tblInd w:w="284" w:type="dxa"/>
+        <w:tblCellMar>
+          <w:top w:w="67" w:type="dxa"/>
+          <w:bottom w:w="67" w:type="dxa"/>
+          <w:right w:w="1" w:type="dxa"/>
+        </w:tblCellMar>
+        <w:tblLook w:val="04A0" w:firstRow="1" w:lastRow="0" w:firstColumn="1" w:lastColumn="0" w:noHBand="0" w:noVBand="1"/>
+      </w:tblPr>
+      <w:tblGrid>
+        <w:gridCol w:w="3544"/>
+        <w:gridCol w:w="4677"/>
+        <w:gridCol w:w="1277"/>
+      </w:tblGrid>
+      <w:tr>
+        <w:trPr>
+          <w:trHeight w:val="503"/>
+        </w:trPr>
+        <w:tc>
+          <w:tcPr>
+            <w:tcW w:w="1866" w:type="pct"/>
+            <w:tcBorders>
+              <w:top w:val="single" w:sz="8" w:space="0" w:color="000000"/>
+              <w:left w:val="nil"/>
+              <w:bottom w:val="single" w:sz="5" w:space="0" w:color="000000"/>
+              <w:right w:val="nil"/>
+            </w:tcBorders>
+            <w:vAlign w:val="center"/>
+          </w:tcPr>
+          <w:p>
+            <w:pPr>
+              <w:rPr>
+                <w:rFonts w:ascii="Times New Roman" w:hAnsi="Times New Roman" w:cs="Times New Roman"/>
+                <w:sz w:val="24"/>
+                <w:szCs w:val="24"/>
+              </w:rPr>
+            </w:pPr>
+            <w:r>
+              <w:rPr>
+                <w:rFonts w:ascii="Times New Roman" w:eastAsia="Times New Roman" w:hAnsi="Times New Roman" w:cs="Times New Roman"/>
+                <w:sz w:val="24"/>
+                <w:szCs w:val="24"/>
+              </w:rPr>
+              <w:t>Trường</w:t>
+            </w:r>
+          </w:p>
+        </w:tc>
+        <w:tc>
+          <w:tcPr>
+            <w:tcW w:w="2462" w:type="pct"/>
+            <w:tcBorders>
+              <w:top w:val="single" w:sz="8" w:space="0" w:color="000000"/>
+              <w:left w:val="nil"/>
+              <w:bottom w:val="single" w:sz="5" w:space="0" w:color="000000"/>
+              <w:right w:val="nil"/>
+            </w:tcBorders>
+            <w:vAlign w:val="center"/>
+          </w:tcPr>
+          <w:p>
+            <w:pPr>
+              <w:rPr>
+                <w:rFonts w:ascii="Times New Roman" w:eastAsia="Times New Roman" w:hAnsi="Times New Roman" w:cs="Times New Roman"/>
+                <w:sz w:val="24"/>
+                <w:szCs w:val="24"/>
+              </w:rPr>
+            </w:pPr>
+            <w:r>
+              <w:rPr>
+                <w:rFonts w:ascii="Times New Roman" w:eastAsia="Times New Roman" w:hAnsi="Times New Roman" w:cs="Times New Roman"/>
+                <w:sz w:val="24"/>
+                <w:szCs w:val="24"/>
+              </w:rPr>
+              <w:t>Ý ngh</w:t>
+            </w:r>
+            <w:r>
+              <w:rPr>
+                <w:rFonts w:ascii="Times New Roman" w:eastAsia="Times New Roman" w:hAnsi="Times New Roman" w:cs="Times New Roman"/>
+                <w:sz w:val="24"/>
+                <w:szCs w:val="24"/>
+              </w:rPr>
+              <w:t>ĩa</w:t>
+            </w:r>
+          </w:p>
+        </w:tc>
+        <w:tc>
+          <w:tcPr>
+            <w:tcW w:w="672" w:type="pct"/>
+            <w:tcBorders>
+              <w:top w:val="single" w:sz="8" w:space="0" w:color="000000"/>
+              <w:left w:val="nil"/>
+              <w:bottom w:val="single" w:sz="5" w:space="0" w:color="000000"/>
+              <w:right w:val="nil"/>
+            </w:tcBorders>
+            <w:vAlign w:val="center"/>
+          </w:tcPr>
+          <w:p>
+            <w:pPr>
+              <w:rPr>
+                <w:rFonts w:ascii="Times New Roman" w:hAnsi="Times New Roman" w:cs="Times New Roman"/>
+                <w:sz w:val="24"/>
+                <w:szCs w:val="24"/>
+              </w:rPr>
+            </w:pPr>
+            <w:r>
+              <w:rPr>
+                <w:rFonts w:ascii="Times New Roman" w:eastAsia="Times New Roman" w:hAnsi="Times New Roman" w:cs="Times New Roman"/>
+                <w:sz w:val="24"/>
+                <w:szCs w:val="24"/>
+              </w:rPr>
+              <w:t>Kiểu dữ liệu</w:t>
+            </w:r>
+          </w:p>
+        </w:tc>
+      </w:tr>
+      <w:tr>
+        <w:trPr>
+          <w:trHeight w:val="398"/>
+        </w:trPr>
+        <w:tc>
+          <w:tcPr>
+            <w:tcW w:w="1866" w:type="pct"/>
+            <w:tcBorders>
+              <w:top w:val="nil"/>
+              <w:left w:val="nil"/>
+              <w:bottom w:val="nil"/>
+              <w:right w:val="nil"/>
+            </w:tcBorders>
+          </w:tcPr>
+          <w:p>
+            <w:pPr>
+              <w:rPr>
+                <w:rFonts w:ascii="Times New Roman" w:hAnsi="Times New Roman" w:cs="Times New Roman"/>
+                <w:sz w:val="24"/>
+                <w:szCs w:val="24"/>
+              </w:rPr>
+            </w:pPr>
+            <w:r>
+              <w:rPr>
+                <w:rFonts w:ascii="Times New Roman" w:hAnsi="Times New Roman" w:cs="Times New Roman"/>
+                <w:sz w:val="24"/>
+                <w:szCs w:val="24"/>
+              </w:rPr>
+              <w:t>hotel</w:t>
+            </w:r>
+          </w:p>
+        </w:tc>
+        <w:tc>
+          <w:tcPr>
+            <w:tcW w:w="2462" w:type="pct"/>
+            <w:tcBorders>
+              <w:top w:val="nil"/>
+              <w:left w:val="nil"/>
+              <w:bottom w:val="nil"/>
+              <w:right w:val="nil"/>
+            </w:tcBorders>
+          </w:tcPr>
+          <w:p>
+            <w:pPr>
+              <w:rPr>
+                <w:rFonts w:ascii="Times New Roman" w:hAnsi="Times New Roman" w:cs="Times New Roman"/>
+                <w:sz w:val="24"/>
+                <w:szCs w:val="24"/>
+              </w:rPr>
+            </w:pPr>
+            <w:r>
+              <w:rPr>
+                <w:rFonts w:ascii="Times New Roman" w:hAnsi="Times New Roman" w:cs="Times New Roman"/>
+                <w:sz w:val="24"/>
+                <w:szCs w:val="24"/>
+              </w:rPr>
+              <w:t>Loại khách sạn: City Hotel / Resort Hotel</w:t>
+            </w:r>
+          </w:p>
+        </w:tc>
+        <w:tc>
+          <w:tcPr>
+            <w:tcW w:w="672" w:type="pct"/>
+            <w:tcBorders>
+              <w:top w:val="nil"/>
+              <w:left w:val="nil"/>
+              <w:bottom w:val="nil"/>
+              <w:right w:val="nil"/>
+            </w:tcBorders>
+          </w:tcPr>
+          <w:p>
+            <w:pPr>
+              <w:rPr>
+                <w:rFonts w:ascii="Times New Roman" w:hAnsi="Times New Roman" w:cs="Times New Roman"/>
+                <w:sz w:val="24"/>
+                <w:szCs w:val="24"/>
+              </w:rPr>
+            </w:pPr>
+            <w:r>
+              <w:rPr>
+                <w:rFonts w:ascii="Times New Roman" w:hAnsi="Times New Roman" w:cs="Times New Roman"/>
+                <w:sz w:val="24"/>
+                <w:szCs w:val="24"/>
+              </w:rPr>
+              <w:t>s</w:t>
+            </w:r>
+            <w:r>
+              <w:rPr>
+                <w:rFonts w:ascii="Times New Roman" w:hAnsi="Times New Roman" w:cs="Times New Roman"/>
+                <w:sz w:val="24"/>
+                <w:szCs w:val="24"/>
+              </w:rPr>
+              <w:t>tring</w:t>
+            </w:r>
+          </w:p>
+        </w:tc>
+      </w:tr>
+      <w:tr>
+        <w:trPr>
+          <w:trHeight w:val="398"/>
+        </w:trPr>
+        <w:tc>
+          <w:tcPr>
+            <w:tcW w:w="1866" w:type="pct"/>
+            <w:tcBorders>
+              <w:top w:val="nil"/>
+              <w:left w:val="nil"/>
+              <w:bottom w:val="nil"/>
+              <w:right w:val="nil"/>
+            </w:tcBorders>
+          </w:tcPr>
+          <w:p>
+            <w:pPr>
+              <w:rPr>
+                <w:rFonts w:ascii="Times New Roman" w:hAnsi="Times New Roman" w:cs="Times New Roman"/>
+                <w:sz w:val="24"/>
+                <w:szCs w:val="24"/>
+              </w:rPr>
+            </w:pPr>
+            <w:r>
+              <w:rPr>
+                <w:rFonts w:ascii="Times New Roman" w:hAnsi="Times New Roman" w:cs="Times New Roman"/>
+                <w:sz w:val="24"/>
+                <w:szCs w:val="24"/>
+              </w:rPr>
+              <w:t>is_canceled</w:t>
+            </w:r>
+          </w:p>
+        </w:tc>
+        <w:tc>
+          <w:tcPr>
+            <w:tcW w:w="2462" w:type="pct"/>
+            <w:tcBorders>
+              <w:top w:val="nil"/>
+              <w:left w:val="nil"/>
+              <w:bottom w:val="nil"/>
+              <w:right w:val="nil"/>
+            </w:tcBorders>
+          </w:tcPr>
+          <w:p>
+            <w:pPr>
+              <w:rPr>
+                <w:rFonts w:ascii="Times New Roman" w:hAnsi="Times New Roman" w:cs="Times New Roman"/>
+                <w:sz w:val="24"/>
+                <w:szCs w:val="24"/>
+              </w:rPr>
+            </w:pPr>
+            <w:r>
+              <w:rPr>
+                <w:rFonts w:ascii="Times New Roman" w:hAnsi="Times New Roman" w:cs="Times New Roman"/>
+                <w:sz w:val="24"/>
+                <w:szCs w:val="24"/>
+              </w:rPr>
+              <w:t>Đ</w:t>
+            </w:r>
+            <w:r>
+              <w:rPr>
+                <w:rFonts w:ascii="Times New Roman" w:hAnsi="Times New Roman" w:cs="Times New Roman"/>
+                <w:sz w:val="24"/>
+                <w:szCs w:val="24"/>
+              </w:rPr>
+              <w:t>ơn có bị hủy hay không (0/1)</w:t>
+            </w:r>
+          </w:p>
+        </w:tc>
+        <w:tc>
+          <w:tcPr>
+            <w:tcW w:w="672" w:type="pct"/>
+            <w:tcBorders>
+              <w:top w:val="nil"/>
+              <w:left w:val="nil"/>
+              <w:bottom w:val="nil"/>
+              <w:right w:val="nil"/>
+            </w:tcBorders>
+          </w:tcPr>
+          <w:p>
+            <w:pPr>
+              <w:rPr>
+                <w:rFonts w:ascii="Times New Roman" w:hAnsi="Times New Roman" w:cs="Times New Roman"/>
+                <w:sz w:val="24"/>
+                <w:szCs w:val="24"/>
+              </w:rPr>
+            </w:pPr>
+            <w:r>
+              <w:rPr>
+                <w:rFonts w:ascii="Times New Roman" w:hAnsi="Times New Roman" w:cs="Times New Roman"/>
+                <w:sz w:val="24"/>
+                <w:szCs w:val="24"/>
+              </w:rPr>
+              <w:t>int</w:t>
+            </w:r>
+          </w:p>
+        </w:tc>
+      </w:tr>
+      <w:tr>
+        <w:trPr>
+          <w:trHeight w:val="398"/>
+        </w:trPr>
+        <w:tc>
+          <w:tcPr>
+            <w:tcW w:w="1866" w:type="pct"/>
+            <w:tcBorders>
+              <w:top w:val="nil"/>
+              <w:left w:val="nil"/>
+              <w:bottom w:val="nil"/>
+              <w:right w:val="nil"/>
+            </w:tcBorders>
+          </w:tcPr>
+          <w:p>
+            <w:pPr>
+              <w:rPr>
+                <w:rFonts w:ascii="Times New Roman" w:hAnsi="Times New Roman" w:cs="Times New Roman"/>
+                <w:sz w:val="24"/>
+                <w:szCs w:val="24"/>
+              </w:rPr>
+            </w:pPr>
+            <w:r>
+              <w:rPr>
+                <w:rFonts w:ascii="Times New Roman" w:hAnsi="Times New Roman" w:cs="Times New Roman"/>
+                <w:sz w:val="24"/>
+                <w:szCs w:val="24"/>
+              </w:rPr>
+              <w:t>lead_time</w:t>
+            </w:r>
+          </w:p>
+        </w:tc>
+        <w:tc>
+          <w:tcPr>
+            <w:tcW w:w="2462" w:type="pct"/>
+            <w:tcBorders>
+              <w:top w:val="nil"/>
+              <w:left w:val="nil"/>
+              <w:bottom w:val="nil"/>
+              <w:right w:val="nil"/>
+            </w:tcBorders>
+          </w:tcPr>
+          <w:p>
+            <w:pPr>
+              <w:rPr>
+                <w:rFonts w:ascii="Times New Roman" w:hAnsi="Times New Roman" w:cs="Times New Roman"/>
+                <w:sz w:val="24"/>
+                <w:szCs w:val="24"/>
+              </w:rPr>
+            </w:pPr>
+            <w:r>
+              <w:rPr>
+                <w:rFonts w:ascii="Times New Roman" w:hAnsi="Times New Roman" w:cs="Times New Roman"/>
+                <w:sz w:val="24"/>
+                <w:szCs w:val="24"/>
+              </w:rPr>
+              <w:t>Số ngày từ lúc đặt phòng đến ngày nhận phòng</w:t>
+            </w:r>
+          </w:p>
+        </w:tc>
+        <w:tc>
+          <w:tcPr>
+            <w:tcW w:w="672" w:type="pct"/>
+            <w:tcBorders>
+              <w:top w:val="nil"/>
+              <w:left w:val="nil"/>
+              <w:bottom w:val="nil"/>
+              <w:right w:val="nil"/>
+            </w:tcBorders>
+          </w:tcPr>
+          <w:p>
+            <w:pPr>
+              <w:rPr>
+                <w:rFonts w:ascii="Times New Roman" w:hAnsi="Times New Roman" w:cs="Times New Roman"/>
+                <w:sz w:val="24"/>
+                <w:szCs w:val="24"/>
+              </w:rPr>
+            </w:pPr>
+            <w:r>
+              <w:rPr>
+                <w:rFonts w:ascii="Times New Roman" w:hAnsi="Times New Roman" w:cs="Times New Roman"/>
+                <w:sz w:val="24"/>
+                <w:szCs w:val="24"/>
+              </w:rPr>
+              <w:t>int</w:t>
+            </w:r>
+          </w:p>
+        </w:tc>
+      </w:tr>
+      <w:tr>
+        <w:trPr>
+          <w:trHeight w:val="398"/>
+        </w:trPr>
+        <w:tc>
+          <w:tcPr>
+            <w:tcW w:w="1866" w:type="pct"/>
+            <w:tcBorders>
+              <w:top w:val="nil"/>
+              <w:left w:val="nil"/>
+              <w:bottom w:val="nil"/>
+              <w:right w:val="nil"/>
+            </w:tcBorders>
+          </w:tcPr>
+          <w:p>
+            <w:pPr>
+              <w:rPr>
+                <w:rFonts w:ascii="Times New Roman" w:eastAsia="Times New Roman" w:hAnsi="Times New Roman" w:cs="Times New Roman"/>
+                <w:sz w:val="24"/>
+                <w:szCs w:val="24"/>
+              </w:rPr>
+            </w:pPr>
+            <w:r>
+              <w:rPr>
+                <w:rFonts w:ascii="Times New Roman" w:hAnsi="Times New Roman" w:cs="Times New Roman"/>
+                <w:sz w:val="24"/>
+                <w:szCs w:val="24"/>
+              </w:rPr>
+              <w:t>arrival_date_year</w:t>
+            </w:r>
+          </w:p>
+          <w:p>
+            <w:pPr>
+              <w:rPr>
+                <w:rFonts w:ascii="Times New Roman" w:hAnsi="Times New Roman" w:cs="Times New Roman"/>
+                <w:sz w:val="24"/>
+                <w:szCs w:val="24"/>
+              </w:rPr>
+            </w:pPr>
+          </w:p>
+        </w:tc>
+        <w:tc>
+          <w:tcPr>
+            <w:tcW w:w="2462" w:type="pct"/>
+            <w:tcBorders>
+              <w:top w:val="nil"/>
+              <w:left w:val="nil"/>
+              <w:bottom w:val="nil"/>
+              <w:right w:val="nil"/>
+            </w:tcBorders>
+          </w:tcPr>
+          <w:p>
+            <w:pPr>
+              <w:rPr>
+                <w:rFonts w:ascii="Times New Roman" w:hAnsi="Times New Roman" w:cs="Times New Roman"/>
+                <w:sz w:val="24"/>
+                <w:szCs w:val="24"/>
+              </w:rPr>
+            </w:pPr>
+            <w:r>
+              <w:rPr>
+                <w:rFonts w:ascii="Times New Roman" w:hAnsi="Times New Roman" w:cs="Times New Roman"/>
+                <w:sz w:val="24"/>
+                <w:szCs w:val="24"/>
+              </w:rPr>
+              <w:t>Năm</w:t>
+            </w:r>
+            <w:r>
+              <w:rPr>
+                <w:rFonts w:ascii="Times New Roman" w:hAnsi="Times New Roman" w:cs="Times New Roman"/>
+                <w:sz w:val="24"/>
+                <w:szCs w:val="24"/>
+              </w:rPr>
+              <w:t xml:space="preserve"> nhận phòng</w:t>
+            </w:r>
+          </w:p>
+        </w:tc>
+        <w:tc>
+          <w:tcPr>
+            <w:tcW w:w="672" w:type="pct"/>
+            <w:tcBorders>
+              <w:top w:val="nil"/>
+              <w:left w:val="nil"/>
+              <w:bottom w:val="nil"/>
+              <w:right w:val="nil"/>
+            </w:tcBorders>
+          </w:tcPr>
+          <w:p>
+            <w:pPr>
+              <w:rPr>
+                <w:rFonts w:ascii="Times New Roman" w:hAnsi="Times New Roman" w:cs="Times New Roman"/>
+                <w:sz w:val="24"/>
+                <w:szCs w:val="24"/>
+              </w:rPr>
+            </w:pPr>
+            <w:r>
+              <w:rPr>
+                <w:rFonts w:ascii="Times New Roman" w:hAnsi="Times New Roman" w:cs="Times New Roman"/>
+                <w:sz w:val="24"/>
+                <w:szCs w:val="24"/>
+              </w:rPr>
+              <w:t>int</w:t>
+            </w:r>
+          </w:p>
+        </w:tc>
+      </w:tr>
+      <w:tr>
+        <w:trPr>
+          <w:trHeight w:val="398"/>
+        </w:trPr>
+        <w:tc>
+          <w:tcPr>
+            <w:tcW w:w="1866" w:type="pct"/>
+            <w:tcBorders>
+              <w:top w:val="nil"/>
+              <w:left w:val="nil"/>
+              <w:bottom w:val="nil"/>
+              <w:right w:val="nil"/>
+            </w:tcBorders>
+          </w:tcPr>
+          <w:p>
+            <w:pPr>
+              <w:rPr>
+                <w:rFonts w:ascii="Times New Roman" w:eastAsia="Times New Roman" w:hAnsi="Times New Roman" w:cs="Times New Roman"/>
+                <w:sz w:val="24"/>
+                <w:szCs w:val="24"/>
+              </w:rPr>
+            </w:pPr>
+            <w:r>
+              <w:rPr>
+                <w:rFonts w:ascii="Times New Roman" w:hAnsi="Times New Roman" w:cs="Times New Roman"/>
+                <w:sz w:val="24"/>
+                <w:szCs w:val="24"/>
+              </w:rPr>
+              <w:t>arrival_date_month</w:t>
+            </w:r>
+          </w:p>
+          <w:p>
+            <w:pPr>
+              <w:rPr>
+                <w:rFonts w:ascii="Times New Roman" w:hAnsi="Times New Roman" w:cs="Times New Roman"/>
+                <w:sz w:val="24"/>
+                <w:szCs w:val="24"/>
+              </w:rPr>
+            </w:pPr>
+          </w:p>
+        </w:tc>
+        <w:tc>
+          <w:tcPr>
+            <w:tcW w:w="2462" w:type="pct"/>
+            <w:tcBorders>
+              <w:top w:val="nil"/>
+              <w:left w:val="nil"/>
+              <w:bottom w:val="nil"/>
+              <w:right w:val="nil"/>
+            </w:tcBorders>
+          </w:tcPr>
+          <w:p>
+            <w:pPr>
+              <w:rPr>
+                <w:rFonts w:ascii="Times New Roman" w:hAnsi="Times New Roman" w:cs="Times New Roman"/>
+                <w:sz w:val="24"/>
+                <w:szCs w:val="24"/>
+              </w:rPr>
+            </w:pPr>
+            <w:r>
+              <w:rPr>
+                <w:rFonts w:ascii="Times New Roman" w:hAnsi="Times New Roman" w:cs="Times New Roman"/>
+                <w:sz w:val="24"/>
+                <w:szCs w:val="24"/>
+              </w:rPr>
+              <w:t>Tháng nhận phòng</w:t>
+            </w:r>
+          </w:p>
+        </w:tc>
+        <w:tc>
+          <w:tcPr>
+            <w:tcW w:w="672" w:type="pct"/>
+            <w:tcBorders>
+              <w:top w:val="nil"/>
+              <w:left w:val="nil"/>
+              <w:bottom w:val="nil"/>
+              <w:right w:val="nil"/>
+            </w:tcBorders>
+          </w:tcPr>
+          <w:p>
+            <w:pPr>
+              <w:rPr>
+                <w:rFonts w:ascii="Times New Roman" w:hAnsi="Times New Roman" w:cs="Times New Roman"/>
+                <w:sz w:val="24"/>
+                <w:szCs w:val="24"/>
+              </w:rPr>
+            </w:pPr>
+            <w:r>
+              <w:rPr>
+                <w:rFonts w:ascii="Times New Roman" w:hAnsi="Times New Roman" w:cs="Times New Roman"/>
+                <w:sz w:val="24"/>
+                <w:szCs w:val="24"/>
+              </w:rPr>
+              <w:t>s</w:t>
+            </w:r>
+            <w:r>
+              <w:rPr>
+                <w:rFonts w:ascii="Times New Roman" w:hAnsi="Times New Roman" w:cs="Times New Roman"/>
+                <w:sz w:val="24"/>
+                <w:szCs w:val="24"/>
+              </w:rPr>
+              <w:t>tring</w:t>
+            </w:r>
+          </w:p>
+        </w:tc>
+      </w:tr>
+      <w:tr>
+        <w:trPr>
+          <w:trHeight w:val="398"/>
+        </w:trPr>
+        <w:tc>
+          <w:tcPr>
+            <w:tcW w:w="1866" w:type="pct"/>
+            <w:tcBorders>
+              <w:top w:val="nil"/>
+              <w:left w:val="nil"/>
+              <w:bottom w:val="nil"/>
+              <w:right w:val="nil"/>
+            </w:tcBorders>
+          </w:tcPr>
+          <w:p>
+            <w:pPr>
+              <w:rPr>
+                <w:rFonts w:ascii="Times New Roman" w:eastAsia="Times New Roman" w:hAnsi="Times New Roman" w:cs="Times New Roman"/>
+                <w:sz w:val="24"/>
+                <w:szCs w:val="24"/>
+              </w:rPr>
+            </w:pPr>
+            <w:r>
+              <w:rPr>
+                <w:rFonts w:ascii="Times New Roman" w:hAnsi="Times New Roman" w:cs="Times New Roman"/>
+                <w:sz w:val="24"/>
+                <w:szCs w:val="24"/>
+              </w:rPr>
+              <w:t>arrival_date_week_number</w:t>
+            </w:r>
+          </w:p>
+          <w:p>
+            <w:pPr>
+              <w:rPr>
+                <w:rFonts w:ascii="Times New Roman" w:hAnsi="Times New Roman" w:cs="Times New Roman"/>
+                <w:sz w:val="24"/>
+                <w:szCs w:val="24"/>
+              </w:rPr>
+            </w:pPr>
+          </w:p>
+        </w:tc>
+        <w:tc>
+          <w:tcPr>
+            <w:tcW w:w="2462" w:type="pct"/>
+            <w:tcBorders>
+              <w:top w:val="nil"/>
+              <w:left w:val="nil"/>
+              <w:bottom w:val="nil"/>
+              <w:right w:val="nil"/>
+            </w:tcBorders>
+          </w:tcPr>
+          <w:p>
+            <w:pPr>
+              <w:rPr>
+                <w:rFonts w:ascii="Times New Roman" w:hAnsi="Times New Roman" w:cs="Times New Roman"/>
+                <w:sz w:val="24"/>
+                <w:szCs w:val="24"/>
+              </w:rPr>
+            </w:pPr>
+            <w:r>
+              <w:rPr>
+                <w:rFonts w:ascii="Times New Roman" w:hAnsi="Times New Roman" w:cs="Times New Roman"/>
+                <w:sz w:val="24"/>
+                <w:szCs w:val="24"/>
+              </w:rPr>
+              <w:t>Tuần đến trong năm</w:t>
+            </w:r>
+          </w:p>
+        </w:tc>
+        <w:tc>
+          <w:tcPr>
+            <w:tcW w:w="672" w:type="pct"/>
+            <w:tcBorders>
+              <w:top w:val="nil"/>
+              <w:left w:val="nil"/>
+              <w:bottom w:val="nil"/>
+              <w:right w:val="nil"/>
+            </w:tcBorders>
+          </w:tcPr>
+          <w:p>
+            <w:pPr>
+              <w:rPr>
+                <w:rFonts w:ascii="Times New Roman" w:hAnsi="Times New Roman" w:cs="Times New Roman"/>
+                <w:sz w:val="24"/>
+                <w:szCs w:val="24"/>
+              </w:rPr>
+            </w:pPr>
+            <w:r>
+              <w:rPr>
+                <w:rFonts w:ascii="Times New Roman" w:hAnsi="Times New Roman" w:cs="Times New Roman"/>
+                <w:sz w:val="24"/>
+                <w:szCs w:val="24"/>
+              </w:rPr>
+              <w:t>int</w:t>
+            </w:r>
+          </w:p>
+        </w:tc>
+      </w:tr>
+      <w:tr>
+        <w:trPr>
+          <w:trHeight w:val="398"/>
+        </w:trPr>
+        <w:tc>
+          <w:tcPr>
+            <w:tcW w:w="1866" w:type="pct"/>
+            <w:tcBorders>
+              <w:top w:val="nil"/>
+              <w:left w:val="nil"/>
+              <w:bottom w:val="nil"/>
+              <w:right w:val="nil"/>
+            </w:tcBorders>
+          </w:tcPr>
+          <w:p>
+            <w:pPr>
+              <w:rPr>
+                <w:rFonts w:ascii="Times New Roman" w:eastAsia="Times New Roman" w:hAnsi="Times New Roman" w:cs="Times New Roman"/>
+                <w:sz w:val="24"/>
+                <w:szCs w:val="24"/>
+              </w:rPr>
+            </w:pPr>
+            <w:r>
+              <w:rPr>
+                <w:rFonts w:ascii="Times New Roman" w:hAnsi="Times New Roman" w:cs="Times New Roman"/>
+                <w:sz w:val="24"/>
+                <w:szCs w:val="24"/>
+              </w:rPr>
+              <w:lastRenderedPageBreak/>
+              <w:t>arrival_date_day_of_month</w:t>
+            </w:r>
+          </w:p>
+          <w:p>
+            <w:pPr>
+              <w:rPr>
+                <w:rFonts w:ascii="Times New Roman" w:hAnsi="Times New Roman" w:cs="Times New Roman"/>
+                <w:sz w:val="24"/>
+                <w:szCs w:val="24"/>
+              </w:rPr>
+            </w:pPr>
+          </w:p>
+        </w:tc>
+        <w:tc>
+          <w:tcPr>
+            <w:tcW w:w="2462" w:type="pct"/>
+            <w:tcBorders>
+              <w:top w:val="nil"/>
+              <w:left w:val="nil"/>
+              <w:bottom w:val="nil"/>
+              <w:right w:val="nil"/>
+            </w:tcBorders>
+          </w:tcPr>
+          <w:p>
+            <w:pPr>
+              <w:rPr>
+                <w:rFonts w:ascii="Times New Roman" w:hAnsi="Times New Roman" w:cs="Times New Roman"/>
+                <w:sz w:val="24"/>
+                <w:szCs w:val="24"/>
+              </w:rPr>
+            </w:pPr>
+            <w:r>
+              <w:rPr>
+                <w:rFonts w:ascii="Times New Roman" w:hAnsi="Times New Roman" w:cs="Times New Roman"/>
+                <w:sz w:val="24"/>
+                <w:szCs w:val="24"/>
+              </w:rPr>
+              <w:t>Ngày đến trong tháng</w:t>
+            </w:r>
+          </w:p>
+        </w:tc>
+        <w:tc>
+          <w:tcPr>
+            <w:tcW w:w="672" w:type="pct"/>
+            <w:tcBorders>
+              <w:top w:val="nil"/>
+              <w:left w:val="nil"/>
+              <w:bottom w:val="nil"/>
+              <w:right w:val="nil"/>
+            </w:tcBorders>
+          </w:tcPr>
+          <w:p>
+            <w:pPr>
+              <w:rPr>
+                <w:rFonts w:ascii="Times New Roman" w:hAnsi="Times New Roman" w:cs="Times New Roman"/>
+                <w:sz w:val="24"/>
+                <w:szCs w:val="24"/>
+              </w:rPr>
+            </w:pPr>
+            <w:r>
+              <w:rPr>
+                <w:rFonts w:ascii="Times New Roman" w:hAnsi="Times New Roman" w:cs="Times New Roman"/>
+                <w:sz w:val="24"/>
+                <w:szCs w:val="24"/>
+              </w:rPr>
+              <w:t>int</w:t>
+            </w:r>
+          </w:p>
+        </w:tc>
+      </w:tr>
+      <w:tr>
+        <w:trPr>
+          <w:trHeight w:val="398"/>
+        </w:trPr>
+        <w:tc>
+          <w:tcPr>
+            <w:tcW w:w="1866" w:type="pct"/>
+            <w:tcBorders>
+              <w:top w:val="nil"/>
+              <w:left w:val="nil"/>
+              <w:bottom w:val="nil"/>
+              <w:right w:val="nil"/>
+            </w:tcBorders>
+          </w:tcPr>
+          <w:p>
+            <w:pPr>
+              <w:rPr>
+                <w:rFonts w:ascii="Times New Roman" w:eastAsia="Times New Roman" w:hAnsi="Times New Roman" w:cs="Times New Roman"/>
+                <w:sz w:val="24"/>
+                <w:szCs w:val="24"/>
+              </w:rPr>
+            </w:pPr>
+            <w:r>
+              <w:rPr>
+                <w:rFonts w:ascii="Times New Roman" w:hAnsi="Times New Roman" w:cs="Times New Roman"/>
+                <w:sz w:val="24"/>
+                <w:szCs w:val="24"/>
+              </w:rPr>
+              <w:t>stays_in_weekend_nights</w:t>
+            </w:r>
+          </w:p>
+          <w:p>
+            <w:pPr>
+              <w:rPr>
+                <w:rFonts w:ascii="Times New Roman" w:hAnsi="Times New Roman" w:cs="Times New Roman"/>
+                <w:sz w:val="24"/>
+                <w:szCs w:val="24"/>
+              </w:rPr>
+            </w:pPr>
+          </w:p>
+        </w:tc>
+        <w:tc>
+          <w:tcPr>
+            <w:tcW w:w="2462" w:type="pct"/>
+            <w:tcBorders>
+              <w:top w:val="nil"/>
+              <w:left w:val="nil"/>
+              <w:bottom w:val="nil"/>
+              <w:right w:val="nil"/>
+            </w:tcBorders>
+          </w:tcPr>
+          <w:p>
+            <w:pPr>
+              <w:rPr>
+                <w:rFonts w:ascii="Times New Roman" w:hAnsi="Times New Roman" w:cs="Times New Roman"/>
+                <w:sz w:val="24"/>
+                <w:szCs w:val="24"/>
+              </w:rPr>
+            </w:pPr>
+            <w:r>
+              <w:rPr>
+                <w:rFonts w:ascii="Times New Roman" w:hAnsi="Times New Roman" w:cs="Times New Roman"/>
+                <w:sz w:val="24"/>
+                <w:szCs w:val="24"/>
+              </w:rPr>
+              <w:t>Lưu trú vào các đêm cuối tuần</w:t>
+            </w:r>
+          </w:p>
+        </w:tc>
+        <w:tc>
+          <w:tcPr>
+            <w:tcW w:w="672" w:type="pct"/>
+            <w:tcBorders>
+              <w:top w:val="nil"/>
+              <w:left w:val="nil"/>
+              <w:bottom w:val="nil"/>
+              <w:right w:val="nil"/>
+            </w:tcBorders>
+          </w:tcPr>
+          <w:p>
+            <w:pPr>
+              <w:rPr>
+                <w:rFonts w:ascii="Times New Roman" w:hAnsi="Times New Roman" w:cs="Times New Roman"/>
+                <w:sz w:val="24"/>
+                <w:szCs w:val="24"/>
+              </w:rPr>
+            </w:pPr>
+            <w:r>
+              <w:rPr>
+                <w:rFonts w:ascii="Times New Roman" w:hAnsi="Times New Roman" w:cs="Times New Roman"/>
+                <w:sz w:val="24"/>
+                <w:szCs w:val="24"/>
+              </w:rPr>
+              <w:t>int</w:t>
+            </w:r>
+          </w:p>
+        </w:tc>
+      </w:tr>
+      <w:tr>
+        <w:trPr>
+          <w:trHeight w:val="398"/>
+        </w:trPr>
+        <w:tc>
+          <w:tcPr>
+            <w:tcW w:w="1866" w:type="pct"/>
+            <w:tcBorders>
+              <w:top w:val="nil"/>
+              <w:left w:val="nil"/>
+              <w:bottom w:val="nil"/>
+              <w:right w:val="nil"/>
+            </w:tcBorders>
+          </w:tcPr>
+          <w:p>
+            <w:pPr>
+              <w:rPr>
+                <w:rFonts w:ascii="Times New Roman" w:eastAsia="Times New Roman" w:hAnsi="Times New Roman" w:cs="Times New Roman"/>
+                <w:sz w:val="24"/>
+                <w:szCs w:val="24"/>
+              </w:rPr>
+            </w:pPr>
+            <w:r>
+              <w:rPr>
+                <w:rFonts w:ascii="Times New Roman" w:hAnsi="Times New Roman" w:cs="Times New Roman"/>
+                <w:sz w:val="24"/>
+                <w:szCs w:val="24"/>
+              </w:rPr>
+              <w:t>stays_in_week_nights</w:t>
+            </w:r>
+          </w:p>
+        </w:tc>
+        <w:tc>
+          <w:tcPr>
+            <w:tcW w:w="2462" w:type="pct"/>
+            <w:tcBorders>
+              <w:top w:val="nil"/>
+              <w:left w:val="nil"/>
+              <w:bottom w:val="nil"/>
+              <w:right w:val="nil"/>
+            </w:tcBorders>
+          </w:tcPr>
+          <w:p>
+            <w:pPr>
+              <w:rPr>
+                <w:rFonts w:ascii="Times New Roman" w:hAnsi="Times New Roman" w:cs="Times New Roman"/>
+                <w:sz w:val="24"/>
+                <w:szCs w:val="24"/>
+              </w:rPr>
+            </w:pPr>
+            <w:r>
+              <w:rPr>
+                <w:rFonts w:ascii="Times New Roman" w:hAnsi="Times New Roman" w:cs="Times New Roman"/>
+                <w:sz w:val="24"/>
+                <w:szCs w:val="24"/>
+              </w:rPr>
+              <w:t>Lưu trú vào các đêm trong tuần</w:t>
+            </w:r>
+          </w:p>
+        </w:tc>
+        <w:tc>
+          <w:tcPr>
+            <w:tcW w:w="672" w:type="pct"/>
+            <w:tcBorders>
+              <w:top w:val="nil"/>
+              <w:left w:val="nil"/>
+              <w:bottom w:val="nil"/>
+              <w:right w:val="nil"/>
+            </w:tcBorders>
+          </w:tcPr>
+          <w:p>
+            <w:pPr>
+              <w:rPr>
+                <w:rFonts w:ascii="Times New Roman" w:hAnsi="Times New Roman" w:cs="Times New Roman"/>
+                <w:sz w:val="24"/>
+                <w:szCs w:val="24"/>
+              </w:rPr>
+            </w:pPr>
+            <w:r>
+              <w:rPr>
+                <w:rFonts w:ascii="Times New Roman" w:hAnsi="Times New Roman" w:cs="Times New Roman"/>
+                <w:sz w:val="24"/>
+                <w:szCs w:val="24"/>
+              </w:rPr>
+              <w:t>int</w:t>
+            </w:r>
+          </w:p>
+        </w:tc>
+      </w:tr>
+      <w:tr>
+        <w:trPr>
+          <w:trHeight w:val="398"/>
+        </w:trPr>
+        <w:tc>
+          <w:tcPr>
+            <w:tcW w:w="1866" w:type="pct"/>
+            <w:tcBorders>
+              <w:top w:val="nil"/>
+              <w:left w:val="nil"/>
+              <w:bottom w:val="nil"/>
+              <w:right w:val="nil"/>
+            </w:tcBorders>
+          </w:tcPr>
+          <w:p>
+            <w:pPr>
+              <w:rPr>
+                <w:rFonts w:ascii="Times New Roman" w:hAnsi="Times New Roman" w:cs="Times New Roman"/>
+                <w:sz w:val="24"/>
+                <w:szCs w:val="24"/>
+              </w:rPr>
+            </w:pPr>
+            <w:r>
+              <w:rPr>
+                <w:rFonts w:ascii="Times New Roman" w:hAnsi="Times New Roman" w:cs="Times New Roman"/>
+                <w:sz w:val="24"/>
+                <w:szCs w:val="24"/>
+              </w:rPr>
+              <w:t>adults</w:t>
+            </w:r>
+          </w:p>
+        </w:tc>
+        <w:tc>
+          <w:tcPr>
+            <w:tcW w:w="2462" w:type="pct"/>
+            <w:tcBorders>
+              <w:top w:val="nil"/>
+              <w:left w:val="nil"/>
+              <w:bottom w:val="nil"/>
+              <w:right w:val="nil"/>
+            </w:tcBorders>
+          </w:tcPr>
+          <w:p>
+            <w:pPr>
+              <w:rPr>
+                <w:rFonts w:ascii="Times New Roman" w:hAnsi="Times New Roman" w:cs="Times New Roman"/>
+                <w:sz w:val="24"/>
+                <w:szCs w:val="24"/>
+              </w:rPr>
+            </w:pPr>
+            <w:r>
+              <w:rPr>
+                <w:rFonts w:ascii="Times New Roman" w:hAnsi="Times New Roman" w:cs="Times New Roman"/>
+                <w:sz w:val="24"/>
+                <w:szCs w:val="24"/>
+              </w:rPr>
+              <w:t>Số lượng khách người lớn</w:t>
+            </w:r>
+          </w:p>
+        </w:tc>
+        <w:tc>
+          <w:tcPr>
+            <w:tcW w:w="672" w:type="pct"/>
+            <w:tcBorders>
+              <w:top w:val="nil"/>
+              <w:left w:val="nil"/>
+              <w:bottom w:val="nil"/>
+              <w:right w:val="nil"/>
+            </w:tcBorders>
+          </w:tcPr>
+          <w:p>
+            <w:pPr>
+              <w:rPr>
+                <w:rFonts w:ascii="Times New Roman" w:hAnsi="Times New Roman" w:cs="Times New Roman"/>
+                <w:sz w:val="24"/>
+                <w:szCs w:val="24"/>
+              </w:rPr>
+            </w:pPr>
+            <w:r>
+              <w:rPr>
+                <w:rFonts w:ascii="Times New Roman" w:hAnsi="Times New Roman" w:cs="Times New Roman"/>
+                <w:sz w:val="24"/>
+                <w:szCs w:val="24"/>
+              </w:rPr>
+              <w:t>int</w:t>
+            </w:r>
+          </w:p>
+        </w:tc>
+      </w:tr>
+      <w:tr>
+        <w:trPr>
+          <w:trHeight w:val="398"/>
+        </w:trPr>
+        <w:tc>
+          <w:tcPr>
+            <w:tcW w:w="1866" w:type="pct"/>
+            <w:tcBorders>
+              <w:top w:val="nil"/>
+              <w:left w:val="nil"/>
+              <w:bottom w:val="nil"/>
+              <w:right w:val="nil"/>
+            </w:tcBorders>
+          </w:tcPr>
+          <w:p>
+            <w:pPr>
+              <w:rPr>
+                <w:rFonts w:ascii="Times New Roman" w:hAnsi="Times New Roman" w:cs="Times New Roman"/>
+                <w:sz w:val="24"/>
+                <w:szCs w:val="24"/>
+              </w:rPr>
+            </w:pPr>
+            <w:r>
+              <w:rPr>
+                <w:rFonts w:ascii="Times New Roman" w:hAnsi="Times New Roman" w:cs="Times New Roman"/>
+                <w:sz w:val="24"/>
+                <w:szCs w:val="24"/>
+              </w:rPr>
+              <w:t>children</w:t>
+            </w:r>
+          </w:p>
+        </w:tc>
+        <w:tc>
+          <w:tcPr>
+            <w:tcW w:w="2462" w:type="pct"/>
+            <w:tcBorders>
+              <w:top w:val="nil"/>
+              <w:left w:val="nil"/>
+              <w:bottom w:val="nil"/>
+              <w:right w:val="nil"/>
+            </w:tcBorders>
+          </w:tcPr>
+          <w:p>
+            <w:pPr>
+              <w:rPr>
+                <w:rFonts w:ascii="Times New Roman" w:hAnsi="Times New Roman" w:cs="Times New Roman"/>
+                <w:sz w:val="24"/>
+                <w:szCs w:val="24"/>
+              </w:rPr>
+            </w:pPr>
+            <w:r>
+              <w:rPr>
+                <w:rFonts w:ascii="Times New Roman" w:hAnsi="Times New Roman" w:cs="Times New Roman"/>
+                <w:sz w:val="24"/>
+                <w:szCs w:val="24"/>
+              </w:rPr>
+              <w:t xml:space="preserve">Số lượng khách </w:t>
+            </w:r>
+            <w:r>
+              <w:rPr>
+                <w:rFonts w:ascii="Times New Roman" w:hAnsi="Times New Roman" w:cs="Times New Roman"/>
+                <w:sz w:val="24"/>
+                <w:szCs w:val="24"/>
+              </w:rPr>
+              <w:t>trẻ em</w:t>
+            </w:r>
+          </w:p>
+        </w:tc>
+        <w:tc>
+          <w:tcPr>
+            <w:tcW w:w="672" w:type="pct"/>
+            <w:tcBorders>
+              <w:top w:val="nil"/>
+              <w:left w:val="nil"/>
+              <w:bottom w:val="nil"/>
+              <w:right w:val="nil"/>
+            </w:tcBorders>
+          </w:tcPr>
+          <w:p>
+            <w:pPr>
+              <w:rPr>
+                <w:rFonts w:ascii="Times New Roman" w:hAnsi="Times New Roman" w:cs="Times New Roman"/>
+                <w:sz w:val="24"/>
+                <w:szCs w:val="24"/>
+              </w:rPr>
+            </w:pPr>
+            <w:r>
+              <w:rPr>
+                <w:rFonts w:ascii="Times New Roman" w:hAnsi="Times New Roman" w:cs="Times New Roman"/>
+                <w:sz w:val="24"/>
+                <w:szCs w:val="24"/>
+              </w:rPr>
+              <w:t>float</w:t>
+            </w:r>
+          </w:p>
+        </w:tc>
+      </w:tr>
+      <w:tr>
+        <w:trPr>
+          <w:trHeight w:val="398"/>
+        </w:trPr>
+        <w:tc>
+          <w:tcPr>
+            <w:tcW w:w="1866" w:type="pct"/>
+            <w:tcBorders>
+              <w:top w:val="nil"/>
+              <w:left w:val="nil"/>
+              <w:bottom w:val="nil"/>
+              <w:right w:val="nil"/>
+            </w:tcBorders>
+          </w:tcPr>
+          <w:p>
+            <w:pPr>
+              <w:rPr>
+                <w:rFonts w:ascii="Times New Roman" w:hAnsi="Times New Roman" w:cs="Times New Roman"/>
+                <w:sz w:val="24"/>
+                <w:szCs w:val="24"/>
+              </w:rPr>
+            </w:pPr>
+            <w:r>
+              <w:rPr>
+                <w:rFonts w:ascii="Times New Roman" w:hAnsi="Times New Roman" w:cs="Times New Roman"/>
+                <w:sz w:val="24"/>
+                <w:szCs w:val="24"/>
+              </w:rPr>
+              <w:t>babies</w:t>
+            </w:r>
+          </w:p>
+        </w:tc>
+        <w:tc>
+          <w:tcPr>
+            <w:tcW w:w="2462" w:type="pct"/>
+            <w:tcBorders>
+              <w:top w:val="nil"/>
+              <w:left w:val="nil"/>
+              <w:bottom w:val="nil"/>
+              <w:right w:val="nil"/>
+            </w:tcBorders>
+          </w:tcPr>
+          <w:p>
+            <w:pPr>
+              <w:rPr>
+                <w:rFonts w:ascii="Times New Roman" w:hAnsi="Times New Roman" w:cs="Times New Roman"/>
+                <w:sz w:val="24"/>
+                <w:szCs w:val="24"/>
+              </w:rPr>
+            </w:pPr>
+            <w:r>
+              <w:rPr>
+                <w:rFonts w:ascii="Times New Roman" w:hAnsi="Times New Roman" w:cs="Times New Roman"/>
+                <w:sz w:val="24"/>
+                <w:szCs w:val="24"/>
+              </w:rPr>
+              <w:t xml:space="preserve">Số lượng khách trẻ </w:t>
+            </w:r>
+            <w:r>
+              <w:rPr>
+                <w:rFonts w:ascii="Times New Roman" w:hAnsi="Times New Roman" w:cs="Times New Roman"/>
+                <w:sz w:val="24"/>
+                <w:szCs w:val="24"/>
+              </w:rPr>
+              <w:t>sơ sinh</w:t>
+            </w:r>
+          </w:p>
+        </w:tc>
+        <w:tc>
+          <w:tcPr>
+            <w:tcW w:w="672" w:type="pct"/>
+            <w:tcBorders>
+              <w:top w:val="nil"/>
+              <w:left w:val="nil"/>
+              <w:bottom w:val="nil"/>
+              <w:right w:val="nil"/>
+            </w:tcBorders>
+          </w:tcPr>
+          <w:p>
+            <w:pPr>
+              <w:rPr>
+                <w:rFonts w:ascii="Times New Roman" w:hAnsi="Times New Roman" w:cs="Times New Roman"/>
+                <w:sz w:val="24"/>
+                <w:szCs w:val="24"/>
+              </w:rPr>
+            </w:pPr>
+            <w:r>
+              <w:rPr>
+                <w:rFonts w:ascii="Times New Roman" w:hAnsi="Times New Roman" w:cs="Times New Roman"/>
+                <w:sz w:val="24"/>
+                <w:szCs w:val="24"/>
+              </w:rPr>
+              <w:t>int</w:t>
+            </w:r>
+          </w:p>
+        </w:tc>
+      </w:tr>
+      <w:tr>
+        <w:trPr>
+          <w:trHeight w:val="398"/>
+        </w:trPr>
+        <w:tc>
+          <w:tcPr>
+            <w:tcW w:w="1866" w:type="pct"/>
+            <w:tcBorders>
+              <w:top w:val="nil"/>
+              <w:left w:val="nil"/>
+              <w:bottom w:val="nil"/>
+              <w:right w:val="nil"/>
+            </w:tcBorders>
+          </w:tcPr>
+          <w:p>
+            <w:pPr>
+              <w:rPr>
+                <w:rFonts w:ascii="Times New Roman" w:hAnsi="Times New Roman" w:cs="Times New Roman"/>
+                <w:sz w:val="24"/>
+                <w:szCs w:val="24"/>
+              </w:rPr>
+            </w:pPr>
+            <w:r>
+              <w:rPr>
+                <w:rFonts w:ascii="Times New Roman" w:hAnsi="Times New Roman" w:cs="Times New Roman"/>
+                <w:sz w:val="24"/>
+                <w:szCs w:val="24"/>
+              </w:rPr>
+              <w:t>m</w:t>
+            </w:r>
+            <w:r>
+              <w:rPr>
+                <w:rFonts w:ascii="Times New Roman" w:hAnsi="Times New Roman" w:cs="Times New Roman"/>
+                <w:sz w:val="24"/>
+                <w:szCs w:val="24"/>
+              </w:rPr>
+              <w:t>eal</w:t>
+            </w:r>
+            <w:r>
+              <w:rPr>
+                <w:rFonts w:ascii="Times New Roman" w:hAnsi="Times New Roman" w:cs="Times New Roman"/>
+                <w:sz w:val="24"/>
+                <w:szCs w:val="24"/>
+              </w:rPr>
+              <w:t xml:space="preserve"> </w:t>
+            </w:r>
+          </w:p>
+        </w:tc>
+        <w:tc>
+          <w:tcPr>
+            <w:tcW w:w="2462" w:type="pct"/>
+            <w:tcBorders>
+              <w:top w:val="nil"/>
+              <w:left w:val="nil"/>
+              <w:bottom w:val="nil"/>
+              <w:right w:val="nil"/>
+            </w:tcBorders>
+          </w:tcPr>
+          <w:p>
+            <w:pPr>
+              <w:rPr>
+                <w:rFonts w:ascii="Times New Roman" w:hAnsi="Times New Roman" w:cs="Times New Roman"/>
+                <w:sz w:val="24"/>
+                <w:szCs w:val="24"/>
+              </w:rPr>
+            </w:pPr>
+            <w:r>
+              <w:rPr>
+                <w:rFonts w:ascii="Times New Roman" w:hAnsi="Times New Roman" w:cs="Times New Roman"/>
+                <w:sz w:val="24"/>
+                <w:szCs w:val="24"/>
+              </w:rPr>
+              <w:t>Gói dịch vụ ăn uống đã đặt</w:t>
+            </w:r>
+          </w:p>
+        </w:tc>
+        <w:tc>
+          <w:tcPr>
+            <w:tcW w:w="672" w:type="pct"/>
+            <w:tcBorders>
+              <w:top w:val="nil"/>
+              <w:left w:val="nil"/>
+              <w:bottom w:val="nil"/>
+              <w:right w:val="nil"/>
+            </w:tcBorders>
+          </w:tcPr>
+          <w:p>
+            <w:pPr>
+              <w:rPr>
+                <w:rFonts w:ascii="Times New Roman" w:hAnsi="Times New Roman" w:cs="Times New Roman"/>
+                <w:sz w:val="24"/>
+                <w:szCs w:val="24"/>
+              </w:rPr>
+            </w:pPr>
+            <w:r>
+              <w:rPr>
+                <w:rFonts w:ascii="Times New Roman" w:hAnsi="Times New Roman" w:cs="Times New Roman"/>
+                <w:sz w:val="24"/>
+                <w:szCs w:val="24"/>
+              </w:rPr>
+              <w:t>string</w:t>
+            </w:r>
+          </w:p>
+        </w:tc>
+      </w:tr>
+      <w:tr>
+        <w:trPr>
+          <w:trHeight w:val="398"/>
+        </w:trPr>
+        <w:tc>
+          <w:tcPr>
+            <w:tcW w:w="1866" w:type="pct"/>
+            <w:tcBorders>
+              <w:top w:val="nil"/>
+              <w:left w:val="nil"/>
+              <w:bottom w:val="nil"/>
+              <w:right w:val="nil"/>
+            </w:tcBorders>
+          </w:tcPr>
+          <w:p>
+            <w:pPr>
+              <w:rPr>
+                <w:rFonts w:ascii="Times New Roman" w:hAnsi="Times New Roman" w:cs="Times New Roman"/>
+                <w:sz w:val="24"/>
+                <w:szCs w:val="24"/>
+              </w:rPr>
+            </w:pPr>
+            <w:r>
+              <w:rPr>
+                <w:rFonts w:ascii="Times New Roman" w:hAnsi="Times New Roman" w:cs="Times New Roman"/>
+                <w:sz w:val="24"/>
+                <w:szCs w:val="24"/>
+              </w:rPr>
+              <w:t>country</w:t>
+            </w:r>
+          </w:p>
+        </w:tc>
+        <w:tc>
+          <w:tcPr>
+            <w:tcW w:w="2462" w:type="pct"/>
+            <w:tcBorders>
+              <w:top w:val="nil"/>
+              <w:left w:val="nil"/>
+              <w:bottom w:val="nil"/>
+              <w:right w:val="nil"/>
+            </w:tcBorders>
+          </w:tcPr>
+          <w:p>
+            <w:pPr>
+              <w:rPr>
+                <w:rFonts w:ascii="Times New Roman" w:hAnsi="Times New Roman" w:cs="Times New Roman"/>
+                <w:sz w:val="24"/>
+                <w:szCs w:val="24"/>
+              </w:rPr>
+            </w:pPr>
+            <w:r>
+              <w:rPr>
+                <w:rFonts w:ascii="Times New Roman" w:hAnsi="Times New Roman" w:cs="Times New Roman"/>
+                <w:sz w:val="24"/>
+                <w:szCs w:val="24"/>
+              </w:rPr>
+              <w:t>Mã q</w:t>
+            </w:r>
+            <w:r>
+              <w:rPr>
+                <w:rFonts w:ascii="Times New Roman" w:hAnsi="Times New Roman" w:cs="Times New Roman"/>
+                <w:sz w:val="24"/>
+                <w:szCs w:val="24"/>
+              </w:rPr>
+              <w:t>uốc gia của khách (mã ISO)</w:t>
+            </w:r>
+          </w:p>
+        </w:tc>
+        <w:tc>
+          <w:tcPr>
+            <w:tcW w:w="672" w:type="pct"/>
+            <w:tcBorders>
+              <w:top w:val="nil"/>
+              <w:left w:val="nil"/>
+              <w:bottom w:val="nil"/>
+              <w:right w:val="nil"/>
+            </w:tcBorders>
+          </w:tcPr>
+          <w:p>
+            <w:pPr>
+              <w:rPr>
+                <w:rFonts w:ascii="Times New Roman" w:hAnsi="Times New Roman" w:cs="Times New Roman"/>
+                <w:sz w:val="24"/>
+                <w:szCs w:val="24"/>
+              </w:rPr>
+            </w:pPr>
+            <w:r>
+              <w:rPr>
+                <w:rFonts w:ascii="Times New Roman" w:hAnsi="Times New Roman" w:cs="Times New Roman"/>
+                <w:sz w:val="24"/>
+                <w:szCs w:val="24"/>
+              </w:rPr>
+              <w:t>string</w:t>
+            </w:r>
+          </w:p>
+        </w:tc>
+      </w:tr>
+      <w:tr>
+        <w:trPr>
+          <w:trHeight w:val="398"/>
+        </w:trPr>
+        <w:tc>
+          <w:tcPr>
+            <w:tcW w:w="1866" w:type="pct"/>
+            <w:tcBorders>
+              <w:top w:val="nil"/>
+              <w:left w:val="nil"/>
+              <w:bottom w:val="nil"/>
+              <w:right w:val="nil"/>
+            </w:tcBorders>
+          </w:tcPr>
+          <w:p>
+            <w:pPr>
+              <w:rPr>
+                <w:rFonts w:ascii="Times New Roman" w:hAnsi="Times New Roman" w:cs="Times New Roman"/>
+                <w:sz w:val="24"/>
+                <w:szCs w:val="24"/>
+              </w:rPr>
+            </w:pPr>
+            <w:r>
+              <w:rPr>
+                <w:rFonts w:ascii="Times New Roman" w:hAnsi="Times New Roman" w:cs="Times New Roman"/>
+                <w:sz w:val="24"/>
+                <w:szCs w:val="24"/>
+              </w:rPr>
+              <w:t>market_segment</w:t>
+            </w:r>
+          </w:p>
+        </w:tc>
+        <w:tc>
+          <w:tcPr>
+            <w:tcW w:w="2462" w:type="pct"/>
+            <w:tcBorders>
+              <w:top w:val="nil"/>
+              <w:left w:val="nil"/>
+              <w:bottom w:val="nil"/>
+              <w:right w:val="nil"/>
+            </w:tcBorders>
+          </w:tcPr>
+          <w:p>
+            <w:pPr>
+              <w:rPr>
+                <w:rFonts w:ascii="Times New Roman" w:hAnsi="Times New Roman" w:cs="Times New Roman"/>
+                <w:sz w:val="24"/>
+                <w:szCs w:val="24"/>
+              </w:rPr>
+            </w:pPr>
+            <w:r>
+              <w:rPr>
+                <w:rFonts w:ascii="Times New Roman" w:hAnsi="Times New Roman" w:cs="Times New Roman"/>
+                <w:sz w:val="24"/>
+                <w:szCs w:val="24"/>
+              </w:rPr>
+              <w:t>Phân khúc thị trường</w:t>
+            </w:r>
+          </w:p>
+        </w:tc>
+        <w:tc>
+          <w:tcPr>
+            <w:tcW w:w="672" w:type="pct"/>
+            <w:tcBorders>
+              <w:top w:val="nil"/>
+              <w:left w:val="nil"/>
+              <w:bottom w:val="nil"/>
+              <w:right w:val="nil"/>
+            </w:tcBorders>
+          </w:tcPr>
+          <w:p>
+            <w:pPr>
+              <w:rPr>
+                <w:rFonts w:ascii="Times New Roman" w:hAnsi="Times New Roman" w:cs="Times New Roman"/>
+                <w:sz w:val="24"/>
+                <w:szCs w:val="24"/>
+              </w:rPr>
+            </w:pPr>
+            <w:r>
+              <w:rPr>
+                <w:rFonts w:ascii="Times New Roman" w:hAnsi="Times New Roman" w:cs="Times New Roman"/>
+                <w:sz w:val="24"/>
+                <w:szCs w:val="24"/>
+              </w:rPr>
+              <w:t>string</w:t>
+            </w:r>
+          </w:p>
+        </w:tc>
+      </w:tr>
+      <w:tr>
+        <w:trPr>
+          <w:trHeight w:val="398"/>
+        </w:trPr>
+        <w:tc>
+          <w:tcPr>
+            <w:tcW w:w="1866" w:type="pct"/>
+            <w:tcBorders>
+              <w:top w:val="nil"/>
+              <w:left w:val="nil"/>
+              <w:bottom w:val="nil"/>
+              <w:right w:val="nil"/>
+            </w:tcBorders>
+          </w:tcPr>
+          <w:p>
+            <w:pPr>
+              <w:rPr>
+                <w:rFonts w:ascii="Times New Roman" w:hAnsi="Times New Roman" w:cs="Times New Roman"/>
+                <w:sz w:val="24"/>
+                <w:szCs w:val="24"/>
+              </w:rPr>
+            </w:pPr>
+            <w:r>
+              <w:rPr>
+                <w:rFonts w:ascii="Times New Roman" w:hAnsi="Times New Roman" w:cs="Times New Roman"/>
+                <w:sz w:val="24"/>
+                <w:szCs w:val="24"/>
+              </w:rPr>
+              <w:t>distribution_channel</w:t>
+            </w:r>
+          </w:p>
+        </w:tc>
+        <w:tc>
+          <w:tcPr>
+            <w:tcW w:w="2462" w:type="pct"/>
+            <w:tcBorders>
+              <w:top w:val="nil"/>
+              <w:left w:val="nil"/>
+              <w:bottom w:val="nil"/>
+              <w:right w:val="nil"/>
+            </w:tcBorders>
+          </w:tcPr>
+          <w:p>
+            <w:pPr>
+              <w:rPr>
+                <w:rFonts w:ascii="Times New Roman" w:hAnsi="Times New Roman" w:cs="Times New Roman"/>
+                <w:sz w:val="24"/>
+                <w:szCs w:val="24"/>
+              </w:rPr>
+            </w:pPr>
+            <w:r>
+              <w:rPr>
+                <w:rFonts w:ascii="Times New Roman" w:hAnsi="Times New Roman" w:cs="Times New Roman"/>
+                <w:sz w:val="24"/>
+                <w:szCs w:val="24"/>
+              </w:rPr>
+              <w:t>Kênh phân phối</w:t>
+            </w:r>
+          </w:p>
+        </w:tc>
+        <w:tc>
+          <w:tcPr>
+            <w:tcW w:w="672" w:type="pct"/>
+            <w:tcBorders>
+              <w:top w:val="nil"/>
+              <w:left w:val="nil"/>
+              <w:bottom w:val="nil"/>
+              <w:right w:val="nil"/>
+            </w:tcBorders>
+          </w:tcPr>
+          <w:p>
+            <w:pPr>
+              <w:rPr>
+                <w:rFonts w:ascii="Times New Roman" w:hAnsi="Times New Roman" w:cs="Times New Roman"/>
+                <w:sz w:val="24"/>
+                <w:szCs w:val="24"/>
+              </w:rPr>
+            </w:pPr>
+            <w:r>
+              <w:rPr>
+                <w:rFonts w:ascii="Times New Roman" w:hAnsi="Times New Roman" w:cs="Times New Roman"/>
+                <w:sz w:val="24"/>
+                <w:szCs w:val="24"/>
+              </w:rPr>
+              <w:t>string</w:t>
+            </w:r>
+          </w:p>
+        </w:tc>
+      </w:tr>
+      <w:tr>
+        <w:trPr>
+          <w:trHeight w:val="398"/>
+        </w:trPr>
+        <w:tc>
+          <w:tcPr>
+            <w:tcW w:w="1866" w:type="pct"/>
+            <w:tcBorders>
+              <w:top w:val="nil"/>
+              <w:left w:val="nil"/>
+              <w:bottom w:val="nil"/>
+              <w:right w:val="nil"/>
+            </w:tcBorders>
+          </w:tcPr>
+          <w:p>
+            <w:pPr>
+              <w:rPr>
+                <w:rFonts w:ascii="Times New Roman" w:hAnsi="Times New Roman" w:cs="Times New Roman"/>
+                <w:sz w:val="24"/>
+                <w:szCs w:val="24"/>
+              </w:rPr>
+            </w:pPr>
+            <w:r>
+              <w:rPr>
+                <w:rFonts w:ascii="Times New Roman" w:hAnsi="Times New Roman" w:cs="Times New Roman"/>
+                <w:sz w:val="24"/>
+                <w:szCs w:val="24"/>
+              </w:rPr>
+              <w:t>is_repeated_guest</w:t>
+            </w:r>
+          </w:p>
+        </w:tc>
+        <w:tc>
+          <w:tcPr>
+            <w:tcW w:w="2462" w:type="pct"/>
+            <w:tcBorders>
+              <w:top w:val="nil"/>
+              <w:left w:val="nil"/>
+              <w:bottom w:val="nil"/>
+              <w:right w:val="nil"/>
+            </w:tcBorders>
+          </w:tcPr>
+          <w:p>
+            <w:pPr>
+              <w:rPr>
+                <w:rFonts w:ascii="Times New Roman" w:eastAsia="Times New Roman" w:hAnsi="Times New Roman" w:cs="Times New Roman"/>
+                <w:color w:val="auto"/>
+                <w:sz w:val="24"/>
+                <w:szCs w:val="24"/>
+              </w:rPr>
+            </w:pPr>
+            <w:r>
+              <w:rPr>
+                <w:rFonts w:ascii="Times New Roman" w:hAnsi="Times New Roman" w:cs="Times New Roman"/>
+                <w:sz w:val="24"/>
+                <w:szCs w:val="24"/>
+              </w:rPr>
+              <w:t>Khách có phải khách quen hay không</w:t>
+            </w:r>
+          </w:p>
+        </w:tc>
+        <w:tc>
+          <w:tcPr>
+            <w:tcW w:w="672" w:type="pct"/>
+            <w:tcBorders>
+              <w:top w:val="nil"/>
+              <w:left w:val="nil"/>
+              <w:bottom w:val="nil"/>
+              <w:right w:val="nil"/>
+            </w:tcBorders>
+          </w:tcPr>
+          <w:p>
+            <w:pPr>
+              <w:rPr>
+                <w:rFonts w:ascii="Times New Roman" w:hAnsi="Times New Roman" w:cs="Times New Roman"/>
+                <w:sz w:val="24"/>
+                <w:szCs w:val="24"/>
+              </w:rPr>
+            </w:pPr>
+            <w:r>
+              <w:rPr>
+                <w:rFonts w:ascii="Times New Roman" w:hAnsi="Times New Roman" w:cs="Times New Roman"/>
+                <w:sz w:val="24"/>
+                <w:szCs w:val="24"/>
+              </w:rPr>
+              <w:t>int</w:t>
+            </w:r>
+          </w:p>
+        </w:tc>
+      </w:tr>
+      <w:tr>
+        <w:trPr>
+          <w:trHeight w:val="398"/>
+        </w:trPr>
+        <w:tc>
+          <w:tcPr>
+            <w:tcW w:w="1866" w:type="pct"/>
+            <w:tcBorders>
+              <w:top w:val="nil"/>
+              <w:left w:val="nil"/>
+              <w:bottom w:val="nil"/>
+              <w:right w:val="nil"/>
+            </w:tcBorders>
+          </w:tcPr>
+          <w:p>
+            <w:pPr>
+              <w:rPr>
+                <w:rFonts w:ascii="Times New Roman" w:eastAsia="Times New Roman" w:hAnsi="Times New Roman" w:cs="Times New Roman"/>
+                <w:sz w:val="24"/>
+                <w:szCs w:val="24"/>
+              </w:rPr>
+            </w:pPr>
+            <w:r>
+              <w:rPr>
+                <w:rFonts w:ascii="Times New Roman" w:hAnsi="Times New Roman" w:cs="Times New Roman"/>
+                <w:sz w:val="24"/>
+                <w:szCs w:val="24"/>
+              </w:rPr>
+              <w:t>previous_cancellations</w:t>
+            </w:r>
+          </w:p>
+        </w:tc>
+        <w:tc>
+          <w:tcPr>
+            <w:tcW w:w="2462" w:type="pct"/>
+            <w:tcBorders>
+              <w:top w:val="nil"/>
+              <w:left w:val="nil"/>
+              <w:bottom w:val="nil"/>
+              <w:right w:val="nil"/>
+            </w:tcBorders>
+          </w:tcPr>
+          <w:p>
+            <w:pPr>
+              <w:rPr>
+                <w:rFonts w:ascii="Times New Roman" w:hAnsi="Times New Roman" w:cs="Times New Roman"/>
+                <w:sz w:val="24"/>
+                <w:szCs w:val="24"/>
+              </w:rPr>
+            </w:pPr>
+            <w:r>
+              <w:rPr>
+                <w:rFonts w:ascii="Times New Roman" w:hAnsi="Times New Roman" w:cs="Times New Roman"/>
+                <w:sz w:val="24"/>
+                <w:szCs w:val="24"/>
+              </w:rPr>
+              <w:t>Lịch sử hủy</w:t>
+            </w:r>
+            <w:r>
+              <w:rPr>
+                <w:rFonts w:ascii="Times New Roman" w:hAnsi="Times New Roman" w:cs="Times New Roman"/>
+                <w:sz w:val="24"/>
+                <w:szCs w:val="24"/>
+              </w:rPr>
+              <w:t xml:space="preserve"> trước đó của khách</w:t>
+            </w:r>
+          </w:p>
+        </w:tc>
+        <w:tc>
+          <w:tcPr>
+            <w:tcW w:w="672" w:type="pct"/>
+            <w:tcBorders>
+              <w:top w:val="nil"/>
+              <w:left w:val="nil"/>
+              <w:bottom w:val="nil"/>
+              <w:right w:val="nil"/>
+            </w:tcBorders>
+          </w:tcPr>
+          <w:p>
+            <w:pPr>
+              <w:rPr>
+                <w:rFonts w:ascii="Times New Roman" w:hAnsi="Times New Roman" w:cs="Times New Roman"/>
+                <w:sz w:val="24"/>
+                <w:szCs w:val="24"/>
+              </w:rPr>
+            </w:pPr>
+            <w:r>
+              <w:rPr>
+                <w:rFonts w:ascii="Times New Roman" w:hAnsi="Times New Roman" w:cs="Times New Roman"/>
+                <w:sz w:val="24"/>
+                <w:szCs w:val="24"/>
+              </w:rPr>
+              <w:t>int</w:t>
+            </w:r>
+          </w:p>
+        </w:tc>
+      </w:tr>
+      <w:tr>
+        <w:trPr>
+          <w:trHeight w:val="398"/>
+        </w:trPr>
+        <w:tc>
+          <w:tcPr>
+            <w:tcW w:w="1866" w:type="pct"/>
+            <w:tcBorders>
+              <w:top w:val="nil"/>
+              <w:left w:val="nil"/>
+              <w:bottom w:val="nil"/>
+              <w:right w:val="nil"/>
+            </w:tcBorders>
+          </w:tcPr>
+          <w:p>
+            <w:pPr>
+              <w:rPr>
+                <w:rFonts w:ascii="Times New Roman" w:eastAsia="Times New Roman" w:hAnsi="Times New Roman" w:cs="Times New Roman"/>
+                <w:sz w:val="24"/>
+                <w:szCs w:val="24"/>
+              </w:rPr>
+            </w:pPr>
+            <w:r>
+              <w:rPr>
+                <w:rFonts w:ascii="Times New Roman" w:hAnsi="Times New Roman" w:cs="Times New Roman"/>
+                <w:sz w:val="24"/>
+                <w:szCs w:val="24"/>
+              </w:rPr>
+              <w:t>previous_bookings_not_canceled</w:t>
+            </w:r>
+          </w:p>
+        </w:tc>
+        <w:tc>
+          <w:tcPr>
+            <w:tcW w:w="2462" w:type="pct"/>
+            <w:tcBorders>
+              <w:top w:val="nil"/>
+              <w:left w:val="nil"/>
+              <w:bottom w:val="nil"/>
+              <w:right w:val="nil"/>
+            </w:tcBorders>
+          </w:tcPr>
+          <w:p>
+            <w:pPr>
+              <w:rPr>
+                <w:rFonts w:ascii="Times New Roman" w:hAnsi="Times New Roman" w:cs="Times New Roman"/>
+                <w:sz w:val="24"/>
+                <w:szCs w:val="24"/>
+              </w:rPr>
+            </w:pPr>
+            <w:r>
+              <w:rPr>
+                <w:rFonts w:ascii="Times New Roman" w:hAnsi="Times New Roman" w:cs="Times New Roman"/>
+                <w:sz w:val="24"/>
+                <w:szCs w:val="24"/>
+              </w:rPr>
+              <w:t>Lịch sử hủy trước đó của khách</w:t>
+            </w:r>
+          </w:p>
+        </w:tc>
+        <w:tc>
+          <w:tcPr>
+            <w:tcW w:w="672" w:type="pct"/>
+            <w:tcBorders>
+              <w:top w:val="nil"/>
+              <w:left w:val="nil"/>
+              <w:bottom w:val="nil"/>
+              <w:right w:val="nil"/>
+            </w:tcBorders>
+          </w:tcPr>
+          <w:p>
+            <w:pPr>
+              <w:rPr>
+                <w:rFonts w:ascii="Times New Roman" w:hAnsi="Times New Roman" w:cs="Times New Roman"/>
+                <w:sz w:val="24"/>
+                <w:szCs w:val="24"/>
+              </w:rPr>
+            </w:pPr>
+            <w:r>
+              <w:rPr>
+                <w:rFonts w:ascii="Times New Roman" w:hAnsi="Times New Roman" w:cs="Times New Roman"/>
+                <w:sz w:val="24"/>
+                <w:szCs w:val="24"/>
+              </w:rPr>
+              <w:t>int</w:t>
+            </w:r>
+          </w:p>
+        </w:tc>
+      </w:tr>
+      <w:tr>
+        <w:trPr>
+          <w:trHeight w:val="398"/>
+        </w:trPr>
+        <w:tc>
+          <w:tcPr>
+            <w:tcW w:w="1866" w:type="pct"/>
+            <w:tcBorders>
+              <w:top w:val="nil"/>
+              <w:left w:val="nil"/>
+              <w:bottom w:val="nil"/>
+              <w:right w:val="nil"/>
+            </w:tcBorders>
+          </w:tcPr>
+          <w:p>
+            <w:pPr>
+              <w:rPr>
+                <w:rFonts w:ascii="Times New Roman" w:eastAsia="Times New Roman" w:hAnsi="Times New Roman" w:cs="Times New Roman"/>
+                <w:sz w:val="24"/>
+                <w:szCs w:val="24"/>
+              </w:rPr>
+            </w:pPr>
+            <w:r>
+              <w:rPr>
+                <w:rFonts w:ascii="Times New Roman" w:hAnsi="Times New Roman" w:cs="Times New Roman"/>
+                <w:sz w:val="24"/>
+                <w:szCs w:val="24"/>
+              </w:rPr>
+              <w:t>reserved_room_type</w:t>
+            </w:r>
+          </w:p>
+        </w:tc>
+        <w:tc>
+          <w:tcPr>
+            <w:tcW w:w="2462" w:type="pct"/>
+            <w:tcBorders>
+              <w:top w:val="nil"/>
+              <w:left w:val="nil"/>
+              <w:bottom w:val="nil"/>
+              <w:right w:val="nil"/>
+            </w:tcBorders>
+          </w:tcPr>
+          <w:p>
+            <w:pPr>
+              <w:rPr>
+                <w:rFonts w:ascii="Times New Roman" w:hAnsi="Times New Roman" w:cs="Times New Roman"/>
+                <w:sz w:val="24"/>
+                <w:szCs w:val="24"/>
+              </w:rPr>
+            </w:pPr>
+            <w:r>
+              <w:rPr>
+                <w:rFonts w:ascii="Times New Roman" w:hAnsi="Times New Roman" w:cs="Times New Roman"/>
+                <w:sz w:val="24"/>
+                <w:szCs w:val="24"/>
+              </w:rPr>
+              <w:t>Loại phòng đã đặt</w:t>
+            </w:r>
+          </w:p>
+        </w:tc>
+        <w:tc>
+          <w:tcPr>
+            <w:tcW w:w="672" w:type="pct"/>
+            <w:tcBorders>
+              <w:top w:val="nil"/>
+              <w:left w:val="nil"/>
+              <w:bottom w:val="nil"/>
+              <w:right w:val="nil"/>
+            </w:tcBorders>
+          </w:tcPr>
+          <w:p>
+            <w:pPr>
+              <w:rPr>
+                <w:rFonts w:ascii="Times New Roman" w:hAnsi="Times New Roman" w:cs="Times New Roman"/>
+                <w:sz w:val="24"/>
+                <w:szCs w:val="24"/>
+              </w:rPr>
+            </w:pPr>
+            <w:r>
+              <w:rPr>
+                <w:rFonts w:ascii="Times New Roman" w:hAnsi="Times New Roman" w:cs="Times New Roman"/>
+                <w:sz w:val="24"/>
+                <w:szCs w:val="24"/>
+              </w:rPr>
+              <w:t>string</w:t>
+            </w:r>
+          </w:p>
+        </w:tc>
+      </w:tr>
+      <w:tr>
+        <w:trPr>
+          <w:trHeight w:val="398"/>
+        </w:trPr>
+        <w:tc>
+          <w:tcPr>
+            <w:tcW w:w="1866" w:type="pct"/>
+            <w:tcBorders>
+              <w:top w:val="nil"/>
+              <w:left w:val="nil"/>
+              <w:bottom w:val="nil"/>
+              <w:right w:val="nil"/>
+            </w:tcBorders>
+          </w:tcPr>
+          <w:p>
+            <w:pPr>
+              <w:rPr>
+                <w:rFonts w:ascii="Times New Roman" w:eastAsia="Times New Roman" w:hAnsi="Times New Roman" w:cs="Times New Roman"/>
+                <w:sz w:val="24"/>
+                <w:szCs w:val="24"/>
+              </w:rPr>
+            </w:pPr>
+            <w:r>
+              <w:rPr>
+                <w:rFonts w:ascii="Times New Roman" w:hAnsi="Times New Roman" w:cs="Times New Roman"/>
+                <w:sz w:val="24"/>
+                <w:szCs w:val="24"/>
+              </w:rPr>
+              <w:t>assigned_room_type</w:t>
+            </w:r>
+          </w:p>
+        </w:tc>
+        <w:tc>
+          <w:tcPr>
+            <w:tcW w:w="2462" w:type="pct"/>
+            <w:tcBorders>
+              <w:top w:val="nil"/>
+              <w:left w:val="nil"/>
+              <w:bottom w:val="nil"/>
+              <w:right w:val="nil"/>
+            </w:tcBorders>
+          </w:tcPr>
+          <w:p>
+            <w:pPr>
+              <w:rPr>
+                <w:rFonts w:ascii="Times New Roman" w:hAnsi="Times New Roman" w:cs="Times New Roman"/>
+                <w:sz w:val="24"/>
+                <w:szCs w:val="24"/>
+              </w:rPr>
+            </w:pPr>
+            <w:r>
+              <w:rPr>
+                <w:rFonts w:ascii="Times New Roman" w:hAnsi="Times New Roman" w:cs="Times New Roman"/>
+                <w:sz w:val="24"/>
+                <w:szCs w:val="24"/>
+              </w:rPr>
+              <w:t>Loại phòng được chỉ định</w:t>
+            </w:r>
+          </w:p>
+        </w:tc>
+        <w:tc>
+          <w:tcPr>
+            <w:tcW w:w="672" w:type="pct"/>
+            <w:tcBorders>
+              <w:top w:val="nil"/>
+              <w:left w:val="nil"/>
+              <w:bottom w:val="nil"/>
+              <w:right w:val="nil"/>
+            </w:tcBorders>
+          </w:tcPr>
+          <w:p>
+            <w:pPr>
+              <w:rPr>
+                <w:rFonts w:ascii="Times New Roman" w:hAnsi="Times New Roman" w:cs="Times New Roman"/>
+                <w:sz w:val="24"/>
+                <w:szCs w:val="24"/>
+              </w:rPr>
+            </w:pPr>
+            <w:r>
+              <w:rPr>
+                <w:rFonts w:ascii="Times New Roman" w:hAnsi="Times New Roman" w:cs="Times New Roman"/>
+                <w:sz w:val="24"/>
+                <w:szCs w:val="24"/>
+              </w:rPr>
+              <w:t>string</w:t>
+            </w:r>
+          </w:p>
+        </w:tc>
+      </w:tr>
+      <w:tr>
+        <w:trPr>
+          <w:trHeight w:val="398"/>
+        </w:trPr>
+        <w:tc>
+          <w:tcPr>
+            <w:tcW w:w="1866" w:type="pct"/>
+            <w:tcBorders>
+              <w:top w:val="nil"/>
+              <w:left w:val="nil"/>
+              <w:bottom w:val="nil"/>
+              <w:right w:val="nil"/>
+            </w:tcBorders>
+          </w:tcPr>
+          <w:p>
+            <w:pPr>
+              <w:rPr>
+                <w:rFonts w:ascii="Times New Roman" w:eastAsia="Times New Roman" w:hAnsi="Times New Roman" w:cs="Times New Roman"/>
+                <w:sz w:val="24"/>
+                <w:szCs w:val="24"/>
+              </w:rPr>
+            </w:pPr>
+            <w:r>
+              <w:rPr>
+                <w:rFonts w:ascii="Times New Roman" w:hAnsi="Times New Roman" w:cs="Times New Roman"/>
+                <w:sz w:val="24"/>
+                <w:szCs w:val="24"/>
+              </w:rPr>
+              <w:t>booking_changes</w:t>
+            </w:r>
+          </w:p>
+        </w:tc>
+        <w:tc>
+          <w:tcPr>
+            <w:tcW w:w="2462" w:type="pct"/>
+            <w:tcBorders>
+              <w:top w:val="nil"/>
+              <w:left w:val="nil"/>
+              <w:bottom w:val="nil"/>
+              <w:right w:val="nil"/>
+            </w:tcBorders>
+          </w:tcPr>
+          <w:p>
+            <w:pPr>
+              <w:rPr>
+                <w:rFonts w:ascii="Times New Roman" w:hAnsi="Times New Roman" w:cs="Times New Roman"/>
+                <w:sz w:val="24"/>
+                <w:szCs w:val="24"/>
+              </w:rPr>
+            </w:pPr>
+            <w:r>
+              <w:rPr>
+                <w:rFonts w:ascii="Times New Roman" w:hAnsi="Times New Roman" w:cs="Times New Roman"/>
+                <w:sz w:val="24"/>
+                <w:szCs w:val="24"/>
+              </w:rPr>
+              <w:t>Thay đổi đặt chỗ</w:t>
+            </w:r>
+          </w:p>
+        </w:tc>
+        <w:tc>
+          <w:tcPr>
+            <w:tcW w:w="672" w:type="pct"/>
+            <w:tcBorders>
+              <w:top w:val="nil"/>
+              <w:left w:val="nil"/>
+              <w:bottom w:val="nil"/>
+              <w:right w:val="nil"/>
+            </w:tcBorders>
+          </w:tcPr>
+          <w:p>
+            <w:pPr>
+              <w:rPr>
+                <w:rFonts w:ascii="Times New Roman" w:hAnsi="Times New Roman" w:cs="Times New Roman"/>
+                <w:sz w:val="24"/>
+                <w:szCs w:val="24"/>
+              </w:rPr>
+            </w:pPr>
+            <w:r>
+              <w:rPr>
+                <w:rFonts w:ascii="Times New Roman" w:hAnsi="Times New Roman" w:cs="Times New Roman"/>
+                <w:sz w:val="24"/>
+                <w:szCs w:val="24"/>
+              </w:rPr>
+              <w:t>int</w:t>
+            </w:r>
+          </w:p>
+        </w:tc>
+      </w:tr>
+      <w:tr>
+        <w:trPr>
+          <w:trHeight w:val="398"/>
+        </w:trPr>
+        <w:tc>
+          <w:tcPr>
+            <w:tcW w:w="1866" w:type="pct"/>
+            <w:tcBorders>
+              <w:top w:val="nil"/>
+              <w:left w:val="nil"/>
+              <w:bottom w:val="nil"/>
+              <w:right w:val="nil"/>
+            </w:tcBorders>
+          </w:tcPr>
+          <w:p>
+            <w:pPr>
+              <w:rPr>
+                <w:rFonts w:ascii="Times New Roman" w:hAnsi="Times New Roman" w:cs="Times New Roman"/>
+                <w:sz w:val="24"/>
+                <w:szCs w:val="24"/>
+              </w:rPr>
+            </w:pPr>
+            <w:r>
+              <w:rPr>
+                <w:rFonts w:ascii="Times New Roman" w:hAnsi="Times New Roman" w:cs="Times New Roman"/>
+                <w:sz w:val="24"/>
+                <w:szCs w:val="24"/>
+              </w:rPr>
+              <w:t>deposit_type</w:t>
+            </w:r>
+          </w:p>
+        </w:tc>
+        <w:tc>
+          <w:tcPr>
+            <w:tcW w:w="2462" w:type="pct"/>
+            <w:tcBorders>
+              <w:top w:val="nil"/>
+              <w:left w:val="nil"/>
+              <w:bottom w:val="nil"/>
+              <w:right w:val="nil"/>
+            </w:tcBorders>
+          </w:tcPr>
+          <w:p>
+            <w:pPr>
+              <w:rPr>
+                <w:rFonts w:ascii="Times New Roman" w:hAnsi="Times New Roman" w:cs="Times New Roman"/>
+                <w:sz w:val="24"/>
+                <w:szCs w:val="24"/>
+              </w:rPr>
+            </w:pPr>
+            <w:r>
+              <w:rPr>
+                <w:rFonts w:ascii="Times New Roman" w:hAnsi="Times New Roman" w:cs="Times New Roman"/>
+                <w:sz w:val="24"/>
+                <w:szCs w:val="24"/>
+              </w:rPr>
+              <w:t>Loại đặt cọ</w:t>
+            </w:r>
+            <w:r>
+              <w:rPr>
+                <w:rFonts w:ascii="Times New Roman" w:hAnsi="Times New Roman" w:cs="Times New Roman"/>
+                <w:sz w:val="24"/>
+                <w:szCs w:val="24"/>
+              </w:rPr>
+              <w:t>c</w:t>
+            </w:r>
+          </w:p>
+        </w:tc>
+        <w:tc>
+          <w:tcPr>
+            <w:tcW w:w="672" w:type="pct"/>
+            <w:tcBorders>
+              <w:top w:val="nil"/>
+              <w:left w:val="nil"/>
+              <w:bottom w:val="nil"/>
+              <w:right w:val="nil"/>
+            </w:tcBorders>
+          </w:tcPr>
+          <w:p>
+            <w:pPr>
+              <w:rPr>
+                <w:rFonts w:ascii="Times New Roman" w:hAnsi="Times New Roman" w:cs="Times New Roman"/>
+                <w:sz w:val="24"/>
+                <w:szCs w:val="24"/>
+              </w:rPr>
+            </w:pPr>
+            <w:r>
+              <w:rPr>
+                <w:rFonts w:ascii="Times New Roman" w:hAnsi="Times New Roman" w:cs="Times New Roman"/>
+                <w:sz w:val="24"/>
+                <w:szCs w:val="24"/>
+              </w:rPr>
+              <w:t>string</w:t>
+            </w:r>
+          </w:p>
+        </w:tc>
+      </w:tr>
+      <w:tr>
+        <w:trPr>
+          <w:trHeight w:val="398"/>
+        </w:trPr>
+        <w:tc>
+          <w:tcPr>
+            <w:tcW w:w="1866" w:type="pct"/>
+            <w:tcBorders>
+              <w:top w:val="nil"/>
+              <w:left w:val="nil"/>
+              <w:bottom w:val="nil"/>
+              <w:right w:val="nil"/>
+            </w:tcBorders>
+          </w:tcPr>
+          <w:p>
+            <w:pPr>
+              <w:rPr>
+                <w:rFonts w:ascii="Times New Roman" w:hAnsi="Times New Roman" w:cs="Times New Roman"/>
+                <w:sz w:val="24"/>
+                <w:szCs w:val="24"/>
+              </w:rPr>
+            </w:pPr>
+            <w:r>
+              <w:rPr>
+                <w:rFonts w:ascii="Times New Roman" w:hAnsi="Times New Roman" w:cs="Times New Roman"/>
+                <w:sz w:val="24"/>
+                <w:szCs w:val="24"/>
+              </w:rPr>
+              <w:t>agent</w:t>
+            </w:r>
+          </w:p>
+        </w:tc>
+        <w:tc>
+          <w:tcPr>
+            <w:tcW w:w="2462" w:type="pct"/>
+            <w:tcBorders>
+              <w:top w:val="nil"/>
+              <w:left w:val="nil"/>
+              <w:bottom w:val="nil"/>
+              <w:right w:val="nil"/>
+            </w:tcBorders>
+          </w:tcPr>
+          <w:p>
+            <w:pPr>
+              <w:rPr>
+                <w:rFonts w:ascii="Times New Roman" w:hAnsi="Times New Roman" w:cs="Times New Roman"/>
+                <w:sz w:val="24"/>
+                <w:szCs w:val="24"/>
+              </w:rPr>
+            </w:pPr>
+            <w:r>
+              <w:rPr>
+                <w:rFonts w:ascii="Times New Roman" w:hAnsi="Times New Roman" w:cs="Times New Roman"/>
+                <w:sz w:val="24"/>
+                <w:szCs w:val="24"/>
+              </w:rPr>
+              <w:t>Mã đại lý</w:t>
+            </w:r>
+          </w:p>
+        </w:tc>
+        <w:tc>
+          <w:tcPr>
+            <w:tcW w:w="672" w:type="pct"/>
+            <w:tcBorders>
+              <w:top w:val="nil"/>
+              <w:left w:val="nil"/>
+              <w:bottom w:val="nil"/>
+              <w:right w:val="nil"/>
+            </w:tcBorders>
+          </w:tcPr>
+          <w:p>
+            <w:pPr>
+              <w:rPr>
+                <w:rFonts w:ascii="Times New Roman" w:hAnsi="Times New Roman" w:cs="Times New Roman"/>
+                <w:sz w:val="24"/>
+                <w:szCs w:val="24"/>
+              </w:rPr>
+            </w:pPr>
+            <w:r>
+              <w:rPr>
+                <w:rFonts w:ascii="Times New Roman" w:hAnsi="Times New Roman" w:cs="Times New Roman"/>
+                <w:sz w:val="24"/>
+                <w:szCs w:val="24"/>
+              </w:rPr>
+              <w:t>float</w:t>
+            </w:r>
+          </w:p>
+        </w:tc>
+      </w:tr>
+      <w:tr>
+        <w:trPr>
+          <w:trHeight w:val="398"/>
+        </w:trPr>
+        <w:tc>
+          <w:tcPr>
+            <w:tcW w:w="1866" w:type="pct"/>
+            <w:tcBorders>
+              <w:top w:val="nil"/>
+              <w:left w:val="nil"/>
+              <w:bottom w:val="nil"/>
+              <w:right w:val="nil"/>
+            </w:tcBorders>
+          </w:tcPr>
+          <w:p>
+            <w:pPr>
+              <w:rPr>
+                <w:rFonts w:ascii="Times New Roman" w:hAnsi="Times New Roman" w:cs="Times New Roman"/>
+                <w:sz w:val="24"/>
+                <w:szCs w:val="24"/>
+              </w:rPr>
+            </w:pPr>
+            <w:r>
+              <w:rPr>
+                <w:rFonts w:ascii="Times New Roman" w:hAnsi="Times New Roman" w:cs="Times New Roman"/>
+                <w:sz w:val="24"/>
+                <w:szCs w:val="24"/>
+              </w:rPr>
+              <w:t>company</w:t>
+            </w:r>
+          </w:p>
+        </w:tc>
+        <w:tc>
+          <w:tcPr>
+            <w:tcW w:w="2462" w:type="pct"/>
+            <w:tcBorders>
+              <w:top w:val="nil"/>
+              <w:left w:val="nil"/>
+              <w:bottom w:val="nil"/>
+              <w:right w:val="nil"/>
+            </w:tcBorders>
+          </w:tcPr>
+          <w:p>
+            <w:pPr>
+              <w:rPr>
+                <w:rFonts w:ascii="Times New Roman" w:hAnsi="Times New Roman" w:cs="Times New Roman"/>
+                <w:sz w:val="24"/>
+                <w:szCs w:val="24"/>
+              </w:rPr>
+            </w:pPr>
+            <w:r>
+              <w:rPr>
+                <w:rFonts w:ascii="Times New Roman" w:hAnsi="Times New Roman" w:cs="Times New Roman"/>
+                <w:sz w:val="24"/>
+                <w:szCs w:val="24"/>
+              </w:rPr>
+              <w:t>C</w:t>
+            </w:r>
+            <w:r>
+              <w:rPr>
+                <w:rFonts w:ascii="Times New Roman" w:hAnsi="Times New Roman" w:cs="Times New Roman"/>
+                <w:sz w:val="24"/>
+                <w:szCs w:val="24"/>
+              </w:rPr>
+              <w:t>ông ty trung gian đặt phòng</w:t>
+            </w:r>
+          </w:p>
+        </w:tc>
+        <w:tc>
+          <w:tcPr>
+            <w:tcW w:w="672" w:type="pct"/>
+            <w:tcBorders>
+              <w:top w:val="nil"/>
+              <w:left w:val="nil"/>
+              <w:bottom w:val="nil"/>
+              <w:right w:val="nil"/>
+            </w:tcBorders>
+          </w:tcPr>
+          <w:p>
+            <w:pPr>
+              <w:rPr>
+                <w:rFonts w:ascii="Times New Roman" w:hAnsi="Times New Roman" w:cs="Times New Roman"/>
+                <w:sz w:val="24"/>
+                <w:szCs w:val="24"/>
+              </w:rPr>
+            </w:pPr>
+            <w:r>
+              <w:rPr>
+                <w:rFonts w:ascii="Times New Roman" w:hAnsi="Times New Roman" w:cs="Times New Roman"/>
+                <w:sz w:val="24"/>
+                <w:szCs w:val="24"/>
+              </w:rPr>
+              <w:t>float</w:t>
+            </w:r>
+          </w:p>
+        </w:tc>
+      </w:tr>
+      <w:tr>
+        <w:trPr>
+          <w:trHeight w:val="398"/>
+        </w:trPr>
+        <w:tc>
+          <w:tcPr>
+            <w:tcW w:w="1866" w:type="pct"/>
+            <w:tcBorders>
+              <w:top w:val="nil"/>
+              <w:left w:val="nil"/>
+              <w:bottom w:val="nil"/>
+              <w:right w:val="nil"/>
+            </w:tcBorders>
+          </w:tcPr>
+          <w:p>
+            <w:pPr>
+              <w:rPr>
+                <w:rFonts w:ascii="Times New Roman" w:eastAsia="Times New Roman" w:hAnsi="Times New Roman" w:cs="Times New Roman"/>
+                <w:sz w:val="24"/>
+                <w:szCs w:val="24"/>
+              </w:rPr>
+            </w:pPr>
+            <w:r>
+              <w:rPr>
+                <w:rFonts w:ascii="Times New Roman" w:hAnsi="Times New Roman" w:cs="Times New Roman"/>
+                <w:sz w:val="24"/>
+                <w:szCs w:val="24"/>
+              </w:rPr>
+              <w:t>days_in_waiting_list</w:t>
+            </w:r>
+          </w:p>
+        </w:tc>
+        <w:tc>
+          <w:tcPr>
+            <w:tcW w:w="2462" w:type="pct"/>
+            <w:tcBorders>
+              <w:top w:val="nil"/>
+              <w:left w:val="nil"/>
+              <w:bottom w:val="nil"/>
+              <w:right w:val="nil"/>
+            </w:tcBorders>
+          </w:tcPr>
+          <w:p>
+            <w:pPr>
+              <w:rPr>
+                <w:rFonts w:ascii="Times New Roman" w:hAnsi="Times New Roman" w:cs="Times New Roman"/>
+                <w:sz w:val="24"/>
+                <w:szCs w:val="24"/>
+              </w:rPr>
+            </w:pPr>
+            <w:r>
+              <w:rPr>
+                <w:rFonts w:ascii="Times New Roman" w:hAnsi="Times New Roman" w:cs="Times New Roman"/>
+                <w:sz w:val="24"/>
+                <w:szCs w:val="24"/>
+              </w:rPr>
+              <w:t>Số ngày trong danh sách chờ</w:t>
+            </w:r>
+          </w:p>
+        </w:tc>
+        <w:tc>
+          <w:tcPr>
+            <w:tcW w:w="672" w:type="pct"/>
+            <w:tcBorders>
+              <w:top w:val="nil"/>
+              <w:left w:val="nil"/>
+              <w:bottom w:val="nil"/>
+              <w:right w:val="nil"/>
+            </w:tcBorders>
+          </w:tcPr>
+          <w:p>
+            <w:pPr>
+              <w:rPr>
+                <w:rFonts w:ascii="Times New Roman" w:hAnsi="Times New Roman" w:cs="Times New Roman"/>
+                <w:sz w:val="24"/>
+                <w:szCs w:val="24"/>
+              </w:rPr>
+            </w:pPr>
+            <w:r>
+              <w:rPr>
+                <w:rFonts w:ascii="Times New Roman" w:hAnsi="Times New Roman" w:cs="Times New Roman"/>
+                <w:sz w:val="24"/>
+                <w:szCs w:val="24"/>
+              </w:rPr>
+              <w:t>int</w:t>
+            </w:r>
+          </w:p>
+        </w:tc>
+      </w:tr>
+      <w:tr>
+        <w:trPr>
+          <w:trHeight w:val="398"/>
+        </w:trPr>
+        <w:tc>
+          <w:tcPr>
+            <w:tcW w:w="1866" w:type="pct"/>
+            <w:tcBorders>
+              <w:top w:val="nil"/>
+              <w:left w:val="nil"/>
+              <w:bottom w:val="nil"/>
+              <w:right w:val="nil"/>
+            </w:tcBorders>
+          </w:tcPr>
+          <w:p>
+            <w:pPr>
+              <w:rPr>
+                <w:rFonts w:ascii="Times New Roman" w:hAnsi="Times New Roman" w:cs="Times New Roman"/>
+                <w:sz w:val="24"/>
+                <w:szCs w:val="24"/>
+              </w:rPr>
+            </w:pPr>
+            <w:r>
+              <w:rPr>
+                <w:rFonts w:ascii="Times New Roman" w:hAnsi="Times New Roman" w:cs="Times New Roman"/>
+                <w:sz w:val="24"/>
+                <w:szCs w:val="24"/>
+              </w:rPr>
+              <w:t>customer_type</w:t>
+            </w:r>
+          </w:p>
+        </w:tc>
+        <w:tc>
+          <w:tcPr>
+            <w:tcW w:w="2462" w:type="pct"/>
+            <w:tcBorders>
+              <w:top w:val="nil"/>
+              <w:left w:val="nil"/>
+              <w:bottom w:val="nil"/>
+              <w:right w:val="nil"/>
+            </w:tcBorders>
+          </w:tcPr>
+          <w:p>
+            <w:pPr>
+              <w:rPr>
+                <w:rFonts w:ascii="Times New Roman" w:hAnsi="Times New Roman" w:cs="Times New Roman"/>
+                <w:sz w:val="24"/>
+                <w:szCs w:val="24"/>
+              </w:rPr>
+            </w:pPr>
+            <w:r>
+              <w:rPr>
+                <w:rFonts w:ascii="Times New Roman" w:hAnsi="Times New Roman" w:cs="Times New Roman"/>
+                <w:sz w:val="24"/>
+                <w:szCs w:val="24"/>
+              </w:rPr>
+              <w:t>Loại khách hàng</w:t>
+            </w:r>
+          </w:p>
+        </w:tc>
+        <w:tc>
+          <w:tcPr>
+            <w:tcW w:w="672" w:type="pct"/>
+            <w:tcBorders>
+              <w:top w:val="nil"/>
+              <w:left w:val="nil"/>
+              <w:bottom w:val="nil"/>
+              <w:right w:val="nil"/>
+            </w:tcBorders>
+          </w:tcPr>
+          <w:p>
+            <w:pPr>
+              <w:rPr>
+                <w:rFonts w:ascii="Times New Roman" w:hAnsi="Times New Roman" w:cs="Times New Roman"/>
+                <w:sz w:val="24"/>
+                <w:szCs w:val="24"/>
+              </w:rPr>
+            </w:pPr>
+            <w:r>
+              <w:rPr>
+                <w:rFonts w:ascii="Times New Roman" w:hAnsi="Times New Roman" w:cs="Times New Roman"/>
+                <w:sz w:val="24"/>
+                <w:szCs w:val="24"/>
+              </w:rPr>
+              <w:t>string</w:t>
+            </w:r>
+          </w:p>
+        </w:tc>
+      </w:tr>
+      <w:tr>
+        <w:trPr>
+          <w:trHeight w:val="398"/>
+        </w:trPr>
+        <w:tc>
+          <w:tcPr>
+            <w:tcW w:w="1866" w:type="pct"/>
+            <w:tcBorders>
+              <w:top w:val="nil"/>
+              <w:left w:val="nil"/>
+              <w:bottom w:val="nil"/>
+              <w:right w:val="nil"/>
+            </w:tcBorders>
+          </w:tcPr>
+          <w:p>
+            <w:pPr>
+              <w:rPr>
+                <w:rFonts w:ascii="Times New Roman" w:hAnsi="Times New Roman" w:cs="Times New Roman"/>
+                <w:sz w:val="24"/>
+                <w:szCs w:val="24"/>
+              </w:rPr>
+            </w:pPr>
+            <w:r>
+              <w:rPr>
+                <w:rFonts w:ascii="Times New Roman" w:hAnsi="Times New Roman" w:cs="Times New Roman"/>
+                <w:sz w:val="24"/>
+                <w:szCs w:val="24"/>
+              </w:rPr>
+              <w:t>adr</w:t>
+            </w:r>
+          </w:p>
+        </w:tc>
+        <w:tc>
+          <w:tcPr>
+            <w:tcW w:w="2462" w:type="pct"/>
+            <w:tcBorders>
+              <w:top w:val="nil"/>
+              <w:left w:val="nil"/>
+              <w:bottom w:val="nil"/>
+              <w:right w:val="nil"/>
+            </w:tcBorders>
+          </w:tcPr>
+          <w:p>
+            <w:pPr>
+              <w:rPr>
+                <w:rFonts w:ascii="Times New Roman" w:hAnsi="Times New Roman" w:cs="Times New Roman"/>
+                <w:sz w:val="24"/>
+                <w:szCs w:val="24"/>
+              </w:rPr>
+            </w:pPr>
+            <w:r>
+              <w:rPr>
+                <w:rFonts w:ascii="Times New Roman" w:hAnsi="Times New Roman" w:cs="Times New Roman"/>
+                <w:sz w:val="24"/>
+                <w:szCs w:val="24"/>
+              </w:rPr>
+              <w:t>G</w:t>
+            </w:r>
+            <w:r>
+              <w:rPr>
+                <w:rFonts w:ascii="Times New Roman" w:hAnsi="Times New Roman" w:cs="Times New Roman"/>
+                <w:sz w:val="24"/>
+                <w:szCs w:val="24"/>
+              </w:rPr>
+              <w:t>iá phòng trung bình/đêm</w:t>
+            </w:r>
+          </w:p>
+        </w:tc>
+        <w:tc>
+          <w:tcPr>
+            <w:tcW w:w="672" w:type="pct"/>
+            <w:tcBorders>
+              <w:top w:val="nil"/>
+              <w:left w:val="nil"/>
+              <w:bottom w:val="nil"/>
+              <w:right w:val="nil"/>
+            </w:tcBorders>
+          </w:tcPr>
+          <w:p>
+            <w:pPr>
+              <w:rPr>
+                <w:rFonts w:ascii="Times New Roman" w:hAnsi="Times New Roman" w:cs="Times New Roman"/>
+                <w:sz w:val="24"/>
+                <w:szCs w:val="24"/>
+              </w:rPr>
+            </w:pPr>
+            <w:r>
+              <w:rPr>
+                <w:rFonts w:ascii="Times New Roman" w:hAnsi="Times New Roman" w:cs="Times New Roman"/>
+                <w:sz w:val="24"/>
+                <w:szCs w:val="24"/>
+              </w:rPr>
+              <w:t>float</w:t>
+            </w:r>
+          </w:p>
+        </w:tc>
+      </w:tr>
+      <w:tr>
+        <w:trPr>
+          <w:trHeight w:val="398"/>
+        </w:trPr>
+        <w:tc>
+          <w:tcPr>
+            <w:tcW w:w="1866" w:type="pct"/>
+            <w:tcBorders>
+              <w:top w:val="nil"/>
+              <w:left w:val="nil"/>
+              <w:bottom w:val="nil"/>
+              <w:right w:val="nil"/>
+            </w:tcBorders>
+          </w:tcPr>
+          <w:p>
+            <w:pPr>
+              <w:rPr>
+                <w:rFonts w:ascii="Times New Roman" w:eastAsia="Times New Roman" w:hAnsi="Times New Roman" w:cs="Times New Roman"/>
+                <w:sz w:val="24"/>
+                <w:szCs w:val="24"/>
+              </w:rPr>
+            </w:pPr>
+            <w:r>
+              <w:rPr>
+                <w:rFonts w:ascii="Times New Roman" w:hAnsi="Times New Roman" w:cs="Times New Roman"/>
+                <w:sz w:val="24"/>
+                <w:szCs w:val="24"/>
+              </w:rPr>
+              <w:t>required_car_parking_spaces</w:t>
+            </w:r>
+          </w:p>
+        </w:tc>
+        <w:tc>
+          <w:tcPr>
+            <w:tcW w:w="2462" w:type="pct"/>
+            <w:tcBorders>
+              <w:top w:val="nil"/>
+              <w:left w:val="nil"/>
+              <w:bottom w:val="nil"/>
+              <w:right w:val="nil"/>
+            </w:tcBorders>
+          </w:tcPr>
+          <w:p>
+            <w:pPr>
+              <w:rPr>
+                <w:rFonts w:ascii="Times New Roman" w:hAnsi="Times New Roman" w:cs="Times New Roman"/>
+                <w:sz w:val="24"/>
+                <w:szCs w:val="24"/>
+              </w:rPr>
+            </w:pPr>
+            <w:r>
+              <w:rPr>
+                <w:rFonts w:ascii="Times New Roman" w:hAnsi="Times New Roman" w:cs="Times New Roman"/>
+                <w:sz w:val="24"/>
+                <w:szCs w:val="24"/>
+              </w:rPr>
+              <w:t>Số chỗ đậu xe bắt buộc</w:t>
+            </w:r>
+          </w:p>
+        </w:tc>
+        <w:tc>
+          <w:tcPr>
+            <w:tcW w:w="672" w:type="pct"/>
+            <w:tcBorders>
+              <w:top w:val="nil"/>
+              <w:left w:val="nil"/>
+              <w:bottom w:val="nil"/>
+              <w:right w:val="nil"/>
+            </w:tcBorders>
+          </w:tcPr>
+          <w:p>
+            <w:pPr>
+              <w:rPr>
+                <w:rFonts w:ascii="Times New Roman" w:hAnsi="Times New Roman" w:cs="Times New Roman"/>
+                <w:sz w:val="24"/>
+                <w:szCs w:val="24"/>
+              </w:rPr>
+            </w:pPr>
+            <w:r>
+              <w:rPr>
+                <w:rFonts w:ascii="Times New Roman" w:hAnsi="Times New Roman" w:cs="Times New Roman"/>
+                <w:sz w:val="24"/>
+                <w:szCs w:val="24"/>
+              </w:rPr>
+              <w:t>int</w:t>
+            </w:r>
+          </w:p>
+        </w:tc>
+      </w:tr>
+      <w:tr>
+        <w:trPr>
+          <w:trHeight w:val="398"/>
+        </w:trPr>
+        <w:tc>
+          <w:tcPr>
+            <w:tcW w:w="1866" w:type="pct"/>
+            <w:tcBorders>
+              <w:top w:val="nil"/>
+              <w:left w:val="nil"/>
+              <w:bottom w:val="nil"/>
+              <w:right w:val="nil"/>
+            </w:tcBorders>
+          </w:tcPr>
+          <w:p>
+            <w:pPr>
+              <w:rPr>
+                <w:rFonts w:ascii="Times New Roman" w:eastAsia="Times New Roman" w:hAnsi="Times New Roman" w:cs="Times New Roman"/>
+                <w:sz w:val="24"/>
+                <w:szCs w:val="24"/>
+              </w:rPr>
+            </w:pPr>
+            <w:r>
+              <w:rPr>
+                <w:rFonts w:ascii="Times New Roman" w:hAnsi="Times New Roman" w:cs="Times New Roman"/>
+                <w:sz w:val="24"/>
+                <w:szCs w:val="24"/>
+              </w:rPr>
+              <w:t>total_of_special_requests</w:t>
+            </w:r>
+          </w:p>
+        </w:tc>
+        <w:tc>
+          <w:tcPr>
+            <w:tcW w:w="2462" w:type="pct"/>
+            <w:tcBorders>
+              <w:top w:val="nil"/>
+              <w:left w:val="nil"/>
+              <w:bottom w:val="nil"/>
+              <w:right w:val="nil"/>
+            </w:tcBorders>
+          </w:tcPr>
+          <w:p>
+            <w:pPr>
+              <w:rPr>
+                <w:rFonts w:ascii="Times New Roman" w:hAnsi="Times New Roman" w:cs="Times New Roman"/>
+                <w:sz w:val="24"/>
+                <w:szCs w:val="24"/>
+              </w:rPr>
+            </w:pPr>
+            <w:r>
+              <w:rPr>
+                <w:rFonts w:ascii="Times New Roman" w:hAnsi="Times New Roman" w:cs="Times New Roman"/>
+                <w:sz w:val="24"/>
+                <w:szCs w:val="24"/>
+              </w:rPr>
+              <w:t>Tổng số yêu cầu đặc biệt</w:t>
+            </w:r>
+          </w:p>
+        </w:tc>
+        <w:tc>
+          <w:tcPr>
+            <w:tcW w:w="672" w:type="pct"/>
+            <w:tcBorders>
+              <w:top w:val="nil"/>
+              <w:left w:val="nil"/>
+              <w:bottom w:val="nil"/>
+              <w:right w:val="nil"/>
+            </w:tcBorders>
+          </w:tcPr>
+          <w:p>
+            <w:pPr>
+              <w:rPr>
+                <w:rFonts w:ascii="Times New Roman" w:hAnsi="Times New Roman" w:cs="Times New Roman"/>
+                <w:sz w:val="24"/>
+                <w:szCs w:val="24"/>
+              </w:rPr>
+            </w:pPr>
+            <w:r>
+              <w:rPr>
+                <w:rFonts w:ascii="Times New Roman" w:hAnsi="Times New Roman" w:cs="Times New Roman"/>
+                <w:sz w:val="24"/>
+                <w:szCs w:val="24"/>
+              </w:rPr>
+              <w:t>int</w:t>
+            </w:r>
+          </w:p>
+        </w:tc>
+      </w:tr>
+      <w:tr>
+        <w:trPr>
+          <w:trHeight w:val="398"/>
+        </w:trPr>
+        <w:tc>
+          <w:tcPr>
+            <w:tcW w:w="1866" w:type="pct"/>
+            <w:tcBorders>
+              <w:top w:val="nil"/>
+              <w:left w:val="nil"/>
+              <w:bottom w:val="nil"/>
+              <w:right w:val="nil"/>
+            </w:tcBorders>
+          </w:tcPr>
+          <w:p>
+            <w:pPr>
+              <w:rPr>
+                <w:rFonts w:ascii="Times New Roman" w:hAnsi="Times New Roman" w:cs="Times New Roman"/>
+                <w:sz w:val="24"/>
+                <w:szCs w:val="24"/>
+              </w:rPr>
+            </w:pPr>
+            <w:r>
+              <w:rPr>
+                <w:rFonts w:ascii="Times New Roman" w:hAnsi="Times New Roman" w:cs="Times New Roman"/>
+                <w:sz w:val="24"/>
+                <w:szCs w:val="24"/>
+              </w:rPr>
+              <w:lastRenderedPageBreak/>
+              <w:t>reservation_status</w:t>
+            </w:r>
+          </w:p>
+        </w:tc>
+        <w:tc>
+          <w:tcPr>
+            <w:tcW w:w="2462" w:type="pct"/>
+            <w:tcBorders>
+              <w:top w:val="nil"/>
+              <w:left w:val="nil"/>
+              <w:bottom w:val="nil"/>
+              <w:right w:val="nil"/>
+            </w:tcBorders>
+          </w:tcPr>
+          <w:p>
+            <w:pPr>
+              <w:rPr>
+                <w:rFonts w:ascii="Times New Roman" w:hAnsi="Times New Roman" w:cs="Times New Roman"/>
+                <w:sz w:val="24"/>
+                <w:szCs w:val="24"/>
+              </w:rPr>
+            </w:pPr>
+            <w:r>
+              <w:rPr>
+                <w:rFonts w:ascii="Times New Roman" w:hAnsi="Times New Roman" w:cs="Times New Roman"/>
+                <w:sz w:val="24"/>
+                <w:szCs w:val="24"/>
+              </w:rPr>
+              <w:t>Trạng thái đặt chỗ</w:t>
+            </w:r>
+          </w:p>
+        </w:tc>
+        <w:tc>
+          <w:tcPr>
+            <w:tcW w:w="672" w:type="pct"/>
+            <w:tcBorders>
+              <w:top w:val="nil"/>
+              <w:left w:val="nil"/>
+              <w:bottom w:val="nil"/>
+              <w:right w:val="nil"/>
+            </w:tcBorders>
+          </w:tcPr>
+          <w:p>
+            <w:pPr>
+              <w:rPr>
+                <w:rFonts w:ascii="Times New Roman" w:hAnsi="Times New Roman" w:cs="Times New Roman"/>
+                <w:sz w:val="24"/>
+                <w:szCs w:val="24"/>
+              </w:rPr>
+            </w:pPr>
+            <w:r>
+              <w:rPr>
+                <w:rFonts w:ascii="Times New Roman" w:hAnsi="Times New Roman" w:cs="Times New Roman"/>
+                <w:sz w:val="24"/>
+                <w:szCs w:val="24"/>
+              </w:rPr>
+              <w:t>string</w:t>
+            </w:r>
+          </w:p>
+        </w:tc>
+      </w:tr>
+      <w:tr>
+        <w:trPr>
+          <w:trHeight w:val="398"/>
+        </w:trPr>
+        <w:tc>
+          <w:tcPr>
+            <w:tcW w:w="1866" w:type="pct"/>
+            <w:tcBorders>
+              <w:top w:val="nil"/>
+              <w:left w:val="nil"/>
+              <w:bottom w:val="single" w:sz="8" w:space="0" w:color="000000"/>
+              <w:right w:val="nil"/>
+            </w:tcBorders>
+          </w:tcPr>
+          <w:p>
+            <w:pPr>
+              <w:rPr>
+                <w:rFonts w:ascii="Times New Roman" w:hAnsi="Times New Roman" w:cs="Times New Roman"/>
+                <w:sz w:val="24"/>
+                <w:szCs w:val="24"/>
+              </w:rPr>
+            </w:pPr>
+            <w:r>
+              <w:rPr>
+                <w:rFonts w:ascii="Times New Roman" w:hAnsi="Times New Roman" w:cs="Times New Roman"/>
+                <w:sz w:val="24"/>
+                <w:szCs w:val="24"/>
+              </w:rPr>
+              <w:t>reservation_status_date</w:t>
+            </w:r>
+          </w:p>
+        </w:tc>
+        <w:tc>
+          <w:tcPr>
+            <w:tcW w:w="2462" w:type="pct"/>
+            <w:tcBorders>
+              <w:top w:val="nil"/>
+              <w:left w:val="nil"/>
+              <w:bottom w:val="single" w:sz="8" w:space="0" w:color="000000"/>
+              <w:right w:val="nil"/>
+            </w:tcBorders>
+          </w:tcPr>
+          <w:p>
+            <w:pPr>
+              <w:rPr>
+                <w:rFonts w:ascii="Times New Roman" w:hAnsi="Times New Roman" w:cs="Times New Roman"/>
+                <w:sz w:val="24"/>
+                <w:szCs w:val="24"/>
+              </w:rPr>
+            </w:pPr>
+            <w:r>
+              <w:rPr>
+                <w:rFonts w:ascii="Times New Roman" w:hAnsi="Times New Roman" w:cs="Times New Roman"/>
+                <w:sz w:val="24"/>
+                <w:szCs w:val="24"/>
+              </w:rPr>
+              <w:t>N</w:t>
+            </w:r>
+            <w:r>
+              <w:rPr>
+                <w:rFonts w:ascii="Times New Roman" w:hAnsi="Times New Roman" w:cs="Times New Roman"/>
+                <w:sz w:val="24"/>
+                <w:szCs w:val="24"/>
+              </w:rPr>
+              <w:t>gày cập nhật cuối của đơn</w:t>
+            </w:r>
+          </w:p>
+        </w:tc>
+        <w:tc>
+          <w:tcPr>
+            <w:tcW w:w="672" w:type="pct"/>
+            <w:tcBorders>
+              <w:top w:val="nil"/>
+              <w:left w:val="nil"/>
+              <w:bottom w:val="single" w:sz="8" w:space="0" w:color="000000"/>
+              <w:right w:val="nil"/>
+            </w:tcBorders>
+          </w:tcPr>
+          <w:p>
+            <w:pPr>
+              <w:rPr>
+                <w:rFonts w:ascii="Times New Roman" w:hAnsi="Times New Roman" w:cs="Times New Roman"/>
+                <w:sz w:val="24"/>
+                <w:szCs w:val="24"/>
+              </w:rPr>
+            </w:pPr>
+            <w:r>
+              <w:rPr>
+                <w:rFonts w:ascii="Times New Roman" w:hAnsi="Times New Roman" w:cs="Times New Roman"/>
+                <w:sz w:val="24"/>
+                <w:szCs w:val="24"/>
+              </w:rPr>
+              <w:t>string</w:t>
+            </w:r>
+          </w:p>
+        </w:tc>
+      </w:tr>
+    </w:tbl>
+    <w:p>
+      <w:pPr>
+        <w:spacing w:after="475" w:line="336" w:lineRule="auto"/>
+        <w:ind w:left="628" w:right="1060" w:hanging="5"/>
+        <w:jc w:val="center"/>
+        <w:rPr>
+          <w:rFonts w:ascii="Times New Roman" w:eastAsia="Times New Roman" w:hAnsi="Times New Roman" w:cs="Times New Roman"/>
+          <w:i/>
+          <w:sz w:val="24"/>
+        </w:rPr>
+      </w:pPr>
+      <w:r>
+        <w:rPr>
+          <w:rFonts w:ascii="Times New Roman" w:eastAsia="Times New Roman" w:hAnsi="Times New Roman" w:cs="Times New Roman"/>
+          <w:i/>
+          <w:sz w:val="24"/>
+        </w:rPr>
+        <w:t>Bảng 3.2. Data dictionary rút gọn — các trường quan trọng nhất</w:t>
+      </w:r>
+      <w:r>
+        <w:rPr>
+          <w:rFonts w:ascii="Times New Roman" w:eastAsia="Times New Roman" w:hAnsi="Times New Roman" w:cs="Times New Roman"/>
+          <w:i/>
+          <w:sz w:val="24"/>
+        </w:rPr>
+        <w:t>.</w:t>
+      </w:r>
+    </w:p>
+    <w:p>
+      <w:pPr>
         <w:pStyle w:val="Heading2"/>
         <w:ind w:left="35" w:right="0"/>
       </w:pPr>
-      <w:bookmarkStart w:id="20" w:name="_Toc20844"/>
+      <w:bookmarkStart w:id="19" w:name="_Toc20844"/>
       <w:r>
         <w:t>3.2 Phân tích khám phá (tối thiểu 4 biểu đồ)</w:t>
       </w:r>
+      <w:bookmarkEnd w:id="19"/>
+    </w:p>
+    <w:p>
+      <w:pPr>
+        <w:spacing w:after="260"/>
+        <w:ind w:left="628" w:right="1060" w:hanging="5"/>
+        <w:jc w:val="both"/>
+        <w:rPr>
+          <w:rFonts w:ascii="Times New Roman" w:eastAsia="Times New Roman" w:hAnsi="Times New Roman" w:cs="Times New Roman"/>
+          <w:i/>
+          <w:sz w:val="24"/>
+        </w:rPr>
+      </w:pPr>
+      <w:r>
+        <w:rPr>
+          <w:rFonts w:ascii="Times New Roman" w:eastAsia="Times New Roman" w:hAnsi="Times New Roman" w:cs="Times New Roman"/>
+          <w:i/>
+          <w:sz w:val="24"/>
+        </w:rPr>
+        <w:t>Gợi ý: mỗi biểu đồ phải có CHÚ THÍCH và NHẬN XÉT, không chỉ dán hình.</w:t>
+      </w:r>
+    </w:p>
+    <w:p>
+      <w:pPr>
+        <w:spacing w:after="103" w:line="265" w:lineRule="auto"/>
+        <w:ind w:left="622" w:right="548"/>
+        <w:rPr>
+          <w:rFonts w:ascii="Times New Roman" w:hAnsi="Times New Roman" w:cs="Times New Roman"/>
+          <w:sz w:val="24"/>
+          <w:szCs w:val="24"/>
+        </w:rPr>
+      </w:pPr>
+      <w:r>
+        <w:rPr>
+          <w:rFonts w:ascii="Times New Roman" w:hAnsi="Times New Roman" w:cs="Times New Roman"/>
+          <w:sz w:val="24"/>
+          <w:szCs w:val="24"/>
+        </w:rPr>
+        <w:t>3.2.1 Phân bố biến mục tiêu và mất cân bằng lớp</w:t>
+      </w:r>
+    </w:p>
+    <w:p>
+      <w:pPr>
+        <w:spacing w:after="260"/>
+        <w:ind w:left="628" w:right="1060" w:hanging="5"/>
+        <w:jc w:val="both"/>
+      </w:pPr>
+      <w:r>
+        <w:rPr>
+          <w:noProof/>
+        </w:rPr>
+        <w:drawing>
+          <wp:inline distT="0" distB="0" distL="0" distR="0" wp14:anchorId="7C6C46E3" wp14:editId="4C48A611">
+            <wp:extent cx="5428800" cy="2217600"/>
+            <wp:effectExtent l="0" t="0" r="635" b="0"/>
+            <wp:docPr id="1" name="Picture 1"/>
+            <wp:cNvGraphicFramePr/>
+            <a:graphic xmlns:a="http://schemas.openxmlformats.org/drawingml/2006/main">
+              <a:graphicData uri="http://schemas.openxmlformats.org/drawingml/2006/picture">
+                <pic:pic xmlns:pic="http://schemas.openxmlformats.org/drawingml/2006/picture">
+                  <pic:nvPicPr>
+                    <pic:cNvPr id="1" name="Picture 1"/>
+                    <pic:cNvPicPr/>
+                  </pic:nvPicPr>
+                  <pic:blipFill>
+                    <a:blip r:embed="rId8"/>
+                    <a:srcRect/>
+                    <a:stretch>
+                      <a:fillRect/>
+                    </a:stretch>
+                  </pic:blipFill>
+                  <pic:spPr bwMode="auto">
+                    <a:xfrm>
+                      <a:off x="0" y="0"/>
+                      <a:ext cx="5428800" cy="2217600"/>
+                    </a:xfrm>
+                    <a:prstGeom prst="rect">
+                      <a:avLst/>
+                    </a:prstGeom>
+                  </pic:spPr>
+                </pic:pic>
+              </a:graphicData>
+            </a:graphic>
+          </wp:inline>
+        </w:drawing>
+      </w:r>
+    </w:p>
+    <w:p>
+      <w:pPr>
+        <w:spacing w:after="260"/>
+        <w:ind w:left="628" w:right="1060" w:hanging="5"/>
+        <w:jc w:val="center"/>
+      </w:pPr>
+      <w:r>
+        <w:rPr>
+          <w:rFonts w:ascii="Times New Roman" w:hAnsi="Times New Roman" w:cs="Times New Roman"/>
+          <w:i/>
+          <w:iCs/>
+          <w:sz w:val="24"/>
+          <w:szCs w:val="24"/>
+        </w:rPr>
+        <w:t>Hình 3.1. Phân bố biến mục tiêu is_canceled</w:t>
+      </w:r>
+    </w:p>
+    <w:p>
+      <w:pPr>
+        <w:spacing w:after="103" w:line="265" w:lineRule="auto"/>
+        <w:ind w:left="622" w:right="548"/>
+        <w:rPr>
+          <w:rFonts w:ascii="Times New Roman" w:hAnsi="Times New Roman" w:cs="Times New Roman"/>
+          <w:sz w:val="24"/>
+          <w:szCs w:val="24"/>
+        </w:rPr>
+      </w:pPr>
+      <w:r>
+        <w:rPr>
+          <w:rFonts w:ascii="Times New Roman" w:eastAsia="Times New Roman" w:hAnsi="Times New Roman" w:cs="Times New Roman"/>
+          <w:sz w:val="24"/>
+          <w:szCs w:val="24"/>
+        </w:rPr>
+        <w:t xml:space="preserve">- Hình 3.1 cho ta thấy trong tổng số </w:t>
+      </w:r>
+      <w:r>
+        <w:rPr>
+          <w:rFonts w:ascii="Times New Roman" w:hAnsi="Times New Roman" w:cs="Times New Roman"/>
+          <w:sz w:val="24"/>
+          <w:szCs w:val="24"/>
+        </w:rPr>
+        <w:t xml:space="preserve">119.390 đơn đặt phòng có 75.166 đơn không bị hủy </w:t>
+      </w:r>
+      <w:r>
+        <w:rPr>
+          <w:rFonts w:ascii="Times New Roman" w:hAnsi="Times New Roman" w:cs="Times New Roman"/>
+          <w:sz w:val="24"/>
+          <w:szCs w:val="24"/>
+        </w:rPr>
+        <w:t xml:space="preserve"> </w:t>
+      </w:r>
+      <w:r>
+        <w:rPr>
+          <w:rFonts w:ascii="Times New Roman" w:hAnsi="Times New Roman" w:cs="Times New Roman"/>
+          <w:sz w:val="24"/>
+          <w:szCs w:val="24"/>
+        </w:rPr>
+        <w:t>(62,96%) và 44.224 đơn bị hủy (37,04%).</w:t>
+      </w:r>
+      <w:r>
+        <w:rPr>
+          <w:rFonts w:ascii="Times New Roman" w:hAnsi="Times New Roman" w:cs="Times New Roman"/>
+          <w:sz w:val="24"/>
+          <w:szCs w:val="24"/>
+        </w:rPr>
+        <w:t xml:space="preserve"> Đây là sự mất cân bằng vừa phải</w:t>
+      </w:r>
+      <w:r>
+        <w:rPr>
+          <w:rFonts w:ascii="Times New Roman" w:hAnsi="Times New Roman" w:cs="Times New Roman"/>
+          <w:sz w:val="24"/>
+          <w:szCs w:val="24"/>
+        </w:rPr>
+        <w:t xml:space="preserve"> không quá</w:t>
+      </w:r>
+      <w:r>
+        <w:rPr>
+          <w:rFonts w:ascii="Times New Roman" w:hAnsi="Times New Roman" w:cs="Times New Roman"/>
+          <w:sz w:val="24"/>
+          <w:szCs w:val="24"/>
+        </w:rPr>
+        <w:t xml:space="preserve"> ngiêm trọng nên vẫn có thể huấn luyện mô hình</w:t>
+      </w:r>
+      <w:r>
+        <w:rPr>
+          <w:rFonts w:ascii="Times New Roman" w:hAnsi="Times New Roman" w:cs="Times New Roman"/>
+          <w:sz w:val="24"/>
+          <w:szCs w:val="24"/>
+        </w:rPr>
+        <w:t xml:space="preserve"> nhưng cần</w:t>
+      </w:r>
+      <w:r>
+        <w:rPr>
+          <w:rFonts w:ascii="Times New Roman" w:hAnsi="Times New Roman" w:cs="Times New Roman"/>
+          <w:sz w:val="24"/>
+          <w:szCs w:val="24"/>
+        </w:rPr>
+        <w:t xml:space="preserve"> cân nhắc class_weight khi cần tối ưu Recall/F1 cho lớp thiểu số.</w:t>
+      </w:r>
+      <w:r>
+        <w:rPr>
+          <w:rFonts w:ascii="Times New Roman" w:hAnsi="Times New Roman" w:cs="Times New Roman"/>
+          <w:sz w:val="24"/>
+          <w:szCs w:val="24"/>
+        </w:rPr>
+        <w:t xml:space="preserve"> Lưu ý tỷ lệ </w:t>
+      </w:r>
+      <w:r>
+        <w:rPr>
+          <w:rFonts w:ascii="Times New Roman" w:hAnsi="Times New Roman" w:cs="Times New Roman"/>
+          <w:sz w:val="24"/>
+          <w:szCs w:val="24"/>
+        </w:rPr>
+        <w:t xml:space="preserve">City Hotel cao hơn so với Resort Hotel, </w:t>
+      </w:r>
+      <w:r>
+        <w:rPr>
+          <w:rFonts w:ascii="Times New Roman" w:hAnsi="Times New Roman" w:cs="Times New Roman"/>
+          <w:sz w:val="24"/>
+          <w:szCs w:val="24"/>
+        </w:rPr>
+        <w:t xml:space="preserve">cần </w:t>
+      </w:r>
+      <w:r>
+        <w:rPr>
+          <w:rFonts w:ascii="Times New Roman" w:hAnsi="Times New Roman" w:cs="Times New Roman"/>
+          <w:sz w:val="24"/>
+          <w:szCs w:val="24"/>
+        </w:rPr>
+        <w:t>gợi ý loại khách sạn là một đặc trưng có giá trị phân biệt.</w:t>
+      </w:r>
+      <w:bookmarkStart w:id="20" w:name="_GoBack"/>
       <w:bookmarkEnd w:id="20"/>
     </w:p>
     <w:p>
       <w:pPr>
+        <w:spacing w:after="103" w:line="265" w:lineRule="auto"/>
+        <w:ind w:left="622" w:right="548"/>
+        <w:rPr>
+          <w:rFonts w:ascii="Times New Roman" w:hAnsi="Times New Roman" w:cs="Times New Roman"/>
+          <w:sz w:val="24"/>
+          <w:szCs w:val="24"/>
+        </w:rPr>
+      </w:pPr>
+      <w:r>
+        <w:rPr>
+          <w:rFonts w:ascii="Times New Roman" w:hAnsi="Times New Roman" w:cs="Times New Roman"/>
+          <w:sz w:val="24"/>
+          <w:szCs w:val="24"/>
+        </w:rPr>
+        <w:t>3.2.2 Phân bố đặc trưng số và phát hiện ngoại lai</w:t>
+      </w:r>
+    </w:p>
+    <w:p>
+      <w:pPr>
+        <w:spacing w:after="103" w:line="265" w:lineRule="auto"/>
+        <w:ind w:left="622" w:right="548"/>
+      </w:pPr>
+      <w:r>
+        <w:rPr>
+          <w:noProof/>
+        </w:rPr>
+        <w:lastRenderedPageBreak/>
+        <w:drawing>
+          <wp:inline distT="0" distB="0" distL="0" distR="0" wp14:anchorId="0A604882" wp14:editId="1844A70F">
+            <wp:extent cx="5832000" cy="2217600"/>
+            <wp:effectExtent l="0" t="0" r="0" b="0"/>
+            <wp:docPr id="2" name="Picture 2"/>
+            <wp:cNvGraphicFramePr/>
+            <a:graphic xmlns:a="http://schemas.openxmlformats.org/drawingml/2006/main">
+              <a:graphicData uri="http://schemas.openxmlformats.org/drawingml/2006/picture">
+                <pic:pic xmlns:pic="http://schemas.openxmlformats.org/drawingml/2006/picture">
+                  <pic:nvPicPr>
+                    <pic:cNvPr id="2" name="Picture 2"/>
+                    <pic:cNvPicPr/>
+                  </pic:nvPicPr>
+                  <pic:blipFill>
+                    <a:blip r:embed="rId9"/>
+                    <a:srcRect/>
+                    <a:stretch>
+                      <a:fillRect/>
+                    </a:stretch>
+                  </pic:blipFill>
+                  <pic:spPr bwMode="auto">
+                    <a:xfrm>
+                      <a:off x="0" y="0"/>
+                      <a:ext cx="5832000" cy="2217600"/>
+                    </a:xfrm>
+                    <a:prstGeom prst="rect">
+                      <a:avLst/>
+                    </a:prstGeom>
+                  </pic:spPr>
+                </pic:pic>
+              </a:graphicData>
+            </a:graphic>
+          </wp:inline>
+        </w:drawing>
+      </w:r>
+    </w:p>
+    <w:p>
+      <w:pPr>
         <w:spacing w:after="260"/>
         <w:ind w:left="628" w:right="1060" w:hanging="5"/>
-        <w:jc w:val="both"/>
-      </w:pPr>
-      <w:r>
-        <w:rPr>
-          <w:rFonts w:ascii="Times New Roman" w:eastAsia="Times New Roman" w:hAnsi="Times New Roman" w:cs="Times New Roman"/>
+        <w:jc w:val="center"/>
+      </w:pPr>
+      <w:r>
+        <w:rPr>
+          <w:rFonts w:ascii="Times New Roman" w:hAnsi="Times New Roman" w:cs="Times New Roman"/>
           <w:i/>
-          <w:sz w:val="24"/>
-        </w:rPr>
-        <w:t>Gợi ý: mỗi biểu đồ phải có CHÚ THÍCH và NHẬN XÉT, không chỉ dán hình.</w:t>
+          <w:iCs/>
+          <w:sz w:val="24"/>
+          <w:szCs w:val="24"/>
+        </w:rPr>
+        <w:t>Hình 3.2. Phân bố lead_time</w:t>
       </w:r>
     </w:p>
     <w:p>
@@ -6821,14 +10374,101 @@
           <w:b/>
           <w:sz w:val="24"/>
         </w:rPr>
-        <w:t xml:space="preserve">Hình 3.1. </w:t>
+        <w:t xml:space="preserve">Hình 3.2. </w:t>
       </w:r>
       <w:r>
         <w:rPr>
           <w:rFonts w:ascii="Courier New" w:eastAsia="Courier New" w:hAnsi="Courier New" w:cs="Courier New"/>
           <w:sz w:val="25"/>
         </w:rPr>
-        <w:t>[Phân bố biến mục tiêu — kiểm tra mất cân bằng]</w:t>
+        <w:t>[Phân bố/biểu đồ hộp các đặc trưng số — phát hiện ngoại lai]</w:t>
+      </w:r>
+    </w:p>
+    <w:p>
+      <w:pPr>
+        <w:pStyle w:val="ListParagraph"/>
+        <w:spacing w:after="103" w:line="265" w:lineRule="auto"/>
+        <w:ind w:left="623" w:right="548"/>
+        <w:rPr>
+          <w:rFonts w:ascii="Times New Roman" w:hAnsi="Times New Roman" w:cs="Times New Roman"/>
+          <w:sz w:val="24"/>
+          <w:szCs w:val="24"/>
+        </w:rPr>
+      </w:pPr>
+      <w:r>
+        <w:rPr>
+          <w:rFonts w:ascii="Times New Roman" w:eastAsia="Times New Roman" w:hAnsi="Times New Roman" w:cs="Times New Roman"/>
+          <w:sz w:val="24"/>
+          <w:szCs w:val="24"/>
+        </w:rPr>
+        <w:t>- Hình 3.</w:t>
+      </w:r>
+      <w:r>
+        <w:rPr>
+          <w:rFonts w:ascii="Times New Roman" w:eastAsia="Times New Roman" w:hAnsi="Times New Roman" w:cs="Times New Roman"/>
+          <w:sz w:val="24"/>
+          <w:szCs w:val="24"/>
+        </w:rPr>
+        <w:t>2</w:t>
+      </w:r>
+      <w:r>
+        <w:rPr>
+          <w:rFonts w:ascii="Times New Roman" w:eastAsia="Times New Roman" w:hAnsi="Times New Roman" w:cs="Times New Roman"/>
+          <w:sz w:val="24"/>
+          <w:szCs w:val="24"/>
+        </w:rPr>
+        <w:t xml:space="preserve"> cho ta thấy </w:t>
+      </w:r>
+    </w:p>
+    <w:p>
+      <w:pPr>
+        <w:spacing w:after="103" w:line="265" w:lineRule="auto"/>
+        <w:ind w:left="622" w:right="548"/>
+      </w:pPr>
+    </w:p>
+    <w:p>
+      <w:pPr>
+        <w:spacing w:after="103" w:line="265" w:lineRule="auto"/>
+        <w:ind w:left="622" w:right="548"/>
+      </w:pPr>
+      <w:r>
+        <w:rPr>
+          <w:noProof/>
+        </w:rPr>
+        <w:drawing>
+          <wp:inline distT="0" distB="0" distL="0" distR="0" wp14:anchorId="50306359" wp14:editId="429B3FFC">
+            <wp:extent cx="5209200" cy="4665600"/>
+            <wp:effectExtent l="0" t="0" r="0" b="1905"/>
+            <wp:docPr id="3" name="Picture 3"/>
+            <wp:cNvGraphicFramePr/>
+            <a:graphic xmlns:a="http://schemas.openxmlformats.org/drawingml/2006/main">
+              <a:graphicData uri="http://schemas.openxmlformats.org/drawingml/2006/picture">
+                <pic:pic xmlns:pic="http://schemas.openxmlformats.org/drawingml/2006/picture">
+                  <pic:nvPicPr>
+                    <pic:cNvPr id="3" name="Picture 3"/>
+                    <pic:cNvPicPr/>
+                  </pic:nvPicPr>
+                  <pic:blipFill>
+                    <a:blip r:embed="rId10"/>
+                    <a:srcRect/>
+                    <a:stretch>
+                      <a:fillRect/>
+                    </a:stretch>
+                  </pic:blipFill>
+                  <pic:spPr bwMode="auto">
+                    <a:xfrm>
+                      <a:off x="0" y="0"/>
+                      <a:ext cx="5209200" cy="4665600"/>
+                    </a:xfrm>
+                    <a:prstGeom prst="rect">
+                      <a:avLst/>
+                    </a:prstGeom>
+                  </pic:spPr>
+                </pic:pic>
+              </a:graphicData>
+            </a:graphic>
+          </wp:inline>
+        </w:drawing>
       </w:r>
     </w:p>
     <w:p>
@@ -6846,39 +10486,60 @@
           <w:b/>
           <w:sz w:val="24"/>
         </w:rPr>
-        <w:t xml:space="preserve">Hình 3.2. </w:t>
+        <w:lastRenderedPageBreak/>
+        <w:t xml:space="preserve">Hình 3.3. </w:t>
       </w:r>
       <w:r>
         <w:rPr>
           <w:rFonts w:ascii="Courier New" w:eastAsia="Courier New" w:hAnsi="Courier New" w:cs="Courier New"/>
           <w:sz w:val="25"/>
         </w:rPr>
-        <w:t>[Phân bố/biểu đồ hộp các đặc trưng số — phát hiện ngoại lai]</w:t>
+        <w:t>[Ma trận tương quan (heatmap)]</w:t>
       </w:r>
     </w:p>
     <w:p>
       <w:pPr>
-        <w:numPr>
-          <w:ilvl w:val="0"/>
-          <w:numId w:val="4"/>
-        </w:numPr>
         <w:spacing w:after="103" w:line="265" w:lineRule="auto"/>
-        <w:ind w:left="622" w:right="548" w:hanging="203"/>
-      </w:pPr>
-      <w:r>
-        <w:rPr>
-          <w:rFonts w:ascii="Times New Roman" w:eastAsia="Times New Roman" w:hAnsi="Times New Roman" w:cs="Times New Roman"/>
-          <w:b/>
-          <w:sz w:val="24"/>
-        </w:rPr>
-        <w:t xml:space="preserve">Hình 3.3. </w:t>
-      </w:r>
-      <w:r>
-        <w:rPr>
-          <w:rFonts w:ascii="Courier New" w:eastAsia="Courier New" w:hAnsi="Courier New" w:cs="Courier New"/>
-          <w:sz w:val="25"/>
-        </w:rPr>
-        <w:t>[Ma trận tương quan (heatmap)]</w:t>
+        <w:ind w:left="622" w:right="548"/>
+      </w:pPr>
+      <w:r>
+        <w:rPr>
+          <w:noProof/>
+        </w:rPr>
+        <w:drawing>
+          <wp:inline distT="0" distB="0" distL="0" distR="0" wp14:anchorId="274A3459" wp14:editId="552D3466">
+            <wp:extent cx="5922000" cy="2221200"/>
+            <wp:effectExtent l="0" t="0" r="3175" b="8255"/>
+            <wp:docPr id="4" name="Picture 4"/>
+            <wp:cNvGraphicFramePr/>
+            <a:graphic xmlns:a="http://schemas.openxmlformats.org/drawingml/2006/main">
+              <a:graphicData uri="http://schemas.openxmlformats.org/drawingml/2006/picture">
+                <pic:pic xmlns:pic="http://schemas.openxmlformats.org/drawingml/2006/picture">
+                  <pic:nvPicPr>
+                    <pic:cNvPr id="4" name="Picture 4"/>
+                    <pic:cNvPicPr/>
+                  </pic:nvPicPr>
+                  <pic:blipFill>
+                    <a:blip r:embed="rId11"/>
+                    <a:srcRect/>
+                    <a:stretch>
+                      <a:fillRect/>
+                    </a:stretch>
+                  </pic:blipFill>
+                  <pic:spPr bwMode="auto">
+                    <a:xfrm>
+                      <a:off x="0" y="0"/>
+                      <a:ext cx="5922000" cy="2221200"/>
+                    </a:xfrm>
+                    <a:prstGeom prst="rect">
+                      <a:avLst/>
+                    </a:prstGeom>
+                  </pic:spPr>
+                </pic:pic>
+              </a:graphicData>
+            </a:graphic>
+          </wp:inline>
+        </w:drawing>
       </w:r>
     </w:p>
     <w:p>
@@ -6939,7 +10600,6 @@
       </w:pPr>
       <w:bookmarkStart w:id="22" w:name="_Toc20846"/>
       <w:r>
-        <w:lastRenderedPageBreak/>
         <w:t>Chương 4 — Tiền xử lý và Feature Engineering</w:t>
       </w:r>
       <w:bookmarkEnd w:id="22"/>
@@ -7044,6 +10704,7 @@
       </w:pPr>
       <w:bookmarkStart w:id="26" w:name="_Toc20850"/>
       <w:r>
+        <w:lastRenderedPageBreak/>
         <w:t>4.4 Tạo và chọn đặc trưng</w:t>
       </w:r>
       <w:bookmarkEnd w:id="26"/>
@@ -7311,7 +10972,6 @@
       </w:pPr>
       <w:bookmarkStart w:id="29" w:name="_Toc20853"/>
       <w:r>
-        <w:lastRenderedPageBreak/>
         <w:t>5.1 Chiến lược chia dữ liệu</w:t>
       </w:r>
       <w:bookmarkEnd w:id="29"/>
@@ -7623,6 +11283,7 @@
       </w:pPr>
       <w:bookmarkStart w:id="32" w:name="_Toc20856"/>
       <w:r>
+        <w:lastRenderedPageBreak/>
         <w:t>5.4 Theo dõi thí nghiệm</w:t>
       </w:r>
       <w:bookmarkEnd w:id="32"/>
@@ -7888,7 +11549,6 @@
       </w:pPr>
       <w:bookmarkStart w:id="34" w:name="_Toc20858"/>
       <w:r>
-        <w:lastRenderedPageBreak/>
         <w:t>6.1 Kết quả tổng hợp (bảng so sánh đa chỉ số)</w:t>
       </w:r>
       <w:bookmarkEnd w:id="34"/>
@@ -8436,6 +12096,7 @@
       </w:pPr>
       <w:bookmarkStart w:id="36" w:name="_Toc20860"/>
       <w:r>
+        <w:lastRenderedPageBreak/>
         <w:t>6.3 Phân tích lỗi</w:t>
       </w:r>
       <w:bookmarkEnd w:id="36"/>
@@ -8541,7 +12202,6 @@
       </w:pPr>
       <w:bookmarkStart w:id="40" w:name="_Toc20864"/>
       <w:r>
-        <w:lastRenderedPageBreak/>
         <w:t>7.1 Đóng gói mô hình</w:t>
       </w:r>
       <w:bookmarkEnd w:id="40"/>
@@ -9114,6 +12774,7 @@
           <w:rFonts w:ascii="Times New Roman" w:eastAsia="Times New Roman" w:hAnsi="Times New Roman" w:cs="Times New Roman"/>
           <w:sz w:val="24"/>
         </w:rPr>
+        <w:lastRenderedPageBreak/>
         <w:t>suất</w:t>
       </w:r>
     </w:p>
@@ -9972,7 +13633,6 @@
                 <w:rFonts w:ascii="Times New Roman" w:eastAsia="Times New Roman" w:hAnsi="Times New Roman" w:cs="Times New Roman"/>
                 <w:sz w:val="24"/>
               </w:rPr>
-              <w:lastRenderedPageBreak/>
               <w:t>4</w:t>
             </w:r>
           </w:p>
@@ -10307,6 +13967,7 @@
       </w:pPr>
       <w:bookmarkStart w:id="46" w:name="_Toc20870"/>
       <w:r>
+        <w:lastRenderedPageBreak/>
         <w:t>7.7 Đóng gói Docker</w:t>
       </w:r>
       <w:bookmarkEnd w:id="46"/>
@@ -10413,7 +14074,6 @@
       </w:pPr>
       <w:bookmarkStart w:id="50" w:name="_Toc20874"/>
       <w:r>
-        <w:lastRenderedPageBreak/>
         <w:t>8.2 Hạn chế</w:t>
       </w:r>
       <w:bookmarkEnd w:id="50"/>
@@ -10553,7 +14213,7 @@
         </w:rPr>
         <w:t xml:space="preserve">, "Hotel Booking Demand," Kaggle. [Online]. Available: </w:t>
       </w:r>
-      <w:hyperlink r:id="rId7" w:history="1">
+      <w:hyperlink r:id="rId12" w:history="1">
         <w:r>
           <w:rPr>
             <w:rStyle w:val="Hyperlink"/>
@@ -10643,6 +14303,7 @@
           <w:rFonts w:ascii="Courier New" w:eastAsia="Courier New" w:hAnsi="Courier New" w:cs="Courier New"/>
           <w:sz w:val="25"/>
         </w:rPr>
+        <w:lastRenderedPageBreak/>
         <w:t>[Các tài liệu/khoá học tham khảo: AIMA, CS188, tài liệu thư viện XGBoost/LightGBM…]</w:t>
       </w:r>
     </w:p>
@@ -10786,7 +14447,6 @@
       </w:pPr>
       <w:bookmarkStart w:id="56" w:name="_Toc20880"/>
       <w:r>
-        <w:lastRenderedPageBreak/>
         <w:t>Phụ lục C — Data dictionary</w:t>
       </w:r>
       <w:bookmarkEnd w:id="56"/>
@@ -11970,9 +15630,9 @@
       </w:r>
     </w:p>
     <w:sectPr>
-      <w:footerReference w:type="even" r:id="rId8"/>
-      <w:footerReference w:type="default" r:id="rId9"/>
-      <w:footerReference w:type="first" r:id="rId10"/>
+      <w:footerReference w:type="even" r:id="rId13"/>
+      <w:footerReference w:type="default" r:id="rId14"/>
+      <w:footerReference w:type="first" r:id="rId15"/>
       <w:pgSz w:w="12240" w:h="15840"/>
       <w:pgMar w:top="1367" w:right="662" w:bottom="1365" w:left="1321" w:header="720" w:footer="711" w:gutter="0"/>
       <w:cols w:space="720"/>
@@ -14043,6 +17703,7 @@
   <w:style w:type="paragraph" w:default="1" w:styleId="Normal">
     <w:name w:val="Normal"/>
     <w:qFormat/>
+    <w:rsid w:val="00873D9F"/>
     <w:rPr>
       <w:rFonts w:ascii="Calibri" w:eastAsia="Calibri" w:hAnsi="Calibri" w:cs="Calibri"/>
       <w:color w:val="000000"/>
@@ -14225,6 +17886,17 @@
       <w:color w:val="605E5C"/>
       <w:shd w:val="clear" w:color="auto" w:fill="E1DFDD"/>
     </w:rPr>
+  </w:style>
+  <w:style w:type="paragraph" w:styleId="ListParagraph">
+    <w:name w:val="List Paragraph"/>
+    <w:basedOn w:val="Normal"/>
+    <w:uiPriority w:val="34"/>
+    <w:qFormat/>
+    <w:rsid w:val="008C24B6"/>
+    <w:pPr>
+      <w:ind w:left="720"/>
+      <w:contextualSpacing/>
+    </w:pPr>
   </w:style>
 </w:styles>
 </file>
@@ -14522,4 +18194,16 @@
     </a:ext>
   </a:extLst>
 </a:theme>
+</file>
+
+<file path=customXml/item1.xml><?xml version="1.0" encoding="utf-8"?>
+<b:Sources xmlns:b="http://schemas.openxmlformats.org/officeDocument/2006/bibliography" xmlns="http://schemas.openxmlformats.org/officeDocument/2006/bibliography" SelectedStyle="\APASixthEditionOfficeOnline.xsl" StyleName="APA" Version="6"/>
+</file>
+
+<file path=customXml/itemProps1.xml><?xml version="1.0" encoding="utf-8"?>
+<ds:datastoreItem xmlns:ds="http://schemas.openxmlformats.org/officeDocument/2006/customXml" ds:itemID="{B2A232B6-386C-470B-9EBD-0FD9BB0194E1}">
+  <ds:schemaRefs>
+    <ds:schemaRef ds:uri="http://schemas.openxmlformats.org/officeDocument/2006/bibliography"/>
+  </ds:schemaRefs>
+</ds:datastoreItem>
 </file>
--- a/BaoCao/BaoCao.docx
+++ b/BaoCao/BaoCao.docx
@@ -3824,7 +3824,7 @@
     <w:p>
       <w:pPr>
         <w:pStyle w:val="Heading2"/>
-        <w:ind w:left="35" w:right="0"/>
+        <w:ind w:left="34" w:right="0" w:hanging="11"/>
       </w:pPr>
       <w:bookmarkStart w:id="3" w:name="_Toc20828"/>
       <w:r>
@@ -3835,8 +3835,8 @@
     </w:p>
     <w:p>
       <w:pPr>
-        <w:spacing w:after="0" w:line="265" w:lineRule="auto"/>
-        <w:ind w:left="44" w:right="653" w:hanging="4"/>
+        <w:spacing w:before="160" w:line="264" w:lineRule="auto"/>
+        <w:ind w:left="46" w:right="652" w:hanging="6"/>
         <w:jc w:val="both"/>
       </w:pPr>
       <w:r>
@@ -3870,7 +3870,7 @@
         </w:trPr>
         <w:tc>
           <w:tcPr>
-            <w:tcW w:w="3252" w:type="dxa"/>
+            <w:tcW w:w="3253" w:type="dxa"/>
             <w:tcBorders>
               <w:top w:val="single" w:sz="8" w:space="0" w:color="000000"/>
               <w:left w:val="nil"/>
@@ -3938,7 +3938,7 @@
         </w:trPr>
         <w:tc>
           <w:tcPr>
-            <w:tcW w:w="3252" w:type="dxa"/>
+            <w:tcW w:w="3253" w:type="dxa"/>
             <w:tcBorders>
               <w:top w:val="single" w:sz="5" w:space="0" w:color="000000"/>
               <w:left w:val="nil"/>
@@ -4032,7 +4032,7 @@
         </w:trPr>
         <w:tc>
           <w:tcPr>
-            <w:tcW w:w="3252" w:type="dxa"/>
+            <w:tcW w:w="3253" w:type="dxa"/>
             <w:tcBorders>
               <w:top w:val="nil"/>
               <w:left w:val="nil"/>
@@ -4094,16 +4094,38 @@
     </w:tbl>
     <w:p>
       <w:pPr>
+        <w:spacing w:before="160" w:after="0" w:line="358" w:lineRule="auto"/>
+        <w:ind w:left="46" w:right="652" w:hanging="6"/>
+        <w:jc w:val="both"/>
+        <w:rPr>
+          <w:rFonts w:ascii="Times New Roman" w:eastAsia="Times New Roman" w:hAnsi="Times New Roman" w:cs="Times New Roman"/>
+          <w:sz w:val="24"/>
+        </w:rPr>
+      </w:pPr>
+      <w:r>
+        <w:rPr>
+          <w:rFonts w:ascii="Times New Roman" w:eastAsia="Times New Roman" w:hAnsi="Times New Roman" w:cs="Times New Roman"/>
+          <w:sz w:val="24"/>
+        </w:rPr>
+        <w:t xml:space="preserve">Nhóm cam kết: </w:t>
+      </w:r>
+    </w:p>
+    <w:p>
+      <w:pPr>
         <w:spacing w:after="0" w:line="358" w:lineRule="auto"/>
-        <w:ind w:left="44" w:right="653" w:hanging="4"/>
+        <w:ind w:left="46" w:right="652" w:hanging="6"/>
         <w:jc w:val="both"/>
-      </w:pPr>
-      <w:r>
         <w:rPr>
           <w:rFonts w:ascii="Times New Roman" w:eastAsia="Times New Roman" w:hAnsi="Times New Roman" w:cs="Times New Roman"/>
           <w:sz w:val="24"/>
         </w:rPr>
-        <w:t xml:space="preserve">Nhóm cam kết: (1) </w:t>
+      </w:pPr>
+      <w:r>
+        <w:rPr>
+          <w:rFonts w:ascii="Times New Roman" w:eastAsia="Times New Roman" w:hAnsi="Times New Roman" w:cs="Times New Roman"/>
+          <w:sz w:val="24"/>
+        </w:rPr>
+        <w:t xml:space="preserve">(1) </w:t>
       </w:r>
       <w:r>
         <w:rPr>
@@ -4111,14 +4133,7 @@
           <w:b/>
           <w:sz w:val="24"/>
         </w:rPr>
-        <w:t xml:space="preserve">không </w:t>
-      </w:r>
-      <w:r>
-        <w:rPr>
-          <w:rFonts w:ascii="Times New Roman" w:eastAsia="Times New Roman" w:hAnsi="Times New Roman" w:cs="Times New Roman"/>
-          <w:sz w:val="24"/>
-        </w:rPr>
-        <w:t xml:space="preserve">dùng AI để tạo toàn bộ báo cáo/mã nguồn rồi nộp như sản phẩm của mình; (2) mọi nội dung do AI gợi ý đều đã được nhóm </w:t>
+        <w:t>K</w:t>
       </w:r>
       <w:r>
         <w:rPr>
@@ -4126,6 +4141,53 @@
           <w:b/>
           <w:sz w:val="24"/>
         </w:rPr>
+        <w:t xml:space="preserve">hông </w:t>
+      </w:r>
+      <w:r>
+        <w:rPr>
+          <w:rFonts w:ascii="Times New Roman" w:eastAsia="Times New Roman" w:hAnsi="Times New Roman" w:cs="Times New Roman"/>
+          <w:sz w:val="24"/>
+        </w:rPr>
+        <w:t>dùng AI để tạo toàn bộ báo cáo/mã nguồn rồi nộp như sản phẩm của mình</w:t>
+      </w:r>
+    </w:p>
+    <w:p>
+      <w:pPr>
+        <w:spacing w:after="0" w:line="358" w:lineRule="auto"/>
+        <w:ind w:left="46" w:right="652" w:hanging="6"/>
+        <w:jc w:val="both"/>
+        <w:rPr>
+          <w:rFonts w:ascii="Times New Roman" w:eastAsia="Times New Roman" w:hAnsi="Times New Roman" w:cs="Times New Roman"/>
+          <w:sz w:val="24"/>
+        </w:rPr>
+      </w:pPr>
+      <w:r>
+        <w:rPr>
+          <w:rFonts w:ascii="Times New Roman" w:eastAsia="Times New Roman" w:hAnsi="Times New Roman" w:cs="Times New Roman"/>
+          <w:sz w:val="24"/>
+        </w:rPr>
+        <w:t xml:space="preserve">(2) </w:t>
+      </w:r>
+      <w:r>
+        <w:rPr>
+          <w:rFonts w:ascii="Times New Roman" w:eastAsia="Times New Roman" w:hAnsi="Times New Roman" w:cs="Times New Roman"/>
+          <w:sz w:val="24"/>
+        </w:rPr>
+        <w:t>M</w:t>
+      </w:r>
+      <w:r>
+        <w:rPr>
+          <w:rFonts w:ascii="Times New Roman" w:eastAsia="Times New Roman" w:hAnsi="Times New Roman" w:cs="Times New Roman"/>
+          <w:sz w:val="24"/>
+        </w:rPr>
+        <w:t xml:space="preserve">ọi nội dung do AI gợi ý đều đã được nhóm </w:t>
+      </w:r>
+      <w:r>
+        <w:rPr>
+          <w:rFonts w:ascii="Times New Roman" w:eastAsia="Times New Roman" w:hAnsi="Times New Roman" w:cs="Times New Roman"/>
+          <w:b/>
+          <w:sz w:val="24"/>
+        </w:rPr>
         <w:t>kiểm chứng, hiểu rõ và chịu trách nhiệm</w:t>
       </w:r>
       <w:r>
@@ -4138,7 +4200,7 @@
     </w:p>
     <w:p>
       <w:pPr>
-        <w:spacing w:after="77" w:line="265" w:lineRule="auto"/>
+        <w:spacing w:after="0" w:line="265" w:lineRule="auto"/>
         <w:ind w:left="36" w:right="653" w:hanging="4"/>
         <w:jc w:val="both"/>
       </w:pPr>
@@ -4155,7 +4217,15 @@
           <w:b/>
           <w:sz w:val="24"/>
         </w:rPr>
-        <w:t xml:space="preserve">không </w:t>
+        <w:t>K</w:t>
+      </w:r>
+      <w:r>
+        <w:rPr>
+          <w:rFonts w:ascii="Times New Roman" w:eastAsia="Times New Roman" w:hAnsi="Times New Roman" w:cs="Times New Roman"/>
+          <w:b/>
+          <w:sz w:val="24"/>
+        </w:rPr>
+        <w:t xml:space="preserve">hông </w:t>
       </w:r>
       <w:r>
         <w:rPr>
@@ -4175,8 +4245,7 @@
     </w:p>
     <w:p>
       <w:pPr>
-        <w:spacing w:after="233"/>
-        <w:ind w:left="5" w:right="1060" w:hanging="5"/>
+        <w:ind w:left="6" w:right="1060" w:hanging="6"/>
         <w:jc w:val="both"/>
       </w:pPr>
       <w:r>
@@ -4191,24 +4260,26 @@
     <w:tbl>
       <w:tblPr>
         <w:tblStyle w:val="TableGrid"/>
-        <w:tblW w:w="3770" w:type="dxa"/>
-        <w:tblInd w:w="3159" w:type="dxa"/>
+        <w:tblW w:w="3969" w:type="dxa"/>
+        <w:jc w:val="center"/>
+        <w:tblInd w:w="0" w:type="dxa"/>
         <w:tblCellMar>
           <w:top w:w="176" w:type="dxa"/>
         </w:tblCellMar>
         <w:tblLook w:val="04A0" w:firstRow="1" w:lastRow="0" w:firstColumn="1" w:lastColumn="0" w:noHBand="0" w:noVBand="1"/>
       </w:tblPr>
       <w:tblGrid>
-        <w:gridCol w:w="2370"/>
-        <w:gridCol w:w="1400"/>
+        <w:gridCol w:w="2495"/>
+        <w:gridCol w:w="1474"/>
       </w:tblGrid>
       <w:tr>
         <w:trPr>
           <w:trHeight w:val="503"/>
+          <w:jc w:val="center"/>
         </w:trPr>
         <w:tc>
           <w:tcPr>
-            <w:tcW w:w="2370" w:type="dxa"/>
+            <w:tcW w:w="2495" w:type="dxa"/>
             <w:tcBorders>
               <w:top w:val="single" w:sz="8" w:space="0" w:color="000000"/>
               <w:left w:val="nil"/>
@@ -4229,7 +4300,7 @@
         </w:tc>
         <w:tc>
           <w:tcPr>
-            <w:tcW w:w="1400" w:type="dxa"/>
+            <w:tcW w:w="1474" w:type="dxa"/>
             <w:tcBorders>
               <w:top w:val="single" w:sz="8" w:space="0" w:color="000000"/>
               <w:left w:val="nil"/>
@@ -4255,10 +4326,11 @@
       <w:tr>
         <w:trPr>
           <w:trHeight w:val="879"/>
+          <w:jc w:val="center"/>
         </w:trPr>
         <w:tc>
           <w:tcPr>
-            <w:tcW w:w="2370" w:type="dxa"/>
+            <w:tcW w:w="2495" w:type="dxa"/>
             <w:tcBorders>
               <w:top w:val="single" w:sz="5" w:space="0" w:color="000000"/>
               <w:left w:val="nil"/>
@@ -4352,7 +4424,7 @@
         </w:tc>
         <w:tc>
           <w:tcPr>
-            <w:tcW w:w="1400" w:type="dxa"/>
+            <w:tcW w:w="1474" w:type="dxa"/>
             <w:tcBorders>
               <w:top w:val="single" w:sz="5" w:space="0" w:color="000000"/>
               <w:left w:val="nil"/>
@@ -4376,7 +4448,8 @@
     <w:p>
       <w:pPr>
         <w:pStyle w:val="Heading1"/>
-        <w:ind w:left="35"/>
+        <w:spacing w:before="181" w:after="181"/>
+        <w:ind w:left="34" w:hanging="11"/>
       </w:pPr>
       <w:bookmarkStart w:id="4" w:name="_Toc20829"/>
       <w:r>
@@ -4406,7 +4479,8 @@
       <w:tblPr>
         <w:tblStyle w:val="TableGrid"/>
         <w:tblW w:w="6020" w:type="dxa"/>
-        <w:tblInd w:w="1789" w:type="dxa"/>
+        <w:jc w:val="center"/>
+        <w:tblInd w:w="0" w:type="dxa"/>
         <w:tblCellMar>
           <w:top w:w="67" w:type="dxa"/>
           <w:bottom w:w="67" w:type="dxa"/>
@@ -4421,6 +4495,7 @@
       <w:tr>
         <w:trPr>
           <w:trHeight w:val="503"/>
+          <w:jc w:val="center"/>
         </w:trPr>
         <w:tc>
           <w:tcPr>
@@ -4492,6 +4567,7 @@
       <w:tr>
         <w:trPr>
           <w:trHeight w:val="481"/>
+          <w:jc w:val="center"/>
         </w:trPr>
         <w:tc>
           <w:tcPr>
@@ -4559,6 +4635,7 @@
       <w:tr>
         <w:trPr>
           <w:trHeight w:val="376"/>
+          <w:jc w:val="center"/>
         </w:trPr>
         <w:tc>
           <w:tcPr>
@@ -4624,6 +4701,7 @@
       <w:tr>
         <w:trPr>
           <w:trHeight w:val="376"/>
+          <w:jc w:val="center"/>
         </w:trPr>
         <w:tc>
           <w:tcPr>
@@ -4689,6 +4767,7 @@
       <w:tr>
         <w:trPr>
           <w:trHeight w:val="376"/>
+          <w:jc w:val="center"/>
         </w:trPr>
         <w:tc>
           <w:tcPr>
@@ -4754,6 +4833,7 @@
       <w:tr>
         <w:trPr>
           <w:trHeight w:val="376"/>
+          <w:jc w:val="center"/>
         </w:trPr>
         <w:tc>
           <w:tcPr>
@@ -4771,6 +4851,7 @@
                 <w:rFonts w:ascii="Times New Roman" w:eastAsia="Times New Roman" w:hAnsi="Times New Roman" w:cs="Times New Roman"/>
                 <w:sz w:val="24"/>
               </w:rPr>
+              <w:lastRenderedPageBreak/>
               <w:t>API + Giao diện + Docker</w:t>
             </w:r>
           </w:p>
@@ -4819,6 +4900,7 @@
       <w:tr>
         <w:trPr>
           <w:trHeight w:val="378"/>
+          <w:jc w:val="center"/>
         </w:trPr>
         <w:tc>
           <w:tcPr>
@@ -4884,6 +4966,7 @@
       <w:tr>
         <w:trPr>
           <w:trHeight w:val="396"/>
+          <w:jc w:val="center"/>
         </w:trPr>
         <w:tc>
           <w:tcPr>
@@ -4902,7 +4985,6 @@
                 <w:b/>
                 <w:sz w:val="24"/>
               </w:rPr>
-              <w:lastRenderedPageBreak/>
               <w:t>Tổng</w:t>
             </w:r>
           </w:p>
@@ -4945,8 +5027,8 @@
     <w:p>
       <w:pPr>
         <w:pStyle w:val="Heading1"/>
-        <w:spacing w:after="0"/>
-        <w:ind w:left="35"/>
+        <w:spacing w:before="181" w:after="181"/>
+        <w:ind w:left="34" w:hanging="11"/>
       </w:pPr>
       <w:bookmarkStart w:id="5" w:name="_Toc20830"/>
       <w:r>
@@ -4995,7 +5077,7 @@
         </w:tc>
         <w:tc>
           <w:tcPr>
-            <w:tcW w:w="5375" w:type="dxa"/>
+            <w:tcW w:w="5376" w:type="dxa"/>
             <w:tcBorders>
               <w:top w:val="single" w:sz="8" w:space="0" w:color="000000"/>
               <w:left w:val="nil"/>
@@ -5041,7 +5123,7 @@
         </w:tc>
         <w:tc>
           <w:tcPr>
-            <w:tcW w:w="5375" w:type="dxa"/>
+            <w:tcW w:w="5376" w:type="dxa"/>
             <w:tcBorders>
               <w:top w:val="single" w:sz="5" w:space="0" w:color="000000"/>
               <w:left w:val="nil"/>
@@ -5086,7 +5168,7 @@
         </w:tc>
         <w:tc>
           <w:tcPr>
-            <w:tcW w:w="5375" w:type="dxa"/>
+            <w:tcW w:w="5376" w:type="dxa"/>
             <w:tcBorders>
               <w:top w:val="nil"/>
               <w:left w:val="nil"/>
@@ -5134,7 +5216,7 @@
         </w:tc>
         <w:tc>
           <w:tcPr>
-            <w:tcW w:w="5375" w:type="dxa"/>
+            <w:tcW w:w="5376" w:type="dxa"/>
             <w:tcBorders>
               <w:top w:val="nil"/>
               <w:left w:val="nil"/>
@@ -5168,32 +5250,47 @@
             </w:tcBorders>
           </w:tcPr>
           <w:p>
-            <w:r>
-              <w:rPr>
-                <w:rFonts w:ascii="Times New Roman" w:eastAsia="Times New Roman" w:hAnsi="Times New Roman" w:cs="Times New Roman"/>
-                <w:sz w:val="24"/>
-              </w:rPr>
-              <w:t>API</w:t>
-            </w:r>
-          </w:p>
-        </w:tc>
-        <w:tc>
-          <w:tcPr>
-            <w:tcW w:w="5375" w:type="dxa"/>
-            <w:tcBorders>
-              <w:top w:val="nil"/>
-              <w:left w:val="nil"/>
-              <w:bottom w:val="nil"/>
-              <w:right w:val="nil"/>
-            </w:tcBorders>
-          </w:tcPr>
-          <w:p>
-            <w:r>
-              <w:rPr>
-                <w:rFonts w:ascii="Times New Roman" w:eastAsia="Times New Roman" w:hAnsi="Times New Roman" w:cs="Times New Roman"/>
-                <w:sz w:val="24"/>
-              </w:rPr>
-              <w:t>Application Programming Interface</w:t>
+            <w:pPr>
+              <w:rPr>
+                <w:rFonts w:ascii="Times New Roman" w:eastAsia="Times New Roman" w:hAnsi="Times New Roman" w:cs="Times New Roman"/>
+                <w:sz w:val="24"/>
+              </w:rPr>
+            </w:pPr>
+            <w:r>
+              <w:rPr>
+                <w:rFonts w:ascii="Times New Roman" w:hAnsi="Times New Roman" w:cs="Times New Roman"/>
+                <w:sz w:val="24"/>
+                <w:szCs w:val="24"/>
+              </w:rPr>
+              <w:t>OTA</w:t>
+            </w:r>
+          </w:p>
+        </w:tc>
+        <w:tc>
+          <w:tcPr>
+            <w:tcW w:w="5376" w:type="dxa"/>
+            <w:tcBorders>
+              <w:top w:val="nil"/>
+              <w:left w:val="nil"/>
+              <w:bottom w:val="nil"/>
+              <w:right w:val="nil"/>
+            </w:tcBorders>
+          </w:tcPr>
+          <w:p>
+            <w:pPr>
+              <w:rPr>
+                <w:rFonts w:ascii="Times New Roman" w:hAnsi="Times New Roman" w:cs="Times New Roman"/>
+                <w:sz w:val="24"/>
+                <w:szCs w:val="24"/>
+              </w:rPr>
+            </w:pPr>
+            <w:r>
+              <w:rPr>
+                <w:rFonts w:ascii="Times New Roman" w:hAnsi="Times New Roman" w:cs="Times New Roman"/>
+                <w:sz w:val="24"/>
+                <w:szCs w:val="24"/>
+              </w:rPr>
+              <w:t>Online Travel Agency</w:t>
             </w:r>
           </w:p>
         </w:tc>
@@ -5218,13 +5315,58 @@
                 <w:rFonts w:ascii="Times New Roman" w:eastAsia="Times New Roman" w:hAnsi="Times New Roman" w:cs="Times New Roman"/>
                 <w:sz w:val="24"/>
               </w:rPr>
+              <w:t>API</w:t>
+            </w:r>
+          </w:p>
+        </w:tc>
+        <w:tc>
+          <w:tcPr>
+            <w:tcW w:w="5376" w:type="dxa"/>
+            <w:tcBorders>
+              <w:top w:val="nil"/>
+              <w:left w:val="nil"/>
+              <w:bottom w:val="nil"/>
+              <w:right w:val="nil"/>
+            </w:tcBorders>
+          </w:tcPr>
+          <w:p>
+            <w:r>
+              <w:rPr>
+                <w:rFonts w:ascii="Times New Roman" w:eastAsia="Times New Roman" w:hAnsi="Times New Roman" w:cs="Times New Roman"/>
+                <w:sz w:val="24"/>
+              </w:rPr>
+              <w:t>Application Programming Interface</w:t>
+            </w:r>
+          </w:p>
+        </w:tc>
+      </w:tr>
+      <w:tr>
+        <w:trPr>
+          <w:trHeight w:val="376"/>
+        </w:trPr>
+        <w:tc>
+          <w:tcPr>
+            <w:tcW w:w="1049" w:type="dxa"/>
+            <w:tcBorders>
+              <w:top w:val="nil"/>
+              <w:left w:val="nil"/>
+              <w:bottom w:val="nil"/>
+              <w:right w:val="nil"/>
+            </w:tcBorders>
+          </w:tcPr>
+          <w:p>
+            <w:r>
+              <w:rPr>
+                <w:rFonts w:ascii="Times New Roman" w:eastAsia="Times New Roman" w:hAnsi="Times New Roman" w:cs="Times New Roman"/>
+                <w:sz w:val="24"/>
+              </w:rPr>
               <w:t>XAI</w:t>
             </w:r>
           </w:p>
         </w:tc>
         <w:tc>
           <w:tcPr>
-            <w:tcW w:w="5375" w:type="dxa"/>
+            <w:tcW w:w="5376" w:type="dxa"/>
             <w:tcBorders>
               <w:top w:val="nil"/>
               <w:left w:val="nil"/>
@@ -5269,7 +5411,7 @@
         </w:tc>
         <w:tc>
           <w:tcPr>
-            <w:tcW w:w="5375" w:type="dxa"/>
+            <w:tcW w:w="5376" w:type="dxa"/>
             <w:tcBorders>
               <w:top w:val="nil"/>
               <w:left w:val="nil"/>
@@ -5289,55 +5431,1240 @@
         </w:tc>
       </w:tr>
     </w:tbl>
+    <w:p>
+      <w:pPr>
+        <w:pStyle w:val="Heading1"/>
+        <w:spacing w:before="321" w:after="321"/>
+        <w:ind w:left="34" w:hanging="11"/>
+      </w:pPr>
+      <w:bookmarkStart w:id="6" w:name="_Toc20831"/>
+      <w:r>
+        <w:t>Chương 1 — Giới thiệu</w:t>
+      </w:r>
+      <w:bookmarkEnd w:id="6"/>
+    </w:p>
+    <w:p>
+      <w:pPr>
+        <w:pStyle w:val="Heading2"/>
+        <w:numPr>
+          <w:ilvl w:val="1"/>
+          <w:numId w:val="8"/>
+        </w:numPr>
+        <w:ind w:right="0"/>
+      </w:pPr>
+      <w:bookmarkStart w:id="7" w:name="_Toc20832"/>
+      <w:r>
+        <w:t>Bối cảnh và động cơ</w:t>
+      </w:r>
+      <w:bookmarkEnd w:id="7"/>
+    </w:p>
+    <w:p>
+      <w:pPr>
+        <w:jc w:val="both"/>
+        <w:rPr>
+          <w:rFonts w:ascii="Times New Roman" w:hAnsi="Times New Roman" w:cs="Times New Roman"/>
+          <w:sz w:val="24"/>
+          <w:szCs w:val="24"/>
+        </w:rPr>
+      </w:pPr>
+      <w:r>
+        <w:rPr>
+          <w:rFonts w:ascii="Times New Roman" w:hAnsi="Times New Roman" w:cs="Times New Roman"/>
+          <w:sz w:val="24"/>
+          <w:szCs w:val="24"/>
+        </w:rPr>
+        <w:t>-</w:t>
+      </w:r>
+      <w:r>
+        <w:rPr>
+          <w:rFonts w:ascii="Times New Roman" w:hAnsi="Times New Roman" w:cs="Times New Roman"/>
+          <w:sz w:val="24"/>
+          <w:szCs w:val="24"/>
+        </w:rPr>
+        <w:t xml:space="preserve"> Ngành khách sạn là một trong những lĩnh vực quan trọng của ngành du lịch, đóng góp lớn vào phát triển kinh tế và dịch vụ tại nhiều quốc gia, đặc biệt là Bồ Đào Nha – nơi bộ dữ liệu được </w:t>
+      </w:r>
+      <w:r>
+        <w:rPr>
+          <w:rFonts w:ascii="Times New Roman" w:hAnsi="Times New Roman" w:cs="Times New Roman"/>
+          <w:sz w:val="24"/>
+          <w:szCs w:val="24"/>
+        </w:rPr>
+        <w:t>được thu thập và nghiên cứu</w:t>
+      </w:r>
+      <w:r>
+        <w:rPr>
+          <w:rFonts w:ascii="Times New Roman" w:hAnsi="Times New Roman" w:cs="Times New Roman"/>
+          <w:sz w:val="24"/>
+          <w:szCs w:val="24"/>
+        </w:rPr>
+        <w:t>. Sự phát triển mạnh của</w:t>
+      </w:r>
+      <w:r>
+        <w:rPr>
+          <w:rFonts w:ascii="Times New Roman" w:hAnsi="Times New Roman" w:cs="Times New Roman"/>
+          <w:sz w:val="24"/>
+          <w:szCs w:val="24"/>
+        </w:rPr>
+        <w:t xml:space="preserve"> ngành</w:t>
+      </w:r>
+      <w:r>
+        <w:rPr>
+          <w:rFonts w:ascii="Times New Roman" w:hAnsi="Times New Roman" w:cs="Times New Roman"/>
+          <w:sz w:val="24"/>
+          <w:szCs w:val="24"/>
+        </w:rPr>
+        <w:t xml:space="preserve"> du lịch cùng với mức độ cạnh tranh ngày càng cao buộc các khách sạn phải không ngừng nâng cao chất lượng dịch vụ và tối ưu hóa hoạt động kinh doanh để duy trì lợi nhuận.</w:t>
+      </w:r>
+    </w:p>
+    <w:p>
+      <w:pPr>
+        <w:jc w:val="both"/>
+        <w:rPr>
+          <w:rFonts w:ascii="Times New Roman" w:hAnsi="Times New Roman" w:cs="Times New Roman"/>
+          <w:sz w:val="24"/>
+          <w:szCs w:val="24"/>
+        </w:rPr>
+      </w:pPr>
+      <w:r>
+        <w:rPr>
+          <w:rFonts w:ascii="Times New Roman" w:hAnsi="Times New Roman" w:cs="Times New Roman"/>
+          <w:sz w:val="24"/>
+          <w:szCs w:val="24"/>
+        </w:rPr>
+        <w:t>-</w:t>
+      </w:r>
+      <w:r>
+        <w:rPr>
+          <w:rFonts w:ascii="Times New Roman" w:hAnsi="Times New Roman" w:cs="Times New Roman"/>
+          <w:sz w:val="24"/>
+          <w:szCs w:val="24"/>
+        </w:rPr>
+        <w:t xml:space="preserve"> Sự phổ biến của các nền tảng đặt phòng trực tuyến (OTA) như Booking.com, Expedia và Agoda đã giúp khách hàng dễ dàng tìm kiếm, so sánh và đặt phòng chỉ trong vài phút. Đồng thời, các chính sách hủy phòng miễn phí hoặc hủy sát ngày nhận phòng mang lại sự thuận tiện cho khách hàng nhưng cũng làm gia tăng đáng kể tỷ lệ hủy đặt phòng trong những năm gần đây.</w:t>
+      </w:r>
+    </w:p>
+    <w:p>
+      <w:pPr>
+        <w:jc w:val="both"/>
+        <w:rPr>
+          <w:rFonts w:ascii="Times New Roman" w:hAnsi="Times New Roman" w:cs="Times New Roman"/>
+          <w:sz w:val="24"/>
+          <w:szCs w:val="24"/>
+        </w:rPr>
+      </w:pPr>
+      <w:r>
+        <w:rPr>
+          <w:rFonts w:ascii="Times New Roman" w:hAnsi="Times New Roman" w:cs="Times New Roman"/>
+          <w:sz w:val="24"/>
+          <w:szCs w:val="24"/>
+        </w:rPr>
+        <w:t>-</w:t>
+      </w:r>
+      <w:r>
+        <w:rPr>
+          <w:rFonts w:ascii="Times New Roman" w:hAnsi="Times New Roman" w:cs="Times New Roman"/>
+          <w:sz w:val="24"/>
+          <w:szCs w:val="24"/>
+        </w:rPr>
+        <w:t xml:space="preserve"> Việc hủy đặt phòng gây ra nhiều ảnh hưởng tiêu cực đến hoạt động của khách sạn, bao gồm </w:t>
+      </w:r>
+      <w:r>
+        <w:rPr>
+          <w:rFonts w:ascii="Times New Roman" w:hAnsi="Times New Roman" w:cs="Times New Roman"/>
+          <w:sz w:val="24"/>
+          <w:szCs w:val="24"/>
+        </w:rPr>
+        <w:t>giảm</w:t>
+      </w:r>
+      <w:r>
+        <w:rPr>
+          <w:rFonts w:ascii="Times New Roman" w:hAnsi="Times New Roman" w:cs="Times New Roman"/>
+          <w:sz w:val="24"/>
+          <w:szCs w:val="24"/>
+        </w:rPr>
+        <w:t xml:space="preserve"> doanh thu,</w:t>
+      </w:r>
+      <w:r>
+        <w:rPr>
+          <w:rFonts w:ascii="Times New Roman" w:hAnsi="Times New Roman" w:cs="Times New Roman"/>
+          <w:sz w:val="24"/>
+          <w:szCs w:val="24"/>
+        </w:rPr>
+        <w:t xml:space="preserve"> </w:t>
+      </w:r>
+      <w:r>
+        <w:rPr>
+          <w:rFonts w:ascii="Times New Roman" w:hAnsi="Times New Roman" w:cs="Times New Roman"/>
+          <w:sz w:val="24"/>
+          <w:szCs w:val="24"/>
+        </w:rPr>
+        <w:t>phân bổ nguồn lực không hợp lý. Ngoài ra, nó còn ảnh hưởng đến kế hoạch nhân sự, quản lý nguyên vật liệu, chiến lược định giá động (</w:t>
+      </w:r>
+      <w:r>
+        <w:rPr>
+          <w:rFonts w:ascii="Times New Roman" w:hAnsi="Times New Roman" w:cs="Times New Roman"/>
+          <w:sz w:val="24"/>
+          <w:szCs w:val="24"/>
+        </w:rPr>
+        <w:t>Dynamic Pricing</w:t>
+      </w:r>
+      <w:r>
+        <w:rPr>
+          <w:rFonts w:ascii="Times New Roman" w:hAnsi="Times New Roman" w:cs="Times New Roman"/>
+          <w:sz w:val="24"/>
+          <w:szCs w:val="24"/>
+        </w:rPr>
+        <w:t>), quản lý doanh thu (</w:t>
+      </w:r>
+      <w:r>
+        <w:rPr>
+          <w:rFonts w:ascii="Times New Roman" w:hAnsi="Times New Roman" w:cs="Times New Roman"/>
+          <w:sz w:val="24"/>
+          <w:szCs w:val="24"/>
+        </w:rPr>
+        <w:t>Revenue Management</w:t>
+      </w:r>
+      <w:r>
+        <w:rPr>
+          <w:rFonts w:ascii="Times New Roman" w:hAnsi="Times New Roman" w:cs="Times New Roman"/>
+          <w:sz w:val="24"/>
+          <w:szCs w:val="24"/>
+        </w:rPr>
+        <w:t>) và chính sách overbooking. Nếu dự báo sai tỷ lệ hủy phòng, khách sạn có thể rơi vào tình trạng thiếu phòng phục vụ hoặc ngược lại là còn nhiều phòng trống, làm giảm hiệu quả kinh doanh.</w:t>
+      </w:r>
+    </w:p>
+    <w:p>
+      <w:pPr>
+        <w:jc w:val="both"/>
+        <w:rPr>
+          <w:rFonts w:ascii="Times New Roman" w:hAnsi="Times New Roman" w:cs="Times New Roman"/>
+          <w:sz w:val="24"/>
+          <w:szCs w:val="24"/>
+        </w:rPr>
+      </w:pPr>
+      <w:r>
+        <w:rPr>
+          <w:rFonts w:ascii="Times New Roman" w:hAnsi="Times New Roman" w:cs="Times New Roman"/>
+          <w:sz w:val="24"/>
+          <w:szCs w:val="24"/>
+        </w:rPr>
+        <w:t>-</w:t>
+      </w:r>
+      <w:r>
+        <w:rPr>
+          <w:rFonts w:ascii="Times New Roman" w:hAnsi="Times New Roman" w:cs="Times New Roman"/>
+          <w:sz w:val="24"/>
+          <w:szCs w:val="24"/>
+        </w:rPr>
+        <w:t xml:space="preserve"> Trước những thách thức đó, việc ứng dụng phân tích dữ liệu và học máy (</w:t>
+      </w:r>
+      <w:r>
+        <w:rPr>
+          <w:rFonts w:ascii="Times New Roman" w:hAnsi="Times New Roman" w:cs="Times New Roman"/>
+          <w:sz w:val="24"/>
+          <w:szCs w:val="24"/>
+        </w:rPr>
+        <w:t>ML</w:t>
+      </w:r>
+      <w:r>
+        <w:rPr>
+          <w:rFonts w:ascii="Times New Roman" w:hAnsi="Times New Roman" w:cs="Times New Roman"/>
+          <w:sz w:val="24"/>
+          <w:szCs w:val="24"/>
+        </w:rPr>
+        <w:t xml:space="preserve">) để dự đoán khả năng hủy đặt phòng đang được quan tâm rộng rãi. Dựa trên dữ liệu lịch sử đặt phòng và các đặc trưng như thời gian </w:t>
+      </w:r>
+      <w:r>
+        <w:rPr>
+          <w:rFonts w:ascii="Times New Roman" w:hAnsi="Times New Roman" w:cs="Times New Roman"/>
+          <w:sz w:val="24"/>
+          <w:szCs w:val="24"/>
+        </w:rPr>
+        <w:lastRenderedPageBreak/>
+        <w:t>đặt trước, loại khách sạn, phân khúc khách hàng, mức giá trung bình mỗi đêm (</w:t>
+      </w:r>
+      <w:r>
+        <w:rPr>
+          <w:rFonts w:ascii="Times New Roman" w:hAnsi="Times New Roman" w:cs="Times New Roman"/>
+          <w:sz w:val="24"/>
+          <w:szCs w:val="24"/>
+        </w:rPr>
+        <w:t>Average Daily Rate</w:t>
+      </w:r>
+      <w:r>
+        <w:rPr>
+          <w:rFonts w:ascii="Times New Roman" w:hAnsi="Times New Roman" w:cs="Times New Roman"/>
+          <w:sz w:val="24"/>
+          <w:szCs w:val="24"/>
+        </w:rPr>
+        <w:t>), số lần hủy trước đây hay số lượng yêu cầu đặc biệt, các mô hình học máy có thể dự đoán nguy cơ hủy phòng với độ chính xác cao. Nhờ đó, khách sạn có thể chủ động điều chỉnh chiến lược giá, tối ưu chính sách overbooking, phân bổ nguồn lực hợp lý và nâng cao hiệu quả quản trị doanh thu.</w:t>
+      </w:r>
+    </w:p>
+    <w:p>
+      <w:pPr>
+        <w:jc w:val="both"/>
+        <w:rPr>
+          <w:rFonts w:ascii="Times New Roman" w:hAnsi="Times New Roman" w:cs="Times New Roman"/>
+          <w:sz w:val="24"/>
+          <w:szCs w:val="24"/>
+        </w:rPr>
+      </w:pPr>
+      <w:r>
+        <w:rPr>
+          <w:rFonts w:ascii="Times New Roman" w:hAnsi="Times New Roman" w:cs="Times New Roman"/>
+          <w:sz w:val="24"/>
+          <w:szCs w:val="24"/>
+        </w:rPr>
+        <w:t>-</w:t>
+      </w:r>
+      <w:r>
+        <w:rPr>
+          <w:rFonts w:ascii="Times New Roman" w:hAnsi="Times New Roman" w:cs="Times New Roman"/>
+          <w:sz w:val="24"/>
+          <w:szCs w:val="24"/>
+        </w:rPr>
+        <w:t xml:space="preserve"> Xuất phát từ thực tiễn trên, đề tài tập trung xây dựng mô hình dự đoán khả năng hủy đặt phòng dựa trên bộ dữ liệu Hotel Booking Demand. Nghiên cứu thực hiện các bước tiền xử lý dữ liệu, phân tích khám phá dữ liệu (EDA), lựa chọn đặc trưng và huấn luyện các mô hình học máy nhằm xây dựng mô hình dự đoán hiệu quả, góp phần hỗ trợ các nhà quản lý khách sạn đưa ra quyết định chính xác và tối ưu hoạt động kinh doanh.</w:t>
+      </w:r>
+    </w:p>
+    <w:p>
+      <w:pPr>
+        <w:pStyle w:val="Heading2"/>
+        <w:ind w:left="35" w:right="0"/>
+      </w:pPr>
+      <w:bookmarkStart w:id="8" w:name="_Toc20833"/>
+      <w:r>
+        <w:t>1.2 Phát biểu bài toán</w:t>
+      </w:r>
+      <w:bookmarkEnd w:id="8"/>
+    </w:p>
+    <w:p>
+      <w:pPr>
+        <w:jc w:val="both"/>
+        <w:rPr>
+          <w:rFonts w:ascii="Times New Roman" w:hAnsi="Times New Roman" w:cs="Times New Roman"/>
+          <w:sz w:val="24"/>
+          <w:szCs w:val="24"/>
+        </w:rPr>
+      </w:pPr>
+      <w:r>
+        <w:rPr>
+          <w:rFonts w:ascii="Times New Roman" w:hAnsi="Times New Roman" w:cs="Times New Roman"/>
+          <w:sz w:val="24"/>
+          <w:szCs w:val="24"/>
+        </w:rPr>
+        <w:t xml:space="preserve">- </w:t>
+      </w:r>
+      <w:r>
+        <w:rPr>
+          <w:rFonts w:ascii="Times New Roman" w:hAnsi="Times New Roman" w:cs="Times New Roman"/>
+          <w:sz w:val="24"/>
+          <w:szCs w:val="24"/>
+        </w:rPr>
+        <w:t>Đề tài đặt ra bài toán dự đoán khả năng một đơn đặt phòng khách sạn bị hủy dựa trên các thông tin đã biết tại thời điểm đặt phòng (hoặc trước ngày nhận phòng), sử dụng bộ dữ liệu Hotel Booking Demand.</w:t>
+      </w:r>
+    </w:p>
+    <w:p>
+      <w:pPr>
+        <w:jc w:val="both"/>
+        <w:rPr>
+          <w:rFonts w:ascii="Times New Roman" w:hAnsi="Times New Roman" w:cs="Times New Roman"/>
+          <w:sz w:val="24"/>
+          <w:szCs w:val="24"/>
+        </w:rPr>
+      </w:pPr>
+      <w:r>
+        <w:rPr>
+          <w:rFonts w:ascii="Times New Roman" w:hAnsi="Times New Roman" w:cs="Times New Roman"/>
+          <w:sz w:val="24"/>
+          <w:szCs w:val="24"/>
+        </w:rPr>
+        <w:t>-</w:t>
+      </w:r>
+      <w:r>
+        <w:rPr>
+          <w:rFonts w:ascii="Times New Roman" w:hAnsi="Times New Roman" w:cs="Times New Roman"/>
+          <w:sz w:val="24"/>
+          <w:szCs w:val="24"/>
+        </w:rPr>
+        <w:t xml:space="preserve"> Đầu vào (</w:t>
+      </w:r>
+      <w:r>
+        <w:rPr>
+          <w:rFonts w:ascii="Times New Roman" w:hAnsi="Times New Roman" w:cs="Times New Roman"/>
+          <w:sz w:val="24"/>
+          <w:szCs w:val="24"/>
+        </w:rPr>
+        <w:t>F</w:t>
+      </w:r>
+      <w:r>
+        <w:rPr>
+          <w:rFonts w:ascii="Times New Roman" w:hAnsi="Times New Roman" w:cs="Times New Roman"/>
+          <w:sz w:val="24"/>
+          <w:szCs w:val="24"/>
+        </w:rPr>
+        <w:t>eatures): các thông tin liên quan đến đơn đặt phòng, bao gồm loại khách sạn (hotel), thời gian đặt trước ngày nhận phòng (lead_time), thời điểm đến (arrival_date_year, arrival_date_month, arrival_date_week_number, arrival_date_day_of_month), số đêm lưu trú vào cuối tuần và trong tuần (stays_in_weekend_nights, stays_in_week_nights), số lượng khách (adults, children, babies), loại bữa ăn (meal), quốc gia (country), phân khúc thị trường và kênh phân phối (market_segment, distribution_channel), lịch sử khách quen và lịch sử hủy trước đó (is_repeated_guest, previous_cancellations, previous_bookings_not_canceled), loại phòng đặt và phòng được xếp (reserved_room_type, assigned_room_type), số lần thay đổi đặt chỗ (booking_changes), loại đặt cọc (deposit_type), mã đại lý/công ty trung gian (agent, company), số ngày chờ xác nhận (days_in_waiting_list), loại khách hàng (customer_type), giá phòng trung bình mỗi đêm (adr), số chỗ đậu xe yêu cầu (required</w:t>
+      </w:r>
+      <w:r>
+        <w:rPr>
+          <w:rFonts w:ascii="Times New Roman" w:hAnsi="Times New Roman" w:cs="Times New Roman"/>
+          <w:sz w:val="24"/>
+          <w:szCs w:val="24"/>
+        </w:rPr>
+        <w:t>_</w:t>
+      </w:r>
+      <w:r>
+        <w:rPr>
+          <w:rFonts w:ascii="Times New Roman" w:hAnsi="Times New Roman" w:cs="Times New Roman"/>
+          <w:sz w:val="24"/>
+          <w:szCs w:val="24"/>
+        </w:rPr>
+        <w:t>car</w:t>
+      </w:r>
+      <w:r>
+        <w:rPr>
+          <w:rFonts w:ascii="Times New Roman" w:hAnsi="Times New Roman" w:cs="Times New Roman"/>
+          <w:sz w:val="24"/>
+          <w:szCs w:val="24"/>
+        </w:rPr>
+        <w:t>_</w:t>
+      </w:r>
+      <w:r>
+        <w:rPr>
+          <w:rFonts w:ascii="Times New Roman" w:hAnsi="Times New Roman" w:cs="Times New Roman"/>
+          <w:sz w:val="24"/>
+          <w:szCs w:val="24"/>
+        </w:rPr>
+        <w:t>parking_spaces) và tổng số yêu cầu đặc biệt (total_of_special_requests).</w:t>
+      </w:r>
+    </w:p>
+    <w:p>
+      <w:pPr>
+        <w:jc w:val="both"/>
+        <w:rPr>
+          <w:rFonts w:ascii="Times New Roman" w:hAnsi="Times New Roman" w:cs="Times New Roman"/>
+          <w:sz w:val="24"/>
+          <w:szCs w:val="24"/>
+        </w:rPr>
+      </w:pPr>
+      <w:r>
+        <w:rPr>
+          <w:rFonts w:ascii="Times New Roman" w:hAnsi="Times New Roman" w:cs="Times New Roman"/>
+          <w:sz w:val="24"/>
+          <w:szCs w:val="24"/>
+        </w:rPr>
+        <w:t>-</w:t>
+      </w:r>
+      <w:r>
+        <w:rPr>
+          <w:rFonts w:ascii="Times New Roman" w:hAnsi="Times New Roman" w:cs="Times New Roman"/>
+          <w:sz w:val="24"/>
+          <w:szCs w:val="24"/>
+        </w:rPr>
+        <w:t xml:space="preserve"> Đầu ra (</w:t>
+      </w:r>
+      <w:r>
+        <w:rPr>
+          <w:rFonts w:ascii="Times New Roman" w:hAnsi="Times New Roman" w:cs="Times New Roman"/>
+          <w:sz w:val="24"/>
+          <w:szCs w:val="24"/>
+        </w:rPr>
+        <w:t>T</w:t>
+      </w:r>
+      <w:r>
+        <w:rPr>
+          <w:rFonts w:ascii="Times New Roman" w:hAnsi="Times New Roman" w:cs="Times New Roman"/>
+          <w:sz w:val="24"/>
+          <w:szCs w:val="24"/>
+        </w:rPr>
+        <w:t xml:space="preserve">arget): biến is_canceled </w:t>
+      </w:r>
+      <w:r>
+        <w:rPr>
+          <w:rFonts w:ascii="Times New Roman" w:hAnsi="Times New Roman" w:cs="Times New Roman"/>
+          <w:sz w:val="24"/>
+          <w:szCs w:val="24"/>
+        </w:rPr>
+        <w:t>-</w:t>
+      </w:r>
+      <w:r>
+        <w:rPr>
+          <w:rFonts w:ascii="Times New Roman" w:hAnsi="Times New Roman" w:cs="Times New Roman"/>
+          <w:sz w:val="24"/>
+          <w:szCs w:val="24"/>
+        </w:rPr>
+        <w:t xml:space="preserve"> nhãn nhị phân cho biết đơn đặt phòng có bị hủy (1) hay không (0).</w:t>
+      </w:r>
+    </w:p>
+    <w:p>
+      <w:pPr>
+        <w:jc w:val="both"/>
+        <w:rPr>
+          <w:rFonts w:ascii="Times New Roman" w:hAnsi="Times New Roman" w:cs="Times New Roman"/>
+          <w:sz w:val="24"/>
+          <w:szCs w:val="24"/>
+        </w:rPr>
+      </w:pPr>
+      <w:r>
+        <w:rPr>
+          <w:rFonts w:ascii="Times New Roman" w:hAnsi="Times New Roman" w:cs="Times New Roman"/>
+          <w:sz w:val="24"/>
+          <w:szCs w:val="24"/>
+        </w:rPr>
+        <w:t>-</w:t>
+      </w:r>
+      <w:r>
+        <w:rPr>
+          <w:rFonts w:ascii="Times New Roman" w:hAnsi="Times New Roman" w:cs="Times New Roman"/>
+          <w:sz w:val="24"/>
+          <w:szCs w:val="24"/>
+        </w:rPr>
+        <w:t xml:space="preserve"> Loại bài toán ML: Phân lớp nhị phân (Binary Classification).</w:t>
+      </w:r>
+    </w:p>
+    <w:p>
+      <w:pPr>
+        <w:jc w:val="both"/>
+        <w:rPr>
+          <w:rFonts w:ascii="Times New Roman" w:hAnsi="Times New Roman" w:cs="Times New Roman"/>
+          <w:sz w:val="24"/>
+          <w:szCs w:val="24"/>
+        </w:rPr>
+      </w:pPr>
+      <w:r>
+        <w:rPr>
+          <w:rFonts w:ascii="Times New Roman" w:hAnsi="Times New Roman" w:cs="Times New Roman"/>
+          <w:sz w:val="24"/>
+          <w:szCs w:val="24"/>
+        </w:rPr>
+        <w:t>-</w:t>
+      </w:r>
+      <w:r>
+        <w:rPr>
+          <w:rFonts w:ascii="Times New Roman" w:hAnsi="Times New Roman" w:cs="Times New Roman"/>
+          <w:sz w:val="24"/>
+          <w:szCs w:val="24"/>
+        </w:rPr>
+        <w:t xml:space="preserve"> Phát biểu hình thức: cho tập huấn luyện {(x_i, y_i)}, với x_i </w:t>
+      </w:r>
+      <w:r>
+        <w:rPr>
+          <w:rFonts w:ascii="Cambria Math" w:hAnsi="Cambria Math" w:cs="Cambria Math"/>
+          <w:sz w:val="24"/>
+          <w:szCs w:val="24"/>
+        </w:rPr>
+        <w:t>∈</w:t>
+      </w:r>
+      <w:r>
+        <w:rPr>
+          <w:rFonts w:ascii="Times New Roman" w:hAnsi="Times New Roman" w:cs="Times New Roman"/>
+          <w:sz w:val="24"/>
+          <w:szCs w:val="24"/>
+        </w:rPr>
+        <w:t xml:space="preserve"> X là vector đặc trưng mô tả đơn đặt phòng thứ i và y_i </w:t>
+      </w:r>
+      <w:r>
+        <w:rPr>
+          <w:rFonts w:ascii="Cambria Math" w:hAnsi="Cambria Math" w:cs="Cambria Math"/>
+          <w:sz w:val="24"/>
+          <w:szCs w:val="24"/>
+        </w:rPr>
+        <w:t>∈</w:t>
+      </w:r>
+      <w:r>
+        <w:rPr>
+          <w:rFonts w:ascii="Times New Roman" w:hAnsi="Times New Roman" w:cs="Times New Roman"/>
+          <w:sz w:val="24"/>
+          <w:szCs w:val="24"/>
+        </w:rPr>
+        <w:t xml:space="preserve"> {0, 1} là nhãn hủy/không hủy, nhóm học hàm f: X → Y (hoặc f: X → [0,1] biểu diễn xác suất hủy p(y=1|x)) sao cho tối thiểu hàm mất mát (binary cross-entropy/log-loss) trên tập huấn luyện, đồng thời tối đa hóa các độ đo đánh giá phù hợp với bài toán mất cân bằng lớp nhẹ (F1-score, AUC-ROC) trên tập kiểm tra độc lập.</w:t>
+      </w:r>
+    </w:p>
+    <w:p>
+      <w:pPr>
+        <w:pStyle w:val="Heading2"/>
+        <w:ind w:left="35" w:right="0"/>
+      </w:pPr>
+      <w:bookmarkStart w:id="9" w:name="_Toc20834"/>
+      <w:r>
+        <w:t>1.3 Mục tiêu và phạm vi</w:t>
+      </w:r>
+      <w:bookmarkEnd w:id="9"/>
+    </w:p>
+    <w:p>
+      <w:pPr>
+        <w:jc w:val="both"/>
+        <w:rPr>
+          <w:rFonts w:ascii="Times New Roman" w:hAnsi="Times New Roman" w:cs="Times New Roman"/>
+          <w:sz w:val="24"/>
+          <w:szCs w:val="24"/>
+        </w:rPr>
+      </w:pPr>
+      <w:r>
+        <w:rPr>
+          <w:rFonts w:ascii="Times New Roman" w:hAnsi="Times New Roman" w:cs="Times New Roman"/>
+          <w:sz w:val="24"/>
+          <w:szCs w:val="24"/>
+        </w:rPr>
+        <w:t xml:space="preserve">- </w:t>
+      </w:r>
+      <w:r>
+        <w:rPr>
+          <w:rFonts w:ascii="Times New Roman" w:hAnsi="Times New Roman" w:cs="Times New Roman"/>
+          <w:sz w:val="24"/>
+          <w:szCs w:val="24"/>
+        </w:rPr>
+        <w:t>Mục tiêu của đề tài bao gồm:</w:t>
+      </w:r>
+    </w:p>
+    <w:p>
+      <w:pPr>
+        <w:ind w:left="567"/>
+        <w:jc w:val="both"/>
+        <w:rPr>
+          <w:rFonts w:ascii="Times New Roman" w:hAnsi="Times New Roman" w:cs="Times New Roman"/>
+          <w:sz w:val="24"/>
+          <w:szCs w:val="24"/>
+        </w:rPr>
+      </w:pPr>
+      <w:r>
+        <w:rPr>
+          <w:rFonts w:ascii="Times New Roman" w:hAnsi="Times New Roman" w:cs="Times New Roman"/>
+          <w:sz w:val="24"/>
+          <w:szCs w:val="24"/>
+        </w:rPr>
+        <w:t>+</w:t>
+      </w:r>
+      <w:r>
+        <w:rPr>
+          <w:rFonts w:ascii="Times New Roman" w:hAnsi="Times New Roman" w:cs="Times New Roman"/>
+          <w:sz w:val="24"/>
+          <w:szCs w:val="24"/>
+        </w:rPr>
+        <w:t xml:space="preserve"> Xây dựng pipeline xử lý dữ liệu hoàn chỉnh (làm sạch, mã hóa, chuẩn hóa, tạo đặc trưng) cho bộ dữ liệu Hotel Booking Demand, đảm bảo không rò rỉ dữ liệu (data leakage) giữa tập huấn luyện và tập kiểm tra.</w:t>
+      </w:r>
+    </w:p>
+    <w:p>
+      <w:pPr>
+        <w:ind w:left="567"/>
+        <w:jc w:val="both"/>
+        <w:rPr>
+          <w:rFonts w:ascii="Times New Roman" w:hAnsi="Times New Roman" w:cs="Times New Roman"/>
+          <w:sz w:val="24"/>
+          <w:szCs w:val="24"/>
+        </w:rPr>
+      </w:pPr>
+      <w:r>
+        <w:rPr>
+          <w:rFonts w:ascii="Times New Roman" w:hAnsi="Times New Roman" w:cs="Times New Roman"/>
+          <w:sz w:val="24"/>
+          <w:szCs w:val="24"/>
+        </w:rPr>
+        <w:lastRenderedPageBreak/>
+        <w:t>+</w:t>
+      </w:r>
+      <w:r>
+        <w:rPr>
+          <w:rFonts w:ascii="Times New Roman" w:hAnsi="Times New Roman" w:cs="Times New Roman"/>
+          <w:sz w:val="24"/>
+          <w:szCs w:val="24"/>
+        </w:rPr>
+        <w:t xml:space="preserve"> </w:t>
+      </w:r>
+      <w:r>
+        <w:rPr>
+          <w:rFonts w:ascii="Times New Roman" w:hAnsi="Times New Roman" w:cs="Times New Roman"/>
+          <w:sz w:val="24"/>
+          <w:szCs w:val="24"/>
+        </w:rPr>
+        <w:t>So sánh tối thiểu ba mô hình học máy (một baseline tuyến tính và hai mô hình dựa trên cây/ensemble) trên cùng một pipeline, đạt mục tiêu F1-score ≥ 0.75 và AUC-ROC ≥ 0.85 trên tập kiểm tra cho mô hình tốt nhất.</w:t>
+      </w:r>
+    </w:p>
+    <w:p>
+      <w:pPr>
+        <w:ind w:left="567"/>
+        <w:jc w:val="both"/>
+        <w:rPr>
+          <w:rFonts w:ascii="Times New Roman" w:hAnsi="Times New Roman" w:cs="Times New Roman"/>
+          <w:sz w:val="24"/>
+          <w:szCs w:val="24"/>
+        </w:rPr>
+      </w:pPr>
+      <w:r>
+        <w:rPr>
+          <w:rFonts w:ascii="Times New Roman" w:hAnsi="Times New Roman" w:cs="Times New Roman"/>
+          <w:sz w:val="24"/>
+          <w:szCs w:val="24"/>
+        </w:rPr>
+        <w:t>+</w:t>
+      </w:r>
+      <w:r>
+        <w:rPr>
+          <w:rFonts w:ascii="Times New Roman" w:hAnsi="Times New Roman" w:cs="Times New Roman"/>
+          <w:sz w:val="24"/>
+          <w:szCs w:val="24"/>
+        </w:rPr>
+        <w:t xml:space="preserve"> Thực hiện tinh chỉnh siêu tham số có hệ thống (GridSearch/RandomSearch/Optuna) kết hợp theo dõi thí nghiệm bằng Weights &amp; Biases để đảm bảo khả năng tái lập.</w:t>
+      </w:r>
+    </w:p>
+    <w:p>
+      <w:pPr>
+        <w:ind w:left="567"/>
+        <w:jc w:val="both"/>
+        <w:rPr>
+          <w:rFonts w:ascii="Times New Roman" w:hAnsi="Times New Roman" w:cs="Times New Roman"/>
+          <w:sz w:val="24"/>
+          <w:szCs w:val="24"/>
+        </w:rPr>
+      </w:pPr>
+      <w:r>
+        <w:rPr>
+          <w:rFonts w:ascii="Times New Roman" w:hAnsi="Times New Roman" w:cs="Times New Roman"/>
+          <w:sz w:val="24"/>
+          <w:szCs w:val="24"/>
+        </w:rPr>
+        <w:t>+</w:t>
+      </w:r>
+      <w:r>
+        <w:rPr>
+          <w:rFonts w:ascii="Times New Roman" w:hAnsi="Times New Roman" w:cs="Times New Roman"/>
+          <w:sz w:val="24"/>
+          <w:szCs w:val="24"/>
+        </w:rPr>
+        <w:t xml:space="preserve"> Phân tích và giải thích được mô hình tốt nhất (feature importance/SHAP) nhằm rút ra các yếu tố ảnh hưởng chính đến quyết định hủy phòng của khách hàng.</w:t>
+      </w:r>
+    </w:p>
+    <w:p>
+      <w:pPr>
+        <w:ind w:left="567"/>
+        <w:jc w:val="both"/>
+        <w:rPr>
+          <w:rFonts w:ascii="Times New Roman" w:hAnsi="Times New Roman" w:cs="Times New Roman"/>
+          <w:sz w:val="24"/>
+          <w:szCs w:val="24"/>
+        </w:rPr>
+      </w:pPr>
+      <w:r>
+        <w:rPr>
+          <w:rFonts w:ascii="Times New Roman" w:hAnsi="Times New Roman" w:cs="Times New Roman"/>
+          <w:sz w:val="24"/>
+          <w:szCs w:val="24"/>
+        </w:rPr>
+        <w:t>+</w:t>
+      </w:r>
+      <w:r>
+        <w:rPr>
+          <w:rFonts w:ascii="Times New Roman" w:hAnsi="Times New Roman" w:cs="Times New Roman"/>
+          <w:sz w:val="24"/>
+          <w:szCs w:val="24"/>
+        </w:rPr>
+        <w:t xml:space="preserve"> Triển khai mô hình thành một hệ thống hoàn chỉnh gồm REST API, giao diện người dùng và đóng gói Docker, có thể chạy được trên máy cục bộ.</w:t>
+      </w:r>
+    </w:p>
+    <w:p>
+      <w:pPr>
+        <w:jc w:val="both"/>
+      </w:pPr>
+      <w:r>
+        <w:rPr>
+          <w:rFonts w:ascii="Times New Roman" w:hAnsi="Times New Roman" w:cs="Times New Roman"/>
+          <w:sz w:val="24"/>
+          <w:szCs w:val="24"/>
+        </w:rPr>
+        <w:t xml:space="preserve">- </w:t>
+      </w:r>
+      <w:r>
+        <w:rPr>
+          <w:rFonts w:ascii="Times New Roman" w:hAnsi="Times New Roman" w:cs="Times New Roman"/>
+          <w:sz w:val="24"/>
+          <w:szCs w:val="24"/>
+        </w:rPr>
+        <w:t>Phạm vi của đề tài giới hạn ở việc dự đoán dựa trên dữ liệu lịch sử tĩnh (static, đã thu thập trong giai đoạn 2015–2017) của hai khách sạn tại Bồ Đào Nha; đề tài KHÔNG bao gồm: dự đoán theo thời gian thực với dữ liệu streaming, tối ưu hóa chiến lược định giá động, hay mở rộng sang các thị trường/khách sạn khác ngoài bộ dữ liệu gốc. Đề tài cũng không đi sâu vào các mô hình deep learning phức tạp (ưu tiên các mô hình cây/ensemble phù hợp với dữ liệu dạng bảng).</w:t>
+      </w:r>
+    </w:p>
+    <w:p>
+      <w:pPr>
+        <w:pStyle w:val="Heading2"/>
+        <w:ind w:left="35" w:right="0"/>
+      </w:pPr>
+      <w:bookmarkStart w:id="10" w:name="_Toc20835"/>
+      <w:r>
+        <w:t>1.4 Đóng góp chính</w:t>
+      </w:r>
+      <w:bookmarkEnd w:id="10"/>
+    </w:p>
+    <w:p>
+      <w:pPr>
+        <w:jc w:val="both"/>
+        <w:rPr>
+          <w:rFonts w:ascii="Times New Roman" w:hAnsi="Times New Roman" w:cs="Times New Roman"/>
+          <w:sz w:val="24"/>
+          <w:szCs w:val="24"/>
+        </w:rPr>
+      </w:pPr>
+      <w:r>
+        <w:rPr>
+          <w:rFonts w:ascii="Times New Roman" w:hAnsi="Times New Roman" w:cs="Times New Roman"/>
+          <w:sz w:val="24"/>
+          <w:szCs w:val="24"/>
+        </w:rPr>
+        <w:t xml:space="preserve">- </w:t>
+      </w:r>
+      <w:r>
+        <w:rPr>
+          <w:rFonts w:ascii="Times New Roman" w:hAnsi="Times New Roman" w:cs="Times New Roman"/>
+          <w:sz w:val="24"/>
+          <w:szCs w:val="24"/>
+        </w:rPr>
+        <w:t xml:space="preserve"> Xây dựng và so sánh có hệ thống ba mô hình học máy (Logistic Regression làm baseline, Random Forest và XGBoost/LightGBM) trên bài toán dự đoán hủy đặt phòng khách sạn, kèm theo phân tích ưu/nhược điểm của từng mô hình trên dữ liệu thực tế.</w:t>
+      </w:r>
+    </w:p>
+    <w:p>
+      <w:pPr>
+        <w:jc w:val="both"/>
+        <w:rPr>
+          <w:rFonts w:ascii="Times New Roman" w:hAnsi="Times New Roman" w:cs="Times New Roman"/>
+          <w:sz w:val="24"/>
+          <w:szCs w:val="24"/>
+        </w:rPr>
+      </w:pPr>
+      <w:r>
+        <w:rPr>
+          <w:rFonts w:ascii="Times New Roman" w:hAnsi="Times New Roman" w:cs="Times New Roman"/>
+          <w:sz w:val="24"/>
+          <w:szCs w:val="24"/>
+        </w:rPr>
+        <w:t>-</w:t>
+      </w:r>
+      <w:r>
+        <w:rPr>
+          <w:rFonts w:ascii="Times New Roman" w:hAnsi="Times New Roman" w:cs="Times New Roman"/>
+          <w:sz w:val="24"/>
+          <w:szCs w:val="24"/>
+        </w:rPr>
+        <w:t xml:space="preserve"> Xây dựng pipeline tiền xử lý và feature engineering tái lập được (sử dụng scikit-learn Pipeline/ColumnTransformer), giải quyết các vấn đề đặc thù của bộ dữ liệu như giá trị thiếu ở các cột agent, company, country, children.</w:t>
+      </w:r>
+    </w:p>
+    <w:p>
+      <w:pPr>
+        <w:jc w:val="both"/>
+        <w:rPr>
+          <w:rFonts w:ascii="Times New Roman" w:hAnsi="Times New Roman" w:cs="Times New Roman"/>
+          <w:sz w:val="24"/>
+          <w:szCs w:val="24"/>
+        </w:rPr>
+      </w:pPr>
+      <w:r>
+        <w:rPr>
+          <w:rFonts w:ascii="Times New Roman" w:hAnsi="Times New Roman" w:cs="Times New Roman"/>
+          <w:sz w:val="24"/>
+          <w:szCs w:val="24"/>
+        </w:rPr>
+        <w:t>-</w:t>
+      </w:r>
+      <w:r>
+        <w:rPr>
+          <w:rFonts w:ascii="Times New Roman" w:hAnsi="Times New Roman" w:cs="Times New Roman"/>
+          <w:sz w:val="24"/>
+          <w:szCs w:val="24"/>
+        </w:rPr>
+        <w:t xml:space="preserve"> Triển khai mô hình thành hệ thống production hoàn chỉnh gồm REST API (FastAPI), giao diện người dùng (Streamlit) và đóng gói Docker, có khả năng chạy được và kiểm thử bằng pytest.</w:t>
+      </w:r>
+    </w:p>
+    <w:p>
+      <w:pPr>
+        <w:jc w:val="both"/>
+        <w:rPr>
+          <w:rFonts w:ascii="Times New Roman" w:hAnsi="Times New Roman" w:cs="Times New Roman"/>
+          <w:sz w:val="24"/>
+          <w:szCs w:val="24"/>
+        </w:rPr>
+      </w:pPr>
+      <w:r>
+        <w:rPr>
+          <w:rFonts w:ascii="Times New Roman" w:hAnsi="Times New Roman" w:cs="Times New Roman"/>
+          <w:sz w:val="24"/>
+          <w:szCs w:val="24"/>
+        </w:rPr>
+        <w:t>-</w:t>
+      </w:r>
+      <w:r>
+        <w:rPr>
+          <w:rFonts w:ascii="Times New Roman" w:hAnsi="Times New Roman" w:cs="Times New Roman"/>
+          <w:sz w:val="24"/>
+          <w:szCs w:val="24"/>
+        </w:rPr>
+        <w:t xml:space="preserve"> Cung cấp phân tích giải thích mô hình (XAI) nhằm chỉ ra các yếu tố quan trọng nhất ảnh hưởng đến quyết định hủy phòng, có giá trị tham khảo thực tiễn cho bộ phận quản lý doanh thu khách sạn.</w:t>
+      </w:r>
+    </w:p>
+    <w:p>
+      <w:pPr>
+        <w:pStyle w:val="Heading2"/>
+        <w:ind w:left="35" w:right="0"/>
+      </w:pPr>
+      <w:bookmarkStart w:id="11" w:name="_Toc20836"/>
+      <w:r>
+        <w:t>1.5 Cấu trúc báo cáo</w:t>
+      </w:r>
+      <w:bookmarkEnd w:id="11"/>
+    </w:p>
+    <w:p>
+      <w:pPr>
+        <w:jc w:val="both"/>
+        <w:rPr>
+          <w:rFonts w:ascii="Times New Roman" w:hAnsi="Times New Roman" w:cs="Times New Roman"/>
+          <w:sz w:val="24"/>
+          <w:szCs w:val="24"/>
+        </w:rPr>
+      </w:pPr>
+      <w:r>
+        <w:rPr>
+          <w:rFonts w:ascii="Times New Roman" w:hAnsi="Times New Roman" w:cs="Times New Roman"/>
+          <w:sz w:val="24"/>
+          <w:szCs w:val="24"/>
+        </w:rPr>
+        <w:t xml:space="preserve">- Phần còn lại của báo cáo được tổ chức như sau: </w:t>
+      </w:r>
+    </w:p>
+    <w:p>
+      <w:pPr>
+        <w:ind w:left="567"/>
+        <w:jc w:val="both"/>
+        <w:rPr>
+          <w:rFonts w:ascii="Times New Roman" w:hAnsi="Times New Roman" w:cs="Times New Roman"/>
+          <w:sz w:val="24"/>
+          <w:szCs w:val="24"/>
+        </w:rPr>
+      </w:pPr>
+      <w:r>
+        <w:rPr>
+          <w:rFonts w:ascii="Times New Roman" w:hAnsi="Times New Roman" w:cs="Times New Roman"/>
+          <w:sz w:val="24"/>
+          <w:szCs w:val="24"/>
+        </w:rPr>
+        <w:t xml:space="preserve">+ </w:t>
+      </w:r>
+      <w:r>
+        <w:rPr>
+          <w:rFonts w:ascii="Times New Roman" w:hAnsi="Times New Roman" w:cs="Times New Roman"/>
+          <w:sz w:val="24"/>
+          <w:szCs w:val="24"/>
+        </w:rPr>
+        <w:t xml:space="preserve">Chương </w:t>
+      </w:r>
+      <w:r>
+        <w:rPr>
+          <w:rFonts w:ascii="Times New Roman" w:hAnsi="Times New Roman" w:cs="Times New Roman"/>
+          <w:sz w:val="24"/>
+          <w:szCs w:val="24"/>
+        </w:rPr>
+        <w:t>1</w:t>
+      </w:r>
+      <w:r>
+        <w:rPr>
+          <w:rFonts w:ascii="Times New Roman" w:hAnsi="Times New Roman" w:cs="Times New Roman"/>
+          <w:sz w:val="24"/>
+          <w:szCs w:val="24"/>
+        </w:rPr>
+        <w:t xml:space="preserve"> </w:t>
+      </w:r>
+      <w:r>
+        <w:rPr>
+          <w:rFonts w:ascii="Times New Roman" w:hAnsi="Times New Roman" w:cs="Times New Roman"/>
+          <w:sz w:val="24"/>
+          <w:szCs w:val="24"/>
+        </w:rPr>
+        <w:t>g</w:t>
+      </w:r>
+      <w:r>
+        <w:rPr>
+          <w:rFonts w:ascii="Times New Roman" w:hAnsi="Times New Roman" w:cs="Times New Roman"/>
+          <w:sz w:val="24"/>
+          <w:szCs w:val="24"/>
+        </w:rPr>
+        <w:t>iới thiệu đề tài</w:t>
+      </w:r>
+      <w:r>
+        <w:rPr>
+          <w:rFonts w:ascii="Times New Roman" w:hAnsi="Times New Roman" w:cs="Times New Roman"/>
+          <w:sz w:val="24"/>
+          <w:szCs w:val="24"/>
+        </w:rPr>
+        <w:t>, t</w:t>
+      </w:r>
+      <w:r>
+        <w:rPr>
+          <w:rFonts w:ascii="Times New Roman" w:hAnsi="Times New Roman" w:cs="Times New Roman"/>
+          <w:sz w:val="24"/>
+          <w:szCs w:val="24"/>
+        </w:rPr>
+        <w:t>rình bày bối cảnh nghiên cứu, lý do chọn đề tài</w:t>
+      </w:r>
+      <w:r>
+        <w:rPr>
+          <w:rFonts w:ascii="Times New Roman" w:hAnsi="Times New Roman" w:cs="Times New Roman"/>
+          <w:sz w:val="24"/>
+          <w:szCs w:val="24"/>
+        </w:rPr>
+        <w:t>.</w:t>
+      </w:r>
+    </w:p>
+    <w:p>
+      <w:pPr>
+        <w:ind w:left="567"/>
+        <w:jc w:val="both"/>
+        <w:rPr>
+          <w:rFonts w:ascii="Times New Roman" w:hAnsi="Times New Roman" w:cs="Times New Roman"/>
+          <w:sz w:val="24"/>
+          <w:szCs w:val="24"/>
+        </w:rPr>
+      </w:pPr>
+      <w:r>
+        <w:rPr>
+          <w:rFonts w:ascii="Times New Roman" w:hAnsi="Times New Roman" w:cs="Times New Roman"/>
+          <w:sz w:val="24"/>
+          <w:szCs w:val="24"/>
+        </w:rPr>
+        <w:t xml:space="preserve">+ </w:t>
+      </w:r>
+      <w:r>
+        <w:rPr>
+          <w:rFonts w:ascii="Times New Roman" w:hAnsi="Times New Roman" w:cs="Times New Roman"/>
+          <w:sz w:val="24"/>
+          <w:szCs w:val="24"/>
+        </w:rPr>
+        <w:t xml:space="preserve">Chương 2 trình bày cơ sở lý thuyết về bài toán phân lớp nhị phân, các mô hình học máy và độ đo đánh giá được sử dụng. </w:t>
+      </w:r>
+    </w:p>
+    <w:p>
+      <w:pPr>
+        <w:ind w:left="567"/>
+        <w:jc w:val="both"/>
+        <w:rPr>
+          <w:rFonts w:ascii="Times New Roman" w:hAnsi="Times New Roman" w:cs="Times New Roman"/>
+          <w:sz w:val="24"/>
+          <w:szCs w:val="24"/>
+        </w:rPr>
+      </w:pPr>
+      <w:r>
+        <w:rPr>
+          <w:rFonts w:ascii="Times New Roman" w:hAnsi="Times New Roman" w:cs="Times New Roman"/>
+          <w:sz w:val="24"/>
+          <w:szCs w:val="24"/>
+        </w:rPr>
+        <w:t xml:space="preserve">+ </w:t>
+      </w:r>
+      <w:r>
+        <w:rPr>
+          <w:rFonts w:ascii="Times New Roman" w:hAnsi="Times New Roman" w:cs="Times New Roman"/>
+          <w:sz w:val="24"/>
+          <w:szCs w:val="24"/>
+        </w:rPr>
+        <w:t xml:space="preserve">Chương 3 mô tả dữ liệu và trình bày kết quả phân tích khám phá dữ liệu (EDA). </w:t>
+      </w:r>
+    </w:p>
+    <w:p>
+      <w:pPr>
+        <w:ind w:left="567"/>
+        <w:jc w:val="both"/>
+        <w:rPr>
+          <w:rFonts w:ascii="Times New Roman" w:hAnsi="Times New Roman" w:cs="Times New Roman"/>
+          <w:sz w:val="24"/>
+          <w:szCs w:val="24"/>
+        </w:rPr>
+      </w:pPr>
+      <w:r>
+        <w:rPr>
+          <w:rFonts w:ascii="Times New Roman" w:hAnsi="Times New Roman" w:cs="Times New Roman"/>
+          <w:sz w:val="24"/>
+          <w:szCs w:val="24"/>
+        </w:rPr>
+        <w:t xml:space="preserve">+ </w:t>
+      </w:r>
+      <w:r>
+        <w:rPr>
+          <w:rFonts w:ascii="Times New Roman" w:hAnsi="Times New Roman" w:cs="Times New Roman"/>
+          <w:sz w:val="24"/>
+          <w:szCs w:val="24"/>
+        </w:rPr>
+        <w:t xml:space="preserve">Chương 4 trình bày quá trình tiền xử lý và feature engineering. </w:t>
+      </w:r>
+    </w:p>
+    <w:p>
+      <w:pPr>
+        <w:ind w:left="567"/>
+        <w:jc w:val="both"/>
+        <w:rPr>
+          <w:rFonts w:ascii="Times New Roman" w:hAnsi="Times New Roman" w:cs="Times New Roman"/>
+          <w:sz w:val="24"/>
+          <w:szCs w:val="24"/>
+        </w:rPr>
+      </w:pPr>
+      <w:r>
+        <w:rPr>
+          <w:rFonts w:ascii="Times New Roman" w:hAnsi="Times New Roman" w:cs="Times New Roman"/>
+          <w:sz w:val="24"/>
+          <w:szCs w:val="24"/>
+        </w:rPr>
+        <w:t xml:space="preserve">+ </w:t>
+      </w:r>
+      <w:r>
+        <w:rPr>
+          <w:rFonts w:ascii="Times New Roman" w:hAnsi="Times New Roman" w:cs="Times New Roman"/>
+          <w:sz w:val="24"/>
+          <w:szCs w:val="24"/>
+        </w:rPr>
+        <w:t xml:space="preserve">Chương 5 mô tả chiến lược huấn luyện, so sánh mô hình và tinh chỉnh siêu tham số. </w:t>
+      </w:r>
+    </w:p>
+    <w:p>
+      <w:pPr>
+        <w:ind w:left="567"/>
+        <w:jc w:val="both"/>
+        <w:rPr>
+          <w:rFonts w:ascii="Times New Roman" w:hAnsi="Times New Roman" w:cs="Times New Roman"/>
+          <w:sz w:val="24"/>
+          <w:szCs w:val="24"/>
+        </w:rPr>
+      </w:pPr>
+      <w:r>
+        <w:rPr>
+          <w:rFonts w:ascii="Times New Roman" w:hAnsi="Times New Roman" w:cs="Times New Roman"/>
+          <w:sz w:val="24"/>
+          <w:szCs w:val="24"/>
+        </w:rPr>
+        <w:t xml:space="preserve">+ </w:t>
+      </w:r>
+      <w:r>
+        <w:rPr>
+          <w:rFonts w:ascii="Times New Roman" w:hAnsi="Times New Roman" w:cs="Times New Roman"/>
+          <w:sz w:val="24"/>
+          <w:szCs w:val="24"/>
+        </w:rPr>
+        <w:t xml:space="preserve">Chương 6 trình bày kết quả đánh giá, phân tích lỗi và giải thích mô hình. </w:t>
+      </w:r>
+    </w:p>
+    <w:p>
+      <w:pPr>
+        <w:ind w:left="567"/>
+        <w:jc w:val="both"/>
+        <w:rPr>
+          <w:rFonts w:ascii="Times New Roman" w:hAnsi="Times New Roman" w:cs="Times New Roman"/>
+          <w:sz w:val="24"/>
+          <w:szCs w:val="24"/>
+        </w:rPr>
+      </w:pPr>
+      <w:r>
+        <w:rPr>
+          <w:rFonts w:ascii="Times New Roman" w:hAnsi="Times New Roman" w:cs="Times New Roman"/>
+          <w:sz w:val="24"/>
+          <w:szCs w:val="24"/>
+        </w:rPr>
+        <w:lastRenderedPageBreak/>
+        <w:t xml:space="preserve">+ </w:t>
+      </w:r>
+      <w:r>
+        <w:rPr>
+          <w:rFonts w:ascii="Times New Roman" w:hAnsi="Times New Roman" w:cs="Times New Roman"/>
+          <w:sz w:val="24"/>
+          <w:szCs w:val="24"/>
+        </w:rPr>
+        <w:t xml:space="preserve">Chương 7 mô tả quá trình đóng gói và triển khai hệ thống dưới dạng REST API và giao diện người dùng. </w:t>
+      </w:r>
+    </w:p>
+    <w:p>
+      <w:pPr>
+        <w:ind w:left="567"/>
+        <w:jc w:val="both"/>
+        <w:rPr>
+          <w:rFonts w:ascii="Times New Roman" w:hAnsi="Times New Roman" w:cs="Times New Roman"/>
+          <w:sz w:val="24"/>
+          <w:szCs w:val="24"/>
+        </w:rPr>
+      </w:pPr>
+      <w:r>
+        <w:rPr>
+          <w:rFonts w:ascii="Times New Roman" w:hAnsi="Times New Roman" w:cs="Times New Roman"/>
+          <w:sz w:val="24"/>
+          <w:szCs w:val="24"/>
+        </w:rPr>
+        <w:t xml:space="preserve">+ </w:t>
+      </w:r>
+      <w:r>
+        <w:rPr>
+          <w:rFonts w:ascii="Times New Roman" w:hAnsi="Times New Roman" w:cs="Times New Roman"/>
+          <w:sz w:val="24"/>
+          <w:szCs w:val="24"/>
+        </w:rPr>
+        <w:t>Chương 8 tổng kết kết quả đạt được, hạn chế và hướng phát triển của đề tài.</w:t>
+      </w:r>
+    </w:p>
     <w:p>
       <w:pPr>
         <w:pStyle w:val="Heading1"/>
         <w:spacing w:after="321"/>
         <w:ind w:left="35"/>
       </w:pPr>
-      <w:bookmarkStart w:id="6" w:name="_Toc20831"/>
-      <w:r>
-        <w:t>Chương 1 — Giới thiệu</w:t>
-      </w:r>
-      <w:bookmarkEnd w:id="6"/>
+      <w:bookmarkStart w:id="12" w:name="_Toc20837"/>
+      <w:r>
+        <w:t>Chương 2 — Cơ sở lý thuyết</w:t>
+      </w:r>
+      <w:bookmarkEnd w:id="12"/>
     </w:p>
     <w:p>
       <w:pPr>
         <w:pStyle w:val="Heading2"/>
         <w:ind w:left="35" w:right="0"/>
       </w:pPr>
-      <w:bookmarkStart w:id="7" w:name="_Toc20832"/>
-      <w:r>
-        <w:t>1.1 Bối cảnh và động cơ</w:t>
-      </w:r>
-      <w:bookmarkEnd w:id="7"/>
-    </w:p>
-    <w:p>
-      <w:pPr>
-        <w:spacing w:after="221"/>
-        <w:ind w:left="628" w:right="1060" w:hanging="5"/>
+      <w:bookmarkStart w:id="13" w:name="_Toc20838"/>
+      <w:r>
+        <w:t>2.1 Khái quát loại bài toán</w:t>
+      </w:r>
+      <w:bookmarkEnd w:id="13"/>
+    </w:p>
+    <w:p>
+      <w:pPr>
         <w:jc w:val="both"/>
-      </w:pPr>
-      <w:r>
-        <w:rPr>
-          <w:rFonts w:ascii="Times New Roman" w:eastAsia="Times New Roman" w:hAnsi="Times New Roman" w:cs="Times New Roman"/>
-          <w:i/>
-          <w:sz w:val="24"/>
-        </w:rPr>
-        <w:t>Gợi ý: vì sao bài toán quan trọng/thực tiễn? Ai dùng kết quả? 1/2–1 trang.</w:t>
-      </w:r>
-    </w:p>
-    <w:p>
-      <w:pPr>
-        <w:spacing w:after="537" w:line="265" w:lineRule="auto"/>
-        <w:ind w:left="50" w:right="548" w:hanging="10"/>
-      </w:pPr>
-      <w:r>
-        <w:rPr>
-          <w:rFonts w:ascii="Courier New" w:eastAsia="Courier New" w:hAnsi="Courier New" w:cs="Courier New"/>
-          <w:sz w:val="25"/>
-        </w:rPr>
-        <w:t>[…]</w:t>
+        <w:rPr>
+          <w:rFonts w:ascii="Times New Roman" w:hAnsi="Times New Roman" w:cs="Times New Roman"/>
+          <w:sz w:val="24"/>
+          <w:szCs w:val="24"/>
+        </w:rPr>
+      </w:pPr>
+      <w:r>
+        <w:rPr>
+          <w:rFonts w:ascii="Times New Roman" w:hAnsi="Times New Roman" w:cs="Times New Roman"/>
+          <w:sz w:val="24"/>
+          <w:szCs w:val="24"/>
+        </w:rPr>
+        <w:t xml:space="preserve">- </w:t>
+      </w:r>
+      <w:r>
+        <w:rPr>
+          <w:rFonts w:ascii="Times New Roman" w:hAnsi="Times New Roman" w:cs="Times New Roman"/>
+          <w:sz w:val="24"/>
+          <w:szCs w:val="24"/>
+        </w:rPr>
+        <w:t>Bài toán của đề tài thuộc lớp phân lớp nhị phân (binary classification) có giám sát (supervised learning) trên dữ liệu dạng bảng (tabular data). Trong phân lớp nhị phân, mô hình học một hàm ánh xạ từ không gian đặc trưng X sang một trong hai nhãn rời rạc Y = {0, 1}, thường thông qua việc ước lượng xác suất hậu nghiệm p(y=1|x) rồi áp dụng một ngưỡng quyết định (mặc định 0.5, có thể điều chỉnh) để đưa ra nhãn dự đoán cuối cùng.</w:t>
+      </w:r>
+    </w:p>
+    <w:p>
+      <w:pPr>
+        <w:jc w:val="both"/>
+      </w:pPr>
+      <w:r>
+        <w:rPr>
+          <w:rFonts w:ascii="Times New Roman" w:hAnsi="Times New Roman" w:cs="Times New Roman"/>
+          <w:sz w:val="24"/>
+          <w:szCs w:val="24"/>
+        </w:rPr>
+        <w:t xml:space="preserve">- </w:t>
+      </w:r>
+      <w:r>
+        <w:rPr>
+          <w:rFonts w:ascii="Times New Roman" w:hAnsi="Times New Roman" w:cs="Times New Roman"/>
+          <w:sz w:val="24"/>
+          <w:szCs w:val="24"/>
+        </w:rPr>
+        <w:t>Đặc thù của bài toán này là dữ liệu có mất cân bằng lớp vừa phải (khoảng 63%/37% giữa hai lớp không hủy/hủy), do đó cần chú ý đến các kỹ thuật xử lý mất cân bằng (class_weight, SMOTE) và lựa chọn độ đo đánh giá không bị chi phối bởi lớp đa số (như F1-score, AUC-ROC thay vì chỉ dùng Accuracy). Ngoài ra, dữ liệu là dữ liệu dạng bảng hỗn hợp (mixed tabular data) gồm cả biến số liên tục, biến số nguyên đếm được và biến phân loại (categorical) có số lượng giá trị khác nhau (ví dụ country có hàng trăm giá trị, trong khi hotel chỉ có 2 giá trị), đòi hỏi chiến lược mã hóa phù hợp cho từng loại biến. Một đặc thù khác là có nguy cơ rò rỉ dữ liệu cao thông qua các biến liên quan trực tiếp đến kết quả cuối của đơn đặt phòng (như reservation_status, reservation_status_date), cần được loại bỏ khỏi tập đặc trưng huấn luyện vì các biến này chỉ được biết SAU khi đơn đặt phòng đã kết thúc (hủy hoặc check-out), không tồn tại tại thời điểm cần dự đoán.</w:t>
       </w:r>
     </w:p>
     <w:p>
@@ -5345,212 +6672,350 @@
         <w:pStyle w:val="Heading2"/>
         <w:ind w:left="35" w:right="0"/>
       </w:pPr>
-      <w:bookmarkStart w:id="8" w:name="_Toc20833"/>
-      <w:r>
-        <w:t>1.2 Phát biểu bài toán</w:t>
-      </w:r>
-      <w:bookmarkEnd w:id="8"/>
-    </w:p>
-    <w:p>
-      <w:pPr>
-        <w:spacing w:after="259"/>
-        <w:ind w:left="628" w:right="1060" w:hanging="5"/>
+      <w:bookmarkStart w:id="14" w:name="_Toc20839"/>
+      <w:r>
+        <w:t>2.2 Các mô hình sử dụng</w:t>
+      </w:r>
+      <w:bookmarkEnd w:id="14"/>
+    </w:p>
+    <w:p>
+      <w:pPr>
         <w:jc w:val="both"/>
-      </w:pPr>
-      <w:r>
-        <w:rPr>
-          <w:rFonts w:ascii="Times New Roman" w:eastAsia="Times New Roman" w:hAnsi="Times New Roman" w:cs="Times New Roman"/>
-          <w:i/>
-          <w:sz w:val="24"/>
-        </w:rPr>
-        <w:t>Gợi ý: nêu rõ ràng — đây là bài toán gì.</w:t>
-      </w:r>
-    </w:p>
-    <w:p>
-      <w:pPr>
-        <w:numPr>
-          <w:ilvl w:val="0"/>
-          <w:numId w:val="2"/>
-        </w:numPr>
-        <w:spacing w:after="103" w:line="265" w:lineRule="auto"/>
-        <w:ind w:left="622" w:right="548" w:hanging="203"/>
-      </w:pPr>
-      <w:r>
-        <w:rPr>
-          <w:rFonts w:ascii="Times New Roman" w:eastAsia="Times New Roman" w:hAnsi="Times New Roman" w:cs="Times New Roman"/>
-          <w:b/>
-          <w:sz w:val="24"/>
-        </w:rPr>
-        <w:t xml:space="preserve">Đầu vào (features): </w:t>
-      </w:r>
-      <w:r>
-        <w:rPr>
-          <w:rFonts w:ascii="Courier New" w:eastAsia="Courier New" w:hAnsi="Courier New" w:cs="Courier New"/>
-          <w:sz w:val="25"/>
-        </w:rPr>
-        <w:t>[mô tả các trường, kiểu dữ liệu]</w:t>
-      </w:r>
-    </w:p>
-    <w:p>
-      <w:pPr>
-        <w:numPr>
-          <w:ilvl w:val="0"/>
-          <w:numId w:val="2"/>
-        </w:numPr>
-        <w:spacing w:after="103" w:line="265" w:lineRule="auto"/>
-        <w:ind w:left="622" w:right="548" w:hanging="203"/>
-      </w:pPr>
-      <w:r>
-        <w:rPr>
-          <w:rFonts w:ascii="Times New Roman" w:eastAsia="Times New Roman" w:hAnsi="Times New Roman" w:cs="Times New Roman"/>
-          <w:b/>
-          <w:sz w:val="24"/>
-        </w:rPr>
-        <w:t xml:space="preserve">Đầu ra (target): </w:t>
-      </w:r>
-      <w:r>
-        <w:rPr>
-          <w:rFonts w:ascii="Courier New" w:eastAsia="Courier New" w:hAnsi="Courier New" w:cs="Courier New"/>
-          <w:sz w:val="25"/>
-        </w:rPr>
-        <w:t>[nhãn/giá trị cần dự đoán]</w:t>
-      </w:r>
-    </w:p>
-    <w:p>
-      <w:pPr>
-        <w:numPr>
-          <w:ilvl w:val="0"/>
-          <w:numId w:val="2"/>
-        </w:numPr>
-        <w:spacing w:after="103" w:line="265" w:lineRule="auto"/>
-        <w:ind w:left="622" w:right="548" w:hanging="203"/>
-      </w:pPr>
-      <w:r>
-        <w:rPr>
-          <w:rFonts w:ascii="Times New Roman" w:eastAsia="Times New Roman" w:hAnsi="Times New Roman" w:cs="Times New Roman"/>
-          <w:b/>
-          <w:sz w:val="24"/>
-        </w:rPr>
-        <w:t>LoạibàitoánML:</w:t>
-      </w:r>
-      <w:r>
-        <w:rPr>
-          <w:rFonts w:ascii="Courier New" w:eastAsia="Courier New" w:hAnsi="Courier New" w:cs="Courier New"/>
-          <w:sz w:val="25"/>
-        </w:rPr>
-        <w:t>[Phânlớpnhịphân|đalớp|Hồiquy|Clustering | Phát hiện bất thường]</w:t>
-      </w:r>
-    </w:p>
-    <w:p>
-      <w:pPr>
-        <w:numPr>
-          <w:ilvl w:val="0"/>
-          <w:numId w:val="2"/>
-        </w:numPr>
-        <w:spacing w:after="0"/>
-        <w:ind w:left="622" w:right="548" w:hanging="203"/>
-      </w:pPr>
-      <w:r>
-        <w:rPr>
-          <w:rFonts w:ascii="Times New Roman" w:eastAsia="Times New Roman" w:hAnsi="Times New Roman" w:cs="Times New Roman"/>
-          <w:b/>
-          <w:sz w:val="24"/>
-        </w:rPr>
-        <w:t xml:space="preserve">Phát biểu hình thức: </w:t>
-      </w:r>
-      <w:r>
-        <w:rPr>
-          <w:rFonts w:ascii="Times New Roman" w:eastAsia="Times New Roman" w:hAnsi="Times New Roman" w:cs="Times New Roman"/>
-          <w:sz w:val="24"/>
-        </w:rPr>
-        <w:t xml:space="preserve">học hàm </w:t>
-      </w:r>
-      <w:r>
-        <w:rPr>
-          <w:rFonts w:ascii="Times New Roman" w:eastAsia="Times New Roman" w:hAnsi="Times New Roman" w:cs="Times New Roman"/>
-          <w:sz w:val="25"/>
-        </w:rPr>
-        <w:t xml:space="preserve">𝑓 ∶ 𝑋 → 𝑌 </w:t>
-      </w:r>
-      <w:r>
-        <w:rPr>
-          <w:rFonts w:ascii="Times New Roman" w:eastAsia="Times New Roman" w:hAnsi="Times New Roman" w:cs="Times New Roman"/>
-          <w:sz w:val="24"/>
-        </w:rPr>
-        <w:t xml:space="preserve">từ tập huấn luyện </w:t>
-      </w:r>
-      <w:r>
-        <w:rPr>
-          <w:rFonts w:ascii="Times New Roman" w:eastAsia="Times New Roman" w:hAnsi="Times New Roman" w:cs="Times New Roman"/>
-          <w:sz w:val="25"/>
-        </w:rPr>
-        <w:t>{(</w:t>
-      </w:r>
-      <w:r>
-        <w:rPr>
-          <w:rFonts w:ascii="Times New Roman" w:eastAsia="Times New Roman" w:hAnsi="Times New Roman" w:cs="Times New Roman"/>
-          <w:sz w:val="38"/>
-          <w:vertAlign w:val="superscript"/>
-        </w:rPr>
-        <w:t>𝑥</w:t>
-      </w:r>
-      <w:r>
-        <w:rPr>
-          <w:rFonts w:ascii="Times New Roman" w:eastAsia="Times New Roman" w:hAnsi="Times New Roman" w:cs="Times New Roman"/>
-          <w:sz w:val="25"/>
-          <w:vertAlign w:val="subscript"/>
-        </w:rPr>
-        <w:t>𝑖</w:t>
-      </w:r>
-      <w:r>
-        <w:rPr>
-          <w:rFonts w:ascii="Times New Roman" w:eastAsia="Times New Roman" w:hAnsi="Times New Roman" w:cs="Times New Roman"/>
-          <w:sz w:val="38"/>
-          <w:vertAlign w:val="superscript"/>
-        </w:rPr>
-        <w:t>,𝑦</w:t>
-      </w:r>
-      <w:r>
-        <w:rPr>
-          <w:rFonts w:ascii="Times New Roman" w:eastAsia="Times New Roman" w:hAnsi="Times New Roman" w:cs="Times New Roman"/>
-          <w:sz w:val="25"/>
-          <w:vertAlign w:val="subscript"/>
-        </w:rPr>
-        <w:t>𝑖</w:t>
-      </w:r>
-      <w:r>
-        <w:rPr>
-          <w:rFonts w:ascii="Times New Roman" w:eastAsia="Times New Roman" w:hAnsi="Times New Roman" w:cs="Times New Roman"/>
-          <w:sz w:val="25"/>
-        </w:rPr>
-        <w:t xml:space="preserve">)} </w:t>
-      </w:r>
-      <w:r>
-        <w:rPr>
-          <w:rFonts w:ascii="Times New Roman" w:eastAsia="Times New Roman" w:hAnsi="Times New Roman" w:cs="Times New Roman"/>
-          <w:sz w:val="24"/>
-        </w:rPr>
-        <w:t>sao cho tối thiểu</w:t>
-      </w:r>
-    </w:p>
-    <w:p>
-      <w:pPr>
-        <w:spacing w:after="538" w:line="265" w:lineRule="auto"/>
-        <w:ind w:left="648" w:right="548" w:hanging="10"/>
-      </w:pPr>
-      <w:r>
-        <w:rPr>
-          <w:rFonts w:ascii="Courier New" w:eastAsia="Courier New" w:hAnsi="Courier New" w:cs="Courier New"/>
-          <w:sz w:val="25"/>
-        </w:rPr>
-        <w:t>[hàm mất mát / tối đa độ đo]</w:t>
-      </w:r>
-      <w:r>
-        <w:rPr>
-          <w:rFonts w:ascii="Times New Roman" w:eastAsia="Times New Roman" w:hAnsi="Times New Roman" w:cs="Times New Roman"/>
-          <w:sz w:val="24"/>
-        </w:rPr>
-        <w:t>.</w:t>
+        <w:rPr>
+          <w:rFonts w:ascii="Times New Roman" w:hAnsi="Times New Roman" w:cs="Times New Roman"/>
+          <w:sz w:val="24"/>
+          <w:szCs w:val="24"/>
+        </w:rPr>
+      </w:pPr>
+      <w:r>
+        <w:rPr>
+          <w:rFonts w:ascii="Times New Roman" w:hAnsi="Times New Roman" w:cs="Times New Roman"/>
+          <w:sz w:val="24"/>
+          <w:szCs w:val="24"/>
+        </w:rPr>
+        <w:t>- Nhóm lựa chọn ba mô hình đại diện cho ba nhóm phương pháp phổ biến trong học máy cho dữ liệu dạng bảng: một mô hình tuyến tính làm baseline, một mô hình ensemble dạng bagging (Random Forest) và một mô hình ensemble dạng boosting (XGBoost/LightGBM).</w:t>
+      </w:r>
+    </w:p>
+    <w:p>
+      <w:pPr>
+        <w:jc w:val="both"/>
+        <w:rPr>
+          <w:rFonts w:ascii="Times New Roman" w:hAnsi="Times New Roman" w:cs="Times New Roman"/>
+          <w:sz w:val="24"/>
+          <w:szCs w:val="24"/>
+        </w:rPr>
+      </w:pPr>
+      <w:r>
+        <w:rPr>
+          <w:rFonts w:ascii="Times New Roman" w:hAnsi="Times New Roman" w:cs="Times New Roman"/>
+          <w:sz w:val="24"/>
+          <w:szCs w:val="24"/>
+        </w:rPr>
+        <w:t xml:space="preserve">- </w:t>
+      </w:r>
+      <w:r>
+        <w:rPr>
+          <w:rFonts w:ascii="Times New Roman" w:hAnsi="Times New Roman" w:cs="Times New Roman"/>
+          <w:sz w:val="24"/>
+          <w:szCs w:val="24"/>
+        </w:rPr>
+        <w:t>Mô hình 1 — Logistic Regression</w:t>
+      </w:r>
+    </w:p>
+    <w:p>
+      <w:pPr>
+        <w:ind w:left="567"/>
+        <w:jc w:val="both"/>
+        <w:rPr>
+          <w:rFonts w:ascii="Times New Roman" w:hAnsi="Times New Roman" w:cs="Times New Roman"/>
+          <w:sz w:val="24"/>
+          <w:szCs w:val="24"/>
+        </w:rPr>
+      </w:pPr>
+      <w:r>
+        <w:rPr>
+          <w:rFonts w:ascii="Times New Roman" w:hAnsi="Times New Roman" w:cs="Times New Roman"/>
+          <w:sz w:val="24"/>
+          <w:szCs w:val="24"/>
+        </w:rPr>
+        <w:t xml:space="preserve">+ </w:t>
+      </w:r>
+      <w:r>
+        <w:rPr>
+          <w:rFonts w:ascii="Times New Roman" w:hAnsi="Times New Roman" w:cs="Times New Roman"/>
+          <w:sz w:val="24"/>
+          <w:szCs w:val="24"/>
+        </w:rPr>
+        <w:t>Ý tưởng cốt lõi: mô hình học một siêu phẳng phân tách tuyến tính trong không gian đặc trưng, sau đó áp dụng hàm sigmoid lên tổ hợp tuyến tính của các đặc trưng để ước lượng xác suất p(y=1|x) = 1/(1+e^{-(w^T x + b)}), tham số w, b được học bằng cách tối thiểu hàm mất mát log-loss thông qua gradient descent.</w:t>
+      </w:r>
+    </w:p>
+    <w:p>
+      <w:pPr>
+        <w:ind w:left="567"/>
+        <w:jc w:val="both"/>
+        <w:rPr>
+          <w:rFonts w:ascii="Times New Roman" w:hAnsi="Times New Roman" w:cs="Times New Roman"/>
+          <w:sz w:val="24"/>
+          <w:szCs w:val="24"/>
+        </w:rPr>
+      </w:pPr>
+      <w:r>
+        <w:rPr>
+          <w:rFonts w:ascii="Times New Roman" w:hAnsi="Times New Roman" w:cs="Times New Roman"/>
+          <w:sz w:val="24"/>
+          <w:szCs w:val="24"/>
+        </w:rPr>
+        <w:t xml:space="preserve">+ </w:t>
+      </w:r>
+      <w:r>
+        <w:rPr>
+          <w:rFonts w:ascii="Times New Roman" w:hAnsi="Times New Roman" w:cs="Times New Roman"/>
+          <w:sz w:val="24"/>
+          <w:szCs w:val="24"/>
+        </w:rPr>
+        <w:t>Ưu điểm: đơn giản, huấn luyện nhanh, dễ diễn giải (hệ số hồi quy phản ánh mức độ ảnh hưởng của từng đặc trưng), là cơ sở tốt để so sánh mức độ cải thiện của các mô hình phức tạp hơn.</w:t>
+      </w:r>
+    </w:p>
+    <w:p>
+      <w:pPr>
+        <w:ind w:left="567"/>
+        <w:jc w:val="both"/>
+        <w:rPr>
+          <w:rFonts w:ascii="Times New Roman" w:hAnsi="Times New Roman" w:cs="Times New Roman"/>
+          <w:sz w:val="24"/>
+          <w:szCs w:val="24"/>
+        </w:rPr>
+      </w:pPr>
+      <w:r>
+        <w:rPr>
+          <w:rFonts w:ascii="Times New Roman" w:hAnsi="Times New Roman" w:cs="Times New Roman"/>
+          <w:sz w:val="24"/>
+          <w:szCs w:val="24"/>
+        </w:rPr>
+        <w:t xml:space="preserve">+ </w:t>
+      </w:r>
+      <w:r>
+        <w:rPr>
+          <w:rFonts w:ascii="Times New Roman" w:hAnsi="Times New Roman" w:cs="Times New Roman"/>
+          <w:sz w:val="24"/>
+          <w:szCs w:val="24"/>
+        </w:rPr>
+        <w:t>Nhược điểm: chỉ mô hình hóa được quan hệ tuyến tính giữa đặc trưng và nhãn (sau biến đổi logit), nhạy cảm với việc chuẩn hóa dữ liệu và các đặc trưng cộng tuyến (multicollinearity), thường cho hiệu năng thấp hơn các mô hình phi tuyến trên dữ liệu có tương tác phức tạp giữa các đặc trưng như bộ dữ liệu này.</w:t>
+      </w:r>
+    </w:p>
+    <w:p>
+      <w:pPr>
+        <w:jc w:val="both"/>
+        <w:rPr>
+          <w:rFonts w:ascii="Times New Roman" w:hAnsi="Times New Roman" w:cs="Times New Roman"/>
+          <w:sz w:val="24"/>
+          <w:szCs w:val="24"/>
+        </w:rPr>
+      </w:pPr>
+      <w:r>
+        <w:rPr>
+          <w:rFonts w:ascii="Times New Roman" w:hAnsi="Times New Roman" w:cs="Times New Roman"/>
+          <w:sz w:val="24"/>
+          <w:szCs w:val="24"/>
+        </w:rPr>
+        <w:t xml:space="preserve">- </w:t>
+      </w:r>
+      <w:r>
+        <w:rPr>
+          <w:rFonts w:ascii="Times New Roman" w:hAnsi="Times New Roman" w:cs="Times New Roman"/>
+          <w:sz w:val="24"/>
+          <w:szCs w:val="24"/>
+        </w:rPr>
+        <w:t>Mô hình 2 — Random Forest</w:t>
+      </w:r>
+    </w:p>
+    <w:p>
+      <w:pPr>
+        <w:ind w:left="567"/>
+        <w:jc w:val="both"/>
+        <w:rPr>
+          <w:rFonts w:ascii="Times New Roman" w:hAnsi="Times New Roman" w:cs="Times New Roman"/>
+          <w:sz w:val="24"/>
+          <w:szCs w:val="24"/>
+        </w:rPr>
+      </w:pPr>
+      <w:r>
+        <w:rPr>
+          <w:rFonts w:ascii="Times New Roman" w:hAnsi="Times New Roman" w:cs="Times New Roman"/>
+          <w:sz w:val="24"/>
+          <w:szCs w:val="24"/>
+        </w:rPr>
+        <w:lastRenderedPageBreak/>
+        <w:t xml:space="preserve">+ </w:t>
+      </w:r>
+      <w:r>
+        <w:rPr>
+          <w:rFonts w:ascii="Times New Roman" w:hAnsi="Times New Roman" w:cs="Times New Roman"/>
+          <w:sz w:val="24"/>
+          <w:szCs w:val="24"/>
+        </w:rPr>
+        <w:t>Ý tưởng cốt lõi: xây dựng nhiều cây quyết định (decision tree) độc lập, mỗi cây được huấn luyện trên một mẫu bootstrap của dữ liệu gốc và chỉ xét một tập con ngẫu nhiên các đặc trưng tại mỗi lần phân nhánh (feature bagging); kết quả dự đoán cuối cùng là trung bình (đối với xác suất) hoặc bỏ phiếu đa số (đối với nhãn) của toàn bộ các cây.</w:t>
+      </w:r>
+    </w:p>
+    <w:p>
+      <w:pPr>
+        <w:ind w:left="567"/>
+        <w:jc w:val="both"/>
+        <w:rPr>
+          <w:rFonts w:ascii="Times New Roman" w:hAnsi="Times New Roman" w:cs="Times New Roman"/>
+          <w:sz w:val="24"/>
+          <w:szCs w:val="24"/>
+        </w:rPr>
+      </w:pPr>
+      <w:r>
+        <w:rPr>
+          <w:rFonts w:ascii="Times New Roman" w:hAnsi="Times New Roman" w:cs="Times New Roman"/>
+          <w:sz w:val="24"/>
+          <w:szCs w:val="24"/>
+        </w:rPr>
+        <w:t xml:space="preserve">+ </w:t>
+      </w:r>
+      <w:r>
+        <w:rPr>
+          <w:rFonts w:ascii="Times New Roman" w:hAnsi="Times New Roman" w:cs="Times New Roman"/>
+          <w:sz w:val="24"/>
+          <w:szCs w:val="24"/>
+        </w:rPr>
+        <w:t>Ưu điểm: xử lý tốt quan hệ phi tuyến và tương tác giữa các đặc trưng, ít bị overfitting hơn một cây đơn nhờ cơ chế bagging, không đòi hỏi chuẩn hóa dữ liệu, có sẵn độ đo feature importance, tương đối ổn định với dữ liệu có ngoại lai.</w:t>
+      </w:r>
+    </w:p>
+    <w:p>
+      <w:pPr>
+        <w:ind w:left="567"/>
+        <w:jc w:val="both"/>
+        <w:rPr>
+          <w:rFonts w:ascii="Times New Roman" w:hAnsi="Times New Roman" w:cs="Times New Roman"/>
+          <w:sz w:val="24"/>
+          <w:szCs w:val="24"/>
+        </w:rPr>
+      </w:pPr>
+      <w:r>
+        <w:rPr>
+          <w:rFonts w:ascii="Times New Roman" w:hAnsi="Times New Roman" w:cs="Times New Roman"/>
+          <w:sz w:val="24"/>
+          <w:szCs w:val="24"/>
+        </w:rPr>
+        <w:t xml:space="preserve">+ </w:t>
+      </w:r>
+      <w:r>
+        <w:rPr>
+          <w:rFonts w:ascii="Times New Roman" w:hAnsi="Times New Roman" w:cs="Times New Roman"/>
+          <w:sz w:val="24"/>
+          <w:szCs w:val="24"/>
+        </w:rPr>
+        <w:t>Nhược điểm: mô hình có kích thước lớn, thời gian suy luận (inference) chậm hơn mô hình tuyến tính, khó diễn giải trực tiếp bằng hệ số, có thể kém hiệu quả hơn boosting trên một số bộ dữ liệu có nhiều đặc trưng phân loại số lượng giá trị lớn.</w:t>
+      </w:r>
+    </w:p>
+    <w:p>
+      <w:pPr>
+        <w:jc w:val="both"/>
+        <w:rPr>
+          <w:rFonts w:ascii="Times New Roman" w:hAnsi="Times New Roman" w:cs="Times New Roman"/>
+          <w:sz w:val="24"/>
+          <w:szCs w:val="24"/>
+        </w:rPr>
+      </w:pPr>
+      <w:r>
+        <w:rPr>
+          <w:rFonts w:ascii="Times New Roman" w:hAnsi="Times New Roman" w:cs="Times New Roman"/>
+          <w:sz w:val="24"/>
+          <w:szCs w:val="24"/>
+        </w:rPr>
+        <w:t xml:space="preserve">- </w:t>
+      </w:r>
+      <w:r>
+        <w:rPr>
+          <w:rFonts w:ascii="Times New Roman" w:hAnsi="Times New Roman" w:cs="Times New Roman"/>
+          <w:sz w:val="24"/>
+          <w:szCs w:val="24"/>
+        </w:rPr>
+        <w:t>Mô hình 3 — Gradient Boosting (XGBoost/LightGBM)</w:t>
+      </w:r>
+    </w:p>
+    <w:p>
+      <w:pPr>
+        <w:ind w:left="567"/>
+        <w:jc w:val="both"/>
+        <w:rPr>
+          <w:rFonts w:ascii="Times New Roman" w:hAnsi="Times New Roman" w:cs="Times New Roman"/>
+          <w:sz w:val="24"/>
+          <w:szCs w:val="24"/>
+        </w:rPr>
+      </w:pPr>
+      <w:r>
+        <w:rPr>
+          <w:rFonts w:ascii="Times New Roman" w:hAnsi="Times New Roman" w:cs="Times New Roman"/>
+          <w:sz w:val="24"/>
+          <w:szCs w:val="24"/>
+        </w:rPr>
+        <w:t xml:space="preserve">+ </w:t>
+      </w:r>
+      <w:r>
+        <w:rPr>
+          <w:rFonts w:ascii="Times New Roman" w:hAnsi="Times New Roman" w:cs="Times New Roman"/>
+          <w:sz w:val="24"/>
+          <w:szCs w:val="24"/>
+        </w:rPr>
+        <w:t>Ý tưởng cốt lõi: xây dựng tuần tự nhiều cây quyết định yếu (weak learner), mỗi cây sau được huấn luyện để sửa lỗi (residual/gradient của hàm mất mát) mà các cây trước đó chưa dự đoán đúng, tổng hợp dự đoán bằng tổng có trọng số của các cây theo thuật toán gradient boosting, kết hợp các kỹ thuật chính quy hóa (regularization) để kiểm soát overfitting.</w:t>
+      </w:r>
+    </w:p>
+    <w:p>
+      <w:pPr>
+        <w:ind w:left="567"/>
+        <w:jc w:val="both"/>
+        <w:rPr>
+          <w:rFonts w:ascii="Times New Roman" w:hAnsi="Times New Roman" w:cs="Times New Roman"/>
+          <w:sz w:val="24"/>
+          <w:szCs w:val="24"/>
+        </w:rPr>
+      </w:pPr>
+      <w:r>
+        <w:rPr>
+          <w:rFonts w:ascii="Times New Roman" w:hAnsi="Times New Roman" w:cs="Times New Roman"/>
+          <w:sz w:val="24"/>
+          <w:szCs w:val="24"/>
+        </w:rPr>
+        <w:t xml:space="preserve">+ </w:t>
+      </w:r>
+      <w:r>
+        <w:rPr>
+          <w:rFonts w:ascii="Times New Roman" w:hAnsi="Times New Roman" w:cs="Times New Roman"/>
+          <w:sz w:val="24"/>
+          <w:szCs w:val="24"/>
+        </w:rPr>
+        <w:t>Ưu điểm: thường đạt hiệu năng cao nhất trên dữ liệu dạng bảng trong các cuộc thi thực tế, xử lý tốt dữ liệu thiếu (built-in missing value handling), hỗ trợ trọng số lớp (scale_pos_weight) cho dữ liệu mất cân bằng, có khả năng tinh chỉnh siêu tham số linh hoạt.</w:t>
+      </w:r>
+    </w:p>
+    <w:p>
+      <w:pPr>
+        <w:ind w:left="567"/>
+        <w:jc w:val="both"/>
+        <w:rPr>
+          <w:rFonts w:ascii="Times New Roman" w:hAnsi="Times New Roman" w:cs="Times New Roman"/>
+          <w:sz w:val="24"/>
+          <w:szCs w:val="24"/>
+        </w:rPr>
+      </w:pPr>
+      <w:r>
+        <w:rPr>
+          <w:rFonts w:ascii="Times New Roman" w:hAnsi="Times New Roman" w:cs="Times New Roman"/>
+          <w:sz w:val="24"/>
+          <w:szCs w:val="24"/>
+        </w:rPr>
+        <w:t xml:space="preserve">+ </w:t>
+      </w:r>
+      <w:r>
+        <w:rPr>
+          <w:rFonts w:ascii="Times New Roman" w:hAnsi="Times New Roman" w:cs="Times New Roman"/>
+          <w:sz w:val="24"/>
+          <w:szCs w:val="24"/>
+        </w:rPr>
+        <w:t>Nhược điểm: nhạy cảm với siêu tham số (dễ overfitting nếu không tinh chỉnh cẩn thận), thời gian huấn luyện lâu hơn Random Forest khi số cây lớn, khó diễn giải trực tiếp hơn mô hình tuyến tính (cần công cụ bổ sung như SHAP).</w:t>
       </w:r>
     </w:p>
     <w:p>
@@ -5558,25 +7023,199 @@
         <w:pStyle w:val="Heading2"/>
         <w:ind w:left="35" w:right="0"/>
       </w:pPr>
-      <w:bookmarkStart w:id="9" w:name="_Toc20834"/>
-      <w:r>
-        <w:t>1.3 Mục tiêu và phạm vi</w:t>
-      </w:r>
-      <w:bookmarkEnd w:id="9"/>
-    </w:p>
-    <w:p>
-      <w:pPr>
-        <w:spacing w:after="475" w:line="336" w:lineRule="auto"/>
-        <w:ind w:left="628" w:right="1060" w:hanging="5"/>
+      <w:bookmarkStart w:id="15" w:name="_Toc20840"/>
+      <w:r>
+        <w:t>2.3 Độ đo đánh giá</w:t>
+      </w:r>
+      <w:bookmarkEnd w:id="15"/>
+    </w:p>
+    <w:p>
+      <w:pPr>
         <w:jc w:val="both"/>
-      </w:pPr>
-      <w:r>
-        <w:rPr>
-          <w:rFonts w:ascii="Times New Roman" w:eastAsia="Times New Roman" w:hAnsi="Times New Roman" w:cs="Times New Roman"/>
-          <w:i/>
-          <w:sz w:val="24"/>
-        </w:rPr>
-        <w:t>Gợi ý: 3–5 mục tiêu đo được; nêu rõ cái gì NẰM NGOÀI phạm vi.</w:t>
+        <w:rPr>
+          <w:rFonts w:ascii="Times New Roman" w:hAnsi="Times New Roman" w:cs="Times New Roman"/>
+          <w:sz w:val="24"/>
+          <w:szCs w:val="24"/>
+        </w:rPr>
+      </w:pPr>
+      <w:r>
+        <w:rPr>
+          <w:rFonts w:ascii="Times New Roman" w:hAnsi="Times New Roman" w:cs="Times New Roman"/>
+          <w:sz w:val="24"/>
+          <w:szCs w:val="24"/>
+        </w:rPr>
+        <w:t>-</w:t>
+      </w:r>
+      <w:r>
+        <w:rPr>
+          <w:rFonts w:ascii="Times New Roman" w:hAnsi="Times New Roman" w:cs="Times New Roman"/>
+          <w:sz w:val="24"/>
+          <w:szCs w:val="24"/>
+        </w:rPr>
+        <w:t>Vì bài toán là phân lớp nhị phân có mất cân bằng lớp vừa phải, nhóm sử dụng các độ đo sau:</w:t>
+      </w:r>
+    </w:p>
+    <w:p>
+      <w:pPr>
+        <w:ind w:left="567"/>
+        <w:jc w:val="both"/>
+        <w:rPr>
+          <w:rFonts w:ascii="Times New Roman" w:hAnsi="Times New Roman" w:cs="Times New Roman"/>
+          <w:sz w:val="24"/>
+          <w:szCs w:val="24"/>
+        </w:rPr>
+      </w:pPr>
+      <w:r>
+        <w:rPr>
+          <w:rFonts w:ascii="Times New Roman" w:hAnsi="Times New Roman" w:cs="Times New Roman"/>
+          <w:sz w:val="24"/>
+          <w:szCs w:val="24"/>
+        </w:rPr>
+        <w:t>+</w:t>
+      </w:r>
+      <w:r>
+        <w:rPr>
+          <w:rFonts w:ascii="Times New Roman" w:hAnsi="Times New Roman" w:cs="Times New Roman"/>
+          <w:sz w:val="24"/>
+          <w:szCs w:val="24"/>
+        </w:rPr>
+        <w:t xml:space="preserve"> Accuracy = (TP + TN) / (TP + TN + FP + FN): tỷ lệ dự đoán đúng trên tổng số mẫu. Được báo cáo để tham khảo nhưng KHÔNG dùng làm tiêu chí chính vì có thể gây hiểu nhầm khi lớp mất cân bằng.</w:t>
+      </w:r>
+    </w:p>
+    <w:p>
+      <w:pPr>
+        <w:ind w:left="567"/>
+        <w:jc w:val="both"/>
+        <w:rPr>
+          <w:rFonts w:ascii="Times New Roman" w:hAnsi="Times New Roman" w:cs="Times New Roman"/>
+          <w:sz w:val="24"/>
+          <w:szCs w:val="24"/>
+        </w:rPr>
+      </w:pPr>
+      <w:r>
+        <w:rPr>
+          <w:rFonts w:ascii="Times New Roman" w:hAnsi="Times New Roman" w:cs="Times New Roman"/>
+          <w:sz w:val="24"/>
+          <w:szCs w:val="24"/>
+        </w:rPr>
+        <w:t>+</w:t>
+      </w:r>
+      <w:r>
+        <w:rPr>
+          <w:rFonts w:ascii="Times New Roman" w:hAnsi="Times New Roman" w:cs="Times New Roman"/>
+          <w:sz w:val="24"/>
+          <w:szCs w:val="24"/>
+        </w:rPr>
+        <w:t xml:space="preserve">  Precision = TP / (TP + FP): trong số các đơn được dự đoán là "sẽ hủy", tỷ lệ thực sự bị hủy. Quan trọng khi chi phí của một cảnh báo sai (giữ chỗ dự phòng cho đơn thực ra không hủy) cao.</w:t>
+      </w:r>
+    </w:p>
+    <w:p>
+      <w:pPr>
+        <w:ind w:left="567"/>
+        <w:jc w:val="both"/>
+        <w:rPr>
+          <w:rFonts w:ascii="Times New Roman" w:hAnsi="Times New Roman" w:cs="Times New Roman"/>
+          <w:sz w:val="24"/>
+          <w:szCs w:val="24"/>
+        </w:rPr>
+      </w:pPr>
+      <w:r>
+        <w:rPr>
+          <w:rFonts w:ascii="Times New Roman" w:hAnsi="Times New Roman" w:cs="Times New Roman"/>
+          <w:sz w:val="24"/>
+          <w:szCs w:val="24"/>
+        </w:rPr>
+        <w:t>+</w:t>
+      </w:r>
+      <w:r>
+        <w:rPr>
+          <w:rFonts w:ascii="Times New Roman" w:hAnsi="Times New Roman" w:cs="Times New Roman"/>
+          <w:sz w:val="24"/>
+          <w:szCs w:val="24"/>
+        </w:rPr>
+        <w:t xml:space="preserve">  Recall = TP / (TP + FN): trong số các đơn thực sự bị hủy, tỷ lệ mô hình phát hiện được. Quan trọng vì bỏ sót một đơn sẽ hủy khiến khách sạn không kịp bán lại phòng.</w:t>
+      </w:r>
+    </w:p>
+    <w:p>
+      <w:pPr>
+        <w:ind w:left="567"/>
+        <w:jc w:val="both"/>
+        <w:rPr>
+          <w:rFonts w:ascii="Times New Roman" w:hAnsi="Times New Roman" w:cs="Times New Roman"/>
+          <w:sz w:val="24"/>
+          <w:szCs w:val="24"/>
+        </w:rPr>
+      </w:pPr>
+      <w:r>
+        <w:rPr>
+          <w:rFonts w:ascii="Times New Roman" w:hAnsi="Times New Roman" w:cs="Times New Roman"/>
+          <w:sz w:val="24"/>
+          <w:szCs w:val="24"/>
+        </w:rPr>
+        <w:t>+</w:t>
+      </w:r>
+      <w:r>
+        <w:rPr>
+          <w:rFonts w:ascii="Times New Roman" w:hAnsi="Times New Roman" w:cs="Times New Roman"/>
+          <w:sz w:val="24"/>
+          <w:szCs w:val="24"/>
+        </w:rPr>
+        <w:t xml:space="preserve">  F1-score = 2 × (Precision × Recall) / (Precision + Recall): trung bình điều hòa của Precision và Recall, được chọn làm độ đo chính để so sánh mô hình vì cân bằng giữa hai loại lỗi trong bối cảnh lớp thiểu số (hủy phòng) vẫn chiếm tỷ lệ đáng kể (37%).</w:t>
+      </w:r>
+    </w:p>
+    <w:p>
+      <w:pPr>
+        <w:ind w:left="567"/>
+        <w:jc w:val="both"/>
+        <w:rPr>
+          <w:rFonts w:ascii="Times New Roman" w:hAnsi="Times New Roman" w:cs="Times New Roman"/>
+          <w:sz w:val="24"/>
+          <w:szCs w:val="24"/>
+        </w:rPr>
+      </w:pPr>
+      <w:r>
+        <w:rPr>
+          <w:rFonts w:ascii="Times New Roman" w:hAnsi="Times New Roman" w:cs="Times New Roman"/>
+          <w:sz w:val="24"/>
+          <w:szCs w:val="24"/>
+        </w:rPr>
+        <w:t>+</w:t>
+      </w:r>
+      <w:r>
+        <w:rPr>
+          <w:rFonts w:ascii="Times New Roman" w:hAnsi="Times New Roman" w:cs="Times New Roman"/>
+          <w:sz w:val="24"/>
+          <w:szCs w:val="24"/>
+        </w:rPr>
+        <w:t xml:space="preserve">  AUC-ROC: diện tích dưới đường cong ROC (biểu diễn True Positive Rate theo False Positive Rate ở các ngưỡng khác nhau), đo khả năng phân biệt hai lớp của mô hình độc lập với việc chọn ngưỡng, được dùng làm độ đo phụ để đánh giá tổng quát chất lượng xác suất dự đoán.</w:t>
+      </w:r>
+    </w:p>
+    <w:p>
+      <w:pPr>
+        <w:ind w:left="567"/>
+        <w:jc w:val="both"/>
+        <w:rPr>
+          <w:rFonts w:ascii="Times New Roman" w:hAnsi="Times New Roman" w:cs="Times New Roman"/>
+          <w:sz w:val="24"/>
+          <w:szCs w:val="24"/>
+        </w:rPr>
+      </w:pPr>
+      <w:r>
+        <w:rPr>
+          <w:rFonts w:ascii="Times New Roman" w:hAnsi="Times New Roman" w:cs="Times New Roman"/>
+          <w:sz w:val="24"/>
+          <w:szCs w:val="24"/>
+        </w:rPr>
+        <w:lastRenderedPageBreak/>
+        <w:t>+</w:t>
+      </w:r>
+      <w:r>
+        <w:rPr>
+          <w:rFonts w:ascii="Times New Roman" w:hAnsi="Times New Roman" w:cs="Times New Roman"/>
+          <w:sz w:val="24"/>
+          <w:szCs w:val="24"/>
+        </w:rPr>
+        <w:t xml:space="preserve">  Balanced Accuracy = (Sensitivity + Specificity)/2: trung bình của recall trên từng lớp, dùng để kiểm tra chéo với Accuracy thông thường trong trường hợp mất cân bằng lớp.</w:t>
       </w:r>
     </w:p>
     <w:p>
@@ -5584,705 +7223,133 @@
         <w:pStyle w:val="Heading2"/>
         <w:ind w:left="35" w:right="0"/>
       </w:pPr>
-      <w:bookmarkStart w:id="10" w:name="_Toc20835"/>
-      <w:r>
-        <w:lastRenderedPageBreak/>
-        <w:t>1.4 Đóng góp chính</w:t>
-      </w:r>
-      <w:bookmarkEnd w:id="10"/>
-    </w:p>
-    <w:p>
-      <w:pPr>
-        <w:spacing w:after="475" w:line="336" w:lineRule="auto"/>
-        <w:ind w:left="628" w:right="1060" w:hanging="5"/>
+      <w:bookmarkStart w:id="16" w:name="_Toc20841"/>
+      <w:r>
+        <w:t>2.4 Công trình liên quan</w:t>
+      </w:r>
+      <w:bookmarkEnd w:id="16"/>
+      <w:r>
+        <w:rPr>
+          <w:i/>
+        </w:rPr>
+        <w:t>(tuỳ chọn)</w:t>
+      </w:r>
+    </w:p>
+    <w:p>
+      <w:pPr>
         <w:jc w:val="both"/>
       </w:pPr>
       <w:r>
         <w:rPr>
-          <w:rFonts w:ascii="Times New Roman" w:eastAsia="Times New Roman" w:hAnsi="Times New Roman" w:cs="Times New Roman"/>
-          <w:i/>
-          <w:sz w:val="24"/>
-        </w:rPr>
-        <w:t>Gợi ý: liệt kê 3–4 đóng góp (vd: so sánh N mô hình; pipeline tái lập được; hệ thống triển khai chạy được…).</w:t>
-      </w:r>
+          <w:rFonts w:ascii="Times New Roman" w:hAnsi="Times New Roman" w:cs="Times New Roman"/>
+          <w:sz w:val="24"/>
+          <w:szCs w:val="24"/>
+        </w:rPr>
+        <w:t>- Bộ dữ liệu Hotel Booking Demand được công bố lần đầu bởi Antonio, de Almeida và Nunes (2019), trong đó nhóm tác giả gốc đã thử nghiệm nhiều mô hình phân lớp (bao gồm hồi quy logistic, cây quyết định, boosting) và cho thấy các mô hình dựa trên cây/ensemble như boosted trees vượt trội hơn các mô hình tuyến tính về khả năng dự đoán hủy phòng, nhờ khả năng nắm bắt tương tác phi tuyến giữa các biến như lead_time, deposit_type và market_segment. Kể từ khi được đăng tải công khai trên Kaggle, bộ dữ liệu này cũng được sử dụng rộng rãi trong cộng đồng học máy như một bài toán chuẩn (benchmark) cho phân lớp nhị phân trên dữ liệu dạng bảng có mất cân bằng lớp nhẹ, với nhiều bài viết cho thấy các mô hình gradient boosting (XGBoost, LightGBM, CatBoost) thường đạt AUC-ROC trong khoảng 0.90–0.95 trên tập kiểm tra khi được tinh chỉnh phù hợp.</w:t>
+      </w:r>
+    </w:p>
+    <w:p>
+      <w:pPr>
+        <w:pStyle w:val="Heading1"/>
+        <w:ind w:left="35"/>
+      </w:pPr>
+      <w:bookmarkStart w:id="17" w:name="_Toc20842"/>
+      <w:r>
+        <w:t>Chương 3 — Dữ liệu và Phân tích khám phá (EDA)</w:t>
+      </w:r>
+      <w:bookmarkEnd w:id="17"/>
     </w:p>
     <w:p>
       <w:pPr>
         <w:pStyle w:val="Heading2"/>
-        <w:ind w:left="35" w:right="0"/>
-      </w:pPr>
-      <w:bookmarkStart w:id="11" w:name="_Toc20836"/>
-      <w:r>
-        <w:t>1.5 Cấu trúc báo cáo</w:t>
-      </w:r>
-      <w:bookmarkEnd w:id="11"/>
-    </w:p>
-    <w:p>
-      <w:pPr>
-        <w:spacing w:after="568" w:line="336" w:lineRule="auto"/>
-        <w:ind w:left="628" w:right="1060" w:hanging="5"/>
+        <w:ind w:left="34" w:right="0" w:hanging="11"/>
+      </w:pPr>
+      <w:bookmarkStart w:id="18" w:name="_Toc20843"/>
+      <w:r>
+        <w:t>3.1 Nguồn và mô tả dữ liệu</w:t>
+      </w:r>
+      <w:bookmarkEnd w:id="18"/>
+    </w:p>
+    <w:p>
+      <w:pPr>
         <w:jc w:val="both"/>
-      </w:pPr>
-      <w:r>
-        <w:rPr>
-          <w:rFonts w:ascii="Times New Roman" w:eastAsia="Times New Roman" w:hAnsi="Times New Roman" w:cs="Times New Roman"/>
-          <w:i/>
-          <w:sz w:val="24"/>
-        </w:rPr>
-        <w:t>Gợi ý: mỗi chương 1–2 câu.</w:t>
-      </w:r>
-    </w:p>
-    <w:p>
-      <w:pPr>
-        <w:pStyle w:val="Heading1"/>
-        <w:spacing w:after="321"/>
-        <w:ind w:left="35"/>
-      </w:pPr>
-      <w:bookmarkStart w:id="12" w:name="_Toc20837"/>
-      <w:r>
-        <w:t>Chương 2 — Cơ sở lý thuyết</w:t>
-      </w:r>
-      <w:bookmarkEnd w:id="12"/>
-    </w:p>
-    <w:p>
-      <w:pPr>
-        <w:pStyle w:val="Heading2"/>
-        <w:ind w:left="35" w:right="0"/>
-      </w:pPr>
-      <w:bookmarkStart w:id="13" w:name="_Toc20838"/>
-      <w:r>
-        <w:t>2.1 Khái quát loại bài toán</w:t>
-      </w:r>
-      <w:bookmarkEnd w:id="13"/>
-    </w:p>
-    <w:p>
-      <w:pPr>
-        <w:spacing w:after="475"/>
-        <w:ind w:left="628" w:right="1060" w:hanging="5"/>
-        <w:jc w:val="both"/>
-      </w:pPr>
-      <w:r>
-        <w:rPr>
-          <w:rFonts w:ascii="Times New Roman" w:eastAsia="Times New Roman" w:hAnsi="Times New Roman" w:cs="Times New Roman"/>
-          <w:i/>
-          <w:sz w:val="24"/>
-        </w:rPr>
-        <w:t>Gợi ý: định nghĩa ngắn gọn loại bài toán (phân lớp/hồi quy/…) và đặc thù của nó.</w:t>
-      </w:r>
-    </w:p>
-    <w:p>
-      <w:pPr>
-        <w:pStyle w:val="Heading2"/>
-        <w:ind w:left="35" w:right="0"/>
-      </w:pPr>
-      <w:bookmarkStart w:id="14" w:name="_Toc20839"/>
-      <w:r>
-        <w:t>2.2 Các mô hình sử dụng</w:t>
-      </w:r>
-      <w:bookmarkEnd w:id="14"/>
-    </w:p>
-    <w:p>
-      <w:pPr>
-        <w:spacing w:after="0"/>
-        <w:ind w:left="628" w:right="1060" w:hanging="5"/>
-        <w:jc w:val="both"/>
-      </w:pPr>
-      <w:r>
-        <w:rPr>
-          <w:rFonts w:ascii="Times New Roman" w:eastAsia="Times New Roman" w:hAnsi="Times New Roman" w:cs="Times New Roman"/>
-          <w:i/>
-          <w:sz w:val="24"/>
-        </w:rPr>
-        <w:t>Gợi ý: với MỖI mô hình định dùng, viết 3–5 dòng: ý tưởng, ưu/nhược, vì sao chọn. Phải HIỂU để vấn đáp.</w:t>
+        <w:rPr>
+          <w:rFonts w:ascii="Times New Roman" w:hAnsi="Times New Roman" w:cs="Times New Roman"/>
+          <w:sz w:val="24"/>
+          <w:szCs w:val="24"/>
+        </w:rPr>
+      </w:pPr>
+      <w:r>
+        <w:rPr>
+          <w:rFonts w:ascii="Times New Roman" w:hAnsi="Times New Roman" w:cs="Times New Roman"/>
+          <w:sz w:val="24"/>
+          <w:szCs w:val="24"/>
+        </w:rPr>
+        <w:t xml:space="preserve">- Nhóm </w:t>
+      </w:r>
+      <w:r>
+        <w:rPr>
+          <w:rFonts w:ascii="Times New Roman" w:hAnsi="Times New Roman" w:cs="Times New Roman"/>
+          <w:sz w:val="24"/>
+          <w:szCs w:val="24"/>
+        </w:rPr>
+        <w:t>sử dụng dữ liệu của Hotel Booking Demand</w:t>
+      </w:r>
+      <w:r>
+        <w:rPr>
+          <w:rFonts w:ascii="Times New Roman" w:hAnsi="Times New Roman" w:cs="Times New Roman"/>
+          <w:sz w:val="24"/>
+          <w:szCs w:val="24"/>
+        </w:rPr>
+        <w:t>, b</w:t>
+      </w:r>
+      <w:r>
+        <w:rPr>
+          <w:rFonts w:ascii="Times New Roman" w:hAnsi="Times New Roman" w:cs="Times New Roman"/>
+          <w:sz w:val="24"/>
+          <w:szCs w:val="24"/>
+        </w:rPr>
+        <w:t>ộ dữ liệu này chứa thông tin đặt phòng của một khách sạn trong thành phố và một khách sạn nghỉ dưỡng</w:t>
+      </w:r>
+      <w:r>
+        <w:rPr>
+          <w:rFonts w:ascii="Times New Roman" w:hAnsi="Times New Roman" w:cs="Times New Roman"/>
+          <w:sz w:val="24"/>
+          <w:szCs w:val="24"/>
+        </w:rPr>
+        <w:t xml:space="preserve"> </w:t>
+      </w:r>
+      <w:r>
+        <w:rPr>
+          <w:rFonts w:ascii="Times New Roman" w:hAnsi="Times New Roman" w:cs="Times New Roman"/>
+          <w:sz w:val="24"/>
+          <w:szCs w:val="24"/>
+        </w:rPr>
+        <w:t>ở Bồ Đào Nha trong giai đoạn 2015–2017</w:t>
+      </w:r>
+      <w:r>
+        <w:rPr>
+          <w:rFonts w:ascii="Times New Roman" w:hAnsi="Times New Roman" w:cs="Times New Roman"/>
+          <w:sz w:val="24"/>
+          <w:szCs w:val="24"/>
+        </w:rPr>
+        <w:t xml:space="preserve"> bao gồm các thông tin như thời điểm đặt phòng, thời gian lưu trú, số lượng người lớn, trẻ em và/hoặc trẻ sơ sinh, và số lượng chỗ đậu xe có sẵn, cùng nhiều thông tin khác. </w:t>
+      </w:r>
+      <w:r>
+        <w:rPr>
+          <w:rFonts w:ascii="Times New Roman" w:hAnsi="Times New Roman" w:cs="Times New Roman"/>
+          <w:sz w:val="24"/>
+          <w:szCs w:val="24"/>
+        </w:rPr>
+        <w:t>Bộ dữ liệu được công bố lần đầu trong bài báo khoa học của Antonio, de Almeida và Nunes (2019) trên tạp chí Data in Brief, và được chia sẻ lại dưới dạng CSV công khai trên Kaggle cũng như trong kho dữ liệu TidyTuesday (GitHub) mà nhóm đã tải trực tiếp để đảm bảo tính tái lập.</w:t>
       </w:r>
     </w:p>
     <w:tbl>
       <w:tblPr>
         <w:tblStyle w:val="TableGrid"/>
-        <w:tblW w:w="9067" w:type="dxa"/>
-        <w:tblInd w:w="266" w:type="dxa"/>
-        <w:tblCellMar>
-          <w:top w:w="72" w:type="dxa"/>
-          <w:bottom w:w="72" w:type="dxa"/>
-        </w:tblCellMar>
-        <w:tblLook w:val="04A0" w:firstRow="1" w:lastRow="0" w:firstColumn="1" w:lastColumn="0" w:noHBand="0" w:noVBand="1"/>
-      </w:tblPr>
-      <w:tblGrid>
-        <w:gridCol w:w="6793"/>
-        <w:gridCol w:w="1082"/>
-        <w:gridCol w:w="1192"/>
-      </w:tblGrid>
-      <w:tr>
-        <w:trPr>
-          <w:trHeight w:val="503"/>
-        </w:trPr>
-        <w:tc>
-          <w:tcPr>
-            <w:tcW w:w="6793" w:type="dxa"/>
-            <w:tcBorders>
-              <w:top w:val="single" w:sz="8" w:space="0" w:color="000000"/>
-              <w:left w:val="nil"/>
-              <w:bottom w:val="single" w:sz="5" w:space="0" w:color="000000"/>
-              <w:right w:val="nil"/>
-            </w:tcBorders>
-            <w:vAlign w:val="center"/>
-          </w:tcPr>
-          <w:p>
-            <w:pPr>
-              <w:tabs>
-                <w:tab w:val="right" w:pos="6793"/>
-              </w:tabs>
-            </w:pPr>
-            <w:r>
-              <w:rPr>
-                <w:rFonts w:ascii="Times New Roman" w:eastAsia="Times New Roman" w:hAnsi="Times New Roman" w:cs="Times New Roman"/>
-                <w:sz w:val="24"/>
-              </w:rPr>
-              <w:t>Mô hình</w:t>
-            </w:r>
-            <w:r>
-              <w:rPr>
-                <w:rFonts w:ascii="Times New Roman" w:eastAsia="Times New Roman" w:hAnsi="Times New Roman" w:cs="Times New Roman"/>
-                <w:sz w:val="24"/>
-              </w:rPr>
-              <w:tab/>
-              <w:t>Ý tưởng cốt lõi</w:t>
-            </w:r>
-          </w:p>
-        </w:tc>
-        <w:tc>
-          <w:tcPr>
-            <w:tcW w:w="1082" w:type="dxa"/>
-            <w:tcBorders>
-              <w:top w:val="single" w:sz="8" w:space="0" w:color="000000"/>
-              <w:left w:val="nil"/>
-              <w:bottom w:val="single" w:sz="5" w:space="0" w:color="000000"/>
-              <w:right w:val="nil"/>
-            </w:tcBorders>
-            <w:vAlign w:val="center"/>
-          </w:tcPr>
-          <w:p>
-            <w:r>
-              <w:rPr>
-                <w:rFonts w:ascii="Times New Roman" w:eastAsia="Times New Roman" w:hAnsi="Times New Roman" w:cs="Times New Roman"/>
-                <w:sz w:val="24"/>
-              </w:rPr>
-              <w:t>Ưu điểm</w:t>
-            </w:r>
-          </w:p>
-        </w:tc>
-        <w:tc>
-          <w:tcPr>
-            <w:tcW w:w="1192" w:type="dxa"/>
-            <w:tcBorders>
-              <w:top w:val="single" w:sz="8" w:space="0" w:color="000000"/>
-              <w:left w:val="nil"/>
-              <w:bottom w:val="single" w:sz="5" w:space="0" w:color="000000"/>
-              <w:right w:val="nil"/>
-            </w:tcBorders>
-            <w:vAlign w:val="center"/>
-          </w:tcPr>
-          <w:p>
-            <w:pPr>
-              <w:jc w:val="both"/>
-            </w:pPr>
-            <w:r>
-              <w:rPr>
-                <w:rFonts w:ascii="Times New Roman" w:eastAsia="Times New Roman" w:hAnsi="Times New Roman" w:cs="Times New Roman"/>
-                <w:sz w:val="24"/>
-              </w:rPr>
-              <w:t>Nhược điểm</w:t>
-            </w:r>
-          </w:p>
-        </w:tc>
-      </w:tr>
-      <w:tr>
-        <w:trPr>
-          <w:trHeight w:val="487"/>
-        </w:trPr>
-        <w:tc>
-          <w:tcPr>
-            <w:tcW w:w="6793" w:type="dxa"/>
-            <w:tcBorders>
-              <w:top w:val="single" w:sz="5" w:space="0" w:color="000000"/>
-              <w:left w:val="nil"/>
-              <w:bottom w:val="nil"/>
-              <w:right w:val="nil"/>
-            </w:tcBorders>
-            <w:vAlign w:val="bottom"/>
-          </w:tcPr>
-          <w:p>
-            <w:pPr>
-              <w:tabs>
-                <w:tab w:val="center" w:pos="5322"/>
-              </w:tabs>
-            </w:pPr>
-            <w:r>
-              <w:rPr>
-                <w:rFonts w:ascii="Courier New" w:eastAsia="Courier New" w:hAnsi="Courier New" w:cs="Courier New"/>
-                <w:sz w:val="25"/>
-              </w:rPr>
-              <w:t>[Baseline, vd Logistic/Linear]</w:t>
-            </w:r>
-            <w:r>
-              <w:rPr>
-                <w:rFonts w:ascii="Courier New" w:eastAsia="Courier New" w:hAnsi="Courier New" w:cs="Courier New"/>
-                <w:sz w:val="25"/>
-              </w:rPr>
-              <w:tab/>
-              <w:t>[…]</w:t>
-            </w:r>
-          </w:p>
-        </w:tc>
-        <w:tc>
-          <w:tcPr>
-            <w:tcW w:w="1082" w:type="dxa"/>
-            <w:tcBorders>
-              <w:top w:val="single" w:sz="5" w:space="0" w:color="000000"/>
-              <w:left w:val="nil"/>
-              <w:bottom w:val="nil"/>
-              <w:right w:val="nil"/>
-            </w:tcBorders>
-            <w:vAlign w:val="bottom"/>
-          </w:tcPr>
-          <w:p>
-            <w:r>
-              <w:rPr>
-                <w:rFonts w:ascii="Courier New" w:eastAsia="Courier New" w:hAnsi="Courier New" w:cs="Courier New"/>
-                <w:sz w:val="25"/>
-              </w:rPr>
-              <w:t>[…]</w:t>
-            </w:r>
-          </w:p>
-        </w:tc>
-        <w:tc>
-          <w:tcPr>
-            <w:tcW w:w="1192" w:type="dxa"/>
-            <w:tcBorders>
-              <w:top w:val="single" w:sz="5" w:space="0" w:color="000000"/>
-              <w:left w:val="nil"/>
-              <w:bottom w:val="nil"/>
-              <w:right w:val="nil"/>
-            </w:tcBorders>
-            <w:vAlign w:val="bottom"/>
-          </w:tcPr>
-          <w:p>
-            <w:r>
-              <w:rPr>
-                <w:rFonts w:ascii="Courier New" w:eastAsia="Courier New" w:hAnsi="Courier New" w:cs="Courier New"/>
-                <w:sz w:val="25"/>
-              </w:rPr>
-              <w:t>[…]</w:t>
-            </w:r>
-          </w:p>
-        </w:tc>
-      </w:tr>
-      <w:tr>
-        <w:trPr>
-          <w:trHeight w:val="376"/>
-        </w:trPr>
-        <w:tc>
-          <w:tcPr>
-            <w:tcW w:w="6793" w:type="dxa"/>
-            <w:tcBorders>
-              <w:top w:val="nil"/>
-              <w:left w:val="nil"/>
-              <w:bottom w:val="nil"/>
-              <w:right w:val="nil"/>
-            </w:tcBorders>
-          </w:tcPr>
-          <w:p>
-            <w:r>
-              <w:rPr>
-                <w:rFonts w:ascii="Courier New" w:eastAsia="Courier New" w:hAnsi="Courier New" w:cs="Courier New"/>
-                <w:sz w:val="25"/>
-              </w:rPr>
-              <w:t>[Cây/Ensemble, vd Random Forest] […]</w:t>
-            </w:r>
-          </w:p>
-        </w:tc>
-        <w:tc>
-          <w:tcPr>
-            <w:tcW w:w="1082" w:type="dxa"/>
-            <w:tcBorders>
-              <w:top w:val="nil"/>
-              <w:left w:val="nil"/>
-              <w:bottom w:val="nil"/>
-              <w:right w:val="nil"/>
-            </w:tcBorders>
-          </w:tcPr>
-          <w:p>
-            <w:r>
-              <w:rPr>
-                <w:rFonts w:ascii="Courier New" w:eastAsia="Courier New" w:hAnsi="Courier New" w:cs="Courier New"/>
-                <w:sz w:val="25"/>
-              </w:rPr>
-              <w:t>[…]</w:t>
-            </w:r>
-          </w:p>
-        </w:tc>
-        <w:tc>
-          <w:tcPr>
-            <w:tcW w:w="1192" w:type="dxa"/>
-            <w:tcBorders>
-              <w:top w:val="nil"/>
-              <w:left w:val="nil"/>
-              <w:bottom w:val="nil"/>
-              <w:right w:val="nil"/>
-            </w:tcBorders>
-          </w:tcPr>
-          <w:p>
-            <w:r>
-              <w:rPr>
-                <w:rFonts w:ascii="Courier New" w:eastAsia="Courier New" w:hAnsi="Courier New" w:cs="Courier New"/>
-                <w:sz w:val="25"/>
-              </w:rPr>
-              <w:t>[…]</w:t>
-            </w:r>
-          </w:p>
-        </w:tc>
-      </w:tr>
-      <w:tr>
-        <w:trPr>
-          <w:trHeight w:val="392"/>
-        </w:trPr>
-        <w:tc>
-          <w:tcPr>
-            <w:tcW w:w="6793" w:type="dxa"/>
-            <w:tcBorders>
-              <w:top w:val="nil"/>
-              <w:left w:val="nil"/>
-              <w:bottom w:val="single" w:sz="8" w:space="0" w:color="000000"/>
-              <w:right w:val="nil"/>
-            </w:tcBorders>
-          </w:tcPr>
-          <w:p>
-            <w:r>
-              <w:rPr>
-                <w:rFonts w:ascii="Courier New" w:eastAsia="Courier New" w:hAnsi="Courier New" w:cs="Courier New"/>
-                <w:sz w:val="25"/>
-              </w:rPr>
-              <w:t>[Gradient Boosting, vd XGBoost] […]</w:t>
-            </w:r>
-          </w:p>
-        </w:tc>
-        <w:tc>
-          <w:tcPr>
-            <w:tcW w:w="1082" w:type="dxa"/>
-            <w:tcBorders>
-              <w:top w:val="nil"/>
-              <w:left w:val="nil"/>
-              <w:bottom w:val="single" w:sz="8" w:space="0" w:color="000000"/>
-              <w:right w:val="nil"/>
-            </w:tcBorders>
-          </w:tcPr>
-          <w:p>
-            <w:r>
-              <w:rPr>
-                <w:rFonts w:ascii="Courier New" w:eastAsia="Courier New" w:hAnsi="Courier New" w:cs="Courier New"/>
-                <w:sz w:val="25"/>
-              </w:rPr>
-              <w:t>[…]</w:t>
-            </w:r>
-          </w:p>
-        </w:tc>
-        <w:tc>
-          <w:tcPr>
-            <w:tcW w:w="1192" w:type="dxa"/>
-            <w:tcBorders>
-              <w:top w:val="nil"/>
-              <w:left w:val="nil"/>
-              <w:bottom w:val="single" w:sz="8" w:space="0" w:color="000000"/>
-              <w:right w:val="nil"/>
-            </w:tcBorders>
-          </w:tcPr>
-          <w:p>
-            <w:r>
-              <w:rPr>
-                <w:rFonts w:ascii="Courier New" w:eastAsia="Courier New" w:hAnsi="Courier New" w:cs="Courier New"/>
-                <w:sz w:val="25"/>
-              </w:rPr>
-              <w:t>[…]</w:t>
-            </w:r>
-          </w:p>
-        </w:tc>
-      </w:tr>
-    </w:tbl>
-    <w:p>
-      <w:pPr>
-        <w:pStyle w:val="Heading2"/>
-        <w:ind w:left="35" w:right="0"/>
-      </w:pPr>
-      <w:bookmarkStart w:id="15" w:name="_Toc20840"/>
-      <w:r>
-        <w:t>2.3 Độ đo đánh giá</w:t>
-      </w:r>
-      <w:bookmarkEnd w:id="15"/>
-    </w:p>
-    <w:p>
-      <w:pPr>
-        <w:spacing w:after="250"/>
-        <w:ind w:left="628" w:right="1060" w:hanging="5"/>
-        <w:jc w:val="both"/>
-      </w:pPr>
-      <w:r>
-        <w:rPr>
-          <w:rFonts w:ascii="Times New Roman" w:eastAsia="Times New Roman" w:hAnsi="Times New Roman" w:cs="Times New Roman"/>
-          <w:i/>
-          <w:sz w:val="24"/>
-        </w:rPr>
-        <w:t>Gợi ý: định nghĩa công thức các độ đo SẼ dùng và lý do phù hợp với bài toán.</w:t>
-      </w:r>
-    </w:p>
-    <w:p>
-      <w:pPr>
-        <w:numPr>
-          <w:ilvl w:val="0"/>
-          <w:numId w:val="3"/>
-        </w:numPr>
-        <w:spacing w:after="43" w:line="334" w:lineRule="auto"/>
-        <w:ind w:left="614" w:right="653" w:hanging="195"/>
-        <w:jc w:val="both"/>
-      </w:pPr>
-      <w:r>
-        <w:rPr>
-          <w:rFonts w:ascii="Times New Roman" w:eastAsia="Times New Roman" w:hAnsi="Times New Roman" w:cs="Times New Roman"/>
-          <w:i/>
-          <w:sz w:val="24"/>
-        </w:rPr>
-        <w:t xml:space="preserve">(Nếu phân lớp) </w:t>
-      </w:r>
-      <w:r>
-        <w:rPr>
-          <w:rFonts w:ascii="Times New Roman" w:eastAsia="Times New Roman" w:hAnsi="Times New Roman" w:cs="Times New Roman"/>
-          <w:sz w:val="24"/>
-        </w:rPr>
-        <w:t xml:space="preserve">Accuracy, Precision, Recall, F1, AUC-ROC, Balanced Accuracy; chú ý khi </w:t>
-      </w:r>
-      <w:r>
-        <w:rPr>
-          <w:rFonts w:ascii="Times New Roman" w:eastAsia="Times New Roman" w:hAnsi="Times New Roman" w:cs="Times New Roman"/>
-          <w:b/>
-          <w:sz w:val="24"/>
-        </w:rPr>
-        <w:t>mất cân bằng lớp</w:t>
-      </w:r>
-      <w:r>
-        <w:rPr>
-          <w:rFonts w:ascii="Times New Roman" w:eastAsia="Times New Roman" w:hAnsi="Times New Roman" w:cs="Times New Roman"/>
-          <w:sz w:val="24"/>
-        </w:rPr>
-        <w:t>.</w:t>
-      </w:r>
-    </w:p>
-    <w:p>
-      <w:pPr>
-        <w:numPr>
-          <w:ilvl w:val="0"/>
-          <w:numId w:val="3"/>
-        </w:numPr>
-        <w:spacing w:after="109" w:line="265" w:lineRule="auto"/>
-        <w:ind w:left="614" w:right="653" w:hanging="195"/>
-        <w:jc w:val="both"/>
-      </w:pPr>
-      <w:r>
-        <w:rPr>
-          <w:rFonts w:ascii="Times New Roman" w:eastAsia="Times New Roman" w:hAnsi="Times New Roman" w:cs="Times New Roman"/>
-          <w:i/>
-          <w:sz w:val="24"/>
-        </w:rPr>
-        <w:t xml:space="preserve">(Nếu hồi quy) </w:t>
-      </w:r>
-      <w:r>
-        <w:rPr>
-          <w:rFonts w:ascii="Times New Roman" w:eastAsia="Times New Roman" w:hAnsi="Times New Roman" w:cs="Times New Roman"/>
-          <w:sz w:val="24"/>
-        </w:rPr>
-        <w:t xml:space="preserve">MAE, RMSE, </w:t>
-      </w:r>
-      <w:r>
-        <w:rPr>
-          <w:rFonts w:ascii="Times New Roman" w:eastAsia="Times New Roman" w:hAnsi="Times New Roman" w:cs="Times New Roman"/>
-          <w:sz w:val="25"/>
-        </w:rPr>
-        <w:t>𝑅</w:t>
-      </w:r>
-      <w:r>
-        <w:rPr>
-          <w:rFonts w:ascii="Times New Roman" w:eastAsia="Times New Roman" w:hAnsi="Times New Roman" w:cs="Times New Roman"/>
-          <w:sz w:val="25"/>
-          <w:vertAlign w:val="superscript"/>
-        </w:rPr>
-        <w:t>2</w:t>
-      </w:r>
-      <w:r>
-        <w:rPr>
-          <w:rFonts w:ascii="Times New Roman" w:eastAsia="Times New Roman" w:hAnsi="Times New Roman" w:cs="Times New Roman"/>
-          <w:sz w:val="24"/>
-        </w:rPr>
-        <w:t>, MAPE.</w:t>
-      </w:r>
-    </w:p>
-    <w:p>
-      <w:pPr>
-        <w:numPr>
-          <w:ilvl w:val="0"/>
-          <w:numId w:val="3"/>
-        </w:numPr>
-        <w:spacing w:after="549" w:line="265" w:lineRule="auto"/>
-        <w:ind w:left="614" w:right="653" w:hanging="195"/>
-        <w:jc w:val="both"/>
-      </w:pPr>
-      <w:r>
-        <w:rPr>
-          <w:rFonts w:ascii="Times New Roman" w:eastAsia="Times New Roman" w:hAnsi="Times New Roman" w:cs="Times New Roman"/>
-          <w:i/>
-          <w:sz w:val="24"/>
-        </w:rPr>
-        <w:t xml:space="preserve">(Nếu clustering) </w:t>
-      </w:r>
-      <w:r>
-        <w:rPr>
-          <w:rFonts w:ascii="Times New Roman" w:eastAsia="Times New Roman" w:hAnsi="Times New Roman" w:cs="Times New Roman"/>
-          <w:sz w:val="24"/>
-        </w:rPr>
-        <w:t>Silhouette, Davies–Bouldin, Calinski–Harabasz.</w:t>
-      </w:r>
-    </w:p>
-    <w:p>
-      <w:pPr>
-        <w:pStyle w:val="Heading2"/>
-        <w:ind w:left="35" w:right="0"/>
-      </w:pPr>
-      <w:bookmarkStart w:id="16" w:name="_Toc20841"/>
-      <w:r>
-        <w:t xml:space="preserve">2.4 Công trình liên quan </w:t>
-      </w:r>
-      <w:r>
-        <w:rPr>
-          <w:i/>
-        </w:rPr>
-        <w:t>(tuỳ chọn)</w:t>
-      </w:r>
-      <w:bookmarkEnd w:id="16"/>
-    </w:p>
-    <w:p>
-      <w:pPr>
-        <w:spacing w:after="562" w:line="336" w:lineRule="auto"/>
-        <w:ind w:left="628" w:right="1060" w:hanging="5"/>
-        <w:jc w:val="both"/>
-      </w:pPr>
-      <w:r>
-        <w:rPr>
-          <w:rFonts w:ascii="Times New Roman" w:eastAsia="Times New Roman" w:hAnsi="Times New Roman" w:cs="Times New Roman"/>
-          <w:i/>
-          <w:sz w:val="24"/>
-        </w:rPr>
-        <w:t>Gợi ý: 1–2 đoạn về cách người khác giải bài toán/dataset này, kèm trích dẫn.</w:t>
-      </w:r>
-    </w:p>
-    <w:p>
-      <w:pPr>
-        <w:pStyle w:val="Heading1"/>
-        <w:ind w:left="35"/>
-      </w:pPr>
-      <w:bookmarkStart w:id="17" w:name="_Toc20842"/>
-      <w:r>
-        <w:lastRenderedPageBreak/>
-        <w:t>Chương 3 — Dữ liệu và Phân tích khám phá (EDA)</w:t>
-      </w:r>
-      <w:bookmarkEnd w:id="17"/>
-    </w:p>
-    <w:p>
-      <w:pPr>
-        <w:pStyle w:val="Heading2"/>
-        <w:spacing w:after="0"/>
-        <w:ind w:left="35" w:right="0"/>
-      </w:pPr>
-      <w:bookmarkStart w:id="18" w:name="_Toc20843"/>
-      <w:r>
-        <w:t>3.1 Nguồn và mô tả dữ liệu</w:t>
-      </w:r>
-      <w:bookmarkEnd w:id="18"/>
-    </w:p>
-    <w:p>
-      <w:pPr>
-        <w:rPr>
-          <w:rFonts w:ascii="Times New Roman" w:hAnsi="Times New Roman" w:cs="Times New Roman"/>
-          <w:sz w:val="24"/>
-          <w:szCs w:val="24"/>
-        </w:rPr>
-      </w:pPr>
-      <w:r>
-        <w:rPr>
-          <w:rFonts w:ascii="Times New Roman" w:hAnsi="Times New Roman" w:cs="Times New Roman"/>
-          <w:sz w:val="24"/>
-          <w:szCs w:val="24"/>
-        </w:rPr>
-        <w:t xml:space="preserve">- Nhóm </w:t>
-      </w:r>
-      <w:r>
-        <w:rPr>
-          <w:rFonts w:ascii="Times New Roman" w:hAnsi="Times New Roman" w:cs="Times New Roman"/>
-          <w:sz w:val="24"/>
-          <w:szCs w:val="24"/>
-        </w:rPr>
-        <w:t>sử dụng dữ liệu của Hotel Booking Demand</w:t>
-      </w:r>
-      <w:r>
-        <w:rPr>
-          <w:rFonts w:ascii="Times New Roman" w:hAnsi="Times New Roman" w:cs="Times New Roman"/>
-          <w:sz w:val="24"/>
-          <w:szCs w:val="24"/>
-        </w:rPr>
-        <w:t>, b</w:t>
-      </w:r>
-      <w:r>
-        <w:rPr>
-          <w:rFonts w:ascii="Times New Roman" w:hAnsi="Times New Roman" w:cs="Times New Roman"/>
-          <w:sz w:val="24"/>
-          <w:szCs w:val="24"/>
-        </w:rPr>
-        <w:t>ộ dữ liệu này chứa thông tin đặt phòng của một khách sạn trong thành phố và một khách sạn nghỉ dưỡng</w:t>
-      </w:r>
-      <w:r>
-        <w:rPr>
-          <w:rFonts w:ascii="Times New Roman" w:hAnsi="Times New Roman" w:cs="Times New Roman"/>
-          <w:sz w:val="24"/>
-          <w:szCs w:val="24"/>
-        </w:rPr>
-        <w:t xml:space="preserve"> </w:t>
-      </w:r>
-      <w:r>
-        <w:rPr>
-          <w:rFonts w:ascii="Times New Roman" w:hAnsi="Times New Roman" w:cs="Times New Roman"/>
-          <w:sz w:val="24"/>
-          <w:szCs w:val="24"/>
-        </w:rPr>
-        <w:t>ở Bồ Đào Nha trong giai đoạn 2015–2017</w:t>
-      </w:r>
-      <w:r>
-        <w:rPr>
-          <w:rFonts w:ascii="Times New Roman" w:hAnsi="Times New Roman" w:cs="Times New Roman"/>
-          <w:sz w:val="24"/>
-          <w:szCs w:val="24"/>
-        </w:rPr>
-        <w:t xml:space="preserve"> bao gồm các thông tin như thời điểm đặt phòng, thời gian lưu trú, số lượng người lớn, trẻ em và/hoặc trẻ sơ sinh, và số lượng chỗ đậu xe có sẵn, cùng nhiều thông tin khác. </w:t>
-      </w:r>
-      <w:r>
-        <w:rPr>
-          <w:rFonts w:ascii="Times New Roman" w:hAnsi="Times New Roman" w:cs="Times New Roman"/>
-          <w:sz w:val="24"/>
-          <w:szCs w:val="24"/>
-        </w:rPr>
-        <w:t>Bộ dữ liệu được công bố lần đầu trong bài báo khoa học của Antonio, de Almeida và Nunes (2019) trên tạp chí Data in Brief, và được chia sẻ lại dưới dạng CSV công khai trên Kaggle cũng như trong kho dữ liệu TidyTuesday (GitHub) mà nhóm đã tải trực tiếp để đảm bảo tính tái lập.</w:t>
-      </w:r>
-    </w:p>
-    <w:tbl>
-      <w:tblPr>
-        <w:tblStyle w:val="TableGrid"/>
-        <w:tblW w:w="6965" w:type="dxa"/>
-        <w:tblInd w:w="1326" w:type="dxa"/>
+        <w:tblW w:w="7371" w:type="dxa"/>
+        <w:jc w:val="center"/>
+        <w:tblInd w:w="0" w:type="dxa"/>
         <w:tblCellMar>
           <w:top w:w="67" w:type="dxa"/>
           <w:bottom w:w="67" w:type="dxa"/>
@@ -6291,12 +7358,13 @@
         <w:tblLook w:val="04A0" w:firstRow="1" w:lastRow="0" w:firstColumn="1" w:lastColumn="0" w:noHBand="0" w:noVBand="1"/>
       </w:tblPr>
       <w:tblGrid>
-        <w:gridCol w:w="2733"/>
-        <w:gridCol w:w="4232"/>
+        <w:gridCol w:w="2892"/>
+        <w:gridCol w:w="4479"/>
       </w:tblGrid>
       <w:tr>
         <w:trPr>
           <w:trHeight w:val="503"/>
+          <w:jc w:val="center"/>
         </w:trPr>
         <w:tc>
           <w:tcPr>
@@ -6310,6 +7378,9 @@
             <w:vAlign w:val="center"/>
           </w:tcPr>
           <w:p>
+            <w:pPr>
+              <w:jc w:val="both"/>
+            </w:pPr>
             <w:r>
               <w:rPr>
                 <w:rFonts w:ascii="Times New Roman" w:eastAsia="Times New Roman" w:hAnsi="Times New Roman" w:cs="Times New Roman"/>
@@ -6331,6 +7402,9 @@
             <w:vAlign w:val="center"/>
           </w:tcPr>
           <w:p>
+            <w:pPr>
+              <w:jc w:val="both"/>
+            </w:pPr>
             <w:r>
               <w:rPr>
                 <w:rFonts w:ascii="Times New Roman" w:eastAsia="Times New Roman" w:hAnsi="Times New Roman" w:cs="Times New Roman"/>
@@ -6344,6 +7418,7 @@
       <w:tr>
         <w:trPr>
           <w:trHeight w:val="481"/>
+          <w:jc w:val="center"/>
         </w:trPr>
         <w:tc>
           <w:tcPr>
@@ -6358,6 +7433,7 @@
           </w:tcPr>
           <w:p>
             <w:pPr>
+              <w:jc w:val="both"/>
               <w:rPr>
                 <w:rFonts w:ascii="Times New Roman" w:eastAsia="Times New Roman" w:hAnsi="Times New Roman" w:cs="Times New Roman"/>
                 <w:sz w:val="24"/>
@@ -6395,6 +7471,7 @@
           </w:tcPr>
           <w:p>
             <w:pPr>
+              <w:jc w:val="both"/>
               <w:rPr>
                 <w:rFonts w:ascii="Times New Roman" w:hAnsi="Times New Roman" w:cs="Times New Roman"/>
                 <w:sz w:val="24"/>
@@ -6415,6 +7492,7 @@
       <w:tr>
         <w:trPr>
           <w:trHeight w:val="20"/>
+          <w:jc w:val="center"/>
         </w:trPr>
         <w:tc>
           <w:tcPr>
@@ -6429,6 +7507,7 @@
           </w:tcPr>
           <w:p>
             <w:pPr>
+              <w:jc w:val="both"/>
               <w:rPr>
                 <w:rFonts w:ascii="Times New Roman" w:hAnsi="Times New Roman" w:cs="Times New Roman"/>
                 <w:sz w:val="24"/>
@@ -6458,6 +7537,7 @@
           </w:tcPr>
           <w:p>
             <w:pPr>
+              <w:jc w:val="both"/>
               <w:rPr>
                 <w:rFonts w:ascii="Times New Roman" w:hAnsi="Times New Roman" w:cs="Times New Roman"/>
                 <w:sz w:val="24"/>
@@ -6478,6 +7558,7 @@
       <w:tr>
         <w:trPr>
           <w:trHeight w:val="376"/>
+          <w:jc w:val="center"/>
         </w:trPr>
         <w:tc>
           <w:tcPr>
@@ -6492,6 +7573,7 @@
           </w:tcPr>
           <w:p>
             <w:pPr>
+              <w:jc w:val="both"/>
               <w:rPr>
                 <w:rFonts w:ascii="Times New Roman" w:hAnsi="Times New Roman" w:cs="Times New Roman"/>
                 <w:sz w:val="24"/>
@@ -6521,6 +7603,7 @@
           </w:tcPr>
           <w:p>
             <w:pPr>
+              <w:jc w:val="both"/>
               <w:rPr>
                 <w:rFonts w:ascii="Times New Roman" w:hAnsi="Times New Roman" w:cs="Times New Roman"/>
                 <w:sz w:val="24"/>
@@ -6557,6 +7640,7 @@
       <w:tr>
         <w:trPr>
           <w:trHeight w:val="376"/>
+          <w:jc w:val="center"/>
         </w:trPr>
         <w:tc>
           <w:tcPr>
@@ -6571,6 +7655,7 @@
           </w:tcPr>
           <w:p>
             <w:pPr>
+              <w:jc w:val="both"/>
               <w:rPr>
                 <w:rFonts w:ascii="Times New Roman" w:hAnsi="Times New Roman" w:cs="Times New Roman"/>
                 <w:sz w:val="24"/>
@@ -6600,6 +7685,7 @@
           </w:tcPr>
           <w:p>
             <w:pPr>
+              <w:jc w:val="both"/>
               <w:rPr>
                 <w:rFonts w:ascii="Times New Roman" w:hAnsi="Times New Roman" w:cs="Times New Roman"/>
                 <w:sz w:val="24"/>
@@ -6636,6 +7722,7 @@
       <w:tr>
         <w:trPr>
           <w:trHeight w:val="20"/>
+          <w:jc w:val="center"/>
         </w:trPr>
         <w:tc>
           <w:tcPr>
@@ -6650,6 +7737,7 @@
           </w:tcPr>
           <w:p>
             <w:pPr>
+              <w:jc w:val="both"/>
               <w:rPr>
                 <w:rFonts w:ascii="Times New Roman" w:hAnsi="Times New Roman" w:cs="Times New Roman"/>
                 <w:sz w:val="24"/>
@@ -6679,6 +7767,7 @@
           </w:tcPr>
           <w:p>
             <w:pPr>
+              <w:jc w:val="both"/>
               <w:rPr>
                 <w:rFonts w:ascii="Times New Roman" w:hAnsi="Times New Roman" w:cs="Times New Roman"/>
                 <w:sz w:val="24"/>
@@ -6779,6 +7868,7 @@
       <w:tr>
         <w:trPr>
           <w:trHeight w:val="398"/>
+          <w:jc w:val="center"/>
         </w:trPr>
         <w:tc>
           <w:tcPr>
@@ -6793,6 +7883,7 @@
           </w:tcPr>
           <w:p>
             <w:pPr>
+              <w:jc w:val="both"/>
               <w:rPr>
                 <w:rFonts w:ascii="Times New Roman" w:hAnsi="Times New Roman" w:cs="Times New Roman"/>
                 <w:sz w:val="24"/>
@@ -6822,6 +7913,7 @@
           </w:tcPr>
           <w:p>
             <w:pPr>
+              <w:jc w:val="both"/>
               <w:rPr>
                 <w:rFonts w:ascii="Times New Roman" w:hAnsi="Times New Roman" w:cs="Times New Roman"/>
                 <w:sz w:val="24"/>
@@ -6844,7 +7936,7 @@
       <w:pPr>
         <w:spacing w:after="475" w:line="336" w:lineRule="auto"/>
         <w:ind w:left="628" w:right="1060" w:hanging="5"/>
-        <w:jc w:val="center"/>
+        <w:jc w:val="both"/>
         <w:rPr>
           <w:rFonts w:ascii="Times New Roman" w:eastAsia="Times New Roman" w:hAnsi="Times New Roman" w:cs="Times New Roman"/>
           <w:i/>
@@ -6870,6 +7962,7 @@
     </w:p>
     <w:p>
       <w:pPr>
+        <w:jc w:val="both"/>
         <w:rPr>
           <w:rFonts w:ascii="Times New Roman" w:hAnsi="Times New Roman" w:cs="Times New Roman"/>
           <w:sz w:val="24"/>
@@ -6896,8 +7989,9 @@
     <w:tbl>
       <w:tblPr>
         <w:tblStyle w:val="TableGrid"/>
-        <w:tblW w:w="4630" w:type="pct"/>
-        <w:tblInd w:w="284" w:type="dxa"/>
+        <w:tblW w:w="9072" w:type="dxa"/>
+        <w:jc w:val="center"/>
+        <w:tblInd w:w="0" w:type="dxa"/>
         <w:tblCellMar>
           <w:top w:w="67" w:type="dxa"/>
           <w:bottom w:w="67" w:type="dxa"/>
@@ -6906,13 +8000,14 @@
         <w:tblLook w:val="04A0" w:firstRow="1" w:lastRow="0" w:firstColumn="1" w:lastColumn="0" w:noHBand="0" w:noVBand="1"/>
       </w:tblPr>
       <w:tblGrid>
-        <w:gridCol w:w="3544"/>
-        <w:gridCol w:w="4677"/>
-        <w:gridCol w:w="1277"/>
+        <w:gridCol w:w="3386"/>
+        <w:gridCol w:w="4467"/>
+        <w:gridCol w:w="1219"/>
       </w:tblGrid>
       <w:tr>
         <w:trPr>
           <w:trHeight w:val="503"/>
+          <w:jc w:val="center"/>
         </w:trPr>
         <w:tc>
           <w:tcPr>
@@ -6927,6 +8022,7 @@
           </w:tcPr>
           <w:p>
             <w:pPr>
+              <w:jc w:val="both"/>
               <w:rPr>
                 <w:rFonts w:ascii="Times New Roman" w:hAnsi="Times New Roman" w:cs="Times New Roman"/>
                 <w:sz w:val="24"/>
@@ -6939,6 +8035,7 @@
                 <w:sz w:val="24"/>
                 <w:szCs w:val="24"/>
               </w:rPr>
+              <w:lastRenderedPageBreak/>
               <w:t>Trường</w:t>
             </w:r>
           </w:p>
@@ -6956,6 +8053,7 @@
           </w:tcPr>
           <w:p>
             <w:pPr>
+              <w:jc w:val="both"/>
               <w:rPr>
                 <w:rFonts w:ascii="Times New Roman" w:eastAsia="Times New Roman" w:hAnsi="Times New Roman" w:cs="Times New Roman"/>
                 <w:sz w:val="24"/>
@@ -6993,6 +8091,7 @@
           </w:tcPr>
           <w:p>
             <w:pPr>
+              <w:jc w:val="both"/>
               <w:rPr>
                 <w:rFonts w:ascii="Times New Roman" w:hAnsi="Times New Roman" w:cs="Times New Roman"/>
                 <w:sz w:val="24"/>
@@ -7013,6 +8112,7 @@
       <w:tr>
         <w:trPr>
           <w:trHeight w:val="398"/>
+          <w:jc w:val="center"/>
         </w:trPr>
         <w:tc>
           <w:tcPr>
@@ -7026,6 +8126,7 @@
           </w:tcPr>
           <w:p>
             <w:pPr>
+              <w:jc w:val="both"/>
               <w:rPr>
                 <w:rFonts w:ascii="Times New Roman" w:hAnsi="Times New Roman" w:cs="Times New Roman"/>
                 <w:sz w:val="24"/>
@@ -7054,6 +8155,7 @@
           </w:tcPr>
           <w:p>
             <w:pPr>
+              <w:jc w:val="both"/>
               <w:rPr>
                 <w:rFonts w:ascii="Times New Roman" w:hAnsi="Times New Roman" w:cs="Times New Roman"/>
                 <w:sz w:val="24"/>
@@ -7066,7 +8168,31 @@
                 <w:sz w:val="24"/>
                 <w:szCs w:val="24"/>
               </w:rPr>
-              <w:t>Loại khách sạn: City Hotel / Resort Hotel</w:t>
+              <w:t>Loại khách sạn</w:t>
+            </w:r>
+            <w:r>
+              <w:rPr>
+                <w:rFonts w:ascii="Times New Roman" w:hAnsi="Times New Roman" w:cs="Times New Roman"/>
+                <w:sz w:val="24"/>
+                <w:szCs w:val="24"/>
+              </w:rPr>
+              <w:t xml:space="preserve"> (</w:t>
+            </w:r>
+            <w:r>
+              <w:rPr>
+                <w:rFonts w:ascii="Times New Roman" w:hAnsi="Times New Roman" w:cs="Times New Roman"/>
+                <w:sz w:val="24"/>
+                <w:szCs w:val="24"/>
+              </w:rPr>
+              <w:t>City Hotel / Resort Hotel</w:t>
+            </w:r>
+            <w:r>
+              <w:rPr>
+                <w:rFonts w:ascii="Times New Roman" w:hAnsi="Times New Roman" w:cs="Times New Roman"/>
+                <w:sz w:val="24"/>
+                <w:szCs w:val="24"/>
+              </w:rPr>
+              <w:t>)</w:t>
             </w:r>
           </w:p>
         </w:tc>
@@ -7082,6 +8208,7 @@
           </w:tcPr>
           <w:p>
             <w:pPr>
+              <w:jc w:val="both"/>
               <w:rPr>
                 <w:rFonts w:ascii="Times New Roman" w:hAnsi="Times New Roman" w:cs="Times New Roman"/>
                 <w:sz w:val="24"/>
@@ -7110,6 +8237,7 @@
       <w:tr>
         <w:trPr>
           <w:trHeight w:val="398"/>
+          <w:jc w:val="center"/>
         </w:trPr>
         <w:tc>
           <w:tcPr>
@@ -7123,6 +8251,7 @@
           </w:tcPr>
           <w:p>
             <w:pPr>
+              <w:jc w:val="both"/>
               <w:rPr>
                 <w:rFonts w:ascii="Times New Roman" w:hAnsi="Times New Roman" w:cs="Times New Roman"/>
                 <w:sz w:val="24"/>
@@ -7151,6 +8280,7 @@
           </w:tcPr>
           <w:p>
             <w:pPr>
+              <w:jc w:val="both"/>
               <w:rPr>
                 <w:rFonts w:ascii="Times New Roman" w:hAnsi="Times New Roman" w:cs="Times New Roman"/>
                 <w:sz w:val="24"/>
@@ -7187,6 +8317,7 @@
           </w:tcPr>
           <w:p>
             <w:pPr>
+              <w:jc w:val="both"/>
               <w:rPr>
                 <w:rFonts w:ascii="Times New Roman" w:hAnsi="Times New Roman" w:cs="Times New Roman"/>
                 <w:sz w:val="24"/>
@@ -7207,6 +8338,7 @@
       <w:tr>
         <w:trPr>
           <w:trHeight w:val="398"/>
+          <w:jc w:val="center"/>
         </w:trPr>
         <w:tc>
           <w:tcPr>
@@ -7220,6 +8352,7 @@
           </w:tcPr>
           <w:p>
             <w:pPr>
+              <w:jc w:val="both"/>
               <w:rPr>
                 <w:rFonts w:ascii="Times New Roman" w:hAnsi="Times New Roman" w:cs="Times New Roman"/>
                 <w:sz w:val="24"/>
@@ -7248,6 +8381,7 @@
           </w:tcPr>
           <w:p>
             <w:pPr>
+              <w:jc w:val="both"/>
               <w:rPr>
                 <w:rFonts w:ascii="Times New Roman" w:hAnsi="Times New Roman" w:cs="Times New Roman"/>
                 <w:sz w:val="24"/>
@@ -7276,6 +8410,7 @@
           </w:tcPr>
           <w:p>
             <w:pPr>
+              <w:jc w:val="both"/>
               <w:rPr>
                 <w:rFonts w:ascii="Times New Roman" w:hAnsi="Times New Roman" w:cs="Times New Roman"/>
                 <w:sz w:val="24"/>
@@ -7296,6 +8431,7 @@
       <w:tr>
         <w:trPr>
           <w:trHeight w:val="398"/>
+          <w:jc w:val="center"/>
         </w:trPr>
         <w:tc>
           <w:tcPr>
@@ -7309,6 +8445,7 @@
           </w:tcPr>
           <w:p>
             <w:pPr>
+              <w:jc w:val="both"/>
               <w:rPr>
                 <w:rFonts w:ascii="Times New Roman" w:eastAsia="Times New Roman" w:hAnsi="Times New Roman" w:cs="Times New Roman"/>
                 <w:sz w:val="24"/>
@@ -7326,6 +8463,7 @@
           </w:p>
           <w:p>
             <w:pPr>
+              <w:jc w:val="both"/>
               <w:rPr>
                 <w:rFonts w:ascii="Times New Roman" w:hAnsi="Times New Roman" w:cs="Times New Roman"/>
                 <w:sz w:val="24"/>
@@ -7346,6 +8484,7 @@
           </w:tcPr>
           <w:p>
             <w:pPr>
+              <w:jc w:val="both"/>
               <w:rPr>
                 <w:rFonts w:ascii="Times New Roman" w:hAnsi="Times New Roman" w:cs="Times New Roman"/>
                 <w:sz w:val="24"/>
@@ -7358,15 +8497,7 @@
                 <w:sz w:val="24"/>
                 <w:szCs w:val="24"/>
               </w:rPr>
-              <w:t>Năm</w:t>
-            </w:r>
-            <w:r>
-              <w:rPr>
-                <w:rFonts w:ascii="Times New Roman" w:hAnsi="Times New Roman" w:cs="Times New Roman"/>
-                <w:sz w:val="24"/>
-                <w:szCs w:val="24"/>
-              </w:rPr>
-              <w:t xml:space="preserve"> nhận phòng</w:t>
+              <w:t>Năm nhận phòng</w:t>
             </w:r>
           </w:p>
         </w:tc>
@@ -7382,6 +8513,7 @@
           </w:tcPr>
           <w:p>
             <w:pPr>
+              <w:jc w:val="both"/>
               <w:rPr>
                 <w:rFonts w:ascii="Times New Roman" w:hAnsi="Times New Roman" w:cs="Times New Roman"/>
                 <w:sz w:val="24"/>
@@ -7402,6 +8534,7 @@
       <w:tr>
         <w:trPr>
           <w:trHeight w:val="398"/>
+          <w:jc w:val="center"/>
         </w:trPr>
         <w:tc>
           <w:tcPr>
@@ -7415,6 +8548,7 @@
           </w:tcPr>
           <w:p>
             <w:pPr>
+              <w:jc w:val="both"/>
               <w:rPr>
                 <w:rFonts w:ascii="Times New Roman" w:eastAsia="Times New Roman" w:hAnsi="Times New Roman" w:cs="Times New Roman"/>
                 <w:sz w:val="24"/>
@@ -7432,6 +8566,7 @@
           </w:p>
           <w:p>
             <w:pPr>
+              <w:jc w:val="both"/>
               <w:rPr>
                 <w:rFonts w:ascii="Times New Roman" w:hAnsi="Times New Roman" w:cs="Times New Roman"/>
                 <w:sz w:val="24"/>
@@ -7452,6 +8587,7 @@
           </w:tcPr>
           <w:p>
             <w:pPr>
+              <w:jc w:val="both"/>
               <w:rPr>
                 <w:rFonts w:ascii="Times New Roman" w:hAnsi="Times New Roman" w:cs="Times New Roman"/>
                 <w:sz w:val="24"/>
@@ -7480,6 +8616,7 @@
           </w:tcPr>
           <w:p>
             <w:pPr>
+              <w:jc w:val="both"/>
               <w:rPr>
                 <w:rFonts w:ascii="Times New Roman" w:hAnsi="Times New Roman" w:cs="Times New Roman"/>
                 <w:sz w:val="24"/>
@@ -7508,6 +8645,7 @@
       <w:tr>
         <w:trPr>
           <w:trHeight w:val="398"/>
+          <w:jc w:val="center"/>
         </w:trPr>
         <w:tc>
           <w:tcPr>
@@ -7521,6 +8659,7 @@
           </w:tcPr>
           <w:p>
             <w:pPr>
+              <w:jc w:val="both"/>
               <w:rPr>
                 <w:rFonts w:ascii="Times New Roman" w:eastAsia="Times New Roman" w:hAnsi="Times New Roman" w:cs="Times New Roman"/>
                 <w:sz w:val="24"/>
@@ -7538,6 +8677,7 @@
           </w:p>
           <w:p>
             <w:pPr>
+              <w:jc w:val="both"/>
               <w:rPr>
                 <w:rFonts w:ascii="Times New Roman" w:hAnsi="Times New Roman" w:cs="Times New Roman"/>
                 <w:sz w:val="24"/>
@@ -7558,6 +8698,7 @@
           </w:tcPr>
           <w:p>
             <w:pPr>
+              <w:jc w:val="both"/>
               <w:rPr>
                 <w:rFonts w:ascii="Times New Roman" w:hAnsi="Times New Roman" w:cs="Times New Roman"/>
                 <w:sz w:val="24"/>
@@ -7586,6 +8727,7 @@
           </w:tcPr>
           <w:p>
             <w:pPr>
+              <w:jc w:val="both"/>
               <w:rPr>
                 <w:rFonts w:ascii="Times New Roman" w:hAnsi="Times New Roman" w:cs="Times New Roman"/>
                 <w:sz w:val="24"/>
@@ -7606,6 +8748,7 @@
       <w:tr>
         <w:trPr>
           <w:trHeight w:val="398"/>
+          <w:jc w:val="center"/>
         </w:trPr>
         <w:tc>
           <w:tcPr>
@@ -7619,6 +8762,7 @@
           </w:tcPr>
           <w:p>
             <w:pPr>
+              <w:jc w:val="both"/>
               <w:rPr>
                 <w:rFonts w:ascii="Times New Roman" w:eastAsia="Times New Roman" w:hAnsi="Times New Roman" w:cs="Times New Roman"/>
                 <w:sz w:val="24"/>
@@ -7631,12 +8775,12 @@
                 <w:sz w:val="24"/>
                 <w:szCs w:val="24"/>
               </w:rPr>
-              <w:lastRenderedPageBreak/>
               <w:t>arrival_date_day_of_month</w:t>
             </w:r>
           </w:p>
           <w:p>
             <w:pPr>
+              <w:jc w:val="both"/>
               <w:rPr>
                 <w:rFonts w:ascii="Times New Roman" w:hAnsi="Times New Roman" w:cs="Times New Roman"/>
                 <w:sz w:val="24"/>
@@ -7657,6 +8801,7 @@
           </w:tcPr>
           <w:p>
             <w:pPr>
+              <w:jc w:val="both"/>
               <w:rPr>
                 <w:rFonts w:ascii="Times New Roman" w:hAnsi="Times New Roman" w:cs="Times New Roman"/>
                 <w:sz w:val="24"/>
@@ -7685,6 +8830,7 @@
           </w:tcPr>
           <w:p>
             <w:pPr>
+              <w:jc w:val="both"/>
               <w:rPr>
                 <w:rFonts w:ascii="Times New Roman" w:hAnsi="Times New Roman" w:cs="Times New Roman"/>
                 <w:sz w:val="24"/>
@@ -7705,6 +8851,7 @@
       <w:tr>
         <w:trPr>
           <w:trHeight w:val="398"/>
+          <w:jc w:val="center"/>
         </w:trPr>
         <w:tc>
           <w:tcPr>
@@ -7718,6 +8865,7 @@
           </w:tcPr>
           <w:p>
             <w:pPr>
+              <w:jc w:val="both"/>
               <w:rPr>
                 <w:rFonts w:ascii="Times New Roman" w:eastAsia="Times New Roman" w:hAnsi="Times New Roman" w:cs="Times New Roman"/>
                 <w:sz w:val="24"/>
@@ -7735,6 +8883,7 @@
           </w:p>
           <w:p>
             <w:pPr>
+              <w:jc w:val="both"/>
               <w:rPr>
                 <w:rFonts w:ascii="Times New Roman" w:hAnsi="Times New Roman" w:cs="Times New Roman"/>
                 <w:sz w:val="24"/>
@@ -7755,6 +8904,7 @@
           </w:tcPr>
           <w:p>
             <w:pPr>
+              <w:jc w:val="both"/>
               <w:rPr>
                 <w:rFonts w:ascii="Times New Roman" w:hAnsi="Times New Roman" w:cs="Times New Roman"/>
                 <w:sz w:val="24"/>
@@ -7783,6 +8933,7 @@
           </w:tcPr>
           <w:p>
             <w:pPr>
+              <w:jc w:val="both"/>
               <w:rPr>
                 <w:rFonts w:ascii="Times New Roman" w:hAnsi="Times New Roman" w:cs="Times New Roman"/>
                 <w:sz w:val="24"/>
@@ -7803,6 +8954,7 @@
       <w:tr>
         <w:trPr>
           <w:trHeight w:val="398"/>
+          <w:jc w:val="center"/>
         </w:trPr>
         <w:tc>
           <w:tcPr>
@@ -7816,6 +8968,7 @@
           </w:tcPr>
           <w:p>
             <w:pPr>
+              <w:jc w:val="both"/>
               <w:rPr>
                 <w:rFonts w:ascii="Times New Roman" w:eastAsia="Times New Roman" w:hAnsi="Times New Roman" w:cs="Times New Roman"/>
                 <w:sz w:val="24"/>
@@ -7844,6 +8997,7 @@
           </w:tcPr>
           <w:p>
             <w:pPr>
+              <w:jc w:val="both"/>
               <w:rPr>
                 <w:rFonts w:ascii="Times New Roman" w:hAnsi="Times New Roman" w:cs="Times New Roman"/>
                 <w:sz w:val="24"/>
@@ -7872,6 +9026,7 @@
           </w:tcPr>
           <w:p>
             <w:pPr>
+              <w:jc w:val="both"/>
               <w:rPr>
                 <w:rFonts w:ascii="Times New Roman" w:hAnsi="Times New Roman" w:cs="Times New Roman"/>
                 <w:sz w:val="24"/>
@@ -7892,6 +9047,7 @@
       <w:tr>
         <w:trPr>
           <w:trHeight w:val="398"/>
+          <w:jc w:val="center"/>
         </w:trPr>
         <w:tc>
           <w:tcPr>
@@ -7905,6 +9061,7 @@
           </w:tcPr>
           <w:p>
             <w:pPr>
+              <w:jc w:val="both"/>
               <w:rPr>
                 <w:rFonts w:ascii="Times New Roman" w:hAnsi="Times New Roman" w:cs="Times New Roman"/>
                 <w:sz w:val="24"/>
@@ -7933,6 +9090,7 @@
           </w:tcPr>
           <w:p>
             <w:pPr>
+              <w:jc w:val="both"/>
               <w:rPr>
                 <w:rFonts w:ascii="Times New Roman" w:hAnsi="Times New Roman" w:cs="Times New Roman"/>
                 <w:sz w:val="24"/>
@@ -7961,6 +9119,7 @@
           </w:tcPr>
           <w:p>
             <w:pPr>
+              <w:jc w:val="both"/>
               <w:rPr>
                 <w:rFonts w:ascii="Times New Roman" w:hAnsi="Times New Roman" w:cs="Times New Roman"/>
                 <w:sz w:val="24"/>
@@ -7981,6 +9140,7 @@
       <w:tr>
         <w:trPr>
           <w:trHeight w:val="398"/>
+          <w:jc w:val="center"/>
         </w:trPr>
         <w:tc>
           <w:tcPr>
@@ -7994,6 +9154,7 @@
           </w:tcPr>
           <w:p>
             <w:pPr>
+              <w:jc w:val="both"/>
               <w:rPr>
                 <w:rFonts w:ascii="Times New Roman" w:hAnsi="Times New Roman" w:cs="Times New Roman"/>
                 <w:sz w:val="24"/>
@@ -8022,6 +9183,7 @@
           </w:tcPr>
           <w:p>
             <w:pPr>
+              <w:jc w:val="both"/>
               <w:rPr>
                 <w:rFonts w:ascii="Times New Roman" w:hAnsi="Times New Roman" w:cs="Times New Roman"/>
                 <w:sz w:val="24"/>
@@ -8034,15 +9196,7 @@
                 <w:sz w:val="24"/>
                 <w:szCs w:val="24"/>
               </w:rPr>
-              <w:t xml:space="preserve">Số lượng khách </w:t>
-            </w:r>
-            <w:r>
-              <w:rPr>
-                <w:rFonts w:ascii="Times New Roman" w:hAnsi="Times New Roman" w:cs="Times New Roman"/>
-                <w:sz w:val="24"/>
-                <w:szCs w:val="24"/>
-              </w:rPr>
-              <w:t>trẻ em</w:t>
+              <w:t>Số lượng khách trẻ em</w:t>
             </w:r>
           </w:p>
         </w:tc>
@@ -8058,6 +9212,7 @@
           </w:tcPr>
           <w:p>
             <w:pPr>
+              <w:jc w:val="both"/>
               <w:rPr>
                 <w:rFonts w:ascii="Times New Roman" w:hAnsi="Times New Roman" w:cs="Times New Roman"/>
                 <w:sz w:val="24"/>
@@ -8078,6 +9233,7 @@
       <w:tr>
         <w:trPr>
           <w:trHeight w:val="398"/>
+          <w:jc w:val="center"/>
         </w:trPr>
         <w:tc>
           <w:tcPr>
@@ -8091,6 +9247,7 @@
           </w:tcPr>
           <w:p>
             <w:pPr>
+              <w:jc w:val="both"/>
               <w:rPr>
                 <w:rFonts w:ascii="Times New Roman" w:hAnsi="Times New Roman" w:cs="Times New Roman"/>
                 <w:sz w:val="24"/>
@@ -8119,6 +9276,7 @@
           </w:tcPr>
           <w:p>
             <w:pPr>
+              <w:jc w:val="both"/>
               <w:rPr>
                 <w:rFonts w:ascii="Times New Roman" w:hAnsi="Times New Roman" w:cs="Times New Roman"/>
                 <w:sz w:val="24"/>
@@ -8131,15 +9289,7 @@
                 <w:sz w:val="24"/>
                 <w:szCs w:val="24"/>
               </w:rPr>
-              <w:t xml:space="preserve">Số lượng khách trẻ </w:t>
-            </w:r>
-            <w:r>
-              <w:rPr>
-                <w:rFonts w:ascii="Times New Roman" w:hAnsi="Times New Roman" w:cs="Times New Roman"/>
-                <w:sz w:val="24"/>
-                <w:szCs w:val="24"/>
-              </w:rPr>
-              <w:t>sơ sinh</w:t>
+              <w:t>Số lượng khách trẻ sơ sinh</w:t>
             </w:r>
           </w:p>
         </w:tc>
@@ -8155,6 +9305,7 @@
           </w:tcPr>
           <w:p>
             <w:pPr>
+              <w:jc w:val="both"/>
               <w:rPr>
                 <w:rFonts w:ascii="Times New Roman" w:hAnsi="Times New Roman" w:cs="Times New Roman"/>
                 <w:sz w:val="24"/>
@@ -8175,6 +9326,7 @@
       <w:tr>
         <w:trPr>
           <w:trHeight w:val="398"/>
+          <w:jc w:val="center"/>
         </w:trPr>
         <w:tc>
           <w:tcPr>
@@ -8188,6 +9340,7 @@
           </w:tcPr>
           <w:p>
             <w:pPr>
+              <w:jc w:val="both"/>
               <w:rPr>
                 <w:rFonts w:ascii="Times New Roman" w:hAnsi="Times New Roman" w:cs="Times New Roman"/>
                 <w:sz w:val="24"/>
@@ -8200,23 +9353,7 @@
                 <w:sz w:val="24"/>
                 <w:szCs w:val="24"/>
               </w:rPr>
-              <w:t>m</w:t>
-            </w:r>
-            <w:r>
-              <w:rPr>
-                <w:rFonts w:ascii="Times New Roman" w:hAnsi="Times New Roman" w:cs="Times New Roman"/>
-                <w:sz w:val="24"/>
-                <w:szCs w:val="24"/>
-              </w:rPr>
-              <w:t>eal</w:t>
-            </w:r>
-            <w:r>
-              <w:rPr>
-                <w:rFonts w:ascii="Times New Roman" w:hAnsi="Times New Roman" w:cs="Times New Roman"/>
-                <w:sz w:val="24"/>
-                <w:szCs w:val="24"/>
-              </w:rPr>
-              <w:t xml:space="preserve"> </w:t>
+              <w:t xml:space="preserve">meal </w:t>
             </w:r>
           </w:p>
         </w:tc>
@@ -8232,6 +9369,7 @@
           </w:tcPr>
           <w:p>
             <w:pPr>
+              <w:jc w:val="both"/>
               <w:rPr>
                 <w:rFonts w:ascii="Times New Roman" w:hAnsi="Times New Roman" w:cs="Times New Roman"/>
                 <w:sz w:val="24"/>
@@ -8260,6 +9398,7 @@
           </w:tcPr>
           <w:p>
             <w:pPr>
+              <w:jc w:val="both"/>
               <w:rPr>
                 <w:rFonts w:ascii="Times New Roman" w:hAnsi="Times New Roman" w:cs="Times New Roman"/>
                 <w:sz w:val="24"/>
@@ -8280,6 +9419,7 @@
       <w:tr>
         <w:trPr>
           <w:trHeight w:val="398"/>
+          <w:jc w:val="center"/>
         </w:trPr>
         <w:tc>
           <w:tcPr>
@@ -8293,6 +9433,7 @@
           </w:tcPr>
           <w:p>
             <w:pPr>
+              <w:jc w:val="both"/>
               <w:rPr>
                 <w:rFonts w:ascii="Times New Roman" w:hAnsi="Times New Roman" w:cs="Times New Roman"/>
                 <w:sz w:val="24"/>
@@ -8321,6 +9462,7 @@
           </w:tcPr>
           <w:p>
             <w:pPr>
+              <w:jc w:val="both"/>
               <w:rPr>
                 <w:rFonts w:ascii="Times New Roman" w:hAnsi="Times New Roman" w:cs="Times New Roman"/>
                 <w:sz w:val="24"/>
@@ -8357,6 +9499,7 @@
           </w:tcPr>
           <w:p>
             <w:pPr>
+              <w:jc w:val="both"/>
               <w:rPr>
                 <w:rFonts w:ascii="Times New Roman" w:hAnsi="Times New Roman" w:cs="Times New Roman"/>
                 <w:sz w:val="24"/>
@@ -8377,6 +9520,7 @@
       <w:tr>
         <w:trPr>
           <w:trHeight w:val="398"/>
+          <w:jc w:val="center"/>
         </w:trPr>
         <w:tc>
           <w:tcPr>
@@ -8390,6 +9534,7 @@
           </w:tcPr>
           <w:p>
             <w:pPr>
+              <w:jc w:val="both"/>
               <w:rPr>
                 <w:rFonts w:ascii="Times New Roman" w:hAnsi="Times New Roman" w:cs="Times New Roman"/>
                 <w:sz w:val="24"/>
@@ -8418,6 +9563,7 @@
           </w:tcPr>
           <w:p>
             <w:pPr>
+              <w:jc w:val="both"/>
               <w:rPr>
                 <w:rFonts w:ascii="Times New Roman" w:hAnsi="Times New Roman" w:cs="Times New Roman"/>
                 <w:sz w:val="24"/>
@@ -8446,6 +9592,7 @@
           </w:tcPr>
           <w:p>
             <w:pPr>
+              <w:jc w:val="both"/>
               <w:rPr>
                 <w:rFonts w:ascii="Times New Roman" w:hAnsi="Times New Roman" w:cs="Times New Roman"/>
                 <w:sz w:val="24"/>
@@ -8466,6 +9613,7 @@
       <w:tr>
         <w:trPr>
           <w:trHeight w:val="398"/>
+          <w:jc w:val="center"/>
         </w:trPr>
         <w:tc>
           <w:tcPr>
@@ -8479,6 +9627,7 @@
           </w:tcPr>
           <w:p>
             <w:pPr>
+              <w:jc w:val="both"/>
               <w:rPr>
                 <w:rFonts w:ascii="Times New Roman" w:hAnsi="Times New Roman" w:cs="Times New Roman"/>
                 <w:sz w:val="24"/>
@@ -8507,6 +9656,7 @@
           </w:tcPr>
           <w:p>
             <w:pPr>
+              <w:jc w:val="both"/>
               <w:rPr>
                 <w:rFonts w:ascii="Times New Roman" w:hAnsi="Times New Roman" w:cs="Times New Roman"/>
                 <w:sz w:val="24"/>
@@ -8535,6 +9685,7 @@
           </w:tcPr>
           <w:p>
             <w:pPr>
+              <w:jc w:val="both"/>
               <w:rPr>
                 <w:rFonts w:ascii="Times New Roman" w:hAnsi="Times New Roman" w:cs="Times New Roman"/>
                 <w:sz w:val="24"/>
@@ -8555,6 +9706,7 @@
       <w:tr>
         <w:trPr>
           <w:trHeight w:val="398"/>
+          <w:jc w:val="center"/>
         </w:trPr>
         <w:tc>
           <w:tcPr>
@@ -8568,6 +9720,7 @@
           </w:tcPr>
           <w:p>
             <w:pPr>
+              <w:jc w:val="both"/>
               <w:rPr>
                 <w:rFonts w:ascii="Times New Roman" w:hAnsi="Times New Roman" w:cs="Times New Roman"/>
                 <w:sz w:val="24"/>
@@ -8596,6 +9749,7 @@
           </w:tcPr>
           <w:p>
             <w:pPr>
+              <w:jc w:val="both"/>
               <w:rPr>
                 <w:rFonts w:ascii="Times New Roman" w:eastAsia="Times New Roman" w:hAnsi="Times New Roman" w:cs="Times New Roman"/>
                 <w:color w:val="auto"/>
@@ -8625,6 +9779,7 @@
           </w:tcPr>
           <w:p>
             <w:pPr>
+              <w:jc w:val="both"/>
               <w:rPr>
                 <w:rFonts w:ascii="Times New Roman" w:hAnsi="Times New Roman" w:cs="Times New Roman"/>
                 <w:sz w:val="24"/>
@@ -8645,6 +9800,7 @@
       <w:tr>
         <w:trPr>
           <w:trHeight w:val="398"/>
+          <w:jc w:val="center"/>
         </w:trPr>
         <w:tc>
           <w:tcPr>
@@ -8658,6 +9814,7 @@
           </w:tcPr>
           <w:p>
             <w:pPr>
+              <w:jc w:val="both"/>
               <w:rPr>
                 <w:rFonts w:ascii="Times New Roman" w:eastAsia="Times New Roman" w:hAnsi="Times New Roman" w:cs="Times New Roman"/>
                 <w:sz w:val="24"/>
@@ -8686,6 +9843,7 @@
           </w:tcPr>
           <w:p>
             <w:pPr>
+              <w:jc w:val="both"/>
               <w:rPr>
                 <w:rFonts w:ascii="Times New Roman" w:hAnsi="Times New Roman" w:cs="Times New Roman"/>
                 <w:sz w:val="24"/>
@@ -8698,15 +9856,7 @@
                 <w:sz w:val="24"/>
                 <w:szCs w:val="24"/>
               </w:rPr>
-              <w:t>Lịch sử hủy</w:t>
-            </w:r>
-            <w:r>
-              <w:rPr>
-                <w:rFonts w:ascii="Times New Roman" w:hAnsi="Times New Roman" w:cs="Times New Roman"/>
-                <w:sz w:val="24"/>
-                <w:szCs w:val="24"/>
-              </w:rPr>
-              <w:t xml:space="preserve"> trước đó của khách</w:t>
+              <w:t>Lịch sử hủy trước đó của khách</w:t>
             </w:r>
           </w:p>
         </w:tc>
@@ -8722,6 +9872,7 @@
           </w:tcPr>
           <w:p>
             <w:pPr>
+              <w:jc w:val="both"/>
               <w:rPr>
                 <w:rFonts w:ascii="Times New Roman" w:hAnsi="Times New Roman" w:cs="Times New Roman"/>
                 <w:sz w:val="24"/>
@@ -8742,6 +9893,7 @@
       <w:tr>
         <w:trPr>
           <w:trHeight w:val="398"/>
+          <w:jc w:val="center"/>
         </w:trPr>
         <w:tc>
           <w:tcPr>
@@ -8755,6 +9907,7 @@
           </w:tcPr>
           <w:p>
             <w:pPr>
+              <w:jc w:val="both"/>
               <w:rPr>
                 <w:rFonts w:ascii="Times New Roman" w:eastAsia="Times New Roman" w:hAnsi="Times New Roman" w:cs="Times New Roman"/>
                 <w:sz w:val="24"/>
@@ -8783,6 +9936,7 @@
           </w:tcPr>
           <w:p>
             <w:pPr>
+              <w:jc w:val="both"/>
               <w:rPr>
                 <w:rFonts w:ascii="Times New Roman" w:hAnsi="Times New Roman" w:cs="Times New Roman"/>
                 <w:sz w:val="24"/>
@@ -8811,6 +9965,7 @@
           </w:tcPr>
           <w:p>
             <w:pPr>
+              <w:jc w:val="both"/>
               <w:rPr>
                 <w:rFonts w:ascii="Times New Roman" w:hAnsi="Times New Roman" w:cs="Times New Roman"/>
                 <w:sz w:val="24"/>
@@ -8831,6 +9986,7 @@
       <w:tr>
         <w:trPr>
           <w:trHeight w:val="398"/>
+          <w:jc w:val="center"/>
         </w:trPr>
         <w:tc>
           <w:tcPr>
@@ -8844,6 +10000,7 @@
           </w:tcPr>
           <w:p>
             <w:pPr>
+              <w:jc w:val="both"/>
               <w:rPr>
                 <w:rFonts w:ascii="Times New Roman" w:eastAsia="Times New Roman" w:hAnsi="Times New Roman" w:cs="Times New Roman"/>
                 <w:sz w:val="24"/>
@@ -8872,6 +10029,7 @@
           </w:tcPr>
           <w:p>
             <w:pPr>
+              <w:jc w:val="both"/>
               <w:rPr>
                 <w:rFonts w:ascii="Times New Roman" w:hAnsi="Times New Roman" w:cs="Times New Roman"/>
                 <w:sz w:val="24"/>
@@ -8900,6 +10058,7 @@
           </w:tcPr>
           <w:p>
             <w:pPr>
+              <w:jc w:val="both"/>
               <w:rPr>
                 <w:rFonts w:ascii="Times New Roman" w:hAnsi="Times New Roman" w:cs="Times New Roman"/>
                 <w:sz w:val="24"/>
@@ -8920,6 +10079,7 @@
       <w:tr>
         <w:trPr>
           <w:trHeight w:val="398"/>
+          <w:jc w:val="center"/>
         </w:trPr>
         <w:tc>
           <w:tcPr>
@@ -8933,6 +10093,7 @@
           </w:tcPr>
           <w:p>
             <w:pPr>
+              <w:jc w:val="both"/>
               <w:rPr>
                 <w:rFonts w:ascii="Times New Roman" w:eastAsia="Times New Roman" w:hAnsi="Times New Roman" w:cs="Times New Roman"/>
                 <w:sz w:val="24"/>
@@ -8961,6 +10122,7 @@
           </w:tcPr>
           <w:p>
             <w:pPr>
+              <w:jc w:val="both"/>
               <w:rPr>
                 <w:rFonts w:ascii="Times New Roman" w:hAnsi="Times New Roman" w:cs="Times New Roman"/>
                 <w:sz w:val="24"/>
@@ -8989,6 +10151,7 @@
           </w:tcPr>
           <w:p>
             <w:pPr>
+              <w:jc w:val="both"/>
               <w:rPr>
                 <w:rFonts w:ascii="Times New Roman" w:hAnsi="Times New Roman" w:cs="Times New Roman"/>
                 <w:sz w:val="24"/>
@@ -9009,6 +10172,7 @@
       <w:tr>
         <w:trPr>
           <w:trHeight w:val="398"/>
+          <w:jc w:val="center"/>
         </w:trPr>
         <w:tc>
           <w:tcPr>
@@ -9022,6 +10186,7 @@
           </w:tcPr>
           <w:p>
             <w:pPr>
+              <w:jc w:val="both"/>
               <w:rPr>
                 <w:rFonts w:ascii="Times New Roman" w:eastAsia="Times New Roman" w:hAnsi="Times New Roman" w:cs="Times New Roman"/>
                 <w:sz w:val="24"/>
@@ -9034,6 +10199,7 @@
                 <w:sz w:val="24"/>
                 <w:szCs w:val="24"/>
               </w:rPr>
+              <w:lastRenderedPageBreak/>
               <w:t>booking_changes</w:t>
             </w:r>
           </w:p>
@@ -9050,6 +10216,7 @@
           </w:tcPr>
           <w:p>
             <w:pPr>
+              <w:jc w:val="both"/>
               <w:rPr>
                 <w:rFonts w:ascii="Times New Roman" w:hAnsi="Times New Roman" w:cs="Times New Roman"/>
                 <w:sz w:val="24"/>
@@ -9078,6 +10245,7 @@
           </w:tcPr>
           <w:p>
             <w:pPr>
+              <w:jc w:val="both"/>
               <w:rPr>
                 <w:rFonts w:ascii="Times New Roman" w:hAnsi="Times New Roman" w:cs="Times New Roman"/>
                 <w:sz w:val="24"/>
@@ -9098,6 +10266,7 @@
       <w:tr>
         <w:trPr>
           <w:trHeight w:val="398"/>
+          <w:jc w:val="center"/>
         </w:trPr>
         <w:tc>
           <w:tcPr>
@@ -9111,6 +10280,7 @@
           </w:tcPr>
           <w:p>
             <w:pPr>
+              <w:jc w:val="both"/>
               <w:rPr>
                 <w:rFonts w:ascii="Times New Roman" w:hAnsi="Times New Roman" w:cs="Times New Roman"/>
                 <w:sz w:val="24"/>
@@ -9139,6 +10309,7 @@
           </w:tcPr>
           <w:p>
             <w:pPr>
+              <w:jc w:val="both"/>
               <w:rPr>
                 <w:rFonts w:ascii="Times New Roman" w:hAnsi="Times New Roman" w:cs="Times New Roman"/>
                 <w:sz w:val="24"/>
@@ -9151,15 +10322,7 @@
                 <w:sz w:val="24"/>
                 <w:szCs w:val="24"/>
               </w:rPr>
-              <w:t>Loại đặt cọ</w:t>
-            </w:r>
-            <w:r>
-              <w:rPr>
-                <w:rFonts w:ascii="Times New Roman" w:hAnsi="Times New Roman" w:cs="Times New Roman"/>
-                <w:sz w:val="24"/>
-                <w:szCs w:val="24"/>
-              </w:rPr>
-              <w:t>c</w:t>
+              <w:t>Loại đặt cọc</w:t>
             </w:r>
           </w:p>
         </w:tc>
@@ -9175,6 +10338,7 @@
           </w:tcPr>
           <w:p>
             <w:pPr>
+              <w:jc w:val="both"/>
               <w:rPr>
                 <w:rFonts w:ascii="Times New Roman" w:hAnsi="Times New Roman" w:cs="Times New Roman"/>
                 <w:sz w:val="24"/>
@@ -9195,6 +10359,7 @@
       <w:tr>
         <w:trPr>
           <w:trHeight w:val="398"/>
+          <w:jc w:val="center"/>
         </w:trPr>
         <w:tc>
           <w:tcPr>
@@ -9208,6 +10373,7 @@
           </w:tcPr>
           <w:p>
             <w:pPr>
+              <w:jc w:val="both"/>
               <w:rPr>
                 <w:rFonts w:ascii="Times New Roman" w:hAnsi="Times New Roman" w:cs="Times New Roman"/>
                 <w:sz w:val="24"/>
@@ -9236,6 +10402,7 @@
           </w:tcPr>
           <w:p>
             <w:pPr>
+              <w:jc w:val="both"/>
               <w:rPr>
                 <w:rFonts w:ascii="Times New Roman" w:hAnsi="Times New Roman" w:cs="Times New Roman"/>
                 <w:sz w:val="24"/>
@@ -9264,6 +10431,7 @@
           </w:tcPr>
           <w:p>
             <w:pPr>
+              <w:jc w:val="both"/>
               <w:rPr>
                 <w:rFonts w:ascii="Times New Roman" w:hAnsi="Times New Roman" w:cs="Times New Roman"/>
                 <w:sz w:val="24"/>
@@ -9284,6 +10452,7 @@
       <w:tr>
         <w:trPr>
           <w:trHeight w:val="398"/>
+          <w:jc w:val="center"/>
         </w:trPr>
         <w:tc>
           <w:tcPr>
@@ -9297,6 +10466,7 @@
           </w:tcPr>
           <w:p>
             <w:pPr>
+              <w:jc w:val="both"/>
               <w:rPr>
                 <w:rFonts w:ascii="Times New Roman" w:hAnsi="Times New Roman" w:cs="Times New Roman"/>
                 <w:sz w:val="24"/>
@@ -9325,6 +10495,7 @@
           </w:tcPr>
           <w:p>
             <w:pPr>
+              <w:jc w:val="both"/>
               <w:rPr>
                 <w:rFonts w:ascii="Times New Roman" w:hAnsi="Times New Roman" w:cs="Times New Roman"/>
                 <w:sz w:val="24"/>
@@ -9337,15 +10508,7 @@
                 <w:sz w:val="24"/>
                 <w:szCs w:val="24"/>
               </w:rPr>
-              <w:t>C</w:t>
-            </w:r>
-            <w:r>
-              <w:rPr>
-                <w:rFonts w:ascii="Times New Roman" w:hAnsi="Times New Roman" w:cs="Times New Roman"/>
-                <w:sz w:val="24"/>
-                <w:szCs w:val="24"/>
-              </w:rPr>
-              <w:t>ông ty trung gian đặt phòng</w:t>
+              <w:t>Công ty trung gian đặt phòng</w:t>
             </w:r>
           </w:p>
         </w:tc>
@@ -9361,6 +10524,7 @@
           </w:tcPr>
           <w:p>
             <w:pPr>
+              <w:jc w:val="both"/>
               <w:rPr>
                 <w:rFonts w:ascii="Times New Roman" w:hAnsi="Times New Roman" w:cs="Times New Roman"/>
                 <w:sz w:val="24"/>
@@ -9381,6 +10545,7 @@
       <w:tr>
         <w:trPr>
           <w:trHeight w:val="398"/>
+          <w:jc w:val="center"/>
         </w:trPr>
         <w:tc>
           <w:tcPr>
@@ -9394,6 +10559,7 @@
           </w:tcPr>
           <w:p>
             <w:pPr>
+              <w:jc w:val="both"/>
               <w:rPr>
                 <w:rFonts w:ascii="Times New Roman" w:eastAsia="Times New Roman" w:hAnsi="Times New Roman" w:cs="Times New Roman"/>
                 <w:sz w:val="24"/>
@@ -9422,6 +10588,7 @@
           </w:tcPr>
           <w:p>
             <w:pPr>
+              <w:jc w:val="both"/>
               <w:rPr>
                 <w:rFonts w:ascii="Times New Roman" w:hAnsi="Times New Roman" w:cs="Times New Roman"/>
                 <w:sz w:val="24"/>
@@ -9450,6 +10617,7 @@
           </w:tcPr>
           <w:p>
             <w:pPr>
+              <w:jc w:val="both"/>
               <w:rPr>
                 <w:rFonts w:ascii="Times New Roman" w:hAnsi="Times New Roman" w:cs="Times New Roman"/>
                 <w:sz w:val="24"/>
@@ -9470,6 +10638,7 @@
       <w:tr>
         <w:trPr>
           <w:trHeight w:val="398"/>
+          <w:jc w:val="center"/>
         </w:trPr>
         <w:tc>
           <w:tcPr>
@@ -9483,6 +10652,7 @@
           </w:tcPr>
           <w:p>
             <w:pPr>
+              <w:jc w:val="both"/>
               <w:rPr>
                 <w:rFonts w:ascii="Times New Roman" w:hAnsi="Times New Roman" w:cs="Times New Roman"/>
                 <w:sz w:val="24"/>
@@ -9511,6 +10681,7 @@
           </w:tcPr>
           <w:p>
             <w:pPr>
+              <w:jc w:val="both"/>
               <w:rPr>
                 <w:rFonts w:ascii="Times New Roman" w:hAnsi="Times New Roman" w:cs="Times New Roman"/>
                 <w:sz w:val="24"/>
@@ -9539,6 +10710,7 @@
           </w:tcPr>
           <w:p>
             <w:pPr>
+              <w:jc w:val="both"/>
               <w:rPr>
                 <w:rFonts w:ascii="Times New Roman" w:hAnsi="Times New Roman" w:cs="Times New Roman"/>
                 <w:sz w:val="24"/>
@@ -9559,6 +10731,7 @@
       <w:tr>
         <w:trPr>
           <w:trHeight w:val="398"/>
+          <w:jc w:val="center"/>
         </w:trPr>
         <w:tc>
           <w:tcPr>
@@ -9572,6 +10745,7 @@
           </w:tcPr>
           <w:p>
             <w:pPr>
+              <w:jc w:val="both"/>
               <w:rPr>
                 <w:rFonts w:ascii="Times New Roman" w:hAnsi="Times New Roman" w:cs="Times New Roman"/>
                 <w:sz w:val="24"/>
@@ -9600,6 +10774,7 @@
           </w:tcPr>
           <w:p>
             <w:pPr>
+              <w:jc w:val="both"/>
               <w:rPr>
                 <w:rFonts w:ascii="Times New Roman" w:hAnsi="Times New Roman" w:cs="Times New Roman"/>
                 <w:sz w:val="24"/>
@@ -9612,15 +10787,7 @@
                 <w:sz w:val="24"/>
                 <w:szCs w:val="24"/>
               </w:rPr>
-              <w:t>G</w:t>
-            </w:r>
-            <w:r>
-              <w:rPr>
-                <w:rFonts w:ascii="Times New Roman" w:hAnsi="Times New Roman" w:cs="Times New Roman"/>
-                <w:sz w:val="24"/>
-                <w:szCs w:val="24"/>
-              </w:rPr>
-              <w:t>iá phòng trung bình/đêm</w:t>
+              <w:t>Giá phòng trung bình/đêm</w:t>
             </w:r>
           </w:p>
         </w:tc>
@@ -9636,6 +10803,7 @@
           </w:tcPr>
           <w:p>
             <w:pPr>
+              <w:jc w:val="both"/>
               <w:rPr>
                 <w:rFonts w:ascii="Times New Roman" w:hAnsi="Times New Roman" w:cs="Times New Roman"/>
                 <w:sz w:val="24"/>
@@ -9656,6 +10824,7 @@
       <w:tr>
         <w:trPr>
           <w:trHeight w:val="398"/>
+          <w:jc w:val="center"/>
         </w:trPr>
         <w:tc>
           <w:tcPr>
@@ -9669,6 +10838,7 @@
           </w:tcPr>
           <w:p>
             <w:pPr>
+              <w:jc w:val="both"/>
               <w:rPr>
                 <w:rFonts w:ascii="Times New Roman" w:eastAsia="Times New Roman" w:hAnsi="Times New Roman" w:cs="Times New Roman"/>
                 <w:sz w:val="24"/>
@@ -9697,6 +10867,7 @@
           </w:tcPr>
           <w:p>
             <w:pPr>
+              <w:jc w:val="both"/>
               <w:rPr>
                 <w:rFonts w:ascii="Times New Roman" w:hAnsi="Times New Roman" w:cs="Times New Roman"/>
                 <w:sz w:val="24"/>
@@ -9725,6 +10896,7 @@
           </w:tcPr>
           <w:p>
             <w:pPr>
+              <w:jc w:val="both"/>
               <w:rPr>
                 <w:rFonts w:ascii="Times New Roman" w:hAnsi="Times New Roman" w:cs="Times New Roman"/>
                 <w:sz w:val="24"/>
@@ -9745,6 +10917,7 @@
       <w:tr>
         <w:trPr>
           <w:trHeight w:val="398"/>
+          <w:jc w:val="center"/>
         </w:trPr>
         <w:tc>
           <w:tcPr>
@@ -9758,6 +10931,7 @@
           </w:tcPr>
           <w:p>
             <w:pPr>
+              <w:jc w:val="both"/>
               <w:rPr>
                 <w:rFonts w:ascii="Times New Roman" w:eastAsia="Times New Roman" w:hAnsi="Times New Roman" w:cs="Times New Roman"/>
                 <w:sz w:val="24"/>
@@ -9786,6 +10960,7 @@
           </w:tcPr>
           <w:p>
             <w:pPr>
+              <w:jc w:val="both"/>
               <w:rPr>
                 <w:rFonts w:ascii="Times New Roman" w:hAnsi="Times New Roman" w:cs="Times New Roman"/>
                 <w:sz w:val="24"/>
@@ -9814,6 +10989,7 @@
           </w:tcPr>
           <w:p>
             <w:pPr>
+              <w:jc w:val="both"/>
               <w:rPr>
                 <w:rFonts w:ascii="Times New Roman" w:hAnsi="Times New Roman" w:cs="Times New Roman"/>
                 <w:sz w:val="24"/>
@@ -9834,6 +11010,7 @@
       <w:tr>
         <w:trPr>
           <w:trHeight w:val="398"/>
+          <w:jc w:val="center"/>
         </w:trPr>
         <w:tc>
           <w:tcPr>
@@ -9847,6 +11024,7 @@
           </w:tcPr>
           <w:p>
             <w:pPr>
+              <w:jc w:val="both"/>
               <w:rPr>
                 <w:rFonts w:ascii="Times New Roman" w:hAnsi="Times New Roman" w:cs="Times New Roman"/>
                 <w:sz w:val="24"/>
@@ -9859,7 +11037,6 @@
                 <w:sz w:val="24"/>
                 <w:szCs w:val="24"/>
               </w:rPr>
-              <w:lastRenderedPageBreak/>
               <w:t>reservation_status</w:t>
             </w:r>
           </w:p>
@@ -9876,6 +11053,7 @@
           </w:tcPr>
           <w:p>
             <w:pPr>
+              <w:jc w:val="both"/>
               <w:rPr>
                 <w:rFonts w:ascii="Times New Roman" w:hAnsi="Times New Roman" w:cs="Times New Roman"/>
                 <w:sz w:val="24"/>
@@ -9904,6 +11082,7 @@
           </w:tcPr>
           <w:p>
             <w:pPr>
+              <w:jc w:val="both"/>
               <w:rPr>
                 <w:rFonts w:ascii="Times New Roman" w:hAnsi="Times New Roman" w:cs="Times New Roman"/>
                 <w:sz w:val="24"/>
@@ -9924,6 +11103,7 @@
       <w:tr>
         <w:trPr>
           <w:trHeight w:val="398"/>
+          <w:jc w:val="center"/>
         </w:trPr>
         <w:tc>
           <w:tcPr>
@@ -9937,6 +11117,7 @@
           </w:tcPr>
           <w:p>
             <w:pPr>
+              <w:jc w:val="both"/>
               <w:rPr>
                 <w:rFonts w:ascii="Times New Roman" w:hAnsi="Times New Roman" w:cs="Times New Roman"/>
                 <w:sz w:val="24"/>
@@ -9965,6 +11146,7 @@
           </w:tcPr>
           <w:p>
             <w:pPr>
+              <w:jc w:val="both"/>
               <w:rPr>
                 <w:rFonts w:ascii="Times New Roman" w:hAnsi="Times New Roman" w:cs="Times New Roman"/>
                 <w:sz w:val="24"/>
@@ -9977,15 +11159,7 @@
                 <w:sz w:val="24"/>
                 <w:szCs w:val="24"/>
               </w:rPr>
-              <w:t>N</w:t>
-            </w:r>
-            <w:r>
-              <w:rPr>
-                <w:rFonts w:ascii="Times New Roman" w:hAnsi="Times New Roman" w:cs="Times New Roman"/>
-                <w:sz w:val="24"/>
-                <w:szCs w:val="24"/>
-              </w:rPr>
-              <w:t>gày cập nhật cuối của đơn</w:t>
+              <w:t>Ngày cập nhật cuối của đơn</w:t>
             </w:r>
           </w:p>
         </w:tc>
@@ -10001,6 +11175,7 @@
           </w:tcPr>
           <w:p>
             <w:pPr>
+              <w:jc w:val="both"/>
               <w:rPr>
                 <w:rFonts w:ascii="Times New Roman" w:hAnsi="Times New Roman" w:cs="Times New Roman"/>
                 <w:sz w:val="24"/>
@@ -10023,7 +11198,7 @@
       <w:pPr>
         <w:spacing w:after="475" w:line="336" w:lineRule="auto"/>
         <w:ind w:left="628" w:right="1060" w:hanging="5"/>
-        <w:jc w:val="center"/>
+        <w:jc w:val="both"/>
         <w:rPr>
           <w:rFonts w:ascii="Times New Roman" w:eastAsia="Times New Roman" w:hAnsi="Times New Roman" w:cs="Times New Roman"/>
           <w:i/>
@@ -10051,6 +11226,11 @@
       <w:pPr>
         <w:pStyle w:val="Heading2"/>
         <w:ind w:left="35" w:right="0"/>
+        <w:jc w:val="both"/>
+        <w:rPr>
+          <w:i/>
+          <w:sz w:val="24"/>
+        </w:rPr>
       </w:pPr>
       <w:bookmarkStart w:id="19" w:name="_Toc20844"/>
       <w:r>
@@ -10060,68 +11240,64 @@
     </w:p>
     <w:p>
       <w:pPr>
-        <w:spacing w:after="260"/>
-        <w:ind w:left="628" w:right="1060" w:hanging="5"/>
+        <w:spacing w:line="264" w:lineRule="auto"/>
+        <w:ind w:left="624" w:right="550"/>
         <w:jc w:val="both"/>
         <w:rPr>
-          <w:rFonts w:ascii="Times New Roman" w:eastAsia="Times New Roman" w:hAnsi="Times New Roman" w:cs="Times New Roman"/>
-          <w:i/>
-          <w:sz w:val="24"/>
-        </w:rPr>
-      </w:pPr>
-      <w:r>
-        <w:rPr>
-          <w:rFonts w:ascii="Times New Roman" w:eastAsia="Times New Roman" w:hAnsi="Times New Roman" w:cs="Times New Roman"/>
-          <w:i/>
-          <w:sz w:val="24"/>
-        </w:rPr>
-        <w:t>Gợi ý: mỗi biểu đồ phải có CHÚ THÍCH và NHẬN XÉT, không chỉ dán hình.</w:t>
+          <w:rFonts w:ascii="Times New Roman" w:hAnsi="Times New Roman" w:cs="Times New Roman"/>
+          <w:sz w:val="24"/>
+          <w:szCs w:val="24"/>
+        </w:rPr>
+      </w:pPr>
+      <w:r>
+        <w:rPr>
+          <w:rFonts w:ascii="Times New Roman" w:hAnsi="Times New Roman" w:cs="Times New Roman"/>
+          <w:sz w:val="24"/>
+          <w:szCs w:val="24"/>
+        </w:rPr>
+        <w:t>3.2.1 Phân bố biến mục tiêu và mất cân bằng lớp</w:t>
       </w:r>
     </w:p>
     <w:p>
       <w:pPr>
         <w:spacing w:after="103" w:line="265" w:lineRule="auto"/>
         <w:ind w:left="622" w:right="548"/>
-        <w:rPr>
-          <w:rFonts w:ascii="Times New Roman" w:hAnsi="Times New Roman" w:cs="Times New Roman"/>
-          <w:sz w:val="24"/>
-          <w:szCs w:val="24"/>
-        </w:rPr>
-      </w:pPr>
-      <w:r>
-        <w:rPr>
-          <w:rFonts w:ascii="Times New Roman" w:hAnsi="Times New Roman" w:cs="Times New Roman"/>
-          <w:sz w:val="24"/>
-          <w:szCs w:val="24"/>
-        </w:rPr>
-        <w:t>3.2.1 Phân bố biến mục tiêu và mất cân bằng lớp</w:t>
-      </w:r>
-    </w:p>
-    <w:p>
-      <w:pPr>
-        <w:spacing w:after="260"/>
-        <w:ind w:left="628" w:right="1060" w:hanging="5"/>
         <w:jc w:val="both"/>
+        <w:rPr>
+          <w:rFonts w:ascii="Times New Roman" w:hAnsi="Times New Roman" w:cs="Times New Roman"/>
+          <w:sz w:val="24"/>
+          <w:szCs w:val="24"/>
+        </w:rPr>
       </w:pPr>
       <w:r>
         <w:rPr>
           <w:noProof/>
         </w:rPr>
         <w:drawing>
-          <wp:inline distT="0" distB="0" distL="0" distR="0" wp14:anchorId="7C6C46E3" wp14:editId="4C48A611">
-            <wp:extent cx="5428800" cy="2217600"/>
-            <wp:effectExtent l="0" t="0" r="635" b="0"/>
-            <wp:docPr id="1" name="Picture 1"/>
-            <wp:cNvGraphicFramePr/>
+          <wp:inline distT="0" distB="0" distL="0" distR="0">
+            <wp:extent cx="5007600" cy="2012400"/>
+            <wp:effectExtent l="0" t="0" r="3175" b="6985"/>
+            <wp:docPr id="10" name="Picture 10"/>
+            <wp:cNvGraphicFramePr>
+              <a:graphicFrameLocks xmlns:a="http://schemas.openxmlformats.org/drawingml/2006/main" noChangeAspect="1"/>
+            </wp:cNvGraphicFramePr>
             <a:graphic xmlns:a="http://schemas.openxmlformats.org/drawingml/2006/main">
               <a:graphicData uri="http://schemas.openxmlformats.org/drawingml/2006/picture">
                 <pic:pic xmlns:pic="http://schemas.openxmlformats.org/drawingml/2006/picture">
                   <pic:nvPicPr>
-                    <pic:cNvPr id="1" name="Picture 1"/>
-                    <pic:cNvPicPr/>
+                    <pic:cNvPr id="0" name="Picture 10"/>
+                    <pic:cNvPicPr>
+                      <a:picLocks noChangeAspect="1" noChangeArrowheads="1"/>
+                    </pic:cNvPicPr>
                   </pic:nvPicPr>
                   <pic:blipFill>
-                    <a:blip r:embed="rId8"/>
+                    <a:blip r:embed="rId8" cstate="print">
+                      <a:extLst>
+                        <a:ext uri="{28A0092B-C50C-407E-A947-70E740481C1C}">
+                          <a14:useLocalDpi xmlns:a14="http://schemas.microsoft.com/office/drawing/2010/main" val="0"/>
+                        </a:ext>
+                      </a:extLst>
+                    </a:blip>
                     <a:srcRect/>
                     <a:stretch>
                       <a:fillRect/>
@@ -10130,11 +11306,15 @@
                   <pic:spPr bwMode="auto">
                     <a:xfrm>
                       <a:off x="0" y="0"/>
-                      <a:ext cx="5428800" cy="2217600"/>
+                      <a:ext cx="5007600" cy="2012400"/>
                     </a:xfrm>
                     <a:prstGeom prst="rect">
                       <a:avLst/>
                     </a:prstGeom>
+                    <a:noFill/>
+                    <a:ln>
+                      <a:noFill/>
+                    </a:ln>
                   </pic:spPr>
                 </pic:pic>
               </a:graphicData>
@@ -10162,165 +11342,101 @@
     </w:p>
     <w:p>
       <w:pPr>
+        <w:spacing w:after="103" w:line="264" w:lineRule="auto"/>
+        <w:ind w:left="624" w:right="550"/>
+        <w:jc w:val="both"/>
+      </w:pPr>
+      <w:r>
+        <w:rPr>
+          <w:rFonts w:ascii="Times New Roman" w:eastAsia="Times New Roman" w:hAnsi="Times New Roman" w:cs="Times New Roman"/>
+          <w:sz w:val="24"/>
+          <w:szCs w:val="24"/>
+        </w:rPr>
+        <w:t xml:space="preserve">- </w:t>
+      </w:r>
+      <w:r>
+        <w:rPr>
+          <w:rFonts w:ascii="Times New Roman" w:eastAsia="Times New Roman" w:hAnsi="Times New Roman" w:cs="Times New Roman"/>
+          <w:sz w:val="24"/>
+          <w:szCs w:val="24"/>
+        </w:rPr>
+        <w:t xml:space="preserve">Hình 3.1 cho thấy trong tổng số 119.390 đơn đặt phòng có 75.166 đơn không bị hủy (62,96%) và 44.224 đơn bị hủy (37,04%). Đây là mức mất cân bằng vừa phải, không quá nghiêm trọng nên vẫn có thể huấn luyện mô hình trực tiếp, nhưng cần cân nhắc sử dụng class_weight hoặc SMOTE khi cần tối ưu Recall/F1 cho lớp thiểu số (hủy phòng). Khi tách theo loại khách sạn, </w:t>
+      </w:r>
+      <w:r>
+        <w:rPr>
+          <w:rFonts w:ascii="Times New Roman" w:eastAsia="Times New Roman" w:hAnsi="Times New Roman" w:cs="Times New Roman"/>
+          <w:sz w:val="24"/>
+          <w:szCs w:val="24"/>
+        </w:rPr>
+        <w:lastRenderedPageBreak/>
+        <w:t>tỷ lệ hủy ở City Hotel cao hơn đáng kể so với Resort Hotel, cho thấy hotel là một đặc trưng có giá trị phân biệt tốt và cần được giữ lại trong mô hình.</w:t>
+      </w:r>
+    </w:p>
+    <w:p>
+      <w:pPr>
+        <w:pStyle w:val="ListParagraph"/>
+        <w:spacing w:before="160" w:line="264" w:lineRule="auto"/>
+        <w:ind w:left="624" w:right="550"/>
+        <w:jc w:val="both"/>
+        <w:rPr>
+          <w:rFonts w:ascii="Times New Roman" w:eastAsia="Times New Roman" w:hAnsi="Times New Roman" w:cs="Times New Roman"/>
+          <w:sz w:val="24"/>
+          <w:szCs w:val="24"/>
+        </w:rPr>
+      </w:pPr>
+      <w:r>
+        <w:rPr>
+          <w:rFonts w:ascii="Times New Roman" w:eastAsia="Times New Roman" w:hAnsi="Times New Roman" w:cs="Times New Roman"/>
+          <w:sz w:val="24"/>
+          <w:szCs w:val="24"/>
+        </w:rPr>
+        <w:t>3.2.2 Phân bố đặc trưng số và phát hiện ngoại lai</w:t>
+      </w:r>
+    </w:p>
+    <w:p>
+      <w:pPr>
+        <w:pStyle w:val="ListParagraph"/>
         <w:spacing w:after="103" w:line="265" w:lineRule="auto"/>
-        <w:ind w:left="622" w:right="548"/>
-        <w:rPr>
-          <w:rFonts w:ascii="Times New Roman" w:hAnsi="Times New Roman" w:cs="Times New Roman"/>
-          <w:sz w:val="24"/>
-          <w:szCs w:val="24"/>
-        </w:rPr>
-      </w:pPr>
-      <w:r>
+        <w:ind w:left="623" w:right="548"/>
+        <w:jc w:val="both"/>
         <w:rPr>
           <w:rFonts w:ascii="Times New Roman" w:eastAsia="Times New Roman" w:hAnsi="Times New Roman" w:cs="Times New Roman"/>
           <w:sz w:val="24"/>
           <w:szCs w:val="24"/>
         </w:rPr>
-        <w:t xml:space="preserve">- Hình 3.1 cho ta thấy trong tổng số </w:t>
-      </w:r>
-      <w:r>
-        <w:rPr>
-          <w:rFonts w:ascii="Times New Roman" w:hAnsi="Times New Roman" w:cs="Times New Roman"/>
-          <w:sz w:val="24"/>
-          <w:szCs w:val="24"/>
-        </w:rPr>
-        <w:t xml:space="preserve">119.390 đơn đặt phòng có 75.166 đơn không bị hủy </w:t>
-      </w:r>
-      <w:r>
-        <w:rPr>
-          <w:rFonts w:ascii="Times New Roman" w:hAnsi="Times New Roman" w:cs="Times New Roman"/>
-          <w:sz w:val="24"/>
-          <w:szCs w:val="24"/>
-        </w:rPr>
-        <w:t xml:space="preserve"> </w:t>
-      </w:r>
-      <w:r>
-        <w:rPr>
-          <w:rFonts w:ascii="Times New Roman" w:hAnsi="Times New Roman" w:cs="Times New Roman"/>
-          <w:sz w:val="24"/>
-          <w:szCs w:val="24"/>
-        </w:rPr>
-        <w:t>(62,96%) và 44.224 đơn bị hủy (37,04%).</w:t>
-      </w:r>
-      <w:r>
-        <w:rPr>
-          <w:rFonts w:ascii="Times New Roman" w:hAnsi="Times New Roman" w:cs="Times New Roman"/>
-          <w:sz w:val="24"/>
-          <w:szCs w:val="24"/>
-        </w:rPr>
-        <w:t xml:space="preserve"> Đây là sự mất cân bằng vừa phải</w:t>
-      </w:r>
-      <w:r>
-        <w:rPr>
-          <w:rFonts w:ascii="Times New Roman" w:hAnsi="Times New Roman" w:cs="Times New Roman"/>
-          <w:sz w:val="24"/>
-          <w:szCs w:val="24"/>
-        </w:rPr>
-        <w:t xml:space="preserve"> không quá</w:t>
-      </w:r>
-      <w:r>
-        <w:rPr>
-          <w:rFonts w:ascii="Times New Roman" w:hAnsi="Times New Roman" w:cs="Times New Roman"/>
-          <w:sz w:val="24"/>
-          <w:szCs w:val="24"/>
-        </w:rPr>
-        <w:t xml:space="preserve"> ngiêm trọng nên vẫn có thể huấn luyện mô hình</w:t>
-      </w:r>
-      <w:r>
-        <w:rPr>
-          <w:rFonts w:ascii="Times New Roman" w:hAnsi="Times New Roman" w:cs="Times New Roman"/>
-          <w:sz w:val="24"/>
-          <w:szCs w:val="24"/>
-        </w:rPr>
-        <w:t xml:space="preserve"> nhưng cần</w:t>
-      </w:r>
-      <w:r>
-        <w:rPr>
-          <w:rFonts w:ascii="Times New Roman" w:hAnsi="Times New Roman" w:cs="Times New Roman"/>
-          <w:sz w:val="24"/>
-          <w:szCs w:val="24"/>
-        </w:rPr>
-        <w:t xml:space="preserve"> cân nhắc class_weight khi cần tối ưu Recall/F1 cho lớp thiểu số.</w:t>
-      </w:r>
-      <w:r>
-        <w:rPr>
-          <w:rFonts w:ascii="Times New Roman" w:hAnsi="Times New Roman" w:cs="Times New Roman"/>
-          <w:sz w:val="24"/>
-          <w:szCs w:val="24"/>
-        </w:rPr>
-        <w:t xml:space="preserve"> Lưu ý tỷ lệ </w:t>
-      </w:r>
-      <w:r>
-        <w:rPr>
-          <w:rFonts w:ascii="Times New Roman" w:hAnsi="Times New Roman" w:cs="Times New Roman"/>
-          <w:sz w:val="24"/>
-          <w:szCs w:val="24"/>
-        </w:rPr>
-        <w:t xml:space="preserve">City Hotel cao hơn so với Resort Hotel, </w:t>
-      </w:r>
-      <w:r>
-        <w:rPr>
-          <w:rFonts w:ascii="Times New Roman" w:hAnsi="Times New Roman" w:cs="Times New Roman"/>
-          <w:sz w:val="24"/>
-          <w:szCs w:val="24"/>
-        </w:rPr>
-        <w:t xml:space="preserve">cần </w:t>
-      </w:r>
-      <w:r>
-        <w:rPr>
-          <w:rFonts w:ascii="Times New Roman" w:hAnsi="Times New Roman" w:cs="Times New Roman"/>
-          <w:sz w:val="24"/>
-          <w:szCs w:val="24"/>
-        </w:rPr>
-        <w:t>gợi ý loại khách sạn là một đặc trưng có giá trị phân biệt.</w:t>
-      </w:r>
-      <w:bookmarkStart w:id="20" w:name="_GoBack"/>
-      <w:bookmarkEnd w:id="20"/>
-    </w:p>
-    <w:p>
-      <w:pPr>
-        <w:spacing w:after="103" w:line="265" w:lineRule="auto"/>
-        <w:ind w:left="622" w:right="548"/>
-        <w:rPr>
-          <w:rFonts w:ascii="Times New Roman" w:hAnsi="Times New Roman" w:cs="Times New Roman"/>
-          <w:sz w:val="24"/>
-          <w:szCs w:val="24"/>
-        </w:rPr>
-      </w:pPr>
-      <w:r>
-        <w:rPr>
-          <w:rFonts w:ascii="Times New Roman" w:hAnsi="Times New Roman" w:cs="Times New Roman"/>
-          <w:sz w:val="24"/>
-          <w:szCs w:val="24"/>
-        </w:rPr>
-        <w:t>3.2.2 Phân bố đặc trưng số và phát hiện ngoại lai</w:t>
-      </w:r>
-    </w:p>
-    <w:p>
-      <w:pPr>
-        <w:spacing w:after="103" w:line="265" w:lineRule="auto"/>
-        <w:ind w:left="622" w:right="548"/>
-      </w:pPr>
-      <w:r>
-        <w:rPr>
+      </w:pPr>
+      <w:r>
+        <w:rPr>
+          <w:rFonts w:ascii="Times New Roman" w:eastAsia="Times New Roman" w:hAnsi="Times New Roman" w:cs="Times New Roman"/>
           <w:noProof/>
-        </w:rPr>
-        <w:lastRenderedPageBreak/>
+          <w:sz w:val="24"/>
+          <w:szCs w:val="24"/>
+        </w:rPr>
         <w:drawing>
-          <wp:inline distT="0" distB="0" distL="0" distR="0" wp14:anchorId="0A604882" wp14:editId="1844A70F">
-            <wp:extent cx="5832000" cy="2217600"/>
-            <wp:effectExtent l="0" t="0" r="0" b="0"/>
-            <wp:docPr id="2" name="Picture 2"/>
-            <wp:cNvGraphicFramePr/>
+          <wp:inline distT="0" distB="0" distL="0" distR="0">
+            <wp:extent cx="5007600" cy="2012400"/>
+            <wp:effectExtent l="0" t="0" r="3175" b="6985"/>
+            <wp:docPr id="12" name="Picture 12"/>
+            <wp:cNvGraphicFramePr>
+              <a:graphicFrameLocks xmlns:a="http://schemas.openxmlformats.org/drawingml/2006/main" noChangeAspect="1"/>
+            </wp:cNvGraphicFramePr>
             <a:graphic xmlns:a="http://schemas.openxmlformats.org/drawingml/2006/main">
               <a:graphicData uri="http://schemas.openxmlformats.org/drawingml/2006/picture">
                 <pic:pic xmlns:pic="http://schemas.openxmlformats.org/drawingml/2006/picture">
                   <pic:nvPicPr>
-                    <pic:cNvPr id="2" name="Picture 2"/>
-                    <pic:cNvPicPr/>
+                    <pic:cNvPr id="0" name="Picture 12"/>
+                    <pic:cNvPicPr>
+                      <a:picLocks noChangeAspect="1" noChangeArrowheads="1"/>
+                    </pic:cNvPicPr>
                   </pic:nvPicPr>
                   <pic:blipFill>
-                    <a:blip r:embed="rId9"/>
+                    <a:blip r:embed="rId9" cstate="print">
+                      <a:extLst>
+                        <a:ext uri="{28A0092B-C50C-407E-A947-70E740481C1C}">
+                          <a14:useLocalDpi xmlns:a14="http://schemas.microsoft.com/office/drawing/2010/main" val="0"/>
+                        </a:ext>
+                      </a:extLst>
+                    </a:blip>
                     <a:srcRect/>
                     <a:stretch>
                       <a:fillRect/>
@@ -10329,11 +11445,15 @@
                   <pic:spPr bwMode="auto">
                     <a:xfrm>
                       <a:off x="0" y="0"/>
-                      <a:ext cx="5832000" cy="2217600"/>
+                      <a:ext cx="5007600" cy="2012400"/>
                     </a:xfrm>
                     <a:prstGeom prst="rect">
                       <a:avLst/>
                     </a:prstGeom>
+                    <a:noFill/>
+                    <a:ln>
+                      <a:noFill/>
+                    </a:ln>
                   </pic:spPr>
                 </pic:pic>
               </a:graphicData>
@@ -10347,8 +11467,6 @@
         <w:spacing w:after="260"/>
         <w:ind w:left="628" w:right="1060" w:hanging="5"/>
         <w:jc w:val="center"/>
-      </w:pPr>
-      <w:r>
         <w:rPr>
           <w:rFonts w:ascii="Times New Roman" w:hAnsi="Times New Roman" w:cs="Times New Roman"/>
           <w:i/>
@@ -10356,32 +11474,71 @@
           <w:sz w:val="24"/>
           <w:szCs w:val="24"/>
         </w:rPr>
-        <w:t>Hình 3.2. Phân bố lead_time</w:t>
-      </w:r>
-    </w:p>
-    <w:p>
-      <w:pPr>
-        <w:numPr>
-          <w:ilvl w:val="0"/>
-          <w:numId w:val="4"/>
-        </w:numPr>
-        <w:spacing w:after="103" w:line="265" w:lineRule="auto"/>
-        <w:ind w:left="622" w:right="548" w:hanging="203"/>
-      </w:pPr>
-      <w:r>
+      </w:pPr>
+      <w:r>
+        <w:rPr>
+          <w:rFonts w:ascii="Times New Roman" w:hAnsi="Times New Roman" w:cs="Times New Roman"/>
+          <w:i/>
+          <w:iCs/>
+          <w:sz w:val="24"/>
+          <w:szCs w:val="24"/>
+        </w:rPr>
+        <w:t>Hình 3.2. Phân bố và biểu đồ hộp của lead_time</w:t>
+      </w:r>
+    </w:p>
+    <w:p>
+      <w:pPr>
+        <w:pStyle w:val="ListParagraph"/>
+        <w:spacing w:afterLines="160" w:after="384" w:line="264" w:lineRule="auto"/>
+        <w:ind w:left="624" w:right="550"/>
+        <w:jc w:val="both"/>
         <w:rPr>
           <w:rFonts w:ascii="Times New Roman" w:eastAsia="Times New Roman" w:hAnsi="Times New Roman" w:cs="Times New Roman"/>
-          <w:b/>
-          <w:sz w:val="24"/>
-        </w:rPr>
-        <w:t xml:space="preserve">Hình 3.2. </w:t>
-      </w:r>
-      <w:r>
-        <w:rPr>
-          <w:rFonts w:ascii="Courier New" w:eastAsia="Courier New" w:hAnsi="Courier New" w:cs="Courier New"/>
-          <w:sz w:val="25"/>
-        </w:rPr>
-        <w:t>[Phân bố/biểu đồ hộp các đặc trưng số — phát hiện ngoại lai]</w:t>
+          <w:sz w:val="24"/>
+          <w:szCs w:val="24"/>
+        </w:rPr>
+      </w:pPr>
+      <w:r>
+        <w:rPr>
+          <w:rFonts w:ascii="Times New Roman" w:eastAsia="Times New Roman" w:hAnsi="Times New Roman" w:cs="Times New Roman"/>
+          <w:sz w:val="24"/>
+          <w:szCs w:val="24"/>
+        </w:rPr>
+        <w:t>- Hình 3.2 cho thấy lead_time có phân bố lệch phải mạnh (right-skewed): phần lớn đơn đặt phòng có thời gian đặt trước dưới 150 ngày, tuy nhiên tồn tại một số ít đơn có lead_time lên đến trên 600–700 ngày, được xem là ngoại lai (outlier) theo tiêu chí IQR. Quan sát ban đầu cho thấy các đơn có lead_time lớn có xu hướng tỷ lệ hủy cao hơn rõ rệt so với các đơn đặt sát ngày nhận phòng, gợi ý đây là một đặc trưng dự đoán quan trọng. Đặc trưng adr (giá phòng trung bình/đêm) cũng có một vài giá trị bất thường (bao gồm cả giá trị âm và giá trị cực lớn bất hợp lý so với phần còn lại của phân bố), cần được xử lý ở bước tiền xử lý (Chương 4).</w:t>
+      </w:r>
+    </w:p>
+    <w:p>
+      <w:pPr>
+        <w:pStyle w:val="ListParagraph"/>
+        <w:spacing w:afterLines="160" w:after="384" w:line="264" w:lineRule="auto"/>
+        <w:ind w:left="624" w:right="550"/>
+        <w:jc w:val="both"/>
+        <w:rPr>
+          <w:rFonts w:ascii="Times New Roman" w:eastAsia="Times New Roman" w:hAnsi="Times New Roman" w:cs="Times New Roman"/>
+          <w:sz w:val="24"/>
+          <w:szCs w:val="24"/>
+        </w:rPr>
+      </w:pPr>
+    </w:p>
+    <w:p>
+      <w:pPr>
+        <w:pStyle w:val="ListParagraph"/>
+        <w:spacing w:afterLines="160" w:after="384" w:line="265" w:lineRule="auto"/>
+        <w:ind w:left="623" w:right="548"/>
+        <w:jc w:val="both"/>
+        <w:rPr>
+          <w:rFonts w:ascii="Times New Roman" w:eastAsia="Times New Roman" w:hAnsi="Times New Roman" w:cs="Times New Roman"/>
+          <w:sz w:val="24"/>
+          <w:szCs w:val="24"/>
+        </w:rPr>
+      </w:pPr>
+      <w:r>
+        <w:rPr>
+          <w:rFonts w:ascii="Times New Roman" w:eastAsia="Times New Roman" w:hAnsi="Times New Roman" w:cs="Times New Roman"/>
+          <w:sz w:val="24"/>
+          <w:szCs w:val="24"/>
+        </w:rPr>
+        <w:t>3.2.3 Ma trận tương quan giữa các đặc trưng số</w:t>
       </w:r>
     </w:p>
     <w:p>
@@ -10389,67 +11546,46 @@
         <w:pStyle w:val="ListParagraph"/>
         <w:spacing w:after="103" w:line="265" w:lineRule="auto"/>
         <w:ind w:left="623" w:right="548"/>
-        <w:rPr>
-          <w:rFonts w:ascii="Times New Roman" w:hAnsi="Times New Roman" w:cs="Times New Roman"/>
-          <w:sz w:val="24"/>
-          <w:szCs w:val="24"/>
-        </w:rPr>
-      </w:pPr>
-      <w:r>
-        <w:rPr>
-          <w:rFonts w:ascii="Times New Roman" w:eastAsia="Times New Roman" w:hAnsi="Times New Roman" w:cs="Times New Roman"/>
-          <w:sz w:val="24"/>
-          <w:szCs w:val="24"/>
-        </w:rPr>
-        <w:t>- Hình 3.</w:t>
-      </w:r>
-      <w:r>
-        <w:rPr>
-          <w:rFonts w:ascii="Times New Roman" w:eastAsia="Times New Roman" w:hAnsi="Times New Roman" w:cs="Times New Roman"/>
-          <w:sz w:val="24"/>
-          <w:szCs w:val="24"/>
-        </w:rPr>
-        <w:t>2</w:t>
-      </w:r>
-      <w:r>
-        <w:rPr>
-          <w:rFonts w:ascii="Times New Roman" w:eastAsia="Times New Roman" w:hAnsi="Times New Roman" w:cs="Times New Roman"/>
-          <w:sz w:val="24"/>
-          <w:szCs w:val="24"/>
-        </w:rPr>
-        <w:t xml:space="preserve"> cho ta thấy </w:t>
-      </w:r>
-    </w:p>
-    <w:p>
-      <w:pPr>
-        <w:spacing w:after="103" w:line="265" w:lineRule="auto"/>
-        <w:ind w:left="622" w:right="548"/>
-      </w:pPr>
-    </w:p>
-    <w:p>
-      <w:pPr>
-        <w:spacing w:after="103" w:line="265" w:lineRule="auto"/>
-        <w:ind w:left="622" w:right="548"/>
-      </w:pPr>
-      <w:r>
-        <w:rPr>
+        <w:jc w:val="both"/>
+        <w:rPr>
+          <w:rFonts w:ascii="Times New Roman" w:hAnsi="Times New Roman" w:cs="Times New Roman"/>
+          <w:sz w:val="24"/>
+          <w:szCs w:val="24"/>
+        </w:rPr>
+      </w:pPr>
+      <w:r>
+        <w:rPr>
+          <w:rFonts w:ascii="Times New Roman" w:hAnsi="Times New Roman" w:cs="Times New Roman"/>
           <w:noProof/>
-        </w:rPr>
+          <w:sz w:val="24"/>
+          <w:szCs w:val="24"/>
+        </w:rPr>
+        <w:lastRenderedPageBreak/>
         <w:drawing>
-          <wp:inline distT="0" distB="0" distL="0" distR="0" wp14:anchorId="50306359" wp14:editId="429B3FFC">
-            <wp:extent cx="5209200" cy="4665600"/>
-            <wp:effectExtent l="0" t="0" r="0" b="1905"/>
-            <wp:docPr id="3" name="Picture 3"/>
-            <wp:cNvGraphicFramePr/>
+          <wp:inline distT="0" distB="0" distL="0" distR="0">
+            <wp:extent cx="5907600" cy="4496400"/>
+            <wp:effectExtent l="0" t="0" r="0" b="0"/>
+            <wp:docPr id="13" name="Picture 13"/>
+            <wp:cNvGraphicFramePr>
+              <a:graphicFrameLocks xmlns:a="http://schemas.openxmlformats.org/drawingml/2006/main" noChangeAspect="1"/>
+            </wp:cNvGraphicFramePr>
             <a:graphic xmlns:a="http://schemas.openxmlformats.org/drawingml/2006/main">
               <a:graphicData uri="http://schemas.openxmlformats.org/drawingml/2006/picture">
                 <pic:pic xmlns:pic="http://schemas.openxmlformats.org/drawingml/2006/picture">
                   <pic:nvPicPr>
-                    <pic:cNvPr id="3" name="Picture 3"/>
-                    <pic:cNvPicPr/>
+                    <pic:cNvPr id="0" name="Picture 13"/>
+                    <pic:cNvPicPr>
+                      <a:picLocks noChangeAspect="1" noChangeArrowheads="1"/>
+                    </pic:cNvPicPr>
                   </pic:nvPicPr>
                   <pic:blipFill>
-                    <a:blip r:embed="rId10"/>
+                    <a:blip r:embed="rId10" cstate="print">
+                      <a:extLst>
+                        <a:ext uri="{28A0092B-C50C-407E-A947-70E740481C1C}">
+                          <a14:useLocalDpi xmlns:a14="http://schemas.microsoft.com/office/drawing/2010/main" val="0"/>
+                        </a:ext>
+                      </a:extLst>
+                    </a:blip>
                     <a:srcRect/>
                     <a:stretch>
                       <a:fillRect/>
@@ -10458,11 +11594,15 @@
                   <pic:spPr bwMode="auto">
                     <a:xfrm>
                       <a:off x="0" y="0"/>
-                      <a:ext cx="5209200" cy="4665600"/>
+                      <a:ext cx="5907600" cy="4496400"/>
                     </a:xfrm>
                     <a:prstGeom prst="rect">
                       <a:avLst/>
                     </a:prstGeom>
+                    <a:noFill/>
+                    <a:ln>
+                      <a:noFill/>
+                    </a:ln>
                   </pic:spPr>
                 </pic:pic>
               </a:graphicData>
@@ -10473,54 +11613,114 @@
     </w:p>
     <w:p>
       <w:pPr>
-        <w:numPr>
-          <w:ilvl w:val="0"/>
-          <w:numId w:val="4"/>
-        </w:numPr>
-        <w:spacing w:after="103" w:line="265" w:lineRule="auto"/>
-        <w:ind w:left="622" w:right="548" w:hanging="203"/>
-      </w:pPr>
-      <w:r>
-        <w:rPr>
-          <w:rFonts w:ascii="Times New Roman" w:eastAsia="Times New Roman" w:hAnsi="Times New Roman" w:cs="Times New Roman"/>
-          <w:b/>
-          <w:sz w:val="24"/>
-        </w:rPr>
-        <w:lastRenderedPageBreak/>
-        <w:t xml:space="preserve">Hình 3.3. </w:t>
-      </w:r>
-      <w:r>
-        <w:rPr>
-          <w:rFonts w:ascii="Courier New" w:eastAsia="Courier New" w:hAnsi="Courier New" w:cs="Courier New"/>
-          <w:sz w:val="25"/>
-        </w:rPr>
-        <w:t>[Ma trận tương quan (heatmap)]</w:t>
+        <w:spacing w:after="260"/>
+        <w:ind w:left="628" w:right="1060" w:hanging="5"/>
+        <w:jc w:val="center"/>
+      </w:pPr>
+      <w:r>
+        <w:rPr>
+          <w:rFonts w:ascii="Times New Roman" w:hAnsi="Times New Roman" w:cs="Times New Roman"/>
+          <w:i/>
+          <w:iCs/>
+          <w:sz w:val="24"/>
+          <w:szCs w:val="24"/>
+        </w:rPr>
+        <w:t>Hình 3.3. Ma trận tương quan giữa các đặc trưng số</w:t>
       </w:r>
     </w:p>
     <w:p>
       <w:pPr>
         <w:spacing w:after="103" w:line="265" w:lineRule="auto"/>
         <w:ind w:left="622" w:right="548"/>
-      </w:pPr>
-      <w:r>
-        <w:rPr>
+        <w:jc w:val="both"/>
+        <w:rPr>
+          <w:rFonts w:ascii="Times New Roman" w:hAnsi="Times New Roman" w:cs="Times New Roman"/>
+          <w:sz w:val="24"/>
+          <w:szCs w:val="24"/>
+        </w:rPr>
+      </w:pPr>
+      <w:r>
+        <w:rPr>
+          <w:rFonts w:ascii="Times New Roman" w:hAnsi="Times New Roman" w:cs="Times New Roman"/>
+          <w:sz w:val="24"/>
+          <w:szCs w:val="24"/>
+        </w:rPr>
+        <w:t xml:space="preserve">- </w:t>
+      </w:r>
+      <w:r>
+        <w:rPr>
+          <w:rFonts w:ascii="Times New Roman" w:hAnsi="Times New Roman" w:cs="Times New Roman"/>
+          <w:sz w:val="24"/>
+          <w:szCs w:val="24"/>
+        </w:rPr>
+        <w:t>Hình 3.3 cho thấy phần lớn các đặc trưng số có tương quan tuyến tính yếu với nhau, ngoại trừ một vài cặp có tương quan trung bình như previous_cancellations và is_canceled (dương), hoặc total_of_special_requests và is_canceled (âm — khách có nhiều yêu cầu đặc biệt thường ít hủy phòng hơn, có thể do mức độ cam kết với kỳ nghỉ cao hơn). Không phát hiện cặp đặc trưng nào có tương quan cực cao (&gt;0.9) gây lo ngại về đa cộng tuyến nghiêm trọng đối với mô hình tuyến tính.</w:t>
+      </w:r>
+    </w:p>
+    <w:p>
+      <w:pPr>
+        <w:spacing w:before="160" w:line="264" w:lineRule="auto"/>
+        <w:ind w:left="624" w:right="550"/>
+        <w:jc w:val="both"/>
+        <w:rPr>
+          <w:rFonts w:ascii="Times New Roman" w:hAnsi="Times New Roman" w:cs="Times New Roman"/>
+          <w:sz w:val="24"/>
+          <w:szCs w:val="24"/>
+        </w:rPr>
+      </w:pPr>
+      <w:r>
+        <w:rPr>
+          <w:rFonts w:ascii="Times New Roman" w:hAnsi="Times New Roman" w:cs="Times New Roman"/>
+          <w:sz w:val="24"/>
+          <w:szCs w:val="24"/>
+        </w:rPr>
+        <w:t>3.2.4 Tỷ lệ hủy theo mùa vụ và theo kênh đặt phòng</w:t>
+      </w:r>
+    </w:p>
+    <w:p>
+      <w:pPr>
+        <w:pStyle w:val="ListParagraph"/>
+        <w:spacing w:after="103" w:line="265" w:lineRule="auto"/>
+        <w:ind w:left="623" w:right="548"/>
+        <w:jc w:val="both"/>
+        <w:rPr>
+          <w:rFonts w:ascii="Times New Roman" w:hAnsi="Times New Roman" w:cs="Times New Roman"/>
+          <w:sz w:val="24"/>
+          <w:szCs w:val="24"/>
+        </w:rPr>
+      </w:pPr>
+      <w:r>
+        <w:rPr>
+          <w:rFonts w:ascii="Times New Roman" w:hAnsi="Times New Roman" w:cs="Times New Roman"/>
           <w:noProof/>
-        </w:rPr>
+          <w:sz w:val="24"/>
+          <w:szCs w:val="24"/>
+        </w:rPr>
+        <w:lastRenderedPageBreak/>
         <w:drawing>
-          <wp:inline distT="0" distB="0" distL="0" distR="0" wp14:anchorId="274A3459" wp14:editId="552D3466">
-            <wp:extent cx="5922000" cy="2221200"/>
-            <wp:effectExtent l="0" t="0" r="3175" b="8255"/>
-            <wp:docPr id="4" name="Picture 4"/>
-            <wp:cNvGraphicFramePr/>
+          <wp:inline distT="0" distB="0" distL="0" distR="0">
+            <wp:extent cx="5421600" cy="1994400"/>
+            <wp:effectExtent l="0" t="0" r="8255" b="6350"/>
+            <wp:docPr id="14" name="Picture 14"/>
+            <wp:cNvGraphicFramePr>
+              <a:graphicFrameLocks xmlns:a="http://schemas.openxmlformats.org/drawingml/2006/main" noChangeAspect="1"/>
+            </wp:cNvGraphicFramePr>
             <a:graphic xmlns:a="http://schemas.openxmlformats.org/drawingml/2006/main">
               <a:graphicData uri="http://schemas.openxmlformats.org/drawingml/2006/picture">
                 <pic:pic xmlns:pic="http://schemas.openxmlformats.org/drawingml/2006/picture">
                   <pic:nvPicPr>
-                    <pic:cNvPr id="4" name="Picture 4"/>
-                    <pic:cNvPicPr/>
+                    <pic:cNvPr id="0" name="Picture 14"/>
+                    <pic:cNvPicPr>
+                      <a:picLocks noChangeAspect="1" noChangeArrowheads="1"/>
+                    </pic:cNvPicPr>
                   </pic:nvPicPr>
                   <pic:blipFill>
-                    <a:blip r:embed="rId11"/>
+                    <a:blip r:embed="rId11" cstate="print">
+                      <a:extLst>
+                        <a:ext uri="{28A0092B-C50C-407E-A947-70E740481C1C}">
+                          <a14:useLocalDpi xmlns:a14="http://schemas.microsoft.com/office/drawing/2010/main" val="0"/>
+                        </a:ext>
+                      </a:extLst>
+                    </a:blip>
                     <a:srcRect/>
                     <a:stretch>
                       <a:fillRect/>
@@ -10529,11 +11729,15 @@
                   <pic:spPr bwMode="auto">
                     <a:xfrm>
                       <a:off x="0" y="0"/>
-                      <a:ext cx="5922000" cy="2221200"/>
+                      <a:ext cx="5421600" cy="1994400"/>
                     </a:xfrm>
                     <a:prstGeom prst="rect">
                       <a:avLst/>
                     </a:prstGeom>
+                    <a:noFill/>
+                    <a:ln>
+                      <a:noFill/>
+                    </a:ln>
                   </pic:spPr>
                 </pic:pic>
               </a:graphicData>
@@ -10544,27 +11748,52 @@
     </w:p>
     <w:p>
       <w:pPr>
-        <w:numPr>
-          <w:ilvl w:val="0"/>
-          <w:numId w:val="4"/>
-        </w:numPr>
-        <w:spacing w:after="541" w:line="265" w:lineRule="auto"/>
-        <w:ind w:left="622" w:right="548" w:hanging="203"/>
-      </w:pPr>
-      <w:r>
-        <w:rPr>
-          <w:rFonts w:ascii="Times New Roman" w:eastAsia="Times New Roman" w:hAnsi="Times New Roman" w:cs="Times New Roman"/>
-          <w:b/>
-          <w:sz w:val="24"/>
-        </w:rPr>
-        <w:t xml:space="preserve">Hình 3.4. </w:t>
-      </w:r>
-      <w:r>
-        <w:rPr>
-          <w:rFonts w:ascii="Courier New" w:eastAsia="Courier New" w:hAnsi="Courier New" w:cs="Courier New"/>
-          <w:sz w:val="25"/>
-        </w:rPr>
-        <w:t>[Quan hệ đặc trưng quan trọng với nhãn]</w:t>
+        <w:spacing w:after="260"/>
+        <w:ind w:left="628" w:right="1060" w:hanging="5"/>
+        <w:jc w:val="center"/>
+      </w:pPr>
+      <w:r>
+        <w:rPr>
+          <w:rFonts w:ascii="Times New Roman" w:hAnsi="Times New Roman" w:cs="Times New Roman"/>
+          <w:i/>
+          <w:iCs/>
+          <w:sz w:val="24"/>
+          <w:szCs w:val="24"/>
+        </w:rPr>
+        <w:t>Hình 3.4. Tỷ lệ hủy phòng theo deposit_type và market_segment</w:t>
+      </w:r>
+    </w:p>
+    <w:p>
+      <w:pPr>
+        <w:spacing w:after="103" w:line="265" w:lineRule="auto"/>
+        <w:ind w:left="622" w:right="548"/>
+        <w:jc w:val="both"/>
+      </w:pPr>
+      <w:r>
+        <w:rPr>
+          <w:rFonts w:ascii="Times New Roman" w:hAnsi="Times New Roman" w:cs="Times New Roman"/>
+          <w:sz w:val="24"/>
+          <w:szCs w:val="24"/>
+        </w:rPr>
+        <w:t xml:space="preserve">- </w:t>
+      </w:r>
+      <w:r>
+        <w:rPr>
+          <w:rFonts w:ascii="Times New Roman" w:hAnsi="Times New Roman" w:cs="Times New Roman"/>
+          <w:sz w:val="24"/>
+          <w:szCs w:val="24"/>
+        </w:rPr>
+        <w:t>Hình 3.4 cho thấy một phát hiện đáng chú ý: n</w:t>
+      </w:r>
+      <w:bookmarkStart w:id="20" w:name="_GoBack"/>
+      <w:bookmarkEnd w:id="20"/>
+      <w:r>
+        <w:rPr>
+          <w:rFonts w:ascii="Times New Roman" w:hAnsi="Times New Roman" w:cs="Times New Roman"/>
+          <w:sz w:val="24"/>
+          <w:szCs w:val="24"/>
+        </w:rPr>
+        <w:t>hóm đơn có deposit_type = "Non Refund" (đặt cọc không hoàn lại) lại có tỷ lệ hủy CAO hơn hẳn so với nhóm "No Deposit", trái ngược với trực giác thông thường — đây là dấu hiệu cho thấy có thể tồn tại một nhóm đại lý/kênh phân phối cụ thể sử dụng hình thức đặt cọc không hoàn lại nhưng vẫn hủy với tỷ lệ cao (có thể do gian lận hoặc đặt phòng thử nghiệm), cần được lưu ý khi phân tích lỗi ở Chương 6. Bên cạnh đó, phân khúc market_segment = "Groups" có tỷ lệ hủy cao hơn đáng kể so với "Direct" hoặc "Corporate", phản ánh đặc thù đặt phòng theo nhóm/đoàn thường có tính linh hoạt và dễ thay đổi kế hoạch hơn khách đặt trực tiếp.</w:t>
       </w:r>
     </w:p>
     <w:p>
@@ -10580,17 +11809,191 @@
     </w:p>
     <w:p>
       <w:pPr>
-        <w:spacing w:after="558" w:line="336" w:lineRule="auto"/>
-        <w:ind w:left="628" w:right="1060" w:hanging="5"/>
         <w:jc w:val="both"/>
-      </w:pPr>
-      <w:r>
-        <w:rPr>
-          <w:rFonts w:ascii="Times New Roman" w:eastAsia="Times New Roman" w:hAnsi="Times New Roman" w:cs="Times New Roman"/>
-          <w:i/>
-          <w:sz w:val="24"/>
-        </w:rPr>
-        <w:t>Gợi ý: mất cân bằng? thiếu dữ liệu? đặc trưng nào hứa hẹn? ảnh hưởng tới bước tiền xử lý ra sao.</w:t>
+        <w:rPr>
+          <w:rFonts w:ascii="Times New Roman" w:hAnsi="Times New Roman" w:cs="Times New Roman"/>
+          <w:sz w:val="24"/>
+          <w:szCs w:val="24"/>
+        </w:rPr>
+      </w:pPr>
+      <w:r>
+        <w:rPr>
+          <w:rFonts w:ascii="Times New Roman" w:hAnsi="Times New Roman" w:cs="Times New Roman"/>
+          <w:sz w:val="24"/>
+          <w:szCs w:val="24"/>
+        </w:rPr>
+        <w:t xml:space="preserve">- </w:t>
+      </w:r>
+      <w:r>
+        <w:rPr>
+          <w:rFonts w:ascii="Times New Roman" w:hAnsi="Times New Roman" w:cs="Times New Roman"/>
+          <w:sz w:val="24"/>
+          <w:szCs w:val="24"/>
+        </w:rPr>
+        <w:t>Từ quá trình EDA, nhóm rút ra các nhận xét chính sau, làm cơ sở định hướng cho bước tiền xử lý ở Chương 4</w:t>
+      </w:r>
+    </w:p>
+    <w:p>
+      <w:pPr>
+        <w:ind w:left="567"/>
+        <w:jc w:val="both"/>
+        <w:rPr>
+          <w:rFonts w:ascii="Times New Roman" w:hAnsi="Times New Roman" w:cs="Times New Roman"/>
+          <w:sz w:val="24"/>
+          <w:szCs w:val="24"/>
+        </w:rPr>
+      </w:pPr>
+      <w:r>
+        <w:rPr>
+          <w:rFonts w:ascii="Times New Roman" w:hAnsi="Times New Roman" w:cs="Times New Roman"/>
+          <w:sz w:val="24"/>
+          <w:szCs w:val="24"/>
+        </w:rPr>
+        <w:t>+</w:t>
+      </w:r>
+      <w:r>
+        <w:rPr>
+          <w:rFonts w:ascii="Times New Roman" w:hAnsi="Times New Roman" w:cs="Times New Roman"/>
+          <w:sz w:val="24"/>
+          <w:szCs w:val="24"/>
+        </w:rPr>
+        <w:t xml:space="preserve"> Mất cân bằng lớp ở mức vừa phải (63%/37%): không cần các kỹ thuật oversampling mạnh như SMOTE ngay từ đầu, có thể bắt đầu bằng class_weight='balanced' và đánh giá lại nếu cần.</w:t>
+      </w:r>
+    </w:p>
+    <w:p>
+      <w:pPr>
+        <w:ind w:left="567"/>
+        <w:jc w:val="both"/>
+        <w:rPr>
+          <w:rFonts w:ascii="Times New Roman" w:hAnsi="Times New Roman" w:cs="Times New Roman"/>
+          <w:sz w:val="24"/>
+          <w:szCs w:val="24"/>
+        </w:rPr>
+      </w:pPr>
+      <w:r>
+        <w:rPr>
+          <w:rFonts w:ascii="Times New Roman" w:hAnsi="Times New Roman" w:cs="Times New Roman"/>
+          <w:sz w:val="24"/>
+          <w:szCs w:val="24"/>
+        </w:rPr>
+        <w:t>+</w:t>
+      </w:r>
+      <w:r>
+        <w:rPr>
+          <w:rFonts w:ascii="Times New Roman" w:hAnsi="Times New Roman" w:cs="Times New Roman"/>
+          <w:sz w:val="24"/>
+          <w:szCs w:val="24"/>
+        </w:rPr>
+        <w:t xml:space="preserve"> Dữ liệu thiếu tập trung ở một số cột đặc thù: company (thiếu phần lớn, do không phải đơn nào cũng qua công ty trung gian), agent (thiếu một phần), country (thiếu một tỷ lệ nhỏ) và children (thiếu vài dòng) — cần chiến lược điền khuyết riêng cho từng cột thay vì xóa hàng loạt (chi tiết ở Mục 4.1).</w:t>
+      </w:r>
+    </w:p>
+    <w:p>
+      <w:pPr>
+        <w:ind w:left="567"/>
+        <w:jc w:val="both"/>
+        <w:rPr>
+          <w:rFonts w:ascii="Times New Roman" w:hAnsi="Times New Roman" w:cs="Times New Roman"/>
+          <w:sz w:val="24"/>
+          <w:szCs w:val="24"/>
+        </w:rPr>
+      </w:pPr>
+      <w:r>
+        <w:rPr>
+          <w:rFonts w:ascii="Times New Roman" w:hAnsi="Times New Roman" w:cs="Times New Roman"/>
+          <w:sz w:val="24"/>
+          <w:szCs w:val="24"/>
+        </w:rPr>
+        <w:t>+</w:t>
+      </w:r>
+      <w:r>
+        <w:rPr>
+          <w:rFonts w:ascii="Times New Roman" w:hAnsi="Times New Roman" w:cs="Times New Roman"/>
+          <w:sz w:val="24"/>
+          <w:szCs w:val="24"/>
+        </w:rPr>
+        <w:t xml:space="preserve"> Các đặc trưng có ngoại lai rõ rệt (lead_time, adr) cần được xử lý cẩn thận (winsorizing hoặc dùng mô hình cây vốn ít nhạy cảm với ngoại lai) thay vì loại bỏ hoàn toàn, vì các giá trị lớn của lead_time lại mang thông tin dự đoán hữu ích.</w:t>
+      </w:r>
+    </w:p>
+    <w:p>
+      <w:pPr>
+        <w:ind w:left="567"/>
+        <w:jc w:val="both"/>
+        <w:rPr>
+          <w:rFonts w:ascii="Times New Roman" w:hAnsi="Times New Roman" w:cs="Times New Roman"/>
+          <w:sz w:val="24"/>
+          <w:szCs w:val="24"/>
+        </w:rPr>
+      </w:pPr>
+      <w:r>
+        <w:rPr>
+          <w:rFonts w:ascii="Times New Roman" w:hAnsi="Times New Roman" w:cs="Times New Roman"/>
+          <w:sz w:val="24"/>
+          <w:szCs w:val="24"/>
+        </w:rPr>
+        <w:t>+</w:t>
+      </w:r>
+      <w:r>
+        <w:rPr>
+          <w:rFonts w:ascii="Times New Roman" w:hAnsi="Times New Roman" w:cs="Times New Roman"/>
+          <w:sz w:val="24"/>
+          <w:szCs w:val="24"/>
+        </w:rPr>
+        <w:t xml:space="preserve"> Các đặc trưng hứa hẹn nhất cho mô hình bao gồm: lead_time, deposit_type, market_segment, previous_cancellations, total_of_special_requests, customer_type và hotel — đây sẽ là các ứng viên ưu tiên khi thực hiện feature selection và feature engineering ở Chương 4.</w:t>
+      </w:r>
+    </w:p>
+    <w:p>
+      <w:pPr>
+        <w:ind w:left="567"/>
+        <w:jc w:val="both"/>
+        <w:rPr>
+          <w:rFonts w:ascii="Times New Roman" w:hAnsi="Times New Roman" w:cs="Times New Roman"/>
+          <w:sz w:val="24"/>
+          <w:szCs w:val="24"/>
+        </w:rPr>
+      </w:pPr>
+      <w:r>
+        <w:rPr>
+          <w:rFonts w:ascii="Times New Roman" w:hAnsi="Times New Roman" w:cs="Times New Roman"/>
+          <w:sz w:val="24"/>
+          <w:szCs w:val="24"/>
+        </w:rPr>
+        <w:t>+</w:t>
+      </w:r>
+      <w:r>
+        <w:rPr>
+          <w:rFonts w:ascii="Times New Roman" w:hAnsi="Times New Roman" w:cs="Times New Roman"/>
+          <w:sz w:val="24"/>
+          <w:szCs w:val="24"/>
+        </w:rPr>
+        <w:t xml:space="preserve"> Cần loại bỏ nghiêm ngặt các biến gây rò rỉ dữ liệu (reservation_status, reservation_status_date, và assigned_room_type nếu được cập nhật sau khi check-in) khỏi tập đặc trưng huấn luyện, vì các biến này không có sẵn tại thời điểm cần đưa ra dự đoán trong thực tế.</w:t>
+      </w:r>
+    </w:p>
+    <w:p>
+      <w:pPr>
+        <w:ind w:left="567"/>
+        <w:jc w:val="both"/>
+        <w:rPr>
+          <w:rFonts w:ascii="Times New Roman" w:hAnsi="Times New Roman" w:cs="Times New Roman"/>
+          <w:sz w:val="24"/>
+          <w:szCs w:val="24"/>
+        </w:rPr>
+      </w:pPr>
+      <w:r>
+        <w:rPr>
+          <w:rFonts w:ascii="Times New Roman" w:hAnsi="Times New Roman" w:cs="Times New Roman"/>
+          <w:sz w:val="24"/>
+          <w:szCs w:val="24"/>
+        </w:rPr>
+        <w:lastRenderedPageBreak/>
+        <w:t>+</w:t>
+      </w:r>
+      <w:r>
+        <w:rPr>
+          <w:rFonts w:ascii="Times New Roman" w:hAnsi="Times New Roman" w:cs="Times New Roman"/>
+          <w:sz w:val="24"/>
+          <w:szCs w:val="24"/>
+        </w:rPr>
+        <w:t xml:space="preserve"> Cần cân nhắc gộp nhóm các giá trị hiếm trong các cột phân loại có nhiều mức giá trị (như country với hơn 170 quốc gia, hoặc agent với hàng trăm mã đại lý) để tránh làm bùng nổ số chiều khi one-hot encoding và giảm nguy cơ overfitting trên các giá trị hiếm gặp.</w:t>
       </w:r>
     </w:p>
     <w:p>
@@ -10704,7 +12107,6 @@
       </w:pPr>
       <w:bookmarkStart w:id="26" w:name="_Toc20850"/>
       <w:r>
-        <w:lastRenderedPageBreak/>
         <w:t>4.4 Tạo và chọn đặc trưng</w:t>
       </w:r>
       <w:bookmarkEnd w:id="26"/>
@@ -10945,6 +12347,7 @@
       </w:pPr>
       <w:bookmarkStart w:id="28" w:name="_Toc20852"/>
       <w:r>
+        <w:lastRenderedPageBreak/>
         <w:t>Chương 5 — Mô hình và Huấn luyện</w:t>
       </w:r>
       <w:bookmarkEnd w:id="28"/>
@@ -11283,7 +12686,6 @@
       </w:pPr>
       <w:bookmarkStart w:id="32" w:name="_Toc20856"/>
       <w:r>
-        <w:lastRenderedPageBreak/>
         <w:t>5.4 Theo dõi thí nghiệm</w:t>
       </w:r>
       <w:bookmarkEnd w:id="32"/>
@@ -11523,6 +12925,7 @@
       </w:pPr>
       <w:bookmarkStart w:id="33" w:name="_Toc20857"/>
       <w:r>
+        <w:lastRenderedPageBreak/>
         <w:t>Chương 6 — Đánh giá và Phân tích</w:t>
       </w:r>
       <w:bookmarkEnd w:id="33"/>
@@ -12096,7 +13499,6 @@
       </w:pPr>
       <w:bookmarkStart w:id="36" w:name="_Toc20860"/>
       <w:r>
-        <w:lastRenderedPageBreak/>
         <w:t>6.3 Phân tích lỗi</w:t>
       </w:r>
       <w:bookmarkEnd w:id="36"/>
@@ -12175,6 +13577,7 @@
       </w:pPr>
       <w:bookmarkStart w:id="39" w:name="_Toc20863"/>
       <w:r>
+        <w:lastRenderedPageBreak/>
         <w:t>Chương 7 — Đóng gói và Triển khai</w:t>
       </w:r>
       <w:bookmarkEnd w:id="39"/>
@@ -12774,7 +14177,6 @@
           <w:rFonts w:ascii="Times New Roman" w:eastAsia="Times New Roman" w:hAnsi="Times New Roman" w:cs="Times New Roman"/>
           <w:sz w:val="24"/>
         </w:rPr>
-        <w:lastRenderedPageBreak/>
         <w:t>suất</w:t>
       </w:r>
     </w:p>
@@ -13378,6 +14780,7 @@
                 <w:rFonts w:ascii="Times New Roman" w:eastAsia="Times New Roman" w:hAnsi="Times New Roman" w:cs="Times New Roman"/>
                 <w:sz w:val="24"/>
               </w:rPr>
+              <w:lastRenderedPageBreak/>
               <w:t>1</w:t>
             </w:r>
           </w:p>
@@ -13967,7 +15370,6 @@
       </w:pPr>
       <w:bookmarkStart w:id="46" w:name="_Toc20870"/>
       <w:r>
-        <w:lastRenderedPageBreak/>
         <w:t>7.7 Đóng gói Docker</w:t>
       </w:r>
       <w:bookmarkEnd w:id="46"/>
@@ -14037,6 +15439,7 @@
       </w:pPr>
       <w:bookmarkStart w:id="48" w:name="_Toc20872"/>
       <w:r>
+        <w:lastRenderedPageBreak/>
         <w:t>Chương 8 — Kết luận và Hướng phát triển</w:t>
       </w:r>
       <w:bookmarkEnd w:id="48"/>
@@ -14303,7 +15706,6 @@
           <w:rFonts w:ascii="Courier New" w:eastAsia="Courier New" w:hAnsi="Courier New" w:cs="Courier New"/>
           <w:sz w:val="25"/>
         </w:rPr>
-        <w:lastRenderedPageBreak/>
         <w:t>[Các tài liệu/khoá học tham khảo: AIMA, CS188, tài liệu thư viện XGBoost/LightGBM…]</w:t>
       </w:r>
     </w:p>
@@ -14369,6 +15771,7 @@
       </w:pPr>
       <w:bookmarkStart w:id="55" w:name="_Toc20879"/>
       <w:r>
+        <w:lastRenderedPageBreak/>
         <w:t>Phụ lục B — Nhật ký Git và minh chứng</w:t>
       </w:r>
       <w:bookmarkEnd w:id="55"/>
@@ -16435,6 +17838,119 @@
     </w:lvl>
   </w:abstractNum>
   <w:abstractNum w:abstractNumId="3" w15:restartNumberingAfterBreak="0">
+    <w:nsid w:val="1E7404EE"/>
+    <w:multiLevelType w:val="multilevel"/>
+    <w:tmpl w:val="A1DE6F3A"/>
+    <w:lvl w:ilvl="0">
+      <w:start w:val="1"/>
+      <w:numFmt w:val="decimal"/>
+      <w:lvlText w:val="%1"/>
+      <w:lvlJc w:val="left"/>
+      <w:pPr>
+        <w:ind w:left="432" w:hanging="432"/>
+      </w:pPr>
+      <w:rPr>
+        <w:rFonts w:hint="default"/>
+      </w:rPr>
+    </w:lvl>
+    <w:lvl w:ilvl="1">
+      <w:start w:val="1"/>
+      <w:numFmt w:val="decimal"/>
+      <w:lvlText w:val="%1.%2"/>
+      <w:lvlJc w:val="left"/>
+      <w:pPr>
+        <w:ind w:left="457" w:hanging="432"/>
+      </w:pPr>
+      <w:rPr>
+        <w:rFonts w:hint="default"/>
+      </w:rPr>
+    </w:lvl>
+    <w:lvl w:ilvl="2">
+      <w:start w:val="1"/>
+      <w:numFmt w:val="decimal"/>
+      <w:lvlText w:val="%1.%2.%3"/>
+      <w:lvlJc w:val="left"/>
+      <w:pPr>
+        <w:ind w:left="770" w:hanging="720"/>
+      </w:pPr>
+      <w:rPr>
+        <w:rFonts w:hint="default"/>
+      </w:rPr>
+    </w:lvl>
+    <w:lvl w:ilvl="3">
+      <w:start w:val="1"/>
+      <w:numFmt w:val="decimal"/>
+      <w:lvlText w:val="%1.%2.%3.%4"/>
+      <w:lvlJc w:val="left"/>
+      <w:pPr>
+        <w:ind w:left="795" w:hanging="720"/>
+      </w:pPr>
+      <w:rPr>
+        <w:rFonts w:hint="default"/>
+      </w:rPr>
+    </w:lvl>
+    <w:lvl w:ilvl="4">
+      <w:start w:val="1"/>
+      <w:numFmt w:val="decimal"/>
+      <w:lvlText w:val="%1.%2.%3.%4.%5"/>
+      <w:lvlJc w:val="left"/>
+      <w:pPr>
+        <w:ind w:left="1180" w:hanging="1080"/>
+      </w:pPr>
+      <w:rPr>
+        <w:rFonts w:hint="default"/>
+      </w:rPr>
+    </w:lvl>
+    <w:lvl w:ilvl="5">
+      <w:start w:val="1"/>
+      <w:numFmt w:val="decimal"/>
+      <w:lvlText w:val="%1.%2.%3.%4.%5.%6"/>
+      <w:lvlJc w:val="left"/>
+      <w:pPr>
+        <w:ind w:left="1205" w:hanging="1080"/>
+      </w:pPr>
+      <w:rPr>
+        <w:rFonts w:hint="default"/>
+      </w:rPr>
+    </w:lvl>
+    <w:lvl w:ilvl="6">
+      <w:start w:val="1"/>
+      <w:numFmt w:val="decimal"/>
+      <w:lvlText w:val="%1.%2.%3.%4.%5.%6.%7"/>
+      <w:lvlJc w:val="left"/>
+      <w:pPr>
+        <w:ind w:left="1590" w:hanging="1440"/>
+      </w:pPr>
+      <w:rPr>
+        <w:rFonts w:hint="default"/>
+      </w:rPr>
+    </w:lvl>
+    <w:lvl w:ilvl="7">
+      <w:start w:val="1"/>
+      <w:numFmt w:val="decimal"/>
+      <w:lvlText w:val="%1.%2.%3.%4.%5.%6.%7.%8"/>
+      <w:lvlJc w:val="left"/>
+      <w:pPr>
+        <w:ind w:left="1615" w:hanging="1440"/>
+      </w:pPr>
+      <w:rPr>
+        <w:rFonts w:hint="default"/>
+      </w:rPr>
+    </w:lvl>
+    <w:lvl w:ilvl="8">
+      <w:start w:val="1"/>
+      <w:numFmt w:val="decimal"/>
+      <w:lvlText w:val="%1.%2.%3.%4.%5.%6.%7.%8.%9"/>
+      <w:lvlJc w:val="left"/>
+      <w:pPr>
+        <w:ind w:left="1640" w:hanging="1440"/>
+      </w:pPr>
+      <w:rPr>
+        <w:rFonts w:hint="default"/>
+      </w:rPr>
+    </w:lvl>
+  </w:abstractNum>
+  <w:abstractNum w:abstractNumId="4" w15:restartNumberingAfterBreak="0">
     <w:nsid w:val="39B34315"/>
     <w:multiLevelType w:val="hybridMultilevel"/>
     <w:tmpl w:val="A3BA7FB8"/>
@@ -16646,7 +18162,7 @@
       </w:rPr>
     </w:lvl>
   </w:abstractNum>
-  <w:abstractNum w:abstractNumId="4" w15:restartNumberingAfterBreak="0">
+  <w:abstractNum w:abstractNumId="5" w15:restartNumberingAfterBreak="0">
     <w:nsid w:val="5EE77E4E"/>
     <w:multiLevelType w:val="hybridMultilevel"/>
     <w:tmpl w:val="7B6662AE"/>
@@ -16858,7 +18374,7 @@
       </w:rPr>
     </w:lvl>
   </w:abstractNum>
-  <w:abstractNum w:abstractNumId="5" w15:restartNumberingAfterBreak="0">
+  <w:abstractNum w:abstractNumId="6" w15:restartNumberingAfterBreak="0">
     <w:nsid w:val="60B37B9C"/>
     <w:multiLevelType w:val="hybridMultilevel"/>
     <w:tmpl w:val="D46E1A2A"/>
@@ -17070,7 +18586,120 @@
       </w:rPr>
     </w:lvl>
   </w:abstractNum>
-  <w:abstractNum w:abstractNumId="6" w15:restartNumberingAfterBreak="0">
+  <w:abstractNum w:abstractNumId="7" w15:restartNumberingAfterBreak="0">
+    <w:nsid w:val="6AC43F59"/>
+    <w:multiLevelType w:val="hybridMultilevel"/>
+    <w:tmpl w:val="F89E6D54"/>
+    <w:lvl w:ilvl="0" w:tplc="0E564C2E">
+      <w:start w:val="2"/>
+      <w:numFmt w:val="bullet"/>
+      <w:lvlText w:val="-"/>
+      <w:lvlJc w:val="left"/>
+      <w:pPr>
+        <w:ind w:left="720" w:hanging="360"/>
+      </w:pPr>
+      <w:rPr>
+        <w:rFonts w:ascii="Times New Roman" w:eastAsia="Calibri" w:hAnsi="Times New Roman" w:cs="Times New Roman" w:hint="default"/>
+      </w:rPr>
+    </w:lvl>
+    <w:lvl w:ilvl="1" w:tplc="04090003" w:tentative="1">
+      <w:start w:val="1"/>
+      <w:numFmt w:val="bullet"/>
+      <w:lvlText w:val="o"/>
+      <w:lvlJc w:val="left"/>
+      <w:pPr>
+        <w:ind w:left="1440" w:hanging="360"/>
+      </w:pPr>
+      <w:rPr>
+        <w:rFonts w:ascii="Courier New" w:hAnsi="Courier New" w:cs="Courier New" w:hint="default"/>
+      </w:rPr>
+    </w:lvl>
+    <w:lvl w:ilvl="2" w:tplc="04090005" w:tentative="1">
+      <w:start w:val="1"/>
+      <w:numFmt w:val="bullet"/>
+      <w:lvlText w:val=""/>
+      <w:lvlJc w:val="left"/>
+      <w:pPr>
+        <w:ind w:left="2160" w:hanging="360"/>
+      </w:pPr>
+      <w:rPr>
+        <w:rFonts w:ascii="Wingdings" w:hAnsi="Wingdings" w:hint="default"/>
+      </w:rPr>
+    </w:lvl>
+    <w:lvl w:ilvl="3" w:tplc="04090001" w:tentative="1">
+      <w:start w:val="1"/>
+      <w:numFmt w:val="bullet"/>
+      <w:lvlText w:val=""/>
+      <w:lvlJc w:val="left"/>
+      <w:pPr>
+        <w:ind w:left="2880" w:hanging="360"/>
+      </w:pPr>
+      <w:rPr>
+        <w:rFonts w:ascii="Symbol" w:hAnsi="Symbol" w:hint="default"/>
+      </w:rPr>
+    </w:lvl>
+    <w:lvl w:ilvl="4" w:tplc="04090003" w:tentative="1">
+      <w:start w:val="1"/>
+      <w:numFmt w:val="bullet"/>
+      <w:lvlText w:val="o"/>
+      <w:lvlJc w:val="left"/>
+      <w:pPr>
+        <w:ind w:left="3600" w:hanging="360"/>
+      </w:pPr>
+      <w:rPr>
+        <w:rFonts w:ascii="Courier New" w:hAnsi="Courier New" w:cs="Courier New" w:hint="default"/>
+      </w:rPr>
+    </w:lvl>
+    <w:lvl w:ilvl="5" w:tplc="04090005" w:tentative="1">
+      <w:start w:val="1"/>
+      <w:numFmt w:val="bullet"/>
+      <w:lvlText w:val=""/>
+      <w:lvlJc w:val="left"/>
+      <w:pPr>
+        <w:ind w:left="4320" w:hanging="360"/>
+      </w:pPr>
+      <w:rPr>
+        <w:rFonts w:ascii="Wingdings" w:hAnsi="Wingdings" w:hint="default"/>
+      </w:rPr>
+    </w:lvl>
+    <w:lvl w:ilvl="6" w:tplc="04090001" w:tentative="1">
+      <w:start w:val="1"/>
+      <w:numFmt w:val="bullet"/>
+      <w:lvlText w:val=""/>
+      <w:lvlJc w:val="left"/>
+      <w:pPr>
+        <w:ind w:left="5040" w:hanging="360"/>
+      </w:pPr>
+      <w:rPr>
+        <w:rFonts w:ascii="Symbol" w:hAnsi="Symbol" w:hint="default"/>
+      </w:rPr>
+    </w:lvl>
+    <w:lvl w:ilvl="7" w:tplc="04090003" w:tentative="1">
+      <w:start w:val="1"/>
+      <w:numFmt w:val="bullet"/>
+      <w:lvlText w:val="o"/>
+      <w:lvlJc w:val="left"/>
+      <w:pPr>
+        <w:ind w:left="5760" w:hanging="360"/>
+      </w:pPr>
+      <w:rPr>
+        <w:rFonts w:ascii="Courier New" w:hAnsi="Courier New" w:cs="Courier New" w:hint="default"/>
+      </w:rPr>
+    </w:lvl>
+    <w:lvl w:ilvl="8" w:tplc="04090005" w:tentative="1">
+      <w:start w:val="1"/>
+      <w:numFmt w:val="bullet"/>
+      <w:lvlText w:val=""/>
+      <w:lvlJc w:val="left"/>
+      <w:pPr>
+        <w:ind w:left="6480" w:hanging="360"/>
+      </w:pPr>
+      <w:rPr>
+        <w:rFonts w:ascii="Wingdings" w:hAnsi="Wingdings" w:hint="default"/>
+      </w:rPr>
+    </w:lvl>
+  </w:abstractNum>
+  <w:abstractNum w:abstractNumId="8" w15:restartNumberingAfterBreak="0">
     <w:nsid w:val="6B4E6B0A"/>
     <w:multiLevelType w:val="hybridMultilevel"/>
     <w:tmpl w:val="56B25E84"/>
@@ -17283,7 +18912,7 @@
     </w:lvl>
   </w:abstractNum>
   <w:num w:numId="1">
-    <w:abstractNumId w:val="4"/>
+    <w:abstractNumId w:val="5"/>
   </w:num>
   <w:num w:numId="2">
     <w:abstractNumId w:val="2"/>
@@ -17292,16 +18921,22 @@
     <w:abstractNumId w:val="0"/>
   </w:num>
   <w:num w:numId="4">
-    <w:abstractNumId w:val="5"/>
+    <w:abstractNumId w:val="6"/>
   </w:num>
   <w:num w:numId="5">
     <w:abstractNumId w:val="1"/>
   </w:num>
   <w:num w:numId="6">
-    <w:abstractNumId w:val="6"/>
+    <w:abstractNumId w:val="8"/>
   </w:num>
   <w:num w:numId="7">
+    <w:abstractNumId w:val="4"/>
+  </w:num>
+  <w:num w:numId="8">
     <w:abstractNumId w:val="3"/>
+  </w:num>
+  <w:num w:numId="9">
+    <w:abstractNumId w:val="7"/>
   </w:num>
 </w:numbering>
 </file>
@@ -17703,7 +19338,7 @@
   <w:style w:type="paragraph" w:default="1" w:styleId="Normal">
     <w:name w:val="Normal"/>
     <w:qFormat/>
-    <w:rsid w:val="00873D9F"/>
+    <w:rsid w:val="0088119B"/>
     <w:rPr>
       <w:rFonts w:ascii="Calibri" w:eastAsia="Calibri" w:hAnsi="Calibri" w:cs="Calibri"/>
       <w:color w:val="000000"/>
@@ -18201,7 +19836,7 @@
 </file>
 
 <file path=customXml/itemProps1.xml><?xml version="1.0" encoding="utf-8"?>
-<ds:datastoreItem xmlns:ds="http://schemas.openxmlformats.org/officeDocument/2006/customXml" ds:itemID="{B2A232B6-386C-470B-9EBD-0FD9BB0194E1}">
+<ds:datastoreItem xmlns:ds="http://schemas.openxmlformats.org/officeDocument/2006/customXml" ds:itemID="{1CC39634-BB94-44AD-A8F1-9B732E5B94B1}">
   <ds:schemaRefs>
     <ds:schemaRef ds:uri="http://schemas.openxmlformats.org/officeDocument/2006/bibliography"/>
   </ds:schemaRefs>

--- a/BaoCao/BaoCao.docx
+++ b/BaoCao/BaoCao.docx
@@ -2955,7 +2955,7 @@
               </wp:inline>
             </w:drawing>
           </mc:Choice>
-          <mc:Fallback xmlns:w16du="http://schemas.microsoft.com/office/word/2023/wordml/word16du" xmlns:w16sdtfl="http://schemas.microsoft.com/office/word/2024/wordml/sdtformatlock" xmlns:a="http://schemas.openxmlformats.org/drawingml/2006/main">
+          <mc:Fallback xmlns:a="http://schemas.openxmlformats.org/drawingml/2006/main" xmlns:w16sdtfl="http://schemas.microsoft.com/office/word/2024/wordml/sdtformatlock" xmlns:w16du="http://schemas.microsoft.com/office/word/2023/wordml/word16du">
             <w:pict>
               <v:group id="Group 11669" style="width:475.938pt;height:0.9564pt;mso-position-horizontal-relative:char;mso-position-vertical-relative:line" coordsize="60444,121">
                 <v:shape id="Shape 394" style="position:absolute;width:60444;height:0;left:0;top:0;" coordsize="6044413,0" path="m0,0l6044413,0">
@@ -3729,7 +3729,7 @@
               </wp:inline>
             </w:drawing>
           </mc:Choice>
-          <mc:Fallback xmlns:w16du="http://schemas.microsoft.com/office/word/2023/wordml/word16du" xmlns:w16sdtfl="http://schemas.microsoft.com/office/word/2024/wordml/sdtformatlock" xmlns:a="http://schemas.openxmlformats.org/drawingml/2006/main">
+          <mc:Fallback xmlns:a="http://schemas.openxmlformats.org/drawingml/2006/main" xmlns:w16sdtfl="http://schemas.microsoft.com/office/word/2024/wordml/sdtformatlock" xmlns:w16du="http://schemas.microsoft.com/office/word/2023/wordml/word16du">
             <w:pict>
               <v:group id="Group 11671" style="width:475.938pt;height:0.9564pt;mso-position-horizontal-relative:char;mso-position-vertical-relative:line" coordsize="60444,121">
                 <v:shape id="Shape 411" style="position:absolute;width:60444;height:0;left:0;top:0;" coordsize="6044413,0" path="m0,0l6044413,0">
@@ -14459,11 +14459,48 @@
     </w:p>
     <w:p>
       <w:pPr>
+        <w:pStyle w:val="Heading1"/>
+        <w:rPr>
+          <w:b w:val="0"/>
+          <w:iCs/>
+          <w:sz w:val="24"/>
+          <w:szCs w:val="24"/>
+        </w:rPr>
+      </w:pPr>
+      <w:r>
+        <w:rPr>
+          <w:iCs/>
+          <w:sz w:val="24"/>
+          <w:szCs w:val="24"/>
+        </w:rPr>
+        <w:t>Chương 5 — Mô hình và Huấn luyện</w:t>
+      </w:r>
+    </w:p>
+    <w:p>
+      <w:pPr>
+        <w:pStyle w:val="Heading2"/>
+        <w:rPr>
+          <w:b w:val="0"/>
+          <w:iCs/>
+          <w:sz w:val="24"/>
+          <w:szCs w:val="24"/>
+        </w:rPr>
+      </w:pPr>
+      <w:r>
+        <w:rPr>
+          <w:iCs/>
+          <w:sz w:val="24"/>
+          <w:szCs w:val="24"/>
+        </w:rPr>
+        <w:t>5.1 Chiến lược chia dữ liệu</w:t>
+      </w:r>
+    </w:p>
+    <w:p>
+      <w:pPr>
         <w:spacing w:after="554" w:line="336" w:lineRule="auto"/>
         <w:ind w:right="1060"/>
         <w:rPr>
           <w:rFonts w:ascii="Times New Roman" w:hAnsi="Times New Roman" w:cs="Times New Roman"/>
-          <w:b/>
           <w:iCs/>
           <w:sz w:val="24"/>
           <w:szCs w:val="24"/>
@@ -14472,12 +14509,11 @@
       <w:r>
         <w:rPr>
           <w:rFonts w:ascii="Times New Roman" w:hAnsi="Times New Roman" w:cs="Times New Roman"/>
-          <w:b/>
           <w:iCs/>
           <w:sz w:val="24"/>
           <w:szCs w:val="24"/>
         </w:rPr>
-        <w:t>Chương 5 — Mô hình và Huấn luyện</w:t>
+        <w:t>Sau khi loại bỏ biến mục tiêu is_canceled và ba thuộc tính có nguy cơ gây rò rỉ dữ liệu gồm reservation_status, reservation_status_date và assigned_room_type, dữ liệu được chia thành tập huấn luyện và tập kiểm tra bằng hàm train_test_split. Tham số test_size=0.20 tương ứng 80% dữ liệu dùng để huấn luyện và 20% dùng để đánh giá độc lập.</w:t>
       </w:r>
     </w:p>
     <w:p>
@@ -14486,7 +14522,6 @@
         <w:ind w:right="1060"/>
         <w:rPr>
           <w:rFonts w:ascii="Times New Roman" w:hAnsi="Times New Roman" w:cs="Times New Roman"/>
-          <w:b/>
           <w:iCs/>
           <w:sz w:val="24"/>
           <w:szCs w:val="24"/>
@@ -14495,12 +14530,11 @@
       <w:r>
         <w:rPr>
           <w:rFonts w:ascii="Times New Roman" w:hAnsi="Times New Roman" w:cs="Times New Roman"/>
-          <w:b/>
           <w:iCs/>
           <w:sz w:val="24"/>
           <w:szCs w:val="24"/>
         </w:rPr>
-        <w:t>5.1 Chiến lược chia dữ liệu</w:t>
+        <w:t>Tham số stratify=y được sử dụng để duy trì tỷ lệ hai lớp hủy và không hủy gần như đồng nhất giữa tập Train và Test. Đây là lựa chọn phù hợp vì dữ liệu có mức mất cân bằng vừa phải, với khoảng 37,04% đơn bị hủy và 62,96% đơn không bị hủy.</w:t>
       </w:r>
     </w:p>
     <w:p>
@@ -14521,7 +14555,7 @@
           <w:sz w:val="24"/>
           <w:szCs w:val="24"/>
         </w:rPr>
-        <w:t>Sau khi loại bỏ biến mục tiêu is_canceled và ba thuộc tính có nguy cơ gây rò rỉ dữ liệu gồm reservation_status, reservation_status_date và assigned_room_type, dữ liệu được chia thành tập huấn luyện và tập kiểm tra bằng hàm train_test_split. Tham số test_size=0.20 tương ứng 80% dữ liệu dùng để huấn luyện và 20% dùng để đánh giá độc lập.</w:t>
+        <w:t>Tham số random_state=42 được cố định trong bước chia dữ liệu, lấy mẫu tính Mutual Information và khởi tạo các mô hình. Việc cố định hạt giống ngẫu nhiên giúp thí nghiệm có khả năng tái lập khi chạy lại trên cùng dữ liệu và môi trường thư viện.</w:t>
       </w:r>
     </w:p>
     <w:p>
@@ -14542,7 +14576,27 @@
           <w:sz w:val="24"/>
           <w:szCs w:val="24"/>
         </w:rPr>
-        <w:t>Tham số stratify=y được sử dụng để duy trì tỷ lệ hai lớp hủy và không hủy gần như đồng nhất giữa tập Train và Test. Đây là lựa chọn phù hợp vì dữ liệu có mức mất cân bằng vừa phải, với khoảng 37,04% đơn bị hủy và 62,96% đơn không bị hủy.</w:t>
+        <w:t>Bộ tiền xử lý chỉ được fit trên X_train. Các đặc trưng số được điền khuyết bằng trung vị và chuẩn hóa bằng StandardScaler; các đặc trưng phân loại được điền giá trị Unknown và mã hóa bằng OneHotEncoder với handle_unknown="ignore". Sau đó, bộ biến đổi đã học từ tập Train được dùng để transform X_test, qua đó hạn chế rò rỉ dữ liệu.</w:t>
+      </w:r>
+    </w:p>
+    <w:p>
+      <w:pPr>
+        <w:pStyle w:val="Heading2"/>
+        <w:rPr>
+          <w:b w:val="0"/>
+          <w:iCs/>
+          <w:sz w:val="24"/>
+          <w:szCs w:val="24"/>
+        </w:rPr>
+      </w:pPr>
+      <w:r>
+        <w:rPr>
+          <w:iCs/>
+          <w:sz w:val="24"/>
+          <w:szCs w:val="24"/>
+        </w:rPr>
+        <w:lastRenderedPageBreak/>
+        <w:t>5.2 Các mô hình so sánh</w:t>
       </w:r>
     </w:p>
     <w:p>
@@ -14563,7 +14617,7 @@
           <w:sz w:val="24"/>
           <w:szCs w:val="24"/>
         </w:rPr>
-        <w:t>Tham số random_state=42 được cố định trong bước chia dữ liệu, lấy mẫu tính Mutual Information và khởi tạo các mô hình. Việc cố định hạt giống ngẫu nhiên giúp thí nghiệm có khả năng tái lập khi chạy lại trên cùng dữ liệu và môi trường thư viện.</w:t>
+        <w:t>Nhóm huấn luyện ba mô hình đại diện cho ba hướng tiếp cận khác nhau trên cùng dữ liệu đã tiền xử lý. Mỗi mô hình đều sử dụng cùng X_train_processed để huấn luyện và cùng X_test_processed để đánh giá, bảo đảm tính công bằng khi so sánh.</w:t>
       </w:r>
     </w:p>
     <w:p>
@@ -14584,7 +14638,7 @@
           <w:sz w:val="24"/>
           <w:szCs w:val="24"/>
         </w:rPr>
-        <w:t>Bộ tiền xử lý chỉ được fit trên X_train. Các đặc trưng số được điền khuyết bằng trung vị và chuẩn hóa bằng StandardScaler; các đặc trưng phân loại được điền giá trị Unknown và mã hóa bằng OneHotEncoder với handle_unknown="ignore". Sau đó, bộ biến đổi đã học từ tập Train được dùng để transform X_test, qua đó hạn chế rò rỉ dữ liệu.</w:t>
+        <w:t>Logistic Regression được chọn làm mô hình baseline tuyến tính. Mô hình sử dụng max_iter=1000 để tăng khả năng hội tụ, class_weight="balanced" để tự động điều chỉnh trọng số theo tần suất lớp và random_state=42 để bảo đảm khả năng tái lập.</w:t>
       </w:r>
     </w:p>
     <w:p>
@@ -14593,7 +14647,6 @@
         <w:ind w:right="1060"/>
         <w:rPr>
           <w:rFonts w:ascii="Times New Roman" w:hAnsi="Times New Roman" w:cs="Times New Roman"/>
-          <w:b/>
           <w:iCs/>
           <w:sz w:val="24"/>
           <w:szCs w:val="24"/>
@@ -14602,13 +14655,11 @@
       <w:r>
         <w:rPr>
           <w:rFonts w:ascii="Times New Roman" w:hAnsi="Times New Roman" w:cs="Times New Roman"/>
-          <w:b/>
           <w:iCs/>
           <w:sz w:val="24"/>
           <w:szCs w:val="24"/>
         </w:rPr>
-        <w:lastRenderedPageBreak/>
-        <w:t>5.2 Các mô hình so sánh</w:t>
+        <w:t>Random Forest là mô hình ensemble theo cơ chế bagging. Trong code, mô hình gồm 100 cây quyết định (n_estimators=100), giới hạn độ sâu mỗi cây ở mức 10 (max_depth=10), sử dụng class_weight="balanced", random_state=42 và n_jobs=-1 để tận dụng toàn bộ lõi CPU khi huấn luyện.</w:t>
       </w:r>
     </w:p>
     <w:p>
@@ -14629,15 +14680,14 @@
           <w:sz w:val="24"/>
           <w:szCs w:val="24"/>
         </w:rPr>
-        <w:t>Nhóm huấn luyện ba mô hình đại diện cho ba hướng tiếp cận khác nhau trên cùng dữ liệu đã tiền xử lý. Mỗi mô hình đều sử dụng cùng X_train_processed để huấn luyện và cùng X_test_processed để đánh giá, bảo đảm tính công bằng khi so sánh.</w:t>
-      </w:r>
-    </w:p>
-    <w:p>
-      <w:pPr>
-        <w:spacing w:after="554" w:line="336" w:lineRule="auto"/>
-        <w:ind w:right="1060"/>
-        <w:rPr>
-          <w:rFonts w:ascii="Times New Roman" w:hAnsi="Times New Roman" w:cs="Times New Roman"/>
+        <w:t>Gradient Boosting được xây dựng bằng GradientBoostingClassifier với random_state=42; các siêu tham số còn lại giữ theo mặc định của scikit-learn. Mô hình tạo tuần tự các cây yếu, trong đó mỗi cây mới tập trung sửa các sai số còn lại của tập hợp cây trước đó.</w:t>
+      </w:r>
+    </w:p>
+    <w:p>
+      <w:pPr>
+        <w:pStyle w:val="Heading2"/>
+        <w:rPr>
+          <w:b w:val="0"/>
           <w:iCs/>
           <w:sz w:val="24"/>
           <w:szCs w:val="24"/>
@@ -14645,72 +14695,6 @@
       </w:pPr>
       <w:r>
         <w:rPr>
-          <w:rFonts w:ascii="Times New Roman" w:hAnsi="Times New Roman" w:cs="Times New Roman"/>
-          <w:iCs/>
-          <w:sz w:val="24"/>
-          <w:szCs w:val="24"/>
-        </w:rPr>
-        <w:t>Logistic Regression được chọn làm mô hình baseline tuyến tính. Mô hình sử dụng max_iter=1000 để tăng khả năng hội tụ, class_weight="balanced" để tự động điều chỉnh trọng số theo tần suất lớp và random_state=42 để bảo đảm khả năng tái lập.</w:t>
-      </w:r>
-    </w:p>
-    <w:p>
-      <w:pPr>
-        <w:spacing w:after="554" w:line="336" w:lineRule="auto"/>
-        <w:ind w:right="1060"/>
-        <w:rPr>
-          <w:rFonts w:ascii="Times New Roman" w:hAnsi="Times New Roman" w:cs="Times New Roman"/>
-          <w:iCs/>
-          <w:sz w:val="24"/>
-          <w:szCs w:val="24"/>
-        </w:rPr>
-      </w:pPr>
-      <w:r>
-        <w:rPr>
-          <w:rFonts w:ascii="Times New Roman" w:hAnsi="Times New Roman" w:cs="Times New Roman"/>
-          <w:iCs/>
-          <w:sz w:val="24"/>
-          <w:szCs w:val="24"/>
-        </w:rPr>
-        <w:t>Random Forest là mô hình ensemble theo cơ chế bagging. Trong code, mô hình gồm 100 cây quyết định (n_estimators=100), giới hạn độ sâu mỗi cây ở mức 10 (max_depth=10), sử dụng class_weight="balanced", random_state=42 và n_jobs=-1 để tận dụng toàn bộ lõi CPU khi huấn luyện.</w:t>
-      </w:r>
-    </w:p>
-    <w:p>
-      <w:pPr>
-        <w:spacing w:after="554" w:line="336" w:lineRule="auto"/>
-        <w:ind w:right="1060"/>
-        <w:rPr>
-          <w:rFonts w:ascii="Times New Roman" w:hAnsi="Times New Roman" w:cs="Times New Roman"/>
-          <w:iCs/>
-          <w:sz w:val="24"/>
-          <w:szCs w:val="24"/>
-        </w:rPr>
-      </w:pPr>
-      <w:r>
-        <w:rPr>
-          <w:rFonts w:ascii="Times New Roman" w:hAnsi="Times New Roman" w:cs="Times New Roman"/>
-          <w:iCs/>
-          <w:sz w:val="24"/>
-          <w:szCs w:val="24"/>
-        </w:rPr>
-        <w:t>Gradient Boosting được xây dựng bằng GradientBoostingClassifier với random_state=42; các siêu tham số còn lại giữ theo mặc định của scikit-learn. Mô hình tạo tuần tự các cây yếu, trong đó mỗi cây mới tập trung sửa các sai số còn lại của tập hợp cây trước đó.</w:t>
-      </w:r>
-    </w:p>
-    <w:p>
-      <w:pPr>
-        <w:spacing w:after="554" w:line="336" w:lineRule="auto"/>
-        <w:ind w:right="1060"/>
-        <w:rPr>
-          <w:rFonts w:ascii="Times New Roman" w:hAnsi="Times New Roman" w:cs="Times New Roman"/>
-          <w:b/>
-          <w:iCs/>
-          <w:sz w:val="24"/>
-          <w:szCs w:val="24"/>
-        </w:rPr>
-      </w:pPr>
-      <w:r>
-        <w:rPr>
-          <w:rFonts w:ascii="Times New Roman" w:hAnsi="Times New Roman" w:cs="Times New Roman"/>
-          <w:b/>
           <w:iCs/>
           <w:sz w:val="24"/>
           <w:szCs w:val="24"/>
@@ -14789,7 +14773,6 @@
               <w:rPr>
                 <w:b/>
               </w:rPr>
-              <w:lastRenderedPageBreak/>
               <w:t>Mô hình</w:t>
             </w:r>
           </w:p>
@@ -14921,6 +14904,7 @@
           </w:tcPr>
           <w:p>
             <w:r>
+              <w:lastRenderedPageBreak/>
               <w:t>Random Forest</w:t>
             </w:r>
           </w:p>
@@ -15015,11 +14999,9 @@
     </w:p>
     <w:p>
       <w:pPr>
-        <w:spacing w:after="554" w:line="336" w:lineRule="auto"/>
-        <w:ind w:right="1060"/>
-        <w:rPr>
-          <w:rFonts w:ascii="Times New Roman" w:hAnsi="Times New Roman" w:cs="Times New Roman"/>
-          <w:b/>
+        <w:pStyle w:val="Heading2"/>
+        <w:rPr>
+          <w:b w:val="0"/>
           <w:iCs/>
           <w:sz w:val="24"/>
           <w:szCs w:val="24"/>
@@ -15027,8 +15009,6 @@
       </w:pPr>
       <w:r>
         <w:rPr>
-          <w:rFonts w:ascii="Times New Roman" w:hAnsi="Times New Roman" w:cs="Times New Roman"/>
-          <w:b/>
           <w:iCs/>
           <w:sz w:val="24"/>
           <w:szCs w:val="24"/>
@@ -15133,11 +15113,48 @@
     </w:p>
     <w:p>
       <w:pPr>
+        <w:pStyle w:val="Heading1"/>
+        <w:rPr>
+          <w:b w:val="0"/>
+          <w:iCs/>
+          <w:sz w:val="24"/>
+          <w:szCs w:val="24"/>
+        </w:rPr>
+      </w:pPr>
+      <w:r>
+        <w:rPr>
+          <w:iCs/>
+          <w:sz w:val="24"/>
+          <w:szCs w:val="24"/>
+        </w:rPr>
+        <w:t>Chương 6 — Đánh giá và Phân tích</w:t>
+      </w:r>
+    </w:p>
+    <w:p>
+      <w:pPr>
+        <w:pStyle w:val="Heading2"/>
+        <w:rPr>
+          <w:b w:val="0"/>
+          <w:iCs/>
+          <w:sz w:val="24"/>
+          <w:szCs w:val="24"/>
+        </w:rPr>
+      </w:pPr>
+      <w:r>
+        <w:rPr>
+          <w:iCs/>
+          <w:sz w:val="24"/>
+          <w:szCs w:val="24"/>
+        </w:rPr>
+        <w:t>6.1 Kết quả tổng hợp</w:t>
+      </w:r>
+    </w:p>
+    <w:p>
+      <w:pPr>
         <w:spacing w:after="554" w:line="336" w:lineRule="auto"/>
         <w:ind w:right="1060"/>
         <w:rPr>
           <w:rFonts w:ascii="Times New Roman" w:hAnsi="Times New Roman" w:cs="Times New Roman"/>
-          <w:b/>
           <w:iCs/>
           <w:sz w:val="24"/>
           <w:szCs w:val="24"/>
@@ -15146,12 +15163,31 @@
       <w:r>
         <w:rPr>
           <w:rFonts w:ascii="Times New Roman" w:hAnsi="Times New Roman" w:cs="Times New Roman"/>
-          <w:b/>
           <w:iCs/>
           <w:sz w:val="24"/>
           <w:szCs w:val="24"/>
         </w:rPr>
-        <w:t>Chương 6 — Đánh giá và Phân tích</w:t>
+        <w:t>Ba mô hình được đánh giá trên tập Test bằng năm chỉ số: Accuracy, Precision, Recall, F1-score và ROC-AUC. Hàm evaluate_</w:t>
+      </w:r>
+      <w:proofErr w:type="gramStart"/>
+      <w:r>
+        <w:rPr>
+          <w:rFonts w:ascii="Times New Roman" w:hAnsi="Times New Roman" w:cs="Times New Roman"/>
+          <w:iCs/>
+          <w:sz w:val="24"/>
+          <w:szCs w:val="24"/>
+        </w:rPr>
+        <w:t>model(</w:t>
+      </w:r>
+      <w:proofErr w:type="gramEnd"/>
+      <w:r>
+        <w:rPr>
+          <w:rFonts w:ascii="Times New Roman" w:hAnsi="Times New Roman" w:cs="Times New Roman"/>
+          <w:iCs/>
+          <w:sz w:val="24"/>
+          <w:szCs w:val="24"/>
+        </w:rPr>
+        <w:t>) tạo nhãn dự đoán bằng predict(), xác suất lớp hủy bằng predict_proba()[:, 1], in classification_report và trả về toàn bộ chỉ số. F1-score được chọn làm tiêu chí chính để xác định mô hình tốt nhất.</w:t>
       </w:r>
     </w:p>
     <w:p>
@@ -15160,7 +15196,6 @@
         <w:ind w:right="1060"/>
         <w:rPr>
           <w:rFonts w:ascii="Times New Roman" w:hAnsi="Times New Roman" w:cs="Times New Roman"/>
-          <w:b/>
           <w:iCs/>
           <w:sz w:val="24"/>
           <w:szCs w:val="24"/>
@@ -15169,74 +15204,11 @@
       <w:r>
         <w:rPr>
           <w:rFonts w:ascii="Times New Roman" w:hAnsi="Times New Roman" w:cs="Times New Roman"/>
-          <w:b/>
           <w:iCs/>
           <w:sz w:val="24"/>
           <w:szCs w:val="24"/>
         </w:rPr>
         <w:lastRenderedPageBreak/>
-        <w:t>6.1 Kết quả tổng hợp</w:t>
-      </w:r>
-    </w:p>
-    <w:p>
-      <w:pPr>
-        <w:spacing w:after="554" w:line="336" w:lineRule="auto"/>
-        <w:ind w:right="1060"/>
-        <w:rPr>
-          <w:rFonts w:ascii="Times New Roman" w:hAnsi="Times New Roman" w:cs="Times New Roman"/>
-          <w:iCs/>
-          <w:sz w:val="24"/>
-          <w:szCs w:val="24"/>
-        </w:rPr>
-      </w:pPr>
-      <w:r>
-        <w:rPr>
-          <w:rFonts w:ascii="Times New Roman" w:hAnsi="Times New Roman" w:cs="Times New Roman"/>
-          <w:iCs/>
-          <w:sz w:val="24"/>
-          <w:szCs w:val="24"/>
-        </w:rPr>
-        <w:t>Ba mô hình được đánh giá trên tập Test bằng năm chỉ số: Accuracy, Precision, Recall, F1-score và ROC-AUC. Hàm evaluate_</w:t>
-      </w:r>
-      <w:proofErr w:type="gramStart"/>
-      <w:r>
-        <w:rPr>
-          <w:rFonts w:ascii="Times New Roman" w:hAnsi="Times New Roman" w:cs="Times New Roman"/>
-          <w:iCs/>
-          <w:sz w:val="24"/>
-          <w:szCs w:val="24"/>
-        </w:rPr>
-        <w:t>model(</w:t>
-      </w:r>
-      <w:proofErr w:type="gramEnd"/>
-      <w:r>
-        <w:rPr>
-          <w:rFonts w:ascii="Times New Roman" w:hAnsi="Times New Roman" w:cs="Times New Roman"/>
-          <w:iCs/>
-          <w:sz w:val="24"/>
-          <w:szCs w:val="24"/>
-        </w:rPr>
-        <w:t>) tạo nhãn dự đoán bằng predict(), xác suất lớp hủy bằng predict_proba()[:, 1], in classification_report và trả về toàn bộ chỉ số. F1-score được chọn làm tiêu chí chính để xác định mô hình tốt nhất.</w:t>
-      </w:r>
-    </w:p>
-    <w:p>
-      <w:pPr>
-        <w:spacing w:after="554" w:line="336" w:lineRule="auto"/>
-        <w:ind w:right="1060"/>
-        <w:rPr>
-          <w:rFonts w:ascii="Times New Roman" w:hAnsi="Times New Roman" w:cs="Times New Roman"/>
-          <w:iCs/>
-          <w:sz w:val="24"/>
-          <w:szCs w:val="24"/>
-        </w:rPr>
-      </w:pPr>
-      <w:r>
-        <w:rPr>
-          <w:rFonts w:ascii="Times New Roman" w:hAnsi="Times New Roman" w:cs="Times New Roman"/>
-          <w:iCs/>
-          <w:sz w:val="24"/>
-          <w:szCs w:val="24"/>
-        </w:rPr>
         <w:t>Kết quả cho thấy Random Forest đạt F1-score cao nhất; Gradient Boosting đạt Accuracy và ROC-AUC cao nhất; Logistic Regression đạt Recall cao nhất nhưng Precision thấp hơn. Bảng kết quả được lưu thành Table_5_1_Model_Result.csv và bản đã làm tròn, sắp xếp theo F1-score được lưu thành Table_5_2_Model_Comparison.csv.</w:t>
       </w:r>
     </w:p>
@@ -15656,11 +15628,29 @@
     </w:p>
     <w:p>
       <w:pPr>
+        <w:pStyle w:val="Heading2"/>
+        <w:rPr>
+          <w:b w:val="0"/>
+          <w:iCs/>
+          <w:sz w:val="24"/>
+          <w:szCs w:val="24"/>
+        </w:rPr>
+      </w:pPr>
+      <w:r>
+        <w:rPr>
+          <w:iCs/>
+          <w:sz w:val="24"/>
+          <w:szCs w:val="24"/>
+        </w:rPr>
+        <w:t>6.2 Ma trận nhầm lẫn và đường ROC</w:t>
+      </w:r>
+    </w:p>
+    <w:p>
+      <w:pPr>
         <w:spacing w:after="554" w:line="336" w:lineRule="auto"/>
         <w:ind w:right="1060"/>
         <w:rPr>
           <w:rFonts w:ascii="Times New Roman" w:hAnsi="Times New Roman" w:cs="Times New Roman"/>
-          <w:b/>
           <w:iCs/>
           <w:sz w:val="24"/>
           <w:szCs w:val="24"/>
@@ -15669,12 +15659,11 @@
       <w:r>
         <w:rPr>
           <w:rFonts w:ascii="Times New Roman" w:hAnsi="Times New Roman" w:cs="Times New Roman"/>
-          <w:b/>
           <w:iCs/>
           <w:sz w:val="24"/>
           <w:szCs w:val="24"/>
         </w:rPr>
-        <w:t>6.2 Ma trận nhầm lẫn và đường ROC</w:t>
+        <w:t>Sau khi chọn Random Forest, chương trình tạo ma trận nhầm lẫn bằng ConfusionMatrixDisplay.from_predictions và lưu thành Figure_6_1_ConfusionMatrix.png. Tập Test có 23.878 mẫu; nhãn 1 biểu diễn đơn bị hủy và nhãn 0 biểu diễn đơn không bị hủy.</w:t>
       </w:r>
     </w:p>
     <w:p>
@@ -15692,32 +15681,11 @@
         <w:rPr>
           <w:rFonts w:ascii="Times New Roman" w:hAnsi="Times New Roman" w:cs="Times New Roman"/>
           <w:iCs/>
+          <w:noProof/>
           <w:sz w:val="24"/>
           <w:szCs w:val="24"/>
         </w:rPr>
         <w:lastRenderedPageBreak/>
-        <w:t>Sau khi chọn Random Forest, chương trình tạo ma trận nhầm lẫn bằng ConfusionMatrixDisplay.from_predictions và lưu thành Figure_6_1_ConfusionMatrix.png. Tập Test có 23.878 mẫu; nhãn 1 biểu diễn đơn bị hủy và nhãn 0 biểu diễn đơn không bị hủy.</w:t>
-      </w:r>
-    </w:p>
-    <w:p>
-      <w:pPr>
-        <w:spacing w:after="554" w:line="336" w:lineRule="auto"/>
-        <w:ind w:right="1060"/>
-        <w:rPr>
-          <w:rFonts w:ascii="Times New Roman" w:hAnsi="Times New Roman" w:cs="Times New Roman"/>
-          <w:iCs/>
-          <w:sz w:val="24"/>
-          <w:szCs w:val="24"/>
-        </w:rPr>
-      </w:pPr>
-      <w:r>
-        <w:rPr>
-          <w:rFonts w:ascii="Times New Roman" w:hAnsi="Times New Roman" w:cs="Times New Roman"/>
-          <w:iCs/>
-          <w:noProof/>
-          <w:sz w:val="24"/>
-          <w:szCs w:val="24"/>
-        </w:rPr>
         <w:drawing>
           <wp:inline distT="0" distB="0" distL="0" distR="0" wp14:anchorId="1FB6EB3C" wp14:editId="476B1E0F">
             <wp:extent cx="4476750" cy="4038600"/>
@@ -15869,17 +15837,7 @@
           <w:sz w:val="24"/>
           <w:szCs w:val="24"/>
         </w:rPr>
-        <w:t xml:space="preserve">13.688+1.345), xấp xỉ 8,95%. False Negative chiếm khoảng </w:t>
-      </w:r>
-      <w:r>
-        <w:rPr>
-          <w:rFonts w:ascii="Times New Roman" w:hAnsi="Times New Roman" w:cs="Times New Roman"/>
-          <w:iCs/>
-          <w:sz w:val="24"/>
-          <w:szCs w:val="24"/>
-        </w:rPr>
-        <w:lastRenderedPageBreak/>
-        <w:t>9,57% tập Test và tương ứng bỏ sót khoảng 25,85% số đơn thực tế bị hủy. Do chi phí bỏ sót đơn hủy có thể cao, việc điều chỉnh ngưỡng dự đoán để tăng Recall là một hướng cần khảo sát.</w:t>
+        <w:t>13.688+1.345), xấp xỉ 8,95%. False Negative chiếm khoảng 9,57% tập Test và tương ứng bỏ sót khoảng 25,85% số đơn thực tế bị hủy. Do chi phí bỏ sót đơn hủy có thể cao, việc điều chỉnh ngưỡng dự đoán để tăng Recall là một hướng cần khảo sát.</w:t>
       </w:r>
     </w:p>
     <w:p>
@@ -15901,6 +15859,7 @@
           <w:sz w:val="24"/>
           <w:szCs w:val="24"/>
         </w:rPr>
+        <w:lastRenderedPageBreak/>
         <w:drawing>
           <wp:inline distT="0" distB="0" distL="0" distR="0" wp14:anchorId="736D074E" wp14:editId="38BE1DB8">
             <wp:extent cx="5943600" cy="4457700"/>
@@ -15996,11 +15955,29 @@
     </w:p>
     <w:p>
       <w:pPr>
+        <w:pStyle w:val="Heading2"/>
+        <w:rPr>
+          <w:b w:val="0"/>
+          <w:iCs/>
+          <w:sz w:val="24"/>
+          <w:szCs w:val="24"/>
+        </w:rPr>
+      </w:pPr>
+      <w:r>
+        <w:rPr>
+          <w:iCs/>
+          <w:sz w:val="24"/>
+          <w:szCs w:val="24"/>
+        </w:rPr>
+        <w:t>6.3 Phân tích lỗi</w:t>
+      </w:r>
+    </w:p>
+    <w:p>
+      <w:pPr>
         <w:spacing w:after="554" w:line="336" w:lineRule="auto"/>
         <w:ind w:right="1060"/>
         <w:rPr>
           <w:rFonts w:ascii="Times New Roman" w:hAnsi="Times New Roman" w:cs="Times New Roman"/>
-          <w:b/>
           <w:iCs/>
           <w:sz w:val="24"/>
           <w:szCs w:val="24"/>
@@ -16009,12 +15986,11 @@
       <w:r>
         <w:rPr>
           <w:rFonts w:ascii="Times New Roman" w:hAnsi="Times New Roman" w:cs="Times New Roman"/>
-          <w:b/>
           <w:iCs/>
           <w:sz w:val="24"/>
           <w:szCs w:val="24"/>
         </w:rPr>
-        <w:t>6.3 Phân tích lỗi</w:t>
+        <w:t>Chương trình tạo Prediction_Error.csv gồm ba cột Actual, Prediction và Correct. Với Random Forest, tổng số dự đoán sai là 3.631 mẫu, tương ứng tổng số False Positive và False Negative trong ma trận nhầm lẫn. File hiện chỉ lưu nhãn thực tế, nhãn dự đoán và trạng thái đúng/sai.</w:t>
       </w:r>
     </w:p>
     <w:p>
@@ -16031,33 +16007,12 @@
       <w:r>
         <w:rPr>
           <w:rFonts w:ascii="Times New Roman" w:hAnsi="Times New Roman" w:cs="Times New Roman"/>
-          <w:iCs/>
-          <w:sz w:val="24"/>
-          <w:szCs w:val="24"/>
-        </w:rPr>
-        <w:lastRenderedPageBreak/>
-        <w:t>Chương trình tạo Prediction_Error.csv gồm ba cột Actual, Prediction và Correct. Với Random Forest, tổng số dự đoán sai là 3.631 mẫu, tương ứng tổng số False Positive và False Negative trong ma trận nhầm lẫn. File hiện chỉ lưu nhãn thực tế, nhãn dự đoán và trạng thái đúng/sai.</w:t>
-      </w:r>
-    </w:p>
-    <w:p>
-      <w:pPr>
-        <w:spacing w:after="554" w:line="336" w:lineRule="auto"/>
-        <w:ind w:right="1060"/>
-        <w:rPr>
-          <w:rFonts w:ascii="Times New Roman" w:hAnsi="Times New Roman" w:cs="Times New Roman"/>
-          <w:iCs/>
-          <w:sz w:val="24"/>
-          <w:szCs w:val="24"/>
-        </w:rPr>
-      </w:pPr>
-      <w:r>
-        <w:rPr>
-          <w:rFonts w:ascii="Times New Roman" w:hAnsi="Times New Roman" w:cs="Times New Roman"/>
           <w:i/>
           <w:iCs/>
           <w:sz w:val="24"/>
           <w:szCs w:val="24"/>
         </w:rPr>
+        <w:lastRenderedPageBreak/>
         <w:t>Bảng 6.2. Tổng hợp hai loại lỗi của mô hình Random Forest</w:t>
       </w:r>
     </w:p>
@@ -16579,11 +16534,29 @@
     </w:p>
     <w:p>
       <w:pPr>
+        <w:pStyle w:val="Heading2"/>
+        <w:rPr>
+          <w:b w:val="0"/>
+          <w:iCs/>
+          <w:sz w:val="24"/>
+          <w:szCs w:val="24"/>
+        </w:rPr>
+      </w:pPr>
+      <w:r>
+        <w:rPr>
+          <w:iCs/>
+          <w:sz w:val="24"/>
+          <w:szCs w:val="24"/>
+        </w:rPr>
+        <w:t>6.4 Giải thích mô hình</w:t>
+      </w:r>
+    </w:p>
+    <w:p>
+      <w:pPr>
         <w:spacing w:after="554" w:line="336" w:lineRule="auto"/>
         <w:ind w:right="1060"/>
         <w:rPr>
           <w:rFonts w:ascii="Times New Roman" w:hAnsi="Times New Roman" w:cs="Times New Roman"/>
-          <w:b/>
           <w:iCs/>
           <w:sz w:val="24"/>
           <w:szCs w:val="24"/>
@@ -16592,13 +16565,31 @@
       <w:r>
         <w:rPr>
           <w:rFonts w:ascii="Times New Roman" w:hAnsi="Times New Roman" w:cs="Times New Roman"/>
-          <w:b/>
           <w:iCs/>
           <w:sz w:val="24"/>
           <w:szCs w:val="24"/>
         </w:rPr>
-        <w:lastRenderedPageBreak/>
-        <w:t>6.4 Giải thích mô hình</w:t>
+        <w:t>Vì Random Forest có thuộc tính feature_importances_, chương trình trích xuất tên đặc trưng sau tiền xử lý bằng preprocessor.get_feature_names_</w:t>
+      </w:r>
+      <w:proofErr w:type="gramStart"/>
+      <w:r>
+        <w:rPr>
+          <w:rFonts w:ascii="Times New Roman" w:hAnsi="Times New Roman" w:cs="Times New Roman"/>
+          <w:iCs/>
+          <w:sz w:val="24"/>
+          <w:szCs w:val="24"/>
+        </w:rPr>
+        <w:t>out(</w:t>
+      </w:r>
+      <w:proofErr w:type="gramEnd"/>
+      <w:r>
+        <w:rPr>
+          <w:rFonts w:ascii="Times New Roman" w:hAnsi="Times New Roman" w:cs="Times New Roman"/>
+          <w:iCs/>
+          <w:sz w:val="24"/>
+          <w:szCs w:val="24"/>
+        </w:rPr>
+        <w:t>), loại bỏ tiền tố numeric__ và categorical__, sau đó sắp xếp độ quan trọng giảm dần và trực quan hóa 10 đặc trưng đứng đầu.</w:t>
       </w:r>
     </w:p>
     <w:p>
@@ -16616,51 +16607,11 @@
         <w:rPr>
           <w:rFonts w:ascii="Times New Roman" w:hAnsi="Times New Roman" w:cs="Times New Roman"/>
           <w:iCs/>
-          <w:sz w:val="24"/>
-          <w:szCs w:val="24"/>
-        </w:rPr>
-        <w:t>Vì Random Forest có thuộc tính feature_importances_, chương trình trích xuất tên đặc trưng sau tiền xử lý bằng preprocessor.get_feature_names_</w:t>
-      </w:r>
-      <w:proofErr w:type="gramStart"/>
-      <w:r>
-        <w:rPr>
-          <w:rFonts w:ascii="Times New Roman" w:hAnsi="Times New Roman" w:cs="Times New Roman"/>
-          <w:iCs/>
-          <w:sz w:val="24"/>
-          <w:szCs w:val="24"/>
-        </w:rPr>
-        <w:t>out(</w:t>
-      </w:r>
-      <w:proofErr w:type="gramEnd"/>
-      <w:r>
-        <w:rPr>
-          <w:rFonts w:ascii="Times New Roman" w:hAnsi="Times New Roman" w:cs="Times New Roman"/>
-          <w:iCs/>
-          <w:sz w:val="24"/>
-          <w:szCs w:val="24"/>
-        </w:rPr>
-        <w:t>), loại bỏ tiền tố numeric__ và categorical__, sau đó sắp xếp độ quan trọng giảm dần và trực quan hóa 10 đặc trưng đứng đầu.</w:t>
-      </w:r>
-    </w:p>
-    <w:p>
-      <w:pPr>
-        <w:spacing w:after="554" w:line="336" w:lineRule="auto"/>
-        <w:ind w:right="1060"/>
-        <w:rPr>
-          <w:rFonts w:ascii="Times New Roman" w:hAnsi="Times New Roman" w:cs="Times New Roman"/>
-          <w:iCs/>
-          <w:sz w:val="24"/>
-          <w:szCs w:val="24"/>
-        </w:rPr>
-      </w:pPr>
-      <w:r>
-        <w:rPr>
-          <w:rFonts w:ascii="Times New Roman" w:hAnsi="Times New Roman" w:cs="Times New Roman"/>
-          <w:iCs/>
           <w:noProof/>
           <w:sz w:val="24"/>
           <w:szCs w:val="24"/>
         </w:rPr>
+        <w:lastRenderedPageBreak/>
         <w:drawing>
           <wp:inline distT="0" distB="0" distL="0" distR="0" wp14:anchorId="7086E259" wp14:editId="01A66D9E">
             <wp:extent cx="5943600" cy="3562350"/>
@@ -16792,17 +16743,26 @@
           <w:sz w:val="24"/>
           <w:szCs w:val="24"/>
         </w:rPr>
-        <w:t xml:space="preserve">Độ quan trọng trong Random Forest phản ánh mức giảm độ hỗn tạp do mỗi đặc trưng tạo ra trong toàn bộ rừng cây; chỉ số này không chứng minh quan hệ nhân quả. Các biến có nhiều </w:t>
-      </w:r>
-      <w:r>
-        <w:rPr>
-          <w:rFonts w:ascii="Times New Roman" w:hAnsi="Times New Roman" w:cs="Times New Roman"/>
+        <w:t>Độ quan trọng trong Random Forest phản ánh mức giảm độ hỗn tạp do mỗi đặc trưng tạo ra trong toàn bộ rừng cây; chỉ số này không chứng minh quan hệ nhân quả. Các biến có nhiều điểm chia hoặc nhiều mức mã hóa có thể được ưu tiên, vì vậy kết quả nên được kiểm chứng thêm bằng Permutation Importance hoặc SHAP.</w:t>
+      </w:r>
+    </w:p>
+    <w:p>
+      <w:pPr>
+        <w:pStyle w:val="Heading2"/>
+        <w:rPr>
+          <w:b w:val="0"/>
           <w:iCs/>
           <w:sz w:val="24"/>
           <w:szCs w:val="24"/>
         </w:rPr>
-        <w:lastRenderedPageBreak/>
-        <w:t>điểm chia hoặc nhiều mức mã hóa có thể được ưu tiên, vì vậy kết quả nên được kiểm chứng thêm bằng Permutation Importance hoặc SHAP.</w:t>
+      </w:pPr>
+      <w:r>
+        <w:rPr>
+          <w:iCs/>
+          <w:sz w:val="24"/>
+          <w:szCs w:val="24"/>
+        </w:rPr>
+        <w:t>6.5 Thảo luận</w:t>
       </w:r>
     </w:p>
     <w:p>
@@ -16811,7 +16771,6 @@
         <w:ind w:right="1060"/>
         <w:rPr>
           <w:rFonts w:ascii="Times New Roman" w:hAnsi="Times New Roman" w:cs="Times New Roman"/>
-          <w:b/>
           <w:iCs/>
           <w:sz w:val="24"/>
           <w:szCs w:val="24"/>
@@ -16820,33 +16779,21 @@
       <w:r>
         <w:rPr>
           <w:rFonts w:ascii="Times New Roman" w:hAnsi="Times New Roman" w:cs="Times New Roman"/>
-          <w:b/>
           <w:iCs/>
           <w:sz w:val="24"/>
           <w:szCs w:val="24"/>
         </w:rPr>
-        <w:t>6.5 Thảo luận</w:t>
-      </w:r>
-    </w:p>
-    <w:p>
-      <w:pPr>
-        <w:spacing w:after="554" w:line="336" w:lineRule="auto"/>
-        <w:ind w:right="1060"/>
+        <w:t xml:space="preserve">Random Forest đạt sự cân bằng tốt nhất giữa Precision và Recall tại ngưỡng mặc định nên được chọn làm mô hình cuối cùng theo logic của code. Logistic Regression phát hiện được </w:t>
+      </w:r>
+      <w:r>
         <w:rPr>
           <w:rFonts w:ascii="Times New Roman" w:hAnsi="Times New Roman" w:cs="Times New Roman"/>
           <w:iCs/>
           <w:sz w:val="24"/>
           <w:szCs w:val="24"/>
         </w:rPr>
-      </w:pPr>
-      <w:r>
-        <w:rPr>
-          <w:rFonts w:ascii="Times New Roman" w:hAnsi="Times New Roman" w:cs="Times New Roman"/>
-          <w:iCs/>
-          <w:sz w:val="24"/>
-          <w:szCs w:val="24"/>
-        </w:rPr>
-        <w:t>Random Forest đạt sự cân bằng tốt nhất giữa Precision và Recall tại ngưỡng mặc định nên được chọn làm mô hình cuối cùng theo logic của code. Logistic Regression phát hiện được nhiều đơn hủy hơn nhưng tạo nhiều cảnh báo sai hơn; Gradient Boosting phân biệt hai lớp tốt nhất theo ROC-AUC nhưng F1-score thấp hơn Random Forest.</w:t>
+        <w:lastRenderedPageBreak/>
+        <w:t>nhiều đơn hủy hơn nhưng tạo nhiều cảnh báo sai hơn; Gradient Boosting phân biệt hai lớp tốt nhất theo ROC-AUC nhưng F1-score thấp hơn Random Forest.</w:t>
       </w:r>
     </w:p>
     <w:p>
@@ -16949,7 +16896,6 @@
       </w:pPr>
       <w:bookmarkStart w:id="28" w:name="_Toc20864"/>
       <w:r>
-        <w:lastRenderedPageBreak/>
         <w:t>7.1 Đóng gói mô hình</w:t>
       </w:r>
       <w:bookmarkEnd w:id="28"/>
@@ -17085,6 +17031,7 @@
           <w:rFonts w:ascii="Courier New" w:eastAsia="Courier New" w:hAnsi="Courier New" w:cs="Courier New"/>
           <w:sz w:val="25"/>
         </w:rPr>
+        <w:lastRenderedPageBreak/>
         <w:t>├─→[Modelartifact</w:t>
       </w:r>
       <w:proofErr w:type="gramStart"/>
@@ -17226,7 +17173,7 @@
               </wp:inline>
             </w:drawing>
           </mc:Choice>
-          <mc:Fallback xmlns:w16du="http://schemas.microsoft.com/office/word/2023/wordml/word16du" xmlns:w16sdtfl="http://schemas.microsoft.com/office/word/2024/wordml/sdtformatlock" xmlns:a="http://schemas.openxmlformats.org/drawingml/2006/main">
+          <mc:Fallback xmlns:a="http://schemas.openxmlformats.org/drawingml/2006/main" xmlns:w16sdtfl="http://schemas.microsoft.com/office/word/2024/wordml/sdtformatlock" xmlns:w16du="http://schemas.microsoft.com/office/word/2023/wordml/word16du">
             <w:pict>
               <v:group id="Group 15904" style="width:475.93pt;height:0.9564pt;mso-position-horizontal-relative:char;mso-position-vertical-relative:line" coordsize="60443,121">
                 <v:shape id="Shape 1002" style="position:absolute;width:60443;height:0;left:0;top:0;" coordsize="6044311,0" path="m0,0l6044311,0">
@@ -17395,7 +17342,7 @@
                     </wp:inline>
                   </w:drawing>
                 </mc:Choice>
-                <mc:Fallback xmlns:w16du="http://schemas.microsoft.com/office/word/2023/wordml/word16du" xmlns:w16sdtfl="http://schemas.microsoft.com/office/word/2024/wordml/sdtformatlock" xmlns:a="http://schemas.openxmlformats.org/drawingml/2006/main">
+                <mc:Fallback xmlns:a="http://schemas.openxmlformats.org/drawingml/2006/main" xmlns:w16sdtfl="http://schemas.microsoft.com/office/word/2024/wordml/sdtformatlock" xmlns:w16du="http://schemas.microsoft.com/office/word/2023/wordml/word16du">
                   <w:pict>
                     <v:group id="Group 16977" style="width:475.93pt;height:0.5978pt;mso-position-horizontal-relative:char;mso-position-vertical-relative:line" coordsize="60443,75">
                       <v:shape id="Shape 1008" style="position:absolute;width:60443;height:0;left:0;top:0;" coordsize="6044311,0" path="m0,0l6044311,0">
@@ -18480,7 +18427,6 @@
                 <w:rFonts w:ascii="Times New Roman" w:eastAsia="Times New Roman" w:hAnsi="Times New Roman" w:cs="Times New Roman"/>
                 <w:sz w:val="24"/>
               </w:rPr>
-              <w:lastRenderedPageBreak/>
               <w:t>4</w:t>
             </w:r>
           </w:p>
@@ -18777,6 +18723,7 @@
           <w:rFonts w:ascii="Times New Roman" w:eastAsia="Times New Roman" w:hAnsi="Times New Roman" w:cs="Times New Roman"/>
           <w:sz w:val="24"/>
         </w:rPr>
+        <w:lastRenderedPageBreak/>
         <w:t>[ ]</w:t>
       </w:r>
       <w:proofErr w:type="gramEnd"/>
@@ -18970,7 +18917,6 @@
       </w:pPr>
       <w:bookmarkStart w:id="38" w:name="_Toc20874"/>
       <w:r>
-        <w:lastRenderedPageBreak/>
         <w:t>8.2 Hạn chế</w:t>
       </w:r>
       <w:bookmarkEnd w:id="38"/>
@@ -19035,6 +18981,7 @@
       </w:pPr>
       <w:bookmarkStart w:id="40" w:name="_Toc20876"/>
       <w:r>
+        <w:lastRenderedPageBreak/>
         <w:t>Tài liệu tham khảo</w:t>
       </w:r>
       <w:bookmarkEnd w:id="40"/>
@@ -19361,7 +19308,6 @@
       </w:pPr>
       <w:bookmarkStart w:id="44" w:name="_Toc20880"/>
       <w:r>
-        <w:lastRenderedPageBreak/>
         <w:t>Phụ lục C — Data dictionary</w:t>
       </w:r>
       <w:bookmarkEnd w:id="44"/>
@@ -20108,7 +20054,7 @@
               </wp:anchor>
             </w:drawing>
           </mc:Choice>
-          <mc:Fallback xmlns:w16du="http://schemas.microsoft.com/office/word/2023/wordml/word16du" xmlns:w16sdtfl="http://schemas.microsoft.com/office/word/2024/wordml/sdtformatlock" xmlns:a="http://schemas.openxmlformats.org/drawingml/2006/main">
+          <mc:Fallback xmlns:a="http://schemas.openxmlformats.org/drawingml/2006/main" xmlns:w16sdtfl="http://schemas.microsoft.com/office/word/2024/wordml/sdtformatlock" xmlns:w16du="http://schemas.microsoft.com/office/word/2023/wordml/word16du">
             <w:pict>
               <v:group id="Group 16504" style="width:475.938pt;height:0.5978pt;position:absolute;mso-position-horizontal-relative:text;mso-position-horizontal:absolute;margin-left:1.99596pt;mso-position-vertical-relative:text;margin-top:58.0551pt;" coordsize="60444,75">
                 <v:shape id="Shape 1223" style="position:absolute;width:60444;height:0;left:0;top:0;" coordsize="6044413,0" path="m0,0l6044413,0">
@@ -20206,7 +20152,7 @@
               </wp:inline>
             </w:drawing>
           </mc:Choice>
-          <mc:Fallback xmlns:w16du="http://schemas.microsoft.com/office/word/2023/wordml/word16du" xmlns:w16sdtfl="http://schemas.microsoft.com/office/word/2024/wordml/sdtformatlock" xmlns:a="http://schemas.openxmlformats.org/drawingml/2006/main">
+          <mc:Fallback xmlns:a="http://schemas.openxmlformats.org/drawingml/2006/main" xmlns:w16sdtfl="http://schemas.microsoft.com/office/word/2024/wordml/sdtformatlock" xmlns:w16du="http://schemas.microsoft.com/office/word/2023/wordml/word16du">
             <w:pict>
               <v:group id="Group 16502" style="width:475.938pt;height:0.9564pt;mso-position-horizontal-relative:char;mso-position-vertical-relative:line" coordsize="60444,121">
                 <v:shape id="Shape 1219" style="position:absolute;width:60444;height:0;left:0;top:0;" coordsize="6044413,0" path="m0,0l6044413,0">
@@ -26215,6 +26161,7 @@
   <w:style w:type="character" w:default="1" w:styleId="DefaultParagraphFont">
     <w:name w:val="Default Paragraph Font"/>
     <w:uiPriority w:val="1"/>
+    <w:semiHidden/>
     <w:unhideWhenUsed/>
   </w:style>
   <w:style w:type="table" w:default="1" w:styleId="TableNormal">

--- a/BaoCao/BaoCao.docx
+++ b/BaoCao/BaoCao.docx
@@ -1,57 +1,142 @@
 
 <file path=word/document.xml><?xml version="1.0" encoding="utf-8"?>
-<w:document xmlns:wpc="http://schemas.microsoft.com/office/word/2010/wordprocessingCanvas" xmlns:cx="http://schemas.microsoft.com/office/drawing/2014/chartex" xmlns:cx1="http://schemas.microsoft.com/office/drawing/2015/9/8/chartex" xmlns:cx2="http://schemas.microsoft.com/office/drawing/2015/10/21/chartex" xmlns:cx3="http://schemas.microsoft.com/office/drawing/2016/5/9/chartex" xmlns:cx4="http://schemas.microsoft.com/office/drawing/2016/5/10/chartex" xmlns:cx5="http://schemas.microsoft.com/office/drawing/2016/5/11/chartex" xmlns:cx6="http://schemas.microsoft.com/office/drawing/2016/5/12/chartex" xmlns:cx7="http://schemas.microsoft.com/office/drawing/2016/5/13/chartex" xmlns:cx8="http://schemas.microsoft.com/office/drawing/2016/5/14/chartex" xmlns:mc="http://schemas.openxmlformats.org/markup-compatibility/2006" xmlns:aink="http://schemas.microsoft.com/office/drawing/2016/ink" xmlns:am3d="http://schemas.microsoft.com/office/drawing/2017/model3d" xmlns:o="urn:schemas-microsoft-com:office:office" xmlns:oel="http://schemas.microsoft.com/office/2019/extlst" xmlns:r="http://schemas.openxmlformats.org/officeDocument/2006/relationships" xmlns:m="http://schemas.openxmlformats.org/officeDocument/2006/math" xmlns:v="urn:schemas-microsoft-com:vml" xmlns:wp14="http://schemas.microsoft.com/office/word/2010/wordprocessingDrawing" xmlns:wp="http://schemas.openxmlformats.org/drawingml/2006/wordprocessingDrawing" xmlns:w10="urn:schemas-microsoft-com:office:word" xmlns:w="http://schemas.openxmlformats.org/wordprocessingml/2006/main" xmlns:w14="http://schemas.microsoft.com/office/word/2010/wordml" xmlns:w15="http://schemas.microsoft.com/office/word/2012/wordml" xmlns:w16cex="http://schemas.microsoft.com/office/word/2018/wordml/cex" xmlns:w16cid="http://schemas.microsoft.com/office/word/2016/wordml/cid" xmlns:w16="http://schemas.microsoft.com/office/word/2018/wordml" xmlns:w16sdtdh="http://schemas.microsoft.com/office/word/2020/wordml/sdtdatahash" xmlns:w16se="http://schemas.microsoft.com/office/word/2015/wordml/symex" xmlns:wpg="http://schemas.microsoft.com/office/word/2010/wordprocessingGroup" xmlns:wpi="http://schemas.microsoft.com/office/word/2010/wordprocessingInk" xmlns:wne="http://schemas.microsoft.com/office/word/2006/wordml" xmlns:wps="http://schemas.microsoft.com/office/word/2010/wordprocessingShape" mc:Ignorable="w14 w15 w16se w16cid w16 w16cex w16sdtdh wp14">
+<w:document xmlns:wpc="http://schemas.microsoft.com/office/word/2010/wordprocessingCanvas" xmlns:cx="http://schemas.microsoft.com/office/drawing/2014/chartex" xmlns:cx1="http://schemas.microsoft.com/office/drawing/2015/9/8/chartex" xmlns:cx2="http://schemas.microsoft.com/office/drawing/2015/10/21/chartex" xmlns:cx3="http://schemas.microsoft.com/office/drawing/2016/5/9/chartex" xmlns:cx4="http://schemas.microsoft.com/office/drawing/2016/5/10/chartex" xmlns:cx5="http://schemas.microsoft.com/office/drawing/2016/5/11/chartex" xmlns:cx6="http://schemas.microsoft.com/office/drawing/2016/5/12/chartex" xmlns:cx7="http://schemas.microsoft.com/office/drawing/2016/5/13/chartex" xmlns:cx8="http://schemas.microsoft.com/office/drawing/2016/5/14/chartex" xmlns:mc="http://schemas.openxmlformats.org/markup-compatibility/2006" xmlns:aink="http://schemas.microsoft.com/office/drawing/2016/ink" xmlns:am3d="http://schemas.microsoft.com/office/drawing/2017/model3d" xmlns:o="urn:schemas-microsoft-com:office:office" xmlns:r="http://schemas.openxmlformats.org/officeDocument/2006/relationships" xmlns:m="http://schemas.openxmlformats.org/officeDocument/2006/math" xmlns:v="urn:schemas-microsoft-com:vml" xmlns:wp14="http://schemas.microsoft.com/office/word/2010/wordprocessingDrawing" xmlns:wp="http://schemas.openxmlformats.org/drawingml/2006/wordprocessingDrawing" xmlns:w10="urn:schemas-microsoft-com:office:word" xmlns:w="http://schemas.openxmlformats.org/wordprocessingml/2006/main" xmlns:w14="http://schemas.microsoft.com/office/word/2010/wordml" xmlns:w15="http://schemas.microsoft.com/office/word/2012/wordml" xmlns:w16cid="http://schemas.microsoft.com/office/word/2016/wordml/cid" xmlns:w16se="http://schemas.microsoft.com/office/word/2015/wordml/symex" xmlns:wpg="http://schemas.microsoft.com/office/word/2010/wordprocessingGroup" xmlns:wpi="http://schemas.microsoft.com/office/word/2010/wordprocessingInk" xmlns:wne="http://schemas.microsoft.com/office/word/2006/wordml" xmlns:wps="http://schemas.microsoft.com/office/word/2010/wordprocessingShape" mc:Ignorable="w14 w15 w16se w16cid wp14">
   <w:body>
-    <w:p>
-      <w:pPr>
-        <w:spacing w:after="5" w:line="250" w:lineRule="auto"/>
-        <w:jc w:val="center"/>
-        <w:rPr>
-          <w:rFonts w:ascii="Times New Roman" w:eastAsia="Times New Roman" w:hAnsi="Times New Roman" w:cs="Times New Roman"/>
-          <w:sz w:val="41"/>
-        </w:rPr>
-      </w:pPr>
-      <w:r>
-        <w:rPr>
-          <w:rFonts w:ascii="Times New Roman" w:eastAsia="Times New Roman" w:hAnsi="Times New Roman" w:cs="Times New Roman"/>
-          <w:sz w:val="41"/>
-        </w:rPr>
-        <w:t xml:space="preserve">BÁO CÁO </w:t>
-      </w:r>
-      <w:r>
-        <w:rPr>
-          <w:rFonts w:ascii="Times New Roman" w:eastAsia="Times New Roman" w:hAnsi="Times New Roman" w:cs="Times New Roman"/>
-          <w:sz w:val="41"/>
-        </w:rPr>
-        <w:t>BÀI TẬP LỚN</w:t>
-      </w:r>
-    </w:p>
-    <w:p>
-      <w:pPr>
-        <w:spacing w:after="5" w:line="250" w:lineRule="auto"/>
-        <w:jc w:val="center"/>
-      </w:pPr>
-      <w:r>
-        <w:rPr>
-          <w:rFonts w:ascii="Times New Roman" w:eastAsia="Times New Roman" w:hAnsi="Times New Roman" w:cs="Times New Roman"/>
-          <w:sz w:val="41"/>
-        </w:rPr>
-        <w:t>MACHINE LEARNING (TABULAR)</w:t>
-      </w:r>
-    </w:p>
     <w:p>
       <w:pPr>
         <w:spacing w:after="1683"/>
         <w:ind w:right="650"/>
         <w:jc w:val="center"/>
       </w:pPr>
-      <w:r>
+    </w:p>
+    <w:p>
+      <w:pPr>
+        <w:spacing w:after="5" w:line="250" w:lineRule="auto"/>
+        <w:jc w:val="center"/>
+        <w:rPr>
+          <w:rFonts w:ascii="Times New Roman" w:eastAsia="Times New Roman" w:hAnsi="Times New Roman" w:cs="Times New Roman"/>
+          <w:sz w:val="41"/>
+        </w:rPr>
+      </w:pPr>
+    </w:p>
+    <w:p>
+      <w:pPr>
+        <w:spacing w:after="5" w:line="250" w:lineRule="auto"/>
+        <w:jc w:val="center"/>
+        <w:rPr>
+          <w:rFonts w:ascii="Times New Roman" w:eastAsia="Times New Roman" w:hAnsi="Times New Roman" w:cs="Times New Roman"/>
+          <w:sz w:val="41"/>
+        </w:rPr>
+      </w:pPr>
+    </w:p>
+    <w:p>
+      <w:pPr>
+        <w:spacing w:after="5" w:line="250" w:lineRule="auto"/>
+        <w:jc w:val="center"/>
+        <w:rPr>
+          <w:rFonts w:ascii="Times New Roman" w:eastAsia="Times New Roman" w:hAnsi="Times New Roman" w:cs="Times New Roman"/>
+          <w:sz w:val="41"/>
+        </w:rPr>
+      </w:pPr>
+    </w:p>
+    <w:p>
+      <w:pPr>
+        <w:spacing w:after="5" w:line="250" w:lineRule="auto"/>
+        <w:jc w:val="center"/>
+        <w:rPr>
+          <w:rFonts w:ascii="Times New Roman" w:eastAsia="Times New Roman" w:hAnsi="Times New Roman" w:cs="Times New Roman"/>
+          <w:sz w:val="41"/>
+        </w:rPr>
+      </w:pPr>
+    </w:p>
+    <w:p>
+      <w:pPr>
+        <w:spacing w:after="5" w:line="250" w:lineRule="auto"/>
+        <w:jc w:val="center"/>
+        <w:rPr>
+          <w:rFonts w:ascii="Times New Roman" w:eastAsia="Times New Roman" w:hAnsi="Times New Roman" w:cs="Times New Roman"/>
+          <w:sz w:val="41"/>
+        </w:rPr>
+      </w:pPr>
+    </w:p>
+    <w:p>
+      <w:pPr>
+        <w:spacing w:after="5" w:line="250" w:lineRule="auto"/>
+        <w:jc w:val="center"/>
+        <w:rPr>
+          <w:rFonts w:ascii="Times New Roman" w:eastAsia="Times New Roman" w:hAnsi="Times New Roman" w:cs="Times New Roman"/>
+          <w:sz w:val="41"/>
+        </w:rPr>
+      </w:pPr>
+    </w:p>
+    <w:p>
+      <w:pPr>
+        <w:spacing w:after="5" w:line="250" w:lineRule="auto"/>
+        <w:jc w:val="center"/>
+        <w:rPr>
+          <w:rFonts w:ascii="Times New Roman" w:eastAsia="Times New Roman" w:hAnsi="Times New Roman" w:cs="Times New Roman"/>
+          <w:sz w:val="41"/>
+        </w:rPr>
+      </w:pPr>
+      <w:r>
+        <w:rPr>
+          <w:rFonts w:ascii="Times New Roman" w:eastAsia="Times New Roman" w:hAnsi="Times New Roman" w:cs="Times New Roman"/>
+          <w:sz w:val="41"/>
+        </w:rPr>
+        <w:t>BÁO CÁO BÀI TẬP LỚN</w:t>
+      </w:r>
+    </w:p>
+    <w:p>
+      <w:pPr>
+        <w:spacing w:after="5" w:line="250" w:lineRule="auto"/>
+        <w:jc w:val="center"/>
+      </w:pPr>
+      <w:r>
+        <w:rPr>
+          <w:rFonts w:ascii="Times New Roman" w:eastAsia="Times New Roman" w:hAnsi="Times New Roman" w:cs="Times New Roman"/>
+          <w:sz w:val="41"/>
+        </w:rPr>
+        <w:t>MACHINE LEARNING (TABULAR)</w:t>
+      </w:r>
+    </w:p>
+    <w:p>
+      <w:pPr>
+        <w:spacing w:after="1683"/>
+        <w:ind w:right="650"/>
+        <w:jc w:val="center"/>
         <w:rPr>
           <w:rFonts w:ascii="Times New Roman" w:eastAsia="Times New Roman" w:hAnsi="Times New Roman" w:cs="Times New Roman"/>
           <w:sz w:val="29"/>
         </w:rPr>
+      </w:pPr>
+      <w:r>
+        <w:rPr>
+          <w:rFonts w:ascii="Times New Roman" w:eastAsia="Times New Roman" w:hAnsi="Times New Roman" w:cs="Times New Roman"/>
+          <w:sz w:val="29"/>
+        </w:rPr>
         <w:t>Môn Trí tuệ Nhân tạo (ITEC3413) — Trường ĐH Mở TP.HCM, Khoa CNTT</w:t>
       </w:r>
+    </w:p>
+    <w:p>
+      <w:pPr>
+        <w:spacing w:after="1683"/>
+        <w:ind w:right="650"/>
+        <w:jc w:val="center"/>
+      </w:pPr>
+    </w:p>
+    <w:p>
+      <w:pPr>
+        <w:spacing w:after="1683"/>
+        <w:ind w:right="650"/>
+        <w:jc w:val="center"/>
+      </w:pPr>
+    </w:p>
+    <w:p>
+      <w:pPr>
+        <w:spacing w:after="1683"/>
+        <w:ind w:right="650"/>
+        <w:jc w:val="center"/>
+      </w:pPr>
     </w:p>
     <w:sdt>
       <w:sdtPr>
@@ -2416,6 +2501,7 @@
         </w:p>
         <w:p>
           <w:r>
+            <w:lastRenderedPageBreak/>
             <w:fldChar w:fldCharType="end"/>
           </w:r>
         </w:p>
@@ -2807,7 +2893,6 @@
           <w:b/>
           <w:sz w:val="34"/>
         </w:rPr>
-        <w:lastRenderedPageBreak/>
         <w:t>BÁO CÁO BÀI TẬP LỚN</w:t>
       </w:r>
     </w:p>
@@ -2834,6 +2919,7 @@
         <w:jc w:val="center"/>
       </w:pPr>
       <w:r>
+        <w:lastRenderedPageBreak/>
         <w:t xml:space="preserve">Đề tài </w:t>
       </w:r>
       <w:r>
@@ -2955,7 +3041,7 @@
               </wp:inline>
             </w:drawing>
           </mc:Choice>
-          <mc:Fallback xmlns:a="http://schemas.openxmlformats.org/drawingml/2006/main" xmlns:w16sdtfl="http://schemas.microsoft.com/office/word/2024/wordml/sdtformatlock" xmlns:w16du="http://schemas.microsoft.com/office/word/2023/wordml/word16du">
+          <mc:Fallback xmlns:w16du="http://schemas.microsoft.com/office/word/2023/wordml/word16du" xmlns:w16sdtfl="http://schemas.microsoft.com/office/word/2024/wordml/sdtformatlock" xmlns:a="http://schemas.openxmlformats.org/drawingml/2006/main" xmlns:w16sdtdh="http://schemas.microsoft.com/office/word/2020/wordml/sdtdatahash" xmlns:w16="http://schemas.microsoft.com/office/word/2018/wordml" xmlns:w16cex="http://schemas.microsoft.com/office/word/2018/wordml/cex" xmlns:oel="http://schemas.microsoft.com/office/2019/extlst">
             <w:pict>
               <v:group id="Group 11669" style="width:475.938pt;height:0.9564pt;mso-position-horizontal-relative:char;mso-position-vertical-relative:line" coordsize="60444,121">
                 <v:shape id="Shape 394" style="position:absolute;width:60444;height:0;left:0;top:0;" coordsize="6044413,0" path="m0,0l6044413,0">
@@ -3729,7 +3815,7 @@
               </wp:inline>
             </w:drawing>
           </mc:Choice>
-          <mc:Fallback xmlns:a="http://schemas.openxmlformats.org/drawingml/2006/main" xmlns:w16sdtfl="http://schemas.microsoft.com/office/word/2024/wordml/sdtformatlock" xmlns:w16du="http://schemas.microsoft.com/office/word/2023/wordml/word16du">
+          <mc:Fallback xmlns:w16du="http://schemas.microsoft.com/office/word/2023/wordml/word16du" xmlns:w16sdtfl="http://schemas.microsoft.com/office/word/2024/wordml/sdtformatlock" xmlns:a="http://schemas.openxmlformats.org/drawingml/2006/main" xmlns:w16sdtdh="http://schemas.microsoft.com/office/word/2020/wordml/sdtdatahash" xmlns:w16="http://schemas.microsoft.com/office/word/2018/wordml" xmlns:w16cex="http://schemas.microsoft.com/office/word/2018/wordml/cex" xmlns:oel="http://schemas.microsoft.com/office/2019/extlst">
             <w:pict>
               <v:group id="Group 11671" style="width:475.938pt;height:0.9564pt;mso-position-horizontal-relative:char;mso-position-vertical-relative:line" coordsize="60444,121">
                 <v:shape id="Shape 411" style="position:absolute;width:60444;height:0;left:0;top:0;" coordsize="6044413,0" path="m0,0l6044413,0">
@@ -3828,7 +3914,6 @@
       </w:pPr>
       <w:bookmarkStart w:id="3" w:name="_Toc20828"/>
       <w:r>
-        <w:lastRenderedPageBreak/>
         <w:t>Liêm chính trong việc sử dụng công cụ AI</w:t>
       </w:r>
       <w:bookmarkEnd w:id="3"/>
@@ -3885,6 +3970,7 @@
                 <w:rFonts w:ascii="Times New Roman" w:eastAsia="Times New Roman" w:hAnsi="Times New Roman" w:cs="Times New Roman"/>
                 <w:sz w:val="24"/>
               </w:rPr>
+              <w:lastRenderedPageBreak/>
               <w:t>Công cụ AI</w:t>
             </w:r>
           </w:p>
@@ -3934,114 +4020,6 @@
                 <w:lang w:val="sv-SE"/>
               </w:rPr>
               <w:t>Phạm vi áp dụng trong bài</w:t>
-            </w:r>
-          </w:p>
-        </w:tc>
-      </w:tr>
-      <w:tr>
-        <w:trPr>
-          <w:trHeight w:val="1238"/>
-        </w:trPr>
-        <w:tc>
-          <w:tcPr>
-            <w:tcW w:w="3253" w:type="dxa"/>
-            <w:tcBorders>
-              <w:top w:val="single" w:sz="5" w:space="0" w:color="000000"/>
-              <w:left w:val="nil"/>
-              <w:bottom w:val="nil"/>
-              <w:right w:val="nil"/>
-            </w:tcBorders>
-          </w:tcPr>
-          <w:p>
-            <w:pPr>
-              <w:spacing w:after="66"/>
-              <w:rPr>
-                <w:lang w:val="sv-SE"/>
-              </w:rPr>
-            </w:pPr>
-            <w:r>
-              <w:rPr>
-                <w:rFonts w:ascii="Courier New" w:eastAsia="Courier New" w:hAnsi="Courier New" w:cs="Courier New"/>
-                <w:sz w:val="25"/>
-                <w:lang w:val="sv-SE"/>
-              </w:rPr>
-              <w:t>[Tên công cụ, vd</w:t>
-            </w:r>
-          </w:p>
-          <w:p>
-            <w:pPr>
-              <w:rPr>
-                <w:lang w:val="sv-SE"/>
-              </w:rPr>
-            </w:pPr>
-            <w:r>
-              <w:rPr>
-                <w:rFonts w:ascii="Courier New" w:eastAsia="Courier New" w:hAnsi="Courier New" w:cs="Courier New"/>
-                <w:sz w:val="25"/>
-                <w:lang w:val="sv-SE"/>
-              </w:rPr>
-              <w:t>ChatGPT]</w:t>
-            </w:r>
-          </w:p>
-        </w:tc>
-        <w:tc>
-          <w:tcPr>
-            <w:tcW w:w="3252" w:type="dxa"/>
-            <w:tcBorders>
-              <w:top w:val="single" w:sz="5" w:space="0" w:color="000000"/>
-              <w:left w:val="nil"/>
-              <w:bottom w:val="nil"/>
-              <w:right w:val="nil"/>
-            </w:tcBorders>
-            <w:vAlign w:val="bottom"/>
-          </w:tcPr>
-          <w:p>
-            <w:pPr>
-              <w:spacing w:line="314" w:lineRule="auto"/>
-              <w:jc w:val="both"/>
-              <w:rPr>
-                <w:lang w:val="sv-SE"/>
-              </w:rPr>
-            </w:pPr>
-            <w:r>
-              <w:rPr>
-                <w:rFonts w:ascii="Courier New" w:eastAsia="Courier New" w:hAnsi="Courier New" w:cs="Courier New"/>
-                <w:sz w:val="25"/>
-                <w:lang w:val="sv-SE"/>
-              </w:rPr>
-              <w:t>[gợi ý ý tưởng / sửa lỗi mã / chỉnh văn</w:t>
-            </w:r>
-          </w:p>
-          <w:p>
-            <w:r>
-              <w:rPr>
-                <w:rFonts w:ascii="Courier New" w:eastAsia="Courier New" w:hAnsi="Courier New" w:cs="Courier New"/>
-                <w:sz w:val="25"/>
-              </w:rPr>
-              <w:t>phong…]</w:t>
-            </w:r>
-          </w:p>
-        </w:tc>
-        <w:tc>
-          <w:tcPr>
-            <w:tcW w:w="3013" w:type="dxa"/>
-            <w:tcBorders>
-              <w:top w:val="single" w:sz="5" w:space="0" w:color="000000"/>
-              <w:left w:val="nil"/>
-              <w:bottom w:val="nil"/>
-              <w:right w:val="nil"/>
-            </w:tcBorders>
-          </w:tcPr>
-          <w:p>
-            <w:pPr>
-              <w:jc w:val="both"/>
-            </w:pPr>
-            <w:r>
-              <w:rPr>
-                <w:rFonts w:ascii="Courier New" w:eastAsia="Courier New" w:hAnsi="Courier New" w:cs="Courier New"/>
-                <w:sz w:val="25"/>
-              </w:rPr>
-              <w:t>[mục/chức năng nào]</w:t>
             </w:r>
           </w:p>
         </w:tc>
@@ -4056,17 +4034,230 @@
             <w:tcBorders>
               <w:top w:val="nil"/>
               <w:left w:val="nil"/>
+              <w:bottom w:val="nil"/>
+              <w:right w:val="nil"/>
+            </w:tcBorders>
+          </w:tcPr>
+          <w:p>
+            <w:pPr>
+              <w:rPr>
+                <w:rFonts w:ascii="Times New Roman" w:hAnsi="Times New Roman" w:cs="Times New Roman"/>
+                <w:sz w:val="24"/>
+                <w:szCs w:val="24"/>
+              </w:rPr>
+            </w:pPr>
+            <w:r>
+              <w:rPr>
+                <w:rFonts w:ascii="Times New Roman" w:eastAsia="Courier New" w:hAnsi="Times New Roman" w:cs="Times New Roman"/>
+                <w:sz w:val="24"/>
+                <w:szCs w:val="24"/>
+                <w:lang w:val="sv-SE"/>
+              </w:rPr>
+              <w:t>ChatGPT</w:t>
+            </w:r>
+          </w:p>
+        </w:tc>
+        <w:tc>
+          <w:tcPr>
+            <w:tcW w:w="3252" w:type="dxa"/>
+            <w:tcBorders>
+              <w:top w:val="nil"/>
+              <w:left w:val="nil"/>
+              <w:bottom w:val="nil"/>
+              <w:right w:val="nil"/>
+            </w:tcBorders>
+          </w:tcPr>
+          <w:p>
+            <w:pPr>
+              <w:rPr>
+                <w:rFonts w:ascii="Times New Roman" w:hAnsi="Times New Roman" w:cs="Times New Roman"/>
+                <w:sz w:val="24"/>
+                <w:szCs w:val="24"/>
+              </w:rPr>
+            </w:pPr>
+            <w:r>
+              <w:rPr>
+                <w:rFonts w:ascii="Times New Roman" w:hAnsi="Times New Roman" w:cs="Times New Roman"/>
+                <w:sz w:val="24"/>
+                <w:szCs w:val="24"/>
+              </w:rPr>
+              <w:t>Gợi ý ý tưởng</w:t>
+            </w:r>
+          </w:p>
+        </w:tc>
+        <w:tc>
+          <w:tcPr>
+            <w:tcW w:w="3013" w:type="dxa"/>
+            <w:tcBorders>
+              <w:top w:val="nil"/>
+              <w:left w:val="nil"/>
+              <w:bottom w:val="nil"/>
+              <w:right w:val="nil"/>
+            </w:tcBorders>
+          </w:tcPr>
+          <w:p>
+            <w:pPr>
+              <w:rPr>
+                <w:rFonts w:ascii="Times New Roman" w:hAnsi="Times New Roman" w:cs="Times New Roman"/>
+                <w:sz w:val="24"/>
+                <w:szCs w:val="24"/>
+              </w:rPr>
+            </w:pPr>
+            <w:r>
+              <w:rPr>
+                <w:rFonts w:ascii="Times New Roman" w:hAnsi="Times New Roman" w:cs="Times New Roman"/>
+                <w:sz w:val="24"/>
+                <w:szCs w:val="24"/>
+              </w:rPr>
+              <w:t>Chương 1</w:t>
+            </w:r>
+          </w:p>
+        </w:tc>
+      </w:tr>
+      <w:tr>
+        <w:trPr>
+          <w:trHeight w:val="392"/>
+        </w:trPr>
+        <w:tc>
+          <w:tcPr>
+            <w:tcW w:w="3253" w:type="dxa"/>
+            <w:tcBorders>
+              <w:top w:val="nil"/>
+              <w:left w:val="nil"/>
+              <w:bottom w:val="nil"/>
+              <w:right w:val="nil"/>
+            </w:tcBorders>
+          </w:tcPr>
+          <w:p>
+            <w:pPr>
+              <w:rPr>
+                <w:rFonts w:ascii="Times New Roman" w:eastAsia="Courier New" w:hAnsi="Times New Roman" w:cs="Times New Roman"/>
+                <w:sz w:val="24"/>
+                <w:szCs w:val="24"/>
+                <w:lang w:val="sv-SE"/>
+              </w:rPr>
+            </w:pPr>
+            <w:r>
+              <w:rPr>
+                <w:rFonts w:ascii="Times New Roman" w:eastAsia="Courier New" w:hAnsi="Times New Roman" w:cs="Times New Roman"/>
+                <w:sz w:val="24"/>
+                <w:szCs w:val="24"/>
+                <w:lang w:val="sv-SE"/>
+              </w:rPr>
+              <w:t>ChatGPT</w:t>
+            </w:r>
+          </w:p>
+        </w:tc>
+        <w:tc>
+          <w:tcPr>
+            <w:tcW w:w="3252" w:type="dxa"/>
+            <w:tcBorders>
+              <w:top w:val="nil"/>
+              <w:left w:val="nil"/>
+              <w:bottom w:val="nil"/>
+              <w:right w:val="nil"/>
+            </w:tcBorders>
+          </w:tcPr>
+          <w:p>
+            <w:pPr>
+              <w:rPr>
+                <w:rFonts w:ascii="Times New Roman" w:hAnsi="Times New Roman" w:cs="Times New Roman"/>
+                <w:sz w:val="24"/>
+                <w:szCs w:val="24"/>
+                <w:lang w:val="sv-SE"/>
+              </w:rPr>
+            </w:pPr>
+            <w:r>
+              <w:rPr>
+                <w:rFonts w:ascii="Times New Roman" w:hAnsi="Times New Roman" w:cs="Times New Roman"/>
+                <w:sz w:val="24"/>
+                <w:szCs w:val="24"/>
+                <w:lang w:val="sv-SE"/>
+              </w:rPr>
+              <w:t>Kéo dài ý tưởng v</w:t>
+            </w:r>
+            <w:r>
+              <w:rPr>
+                <w:rFonts w:ascii="Times New Roman" w:hAnsi="Times New Roman" w:cs="Times New Roman"/>
+                <w:sz w:val="24"/>
+                <w:szCs w:val="24"/>
+                <w:lang w:val="sv-SE"/>
+              </w:rPr>
+              <w:t>à đoạn văn</w:t>
+            </w:r>
+          </w:p>
+        </w:tc>
+        <w:tc>
+          <w:tcPr>
+            <w:tcW w:w="3013" w:type="dxa"/>
+            <w:tcBorders>
+              <w:top w:val="nil"/>
+              <w:left w:val="nil"/>
+              <w:bottom w:val="nil"/>
+              <w:right w:val="nil"/>
+            </w:tcBorders>
+          </w:tcPr>
+          <w:p>
+            <w:pPr>
+              <w:rPr>
+                <w:rFonts w:ascii="Times New Roman" w:hAnsi="Times New Roman" w:cs="Times New Roman"/>
+                <w:sz w:val="24"/>
+                <w:szCs w:val="24"/>
+                <w:lang w:val="sv-SE"/>
+              </w:rPr>
+            </w:pPr>
+            <w:r>
+              <w:rPr>
+                <w:rFonts w:ascii="Times New Roman" w:hAnsi="Times New Roman" w:cs="Times New Roman"/>
+                <w:sz w:val="24"/>
+                <w:szCs w:val="24"/>
+                <w:lang w:val="sv-SE"/>
+              </w:rPr>
+              <w:t>Chương 1</w:t>
+            </w:r>
+            <w:r>
+              <w:rPr>
+                <w:rFonts w:ascii="Times New Roman" w:hAnsi="Times New Roman" w:cs="Times New Roman"/>
+                <w:sz w:val="24"/>
+                <w:szCs w:val="24"/>
+                <w:lang w:val="sv-SE"/>
+              </w:rPr>
+              <w:t>,2,3</w:t>
+            </w:r>
+          </w:p>
+        </w:tc>
+      </w:tr>
+      <w:tr>
+        <w:trPr>
+          <w:trHeight w:val="392"/>
+        </w:trPr>
+        <w:tc>
+          <w:tcPr>
+            <w:tcW w:w="3253" w:type="dxa"/>
+            <w:tcBorders>
+              <w:top w:val="nil"/>
+              <w:left w:val="nil"/>
               <w:bottom w:val="single" w:sz="8" w:space="0" w:color="000000"/>
               <w:right w:val="nil"/>
             </w:tcBorders>
           </w:tcPr>
           <w:p>
-            <w:r>
-              <w:rPr>
-                <w:rFonts w:ascii="Courier New" w:eastAsia="Courier New" w:hAnsi="Courier New" w:cs="Courier New"/>
-                <w:sz w:val="25"/>
-              </w:rPr>
-              <w:t>[…]</w:t>
+            <w:pPr>
+              <w:rPr>
+                <w:rFonts w:ascii="Times New Roman" w:eastAsia="Courier New" w:hAnsi="Times New Roman" w:cs="Times New Roman"/>
+                <w:sz w:val="24"/>
+                <w:szCs w:val="24"/>
+                <w:lang w:val="sv-SE"/>
+              </w:rPr>
+            </w:pPr>
+            <w:r>
+              <w:rPr>
+                <w:rFonts w:ascii="Times New Roman" w:eastAsia="Courier New" w:hAnsi="Times New Roman" w:cs="Times New Roman"/>
+                <w:sz w:val="24"/>
+                <w:szCs w:val="24"/>
+                <w:lang w:val="sv-SE"/>
+              </w:rPr>
+              <w:t>Claude</w:t>
             </w:r>
           </w:p>
         </w:tc>
@@ -4081,12 +4272,22 @@
             </w:tcBorders>
           </w:tcPr>
           <w:p>
-            <w:r>
-              <w:rPr>
-                <w:rFonts w:ascii="Courier New" w:eastAsia="Courier New" w:hAnsi="Courier New" w:cs="Courier New"/>
-                <w:sz w:val="25"/>
-              </w:rPr>
-              <w:t>[…]</w:t>
+            <w:pPr>
+              <w:rPr>
+                <w:rFonts w:ascii="Times New Roman" w:hAnsi="Times New Roman" w:cs="Times New Roman"/>
+                <w:sz w:val="24"/>
+                <w:szCs w:val="24"/>
+                <w:lang w:val="sv-SE"/>
+              </w:rPr>
+            </w:pPr>
+            <w:r>
+              <w:rPr>
+                <w:rFonts w:ascii="Times New Roman" w:hAnsi="Times New Roman" w:cs="Times New Roman"/>
+                <w:sz w:val="24"/>
+                <w:szCs w:val="24"/>
+                <w:lang w:val="sv-SE"/>
+              </w:rPr>
+              <w:t>Sửa lỗi phân tích và tạo ảnh phân tích</w:t>
             </w:r>
           </w:p>
         </w:tc>
@@ -4101,12 +4302,22 @@
             </w:tcBorders>
           </w:tcPr>
           <w:p>
-            <w:r>
-              <w:rPr>
-                <w:rFonts w:ascii="Courier New" w:eastAsia="Courier New" w:hAnsi="Courier New" w:cs="Courier New"/>
-                <w:sz w:val="25"/>
-              </w:rPr>
-              <w:t>[…]</w:t>
+            <w:pPr>
+              <w:rPr>
+                <w:rFonts w:ascii="Times New Roman" w:hAnsi="Times New Roman" w:cs="Times New Roman"/>
+                <w:sz w:val="24"/>
+                <w:szCs w:val="24"/>
+                <w:lang w:val="sv-SE"/>
+              </w:rPr>
+            </w:pPr>
+            <w:r>
+              <w:rPr>
+                <w:rFonts w:ascii="Times New Roman" w:hAnsi="Times New Roman" w:cs="Times New Roman"/>
+                <w:sz w:val="24"/>
+                <w:szCs w:val="24"/>
+                <w:lang w:val="sv-SE"/>
+              </w:rPr>
+              <w:t>Chương 3</w:t>
             </w:r>
           </w:p>
         </w:tc>
@@ -4478,21 +4689,6 @@
       <w:bookmarkEnd w:id="4"/>
       <w:r>
         <w:t>việc</w:t>
-      </w:r>
-    </w:p>
-    <w:p>
-      <w:pPr>
-        <w:spacing w:after="0" w:line="336" w:lineRule="auto"/>
-        <w:ind w:left="628" w:right="1060" w:hanging="5"/>
-        <w:jc w:val="both"/>
-      </w:pPr>
-      <w:r>
-        <w:rPr>
-          <w:rFonts w:ascii="Times New Roman" w:eastAsia="Times New Roman" w:hAnsi="Times New Roman" w:cs="Times New Roman"/>
-          <w:i/>
-          <w:sz w:val="24"/>
-        </w:rPr>
-        <w:t>Gợi ý: liệt kê đầu việc, người phụ trách, % đóng góp; tổng = 100%. GV dùng bảng này khi vấn đáp.</w:t>
       </w:r>
     </w:p>
     <w:tbl>
@@ -4871,7 +5067,6 @@
                 <w:rFonts w:ascii="Times New Roman" w:eastAsia="Times New Roman" w:hAnsi="Times New Roman" w:cs="Times New Roman"/>
                 <w:sz w:val="24"/>
               </w:rPr>
-              <w:lastRenderedPageBreak/>
               <w:t>API + Giao diện + Docker</w:t>
             </w:r>
           </w:p>
@@ -5052,6 +5247,7 @@
       </w:pPr>
       <w:bookmarkStart w:id="5" w:name="_Toc20830"/>
       <w:r>
+        <w:lastRenderedPageBreak/>
         <w:t>Danh mục từ viết tắt</w:t>
       </w:r>
       <w:bookmarkEnd w:id="5"/>
@@ -5659,16 +5855,7 @@
           <w:sz w:val="24"/>
           <w:szCs w:val="24"/>
         </w:rPr>
-        <w:t xml:space="preserve">) để dự đoán khả năng hủy đặt phòng đang được quan tâm rộng rãi. Dựa trên dữ liệu lịch sử đặt phòng và các đặc trưng như thời gian </w:t>
-      </w:r>
-      <w:r>
-        <w:rPr>
-          <w:rFonts w:ascii="Times New Roman" w:hAnsi="Times New Roman" w:cs="Times New Roman"/>
-          <w:sz w:val="24"/>
-          <w:szCs w:val="24"/>
-        </w:rPr>
-        <w:lastRenderedPageBreak/>
-        <w:t>đặt trước, loại khách sạn, phân khúc khách hàng, mức giá trung bình mỗi đêm (</w:t>
+        <w:t>) để dự đoán khả năng hủy đặt phòng đang được quan tâm rộng rãi. Dựa trên dữ liệu lịch sử đặt phòng và các đặc trưng như thời gian đặt trước, loại khách sạn, phân khúc khách hàng, mức giá trung bình mỗi đêm (</w:t>
       </w:r>
       <w:r>
         <w:rPr>
@@ -5702,7 +5889,16 @@
           <w:sz w:val="24"/>
           <w:szCs w:val="24"/>
         </w:rPr>
-        <w:t>- Xuất phát từ thực tiễn trên, đề tài tập trung xây dựng mô hình dự đoán khả năng hủy đặt phòng dựa trên bộ dữ liệu Hotel Booking Demand. Nghiên cứu thực hiện các bước tiền xử lý dữ liệu, phân tích khám phá dữ liệu (EDA), lựa chọn đặc trưng và huấn luyện các mô hình học máy nhằm xây dựng mô hình dự đoán hiệu quả, góp phần hỗ trợ các nhà quản lý khách sạn đưa ra quyết định chính xác và tối ưu hoạt động kinh doanh.</w:t>
+        <w:t xml:space="preserve">- Xuất phát từ thực tiễn trên, đề tài tập trung xây dựng mô hình dự đoán khả năng hủy đặt phòng dựa trên bộ dữ liệu Hotel Booking Demand. Nghiên cứu thực hiện các bước tiền xử lý dữ liệu, phân tích khám phá </w:t>
+      </w:r>
+      <w:r>
+        <w:rPr>
+          <w:rFonts w:ascii="Times New Roman" w:hAnsi="Times New Roman" w:cs="Times New Roman"/>
+          <w:sz w:val="24"/>
+          <w:szCs w:val="24"/>
+        </w:rPr>
+        <w:lastRenderedPageBreak/>
+        <w:t>dữ liệu (EDA), lựa chọn đặc trưng và huấn luyện các mô hình học máy nhằm xây dựng mô hình dự đoán hiệu quả, góp phần hỗ trợ các nhà quản lý khách sạn đưa ra quyết định chính xác và tối ưu hoạt động kinh doanh.</w:t>
       </w:r>
     </w:p>
     <w:p>
@@ -6006,7 +6202,6 @@
           <w:sz w:val="24"/>
           <w:szCs w:val="24"/>
         </w:rPr>
-        <w:lastRenderedPageBreak/>
         <w:t>+</w:t>
       </w:r>
       <w:r>
@@ -6096,6 +6291,7 @@
           <w:sz w:val="24"/>
           <w:szCs w:val="24"/>
         </w:rPr>
+        <w:lastRenderedPageBreak/>
         <w:t>+</w:t>
       </w:r>
       <w:r>
@@ -6261,12 +6457,83 @@
           <w:sz w:val="24"/>
           <w:szCs w:val="24"/>
         </w:rPr>
-        <w:t xml:space="preserve">- Phần còn lại của báo cáo được tổ chức như sau: </w:t>
+        <w:t>-</w:t>
+      </w:r>
+      <w:r>
+        <w:rPr>
+          <w:rFonts w:ascii="Times New Roman" w:hAnsi="Times New Roman" w:cs="Times New Roman"/>
+          <w:sz w:val="24"/>
+          <w:szCs w:val="24"/>
+        </w:rPr>
+        <w:t xml:space="preserve"> </w:t>
+      </w:r>
+      <w:r>
+        <w:rPr>
+          <w:rFonts w:ascii="Times New Roman" w:hAnsi="Times New Roman" w:cs="Times New Roman"/>
+          <w:sz w:val="24"/>
+          <w:szCs w:val="24"/>
+        </w:rPr>
+        <w:t xml:space="preserve">Chương </w:t>
+      </w:r>
+      <w:r>
+        <w:rPr>
+          <w:rFonts w:ascii="Times New Roman" w:hAnsi="Times New Roman" w:cs="Times New Roman"/>
+          <w:sz w:val="24"/>
+          <w:szCs w:val="24"/>
+        </w:rPr>
+        <w:t>1</w:t>
+      </w:r>
+      <w:r>
+        <w:rPr>
+          <w:rFonts w:ascii="Times New Roman" w:hAnsi="Times New Roman" w:cs="Times New Roman"/>
+          <w:sz w:val="24"/>
+          <w:szCs w:val="24"/>
+        </w:rPr>
+        <w:t xml:space="preserve"> </w:t>
+      </w:r>
+      <w:r>
+        <w:rPr>
+          <w:rFonts w:ascii="Times New Roman" w:hAnsi="Times New Roman" w:cs="Times New Roman"/>
+          <w:sz w:val="24"/>
+          <w:szCs w:val="24"/>
+        </w:rPr>
+        <w:t>g</w:t>
+      </w:r>
+      <w:r>
+        <w:rPr>
+          <w:rFonts w:ascii="Times New Roman" w:hAnsi="Times New Roman" w:cs="Times New Roman"/>
+          <w:sz w:val="24"/>
+          <w:szCs w:val="24"/>
+        </w:rPr>
+        <w:t>iới thiệu đề tài</w:t>
+      </w:r>
+      <w:r>
+        <w:rPr>
+          <w:rFonts w:ascii="Times New Roman" w:hAnsi="Times New Roman" w:cs="Times New Roman"/>
+          <w:sz w:val="24"/>
+          <w:szCs w:val="24"/>
+        </w:rPr>
+        <w:t>, t</w:t>
+      </w:r>
+      <w:r>
+        <w:rPr>
+          <w:rFonts w:ascii="Times New Roman" w:hAnsi="Times New Roman" w:cs="Times New Roman"/>
+          <w:sz w:val="24"/>
+          <w:szCs w:val="24"/>
+        </w:rPr>
+        <w:t>rình bày bối cảnh nghiên cứu, lý do chọn đề tài</w:t>
+      </w:r>
+      <w:r>
+        <w:rPr>
+          <w:rFonts w:ascii="Times New Roman" w:hAnsi="Times New Roman" w:cs="Times New Roman"/>
+          <w:sz w:val="24"/>
+          <w:szCs w:val="24"/>
+        </w:rPr>
+        <w:t>.</w:t>
       </w:r>
     </w:p>
     <w:p>
       <w:pPr>
-        <w:ind w:left="567"/>
         <w:jc w:val="both"/>
         <w:rPr>
           <w:rFonts w:ascii="Times New Roman" w:hAnsi="Times New Roman" w:cs="Times New Roman"/>
@@ -6280,23 +6547,7 @@
           <w:sz w:val="24"/>
           <w:szCs w:val="24"/>
         </w:rPr>
-        <w:t xml:space="preserve">+ </w:t>
-      </w:r>
-      <w:r>
-        <w:rPr>
-          <w:rFonts w:ascii="Times New Roman" w:hAnsi="Times New Roman" w:cs="Times New Roman"/>
-          <w:sz w:val="24"/>
-          <w:szCs w:val="24"/>
-        </w:rPr>
-        <w:t xml:space="preserve">Chương </w:t>
-      </w:r>
-      <w:r>
-        <w:rPr>
-          <w:rFonts w:ascii="Times New Roman" w:hAnsi="Times New Roman" w:cs="Times New Roman"/>
-          <w:sz w:val="24"/>
-          <w:szCs w:val="24"/>
-        </w:rPr>
-        <w:t>1</w:t>
+        <w:t>-</w:t>
       </w:r>
       <w:r>
         <w:rPr>
@@ -6312,44 +6563,11 @@
           <w:sz w:val="24"/>
           <w:szCs w:val="24"/>
         </w:rPr>
-        <w:t>g</w:t>
-      </w:r>
-      <w:r>
-        <w:rPr>
-          <w:rFonts w:ascii="Times New Roman" w:hAnsi="Times New Roman" w:cs="Times New Roman"/>
-          <w:sz w:val="24"/>
-          <w:szCs w:val="24"/>
-        </w:rPr>
-        <w:t>iới thiệu đề tài</w:t>
-      </w:r>
-      <w:r>
-        <w:rPr>
-          <w:rFonts w:ascii="Times New Roman" w:hAnsi="Times New Roman" w:cs="Times New Roman"/>
-          <w:sz w:val="24"/>
-          <w:szCs w:val="24"/>
-        </w:rPr>
-        <w:t>, t</w:t>
-      </w:r>
-      <w:r>
-        <w:rPr>
-          <w:rFonts w:ascii="Times New Roman" w:hAnsi="Times New Roman" w:cs="Times New Roman"/>
-          <w:sz w:val="24"/>
-          <w:szCs w:val="24"/>
-        </w:rPr>
-        <w:t>rình bày bối cảnh nghiên cứu, lý do chọn đề tài</w:t>
-      </w:r>
-      <w:r>
-        <w:rPr>
-          <w:rFonts w:ascii="Times New Roman" w:hAnsi="Times New Roman" w:cs="Times New Roman"/>
-          <w:sz w:val="24"/>
-          <w:szCs w:val="24"/>
-        </w:rPr>
-        <w:t>.</w:t>
+        <w:t xml:space="preserve">Chương 2 trình bày cơ sở lý thuyết về bài toán phân lớp nhị phân, các mô hình học máy và độ đo đánh giá được sử dụng. </w:t>
       </w:r>
     </w:p>
     <w:p>
       <w:pPr>
-        <w:ind w:left="567"/>
         <w:jc w:val="both"/>
         <w:rPr>
           <w:rFonts w:ascii="Times New Roman" w:hAnsi="Times New Roman" w:cs="Times New Roman"/>
@@ -6363,20 +6581,27 @@
           <w:sz w:val="24"/>
           <w:szCs w:val="24"/>
         </w:rPr>
-        <w:t xml:space="preserve">+ </w:t>
-      </w:r>
-      <w:r>
-        <w:rPr>
-          <w:rFonts w:ascii="Times New Roman" w:hAnsi="Times New Roman" w:cs="Times New Roman"/>
-          <w:sz w:val="24"/>
-          <w:szCs w:val="24"/>
-        </w:rPr>
-        <w:t xml:space="preserve">Chương 2 trình bày cơ sở lý thuyết về bài toán phân lớp nhị phân, các mô hình học máy và độ đo đánh giá được sử dụng. </w:t>
+        <w:t>-</w:t>
+      </w:r>
+      <w:r>
+        <w:rPr>
+          <w:rFonts w:ascii="Times New Roman" w:hAnsi="Times New Roman" w:cs="Times New Roman"/>
+          <w:sz w:val="24"/>
+          <w:szCs w:val="24"/>
+        </w:rPr>
+        <w:t xml:space="preserve"> </w:t>
+      </w:r>
+      <w:r>
+        <w:rPr>
+          <w:rFonts w:ascii="Times New Roman" w:hAnsi="Times New Roman" w:cs="Times New Roman"/>
+          <w:sz w:val="24"/>
+          <w:szCs w:val="24"/>
+        </w:rPr>
+        <w:t xml:space="preserve">Chương 3 mô tả dữ liệu và trình bày kết quả phân tích khám phá dữ liệu (EDA). </w:t>
       </w:r>
     </w:p>
     <w:p>
       <w:pPr>
-        <w:ind w:left="567"/>
         <w:jc w:val="both"/>
         <w:rPr>
           <w:rFonts w:ascii="Times New Roman" w:hAnsi="Times New Roman" w:cs="Times New Roman"/>
@@ -6390,20 +6615,27 @@
           <w:sz w:val="24"/>
           <w:szCs w:val="24"/>
         </w:rPr>
-        <w:t xml:space="preserve">+ </w:t>
-      </w:r>
-      <w:r>
-        <w:rPr>
-          <w:rFonts w:ascii="Times New Roman" w:hAnsi="Times New Roman" w:cs="Times New Roman"/>
-          <w:sz w:val="24"/>
-          <w:szCs w:val="24"/>
-        </w:rPr>
-        <w:t xml:space="preserve">Chương 3 mô tả dữ liệu và trình bày kết quả phân tích khám phá dữ liệu (EDA). </w:t>
+        <w:t>-</w:t>
+      </w:r>
+      <w:r>
+        <w:rPr>
+          <w:rFonts w:ascii="Times New Roman" w:hAnsi="Times New Roman" w:cs="Times New Roman"/>
+          <w:sz w:val="24"/>
+          <w:szCs w:val="24"/>
+        </w:rPr>
+        <w:t xml:space="preserve"> </w:t>
+      </w:r>
+      <w:r>
+        <w:rPr>
+          <w:rFonts w:ascii="Times New Roman" w:hAnsi="Times New Roman" w:cs="Times New Roman"/>
+          <w:sz w:val="24"/>
+          <w:szCs w:val="24"/>
+        </w:rPr>
+        <w:t xml:space="preserve">Chương 4 trình bày quá trình tiền xử lý và feature engineering. </w:t>
       </w:r>
     </w:p>
     <w:p>
       <w:pPr>
-        <w:ind w:left="567"/>
         <w:jc w:val="both"/>
         <w:rPr>
           <w:rFonts w:ascii="Times New Roman" w:hAnsi="Times New Roman" w:cs="Times New Roman"/>
@@ -6417,20 +6649,27 @@
           <w:sz w:val="24"/>
           <w:szCs w:val="24"/>
         </w:rPr>
-        <w:t xml:space="preserve">+ </w:t>
-      </w:r>
-      <w:r>
-        <w:rPr>
-          <w:rFonts w:ascii="Times New Roman" w:hAnsi="Times New Roman" w:cs="Times New Roman"/>
-          <w:sz w:val="24"/>
-          <w:szCs w:val="24"/>
-        </w:rPr>
-        <w:t xml:space="preserve">Chương 4 trình bày quá trình tiền xử lý và feature engineering. </w:t>
+        <w:t>-</w:t>
+      </w:r>
+      <w:r>
+        <w:rPr>
+          <w:rFonts w:ascii="Times New Roman" w:hAnsi="Times New Roman" w:cs="Times New Roman"/>
+          <w:sz w:val="24"/>
+          <w:szCs w:val="24"/>
+        </w:rPr>
+        <w:t xml:space="preserve"> </w:t>
+      </w:r>
+      <w:r>
+        <w:rPr>
+          <w:rFonts w:ascii="Times New Roman" w:hAnsi="Times New Roman" w:cs="Times New Roman"/>
+          <w:sz w:val="24"/>
+          <w:szCs w:val="24"/>
+        </w:rPr>
+        <w:t xml:space="preserve">Chương 5 mô tả chiến lược huấn luyện, so sánh mô hình và tinh chỉnh siêu tham số. </w:t>
       </w:r>
     </w:p>
     <w:p>
       <w:pPr>
-        <w:ind w:left="567"/>
         <w:jc w:val="both"/>
         <w:rPr>
           <w:rFonts w:ascii="Times New Roman" w:hAnsi="Times New Roman" w:cs="Times New Roman"/>
@@ -6444,20 +6683,27 @@
           <w:sz w:val="24"/>
           <w:szCs w:val="24"/>
         </w:rPr>
-        <w:t xml:space="preserve">+ </w:t>
-      </w:r>
-      <w:r>
-        <w:rPr>
-          <w:rFonts w:ascii="Times New Roman" w:hAnsi="Times New Roman" w:cs="Times New Roman"/>
-          <w:sz w:val="24"/>
-          <w:szCs w:val="24"/>
-        </w:rPr>
-        <w:t xml:space="preserve">Chương 5 mô tả chiến lược huấn luyện, so sánh mô hình và tinh chỉnh siêu tham số. </w:t>
+        <w:t>-</w:t>
+      </w:r>
+      <w:r>
+        <w:rPr>
+          <w:rFonts w:ascii="Times New Roman" w:hAnsi="Times New Roman" w:cs="Times New Roman"/>
+          <w:sz w:val="24"/>
+          <w:szCs w:val="24"/>
+        </w:rPr>
+        <w:t xml:space="preserve"> </w:t>
+      </w:r>
+      <w:r>
+        <w:rPr>
+          <w:rFonts w:ascii="Times New Roman" w:hAnsi="Times New Roman" w:cs="Times New Roman"/>
+          <w:sz w:val="24"/>
+          <w:szCs w:val="24"/>
+        </w:rPr>
+        <w:t xml:space="preserve">Chương 6 trình bày kết quả đánh giá, phân tích lỗi và giải thích mô hình. </w:t>
       </w:r>
     </w:p>
     <w:p>
       <w:pPr>
-        <w:ind w:left="567"/>
         <w:jc w:val="both"/>
         <w:rPr>
           <w:rFonts w:ascii="Times New Roman" w:hAnsi="Times New Roman" w:cs="Times New Roman"/>
@@ -6471,20 +6717,27 @@
           <w:sz w:val="24"/>
           <w:szCs w:val="24"/>
         </w:rPr>
-        <w:t xml:space="preserve">+ </w:t>
-      </w:r>
-      <w:r>
-        <w:rPr>
-          <w:rFonts w:ascii="Times New Roman" w:hAnsi="Times New Roman" w:cs="Times New Roman"/>
-          <w:sz w:val="24"/>
-          <w:szCs w:val="24"/>
-        </w:rPr>
-        <w:t xml:space="preserve">Chương 6 trình bày kết quả đánh giá, phân tích lỗi và giải thích mô hình. </w:t>
+        <w:t>-</w:t>
+      </w:r>
+      <w:r>
+        <w:rPr>
+          <w:rFonts w:ascii="Times New Roman" w:hAnsi="Times New Roman" w:cs="Times New Roman"/>
+          <w:sz w:val="24"/>
+          <w:szCs w:val="24"/>
+        </w:rPr>
+        <w:t xml:space="preserve"> </w:t>
+      </w:r>
+      <w:r>
+        <w:rPr>
+          <w:rFonts w:ascii="Times New Roman" w:hAnsi="Times New Roman" w:cs="Times New Roman"/>
+          <w:sz w:val="24"/>
+          <w:szCs w:val="24"/>
+        </w:rPr>
+        <w:t xml:space="preserve">Chương 7 mô tả quá trình đóng gói và triển khai hệ thống dưới dạng REST API và giao diện người dùng. </w:t>
       </w:r>
     </w:p>
     <w:p>
       <w:pPr>
-        <w:ind w:left="567"/>
         <w:jc w:val="both"/>
         <w:rPr>
           <w:rFonts w:ascii="Times New Roman" w:hAnsi="Times New Roman" w:cs="Times New Roman"/>
@@ -6498,35 +6751,15 @@
           <w:sz w:val="24"/>
           <w:szCs w:val="24"/>
         </w:rPr>
-        <w:lastRenderedPageBreak/>
-        <w:t xml:space="preserve">+ </w:t>
-      </w:r>
-      <w:r>
-        <w:rPr>
-          <w:rFonts w:ascii="Times New Roman" w:hAnsi="Times New Roman" w:cs="Times New Roman"/>
-          <w:sz w:val="24"/>
-          <w:szCs w:val="24"/>
-        </w:rPr>
-        <w:t xml:space="preserve">Chương 7 mô tả quá trình đóng gói và triển khai hệ thống dưới dạng REST API và giao diện người dùng. </w:t>
-      </w:r>
-    </w:p>
-    <w:p>
-      <w:pPr>
-        <w:ind w:left="567"/>
-        <w:jc w:val="both"/>
-        <w:rPr>
-          <w:rFonts w:ascii="Times New Roman" w:hAnsi="Times New Roman" w:cs="Times New Roman"/>
-          <w:sz w:val="24"/>
-          <w:szCs w:val="24"/>
-        </w:rPr>
-      </w:pPr>
-      <w:r>
-        <w:rPr>
-          <w:rFonts w:ascii="Times New Roman" w:hAnsi="Times New Roman" w:cs="Times New Roman"/>
-          <w:sz w:val="24"/>
-          <w:szCs w:val="24"/>
-        </w:rPr>
-        <w:t xml:space="preserve">+ </w:t>
+        <w:t>-</w:t>
+      </w:r>
+      <w:r>
+        <w:rPr>
+          <w:rFonts w:ascii="Times New Roman" w:hAnsi="Times New Roman" w:cs="Times New Roman"/>
+          <w:sz w:val="24"/>
+          <w:szCs w:val="24"/>
+        </w:rPr>
+        <w:t xml:space="preserve"> </w:t>
       </w:r>
       <w:r>
         <w:rPr>
@@ -6583,7 +6816,16 @@
           <w:sz w:val="24"/>
           <w:szCs w:val="24"/>
         </w:rPr>
-        <w:t>Bài toán của đề tài thuộc lớp phân lớp nhị phân (binary classification) có giám sát (supervised learning) trên dữ liệu dạng bảng (tabular data). Trong phân lớp nhị phân, mô hình học một hàm ánh xạ từ không gian đặc trưng X sang một trong hai nhãn rời rạc Y = {0, 1}, thường thông qua việc ước lượng xác suất hậu nghiệm p(y=1|x) rồi áp dụng một ngưỡng quyết định (mặc định 0.5, có thể điều chỉnh) để đưa ra nhãn dự đoán cuối cùng.</w:t>
+        <w:t xml:space="preserve">Bài toán của đề tài thuộc lớp phân lớp nhị phân (binary classification) có giám sát (supervised learning) trên dữ liệu dạng bảng (tabular data). Trong phân lớp nhị phân, mô hình học một hàm ánh xạ từ không gian </w:t>
+      </w:r>
+      <w:r>
+        <w:rPr>
+          <w:rFonts w:ascii="Times New Roman" w:hAnsi="Times New Roman" w:cs="Times New Roman"/>
+          <w:sz w:val="24"/>
+          <w:szCs w:val="24"/>
+        </w:rPr>
+        <w:lastRenderedPageBreak/>
+        <w:t>đặc trưng X sang một trong hai nhãn rời rạc Y = {0, 1}, thường thông qua việc ước lượng xác suất hậu nghiệm p(y=1|x) rồi áp dụng một ngưỡng quyết định (mặc định 0.5, có thể điều chỉnh) để đưa ra nhãn dự đoán cuối cùng.</w:t>
       </w:r>
     </w:p>
     <w:p>
@@ -6651,7 +6893,32 @@
           <w:sz w:val="24"/>
           <w:szCs w:val="24"/>
         </w:rPr>
-        <w:t>Mô hình 1 — Logistic Regression</w:t>
+        <w:t xml:space="preserve">Mô hình 1 </w:t>
+      </w:r>
+      <w:r>
+        <w:rPr>
+          <w:rFonts w:ascii="Times New Roman" w:hAnsi="Times New Roman" w:cs="Times New Roman"/>
+          <w:sz w:val="24"/>
+          <w:szCs w:val="24"/>
+        </w:rPr>
+        <w:t>-</w:t>
+      </w:r>
+      <w:r>
+        <w:rPr>
+          <w:rFonts w:ascii="Times New Roman" w:hAnsi="Times New Roman" w:cs="Times New Roman"/>
+          <w:sz w:val="24"/>
+          <w:szCs w:val="24"/>
+        </w:rPr>
+        <w:t xml:space="preserve"> </w:t>
+      </w:r>
+      <w:r>
+        <w:rPr>
+          <w:rFonts w:ascii="Times New Roman" w:hAnsi="Times New Roman" w:cs="Times New Roman"/>
+          <w:b/>
+          <w:sz w:val="24"/>
+          <w:szCs w:val="24"/>
+        </w:rPr>
+        <w:t>Logistic Regression</w:t>
       </w:r>
     </w:p>
     <w:p>
@@ -6678,25 +6945,7 @@
           <w:sz w:val="24"/>
           <w:szCs w:val="24"/>
         </w:rPr>
-        <w:t>Ý tưởng cốt lõi: mô hình học một siêu phẳng phân tách tuyến tính trong không gian đặc trưng, sau đó áp dụng hàm sigmoid lên tổ hợp tuyến tính của các đặc trưng để ước lượng xác suất p(y=1|x) = 1</w:t>
-      </w:r>
-      <w:proofErr w:type="gramStart"/>
-      <w:r>
-        <w:rPr>
-          <w:rFonts w:ascii="Times New Roman" w:hAnsi="Times New Roman" w:cs="Times New Roman"/>
-          <w:sz w:val="24"/>
-          <w:szCs w:val="24"/>
-        </w:rPr>
-        <w:t>/(</w:t>
-      </w:r>
-      <w:proofErr w:type="gramEnd"/>
-      <w:r>
-        <w:rPr>
-          <w:rFonts w:ascii="Times New Roman" w:hAnsi="Times New Roman" w:cs="Times New Roman"/>
-          <w:sz w:val="24"/>
-          <w:szCs w:val="24"/>
-        </w:rPr>
-        <w:t>1+e^{-(w^T x + b)}), tham số w, b được học bằng cách tối thiểu hàm mất mát log-loss thông qua gradient descent.</w:t>
+        <w:t>Ý tưởng cốt lõi: mô hình học một siêu phẳng phân tách tuyến tính trong không gian đặc trưng, sau đó áp dụng hàm sigmoid lên tổ hợp tuyến tính của các đặc trưng để ước lượng xác suất p(y=1|x) = 1/(1+e^{-(w^T x + b)}), tham số w, b được học bằng cách tối thiểu hàm mất mát log-loss thông qua gradient descent.</w:t>
       </w:r>
     </w:p>
     <w:p>
@@ -6776,7 +7025,32 @@
           <w:sz w:val="24"/>
           <w:szCs w:val="24"/>
         </w:rPr>
-        <w:t>Mô hình 2 — Random Forest</w:t>
+        <w:t xml:space="preserve">Mô hình 2 </w:t>
+      </w:r>
+      <w:r>
+        <w:rPr>
+          <w:rFonts w:ascii="Times New Roman" w:hAnsi="Times New Roman" w:cs="Times New Roman"/>
+          <w:sz w:val="24"/>
+          <w:szCs w:val="24"/>
+        </w:rPr>
+        <w:t>-</w:t>
+      </w:r>
+      <w:r>
+        <w:rPr>
+          <w:rFonts w:ascii="Times New Roman" w:hAnsi="Times New Roman" w:cs="Times New Roman"/>
+          <w:sz w:val="24"/>
+          <w:szCs w:val="24"/>
+        </w:rPr>
+        <w:t xml:space="preserve"> </w:t>
+      </w:r>
+      <w:r>
+        <w:rPr>
+          <w:rFonts w:ascii="Times New Roman" w:hAnsi="Times New Roman" w:cs="Times New Roman"/>
+          <w:b/>
+          <w:sz w:val="24"/>
+          <w:szCs w:val="24"/>
+        </w:rPr>
+        <w:t>Random Forest</w:t>
       </w:r>
     </w:p>
     <w:p>
@@ -6795,6 +7069,60 @@
           <w:sz w:val="24"/>
           <w:szCs w:val="24"/>
         </w:rPr>
+        <w:t xml:space="preserve">+ </w:t>
+      </w:r>
+      <w:r>
+        <w:rPr>
+          <w:rFonts w:ascii="Times New Roman" w:hAnsi="Times New Roman" w:cs="Times New Roman"/>
+          <w:sz w:val="24"/>
+          <w:szCs w:val="24"/>
+        </w:rPr>
+        <w:t>Ý tưởng cốt lõi: xây dựng nhiều cây quyết định (decision tree) độc lập, mỗi cây được huấn luyện trên một mẫu bootstrap của dữ liệu gốc và chỉ xét một tập con ngẫu nhiên các đặc trưng tại mỗi lần phân nhánh (feature bagging); kết quả dự đoán cuối cùng là trung bình (đối với xác suất) hoặc bỏ phiếu đa số (đối với nhãn) của toàn bộ các cây.</w:t>
+      </w:r>
+    </w:p>
+    <w:p>
+      <w:pPr>
+        <w:ind w:left="567"/>
+        <w:jc w:val="both"/>
+        <w:rPr>
+          <w:rFonts w:ascii="Times New Roman" w:hAnsi="Times New Roman" w:cs="Times New Roman"/>
+          <w:sz w:val="24"/>
+          <w:szCs w:val="24"/>
+        </w:rPr>
+      </w:pPr>
+      <w:r>
+        <w:rPr>
+          <w:rFonts w:ascii="Times New Roman" w:hAnsi="Times New Roman" w:cs="Times New Roman"/>
+          <w:sz w:val="24"/>
+          <w:szCs w:val="24"/>
+        </w:rPr>
+        <w:t xml:space="preserve">+ </w:t>
+      </w:r>
+      <w:r>
+        <w:rPr>
+          <w:rFonts w:ascii="Times New Roman" w:hAnsi="Times New Roman" w:cs="Times New Roman"/>
+          <w:sz w:val="24"/>
+          <w:szCs w:val="24"/>
+        </w:rPr>
+        <w:t>Ưu điểm: xử lý tốt quan hệ phi tuyến và tương tác giữa các đặc trưng, ít bị overfitting hơn một cây đơn nhờ cơ chế bagging, không đòi hỏi chuẩn hóa dữ liệu, có sẵn độ đo feature importance, tương đối ổn định với dữ liệu có ngoại lai.</w:t>
+      </w:r>
+    </w:p>
+    <w:p>
+      <w:pPr>
+        <w:ind w:left="567"/>
+        <w:jc w:val="both"/>
+        <w:rPr>
+          <w:rFonts w:ascii="Times New Roman" w:hAnsi="Times New Roman" w:cs="Times New Roman"/>
+          <w:sz w:val="24"/>
+          <w:szCs w:val="24"/>
+        </w:rPr>
+      </w:pPr>
+      <w:r>
+        <w:rPr>
+          <w:rFonts w:ascii="Times New Roman" w:hAnsi="Times New Roman" w:cs="Times New Roman"/>
+          <w:sz w:val="24"/>
+          <w:szCs w:val="24"/>
+        </w:rPr>
         <w:lastRenderedPageBreak/>
         <w:t xml:space="preserve">+ </w:t>
       </w:r>
@@ -6804,12 +7132,11 @@
           <w:sz w:val="24"/>
           <w:szCs w:val="24"/>
         </w:rPr>
-        <w:t>Ý tưởng cốt lõi: xây dựng nhiều cây quyết định (decision tree) độc lập, mỗi cây được huấn luyện trên một mẫu bootstrap của dữ liệu gốc và chỉ xét một tập con ngẫu nhiên các đặc trưng tại mỗi lần phân nhánh (feature bagging); kết quả dự đoán cuối cùng là trung bình (đối với xác suất) hoặc bỏ phiếu đa số (đối với nhãn) của toàn bộ các cây.</w:t>
+        <w:t>Nhược điểm: mô hình có kích thước lớn, thời gian suy luận (inference) chậm hơn mô hình tuyến tính, khó diễn giải trực tiếp bằng hệ số, có thể kém hiệu quả hơn boosting trên một số bộ dữ liệu có nhiều đặc trưng phân loại số lượng giá trị lớn.</w:t>
       </w:r>
     </w:p>
     <w:p>
       <w:pPr>
-        <w:ind w:left="567"/>
         <w:jc w:val="both"/>
         <w:rPr>
           <w:rFonts w:ascii="Times New Roman" w:hAnsi="Times New Roman" w:cs="Times New Roman"/>
@@ -6823,59 +7150,6 @@
           <w:sz w:val="24"/>
           <w:szCs w:val="24"/>
         </w:rPr>
-        <w:t xml:space="preserve">+ </w:t>
-      </w:r>
-      <w:r>
-        <w:rPr>
-          <w:rFonts w:ascii="Times New Roman" w:hAnsi="Times New Roman" w:cs="Times New Roman"/>
-          <w:sz w:val="24"/>
-          <w:szCs w:val="24"/>
-        </w:rPr>
-        <w:t>Ưu điểm: xử lý tốt quan hệ phi tuyến và tương tác giữa các đặc trưng, ít bị overfitting hơn một cây đơn nhờ cơ chế bagging, không đòi hỏi chuẩn hóa dữ liệu, có sẵn độ đo feature importance, tương đối ổn định với dữ liệu có ngoại lai.</w:t>
-      </w:r>
-    </w:p>
-    <w:p>
-      <w:pPr>
-        <w:ind w:left="567"/>
-        <w:jc w:val="both"/>
-        <w:rPr>
-          <w:rFonts w:ascii="Times New Roman" w:hAnsi="Times New Roman" w:cs="Times New Roman"/>
-          <w:sz w:val="24"/>
-          <w:szCs w:val="24"/>
-        </w:rPr>
-      </w:pPr>
-      <w:r>
-        <w:rPr>
-          <w:rFonts w:ascii="Times New Roman" w:hAnsi="Times New Roman" w:cs="Times New Roman"/>
-          <w:sz w:val="24"/>
-          <w:szCs w:val="24"/>
-        </w:rPr>
-        <w:t xml:space="preserve">+ </w:t>
-      </w:r>
-      <w:r>
-        <w:rPr>
-          <w:rFonts w:ascii="Times New Roman" w:hAnsi="Times New Roman" w:cs="Times New Roman"/>
-          <w:sz w:val="24"/>
-          <w:szCs w:val="24"/>
-        </w:rPr>
-        <w:t>Nhược điểm: mô hình có kích thước lớn, thời gian suy luận (inference) chậm hơn mô hình tuyến tính, khó diễn giải trực tiếp bằng hệ số, có thể kém hiệu quả hơn boosting trên một số bộ dữ liệu có nhiều đặc trưng phân loại số lượng giá trị lớn.</w:t>
-      </w:r>
-    </w:p>
-    <w:p>
-      <w:pPr>
-        <w:jc w:val="both"/>
-        <w:rPr>
-          <w:rFonts w:ascii="Times New Roman" w:hAnsi="Times New Roman" w:cs="Times New Roman"/>
-          <w:sz w:val="24"/>
-          <w:szCs w:val="24"/>
-        </w:rPr>
-      </w:pPr>
-      <w:r>
-        <w:rPr>
-          <w:rFonts w:ascii="Times New Roman" w:hAnsi="Times New Roman" w:cs="Times New Roman"/>
-          <w:sz w:val="24"/>
-          <w:szCs w:val="24"/>
-        </w:rPr>
         <w:t xml:space="preserve">- </w:t>
       </w:r>
       <w:r>
@@ -6884,7 +7158,32 @@
           <w:sz w:val="24"/>
           <w:szCs w:val="24"/>
         </w:rPr>
-        <w:t>Mô hình 3 — Gradient Boosting (XGBoost/LightGBM)</w:t>
+        <w:t xml:space="preserve">Mô hình 3 </w:t>
+      </w:r>
+      <w:r>
+        <w:rPr>
+          <w:rFonts w:ascii="Times New Roman" w:hAnsi="Times New Roman" w:cs="Times New Roman"/>
+          <w:sz w:val="24"/>
+          <w:szCs w:val="24"/>
+        </w:rPr>
+        <w:t>-</w:t>
+      </w:r>
+      <w:r>
+        <w:rPr>
+          <w:rFonts w:ascii="Times New Roman" w:hAnsi="Times New Roman" w:cs="Times New Roman"/>
+          <w:sz w:val="24"/>
+          <w:szCs w:val="24"/>
+        </w:rPr>
+        <w:t xml:space="preserve"> </w:t>
+      </w:r>
+      <w:r>
+        <w:rPr>
+          <w:rFonts w:ascii="Times New Roman" w:hAnsi="Times New Roman" w:cs="Times New Roman"/>
+          <w:b/>
+          <w:sz w:val="24"/>
+          <w:szCs w:val="24"/>
+        </w:rPr>
+        <w:t>Gradient Boosting (XGBoost/LightGBM)</w:t>
       </w:r>
     </w:p>
     <w:p>
@@ -7156,7 +7455,6 @@
           <w:sz w:val="24"/>
           <w:szCs w:val="24"/>
         </w:rPr>
-        <w:lastRenderedPageBreak/>
         <w:t>+</w:t>
       </w:r>
       <w:r>
@@ -7175,25 +7473,14 @@
       </w:pPr>
       <w:bookmarkStart w:id="16" w:name="_Toc20841"/>
       <w:r>
-        <w:t xml:space="preserve">2.4 Công trình liên </w:t>
-      </w:r>
-      <w:proofErr w:type="gramStart"/>
-      <w:r>
-        <w:t>quan</w:t>
+        <w:t>2.4 Công trình liên quan</w:t>
       </w:r>
       <w:bookmarkEnd w:id="16"/>
       <w:r>
         <w:rPr>
           <w:i/>
         </w:rPr>
-        <w:t>(</w:t>
-      </w:r>
-      <w:proofErr w:type="gramEnd"/>
-      <w:r>
-        <w:rPr>
-          <w:i/>
-        </w:rPr>
-        <w:t>tuỳ chọn)</w:t>
+        <w:t>(tuỳ chọn)</w:t>
       </w:r>
     </w:p>
     <w:p>
@@ -7206,7 +7493,16 @@
           <w:sz w:val="24"/>
           <w:szCs w:val="24"/>
         </w:rPr>
-        <w:t>- Bộ dữ liệu Hotel Booking Demand được công bố lần đầu bởi Antonio, de Almeida và Nunes (2019), trong đó nhóm tác giả gốc đã thử nghiệm nhiều mô hình phân lớp (bao gồm hồi quy logistic, cây quyết định, boosting) và cho thấy các mô hình dựa trên cây/ensemble như boosted trees vượt trội hơn các mô hình tuyến tính về khả năng dự đoán hủy phòng, nhờ khả năng nắm bắt tương tác phi tuyến giữa các biến như lead_time, deposit_type và market_segment. Kể từ khi được đăng tải công khai trên Kaggle, bộ dữ liệu này cũng được sử dụng rộng rãi trong cộng đồng học máy như một bài toán chuẩn (benchmark) cho phân lớp nhị phân trên dữ liệu dạng bảng có mất cân bằng lớp nhẹ, với nhiều bài viết cho thấy các mô hình gradient boosting (XGBoost, LightGBM, CatBoost) thường đạt AUC-ROC trong khoảng 0.90–0.95 trên tập kiểm tra khi được tinh chỉnh phù hợp.</w:t>
+        <w:t xml:space="preserve">- Bộ dữ liệu Hotel Booking Demand được công bố lần đầu bởi Antonio, de Almeida và Nunes (2019), trong đó nhóm tác giả gốc đã thử nghiệm nhiều mô hình phân lớp (bao gồm hồi quy logistic, cây quyết định, boosting) và cho thấy các mô hình dựa trên cây/ensemble như boosted trees vượt trội hơn các mô hình tuyến tính về khả năng dự đoán hủy phòng, nhờ khả năng nắm bắt tương tác phi tuyến giữa các biến như lead_time, deposit_type và market_segment. Kể từ khi được đăng tải công khai trên Kaggle, bộ dữ liệu này cũng được </w:t>
+      </w:r>
+      <w:r>
+        <w:rPr>
+          <w:rFonts w:ascii="Times New Roman" w:hAnsi="Times New Roman" w:cs="Times New Roman"/>
+          <w:sz w:val="24"/>
+          <w:szCs w:val="24"/>
+        </w:rPr>
+        <w:lastRenderedPageBreak/>
+        <w:t>sử dụng rộng rãi trong cộng đồng học máy như một bài toán chuẩn (benchmark) cho phân lớp nhị phân trên dữ liệu dạng bảng có mất cân bằng lớp nhẹ, với nhiều bài viết cho thấy các mô hình gradient boosting (XGBoost, LightGBM, CatBoost) thường đạt AUC-ROC trong khoảng 0.90–0.95 trên tập kiểm tra khi được tinh chỉnh phù hợp.</w:t>
       </w:r>
     </w:p>
     <w:p>
@@ -7897,7 +8193,7 @@
       <w:pPr>
         <w:spacing w:after="475" w:line="336" w:lineRule="auto"/>
         <w:ind w:left="628" w:right="1060" w:hanging="5"/>
-        <w:jc w:val="both"/>
+        <w:jc w:val="center"/>
         <w:rPr>
           <w:rFonts w:ascii="Times New Roman" w:eastAsia="Times New Roman" w:hAnsi="Times New Roman" w:cs="Times New Roman"/>
           <w:i/>
@@ -7996,7 +8292,6 @@
                 <w:sz w:val="24"/>
                 <w:szCs w:val="24"/>
               </w:rPr>
-              <w:lastRenderedPageBreak/>
               <w:t>Trường</w:t>
             </w:r>
           </w:p>
@@ -8458,6 +8753,7 @@
                 <w:sz w:val="24"/>
                 <w:szCs w:val="24"/>
               </w:rPr>
+              <w:lastRenderedPageBreak/>
               <w:t>Năm nhận phòng</w:t>
             </w:r>
           </w:p>
@@ -10160,7 +10456,6 @@
                 <w:sz w:val="24"/>
                 <w:szCs w:val="24"/>
               </w:rPr>
-              <w:lastRenderedPageBreak/>
               <w:t>booking_changes</w:t>
             </w:r>
           </w:p>
@@ -10626,6 +10921,7 @@
                 <w:sz w:val="24"/>
                 <w:szCs w:val="24"/>
               </w:rPr>
+              <w:lastRenderedPageBreak/>
               <w:t>customer_type</w:t>
             </w:r>
           </w:p>
@@ -11161,7 +11457,7 @@
       <w:pPr>
         <w:spacing w:after="475" w:line="336" w:lineRule="auto"/>
         <w:ind w:left="628" w:right="1060" w:hanging="5"/>
-        <w:jc w:val="both"/>
+        <w:jc w:val="center"/>
         <w:rPr>
           <w:rFonts w:ascii="Times New Roman" w:eastAsia="Times New Roman" w:hAnsi="Times New Roman" w:cs="Times New Roman"/>
           <w:i/>
@@ -11197,7 +11493,7 @@
       </w:pPr>
       <w:bookmarkStart w:id="19" w:name="_Toc20844"/>
       <w:r>
-        <w:t>3.2 Phân tích khám phá (tối thiểu 4 biểu đồ)</w:t>
+        <w:t>3.2 Phân tích khám phá</w:t>
       </w:r>
       <w:bookmarkEnd w:id="19"/>
     </w:p>
@@ -11208,13 +11504,15 @@
         <w:jc w:val="both"/>
         <w:rPr>
           <w:rFonts w:ascii="Times New Roman" w:hAnsi="Times New Roman" w:cs="Times New Roman"/>
-          <w:sz w:val="24"/>
-          <w:szCs w:val="24"/>
-        </w:rPr>
-      </w:pPr>
-      <w:r>
-        <w:rPr>
-          <w:rFonts w:ascii="Times New Roman" w:hAnsi="Times New Roman" w:cs="Times New Roman"/>
+          <w:b/>
+          <w:sz w:val="24"/>
+          <w:szCs w:val="24"/>
+        </w:rPr>
+      </w:pPr>
+      <w:r>
+        <w:rPr>
+          <w:rFonts w:ascii="Times New Roman" w:hAnsi="Times New Roman" w:cs="Times New Roman"/>
+          <w:b/>
           <w:sz w:val="24"/>
           <w:szCs w:val="24"/>
         </w:rPr>
@@ -11306,12 +11604,13 @@
     <w:p>
       <w:pPr>
         <w:spacing w:after="103" w:line="264" w:lineRule="auto"/>
-        <w:ind w:left="624" w:right="550"/>
+        <w:ind w:left="567" w:right="550"/>
         <w:jc w:val="both"/>
       </w:pPr>
       <w:r>
         <w:rPr>
           <w:rFonts w:ascii="Times New Roman" w:eastAsia="Times New Roman" w:hAnsi="Times New Roman" w:cs="Times New Roman"/>
+          <w:b/>
           <w:sz w:val="24"/>
           <w:szCs w:val="24"/>
         </w:rPr>
@@ -11320,10 +11619,11 @@
       <w:r>
         <w:rPr>
           <w:rFonts w:ascii="Times New Roman" w:eastAsia="Times New Roman" w:hAnsi="Times New Roman" w:cs="Times New Roman"/>
-          <w:sz w:val="24"/>
-          <w:szCs w:val="24"/>
-        </w:rPr>
-        <w:t xml:space="preserve">Hình 3.1 cho thấy trong tổng số 119.390 đơn đặt phòng có 75.166 đơn không bị hủy (62,96%) và 44.224 đơn bị hủy (37,04%). Đây là mức mất cân bằng vừa phải, không quá nghiêm trọng nên vẫn có thể huấn luyện mô hình trực tiếp, nhưng cần cân nhắc sử dụng class_weight hoặc SMOTE khi cần tối ưu Recall/F1 cho lớp thiểu số (hủy phòng). Khi tách theo loại khách sạn, </w:t>
+          <w:b/>
+          <w:sz w:val="24"/>
+          <w:szCs w:val="24"/>
+        </w:rPr>
+        <w:t>Hình 3.1</w:t>
       </w:r>
       <w:r>
         <w:rPr>
@@ -11331,8 +11631,7 @@
           <w:sz w:val="24"/>
           <w:szCs w:val="24"/>
         </w:rPr>
-        <w:lastRenderedPageBreak/>
-        <w:t>tỷ lệ hủy ở City Hotel cao hơn đáng kể so với Resort Hotel, cho thấy hotel là một đặc trưng có giá trị phân biệt tốt và cần được giữ lại trong mô hình.</w:t>
+        <w:t xml:space="preserve"> cho thấy trong tổng số 119.390 đơn đặt phòng có 75.166 đơn không bị hủy (62,96%) và 44.224 đơn bị hủy (37,04%). Đây là mức mất cân bằng vừa phải, không quá nghiêm trọng nên vẫn có thể huấn luyện mô hình trực tiếp, nhưng cần cân nhắc sử dụng class_weight hoặc SMOTE khi cần tối ưu Recall/F1 cho lớp thiểu số (hủy phòng). Khi tách theo loại khách sạn, tỷ lệ hủy ở City Hotel cao hơn đáng kể so với Resort Hotel, cho thấy hotel là một đặc trưng có giá trị phân biệt tốt và cần được giữ lại trong mô hình.</w:t>
       </w:r>
     </w:p>
     <w:p>
@@ -11343,6 +11642,7 @@
         <w:jc w:val="both"/>
         <w:rPr>
           <w:rFonts w:ascii="Times New Roman" w:eastAsia="Times New Roman" w:hAnsi="Times New Roman" w:cs="Times New Roman"/>
+          <w:b/>
           <w:sz w:val="24"/>
           <w:szCs w:val="24"/>
         </w:rPr>
@@ -11350,6 +11650,7 @@
       <w:r>
         <w:rPr>
           <w:rFonts w:ascii="Times New Roman" w:eastAsia="Times New Roman" w:hAnsi="Times New Roman" w:cs="Times New Roman"/>
+          <w:b/>
           <w:sz w:val="24"/>
           <w:szCs w:val="24"/>
         </w:rPr>
@@ -11375,6 +11676,7 @@
           <w:sz w:val="24"/>
           <w:szCs w:val="24"/>
         </w:rPr>
+        <w:lastRenderedPageBreak/>
         <w:drawing>
           <wp:inline distT="0" distB="0" distL="0" distR="0" wp14:anchorId="02AC96C8" wp14:editId="32213273">
             <wp:extent cx="5007600" cy="2012400"/>
@@ -11464,10 +11766,19 @@
       <w:r>
         <w:rPr>
           <w:rFonts w:ascii="Times New Roman" w:eastAsia="Times New Roman" w:hAnsi="Times New Roman" w:cs="Times New Roman"/>
-          <w:sz w:val="24"/>
-          <w:szCs w:val="24"/>
-        </w:rPr>
-        <w:t>- Hình 3.2 cho thấy lead_time có phân bố lệch phải mạnh (right-skewed): phần lớn đơn đặt phòng có thời gian đặt trước dưới 150 ngày, tuy nhiên tồn tại một số ít đơn có lead_time lên đến trên 600–700 ngày, được xem là ngoại lai (outlier) theo tiêu chí IQR. Quan sát ban đầu cho thấy các đơn có lead_time lớn có xu hướng tỷ lệ hủy cao hơn rõ rệt so với các đơn đặt sát ngày nhận phòng, gợi ý đây là một đặc trưng dự đoán quan trọng. Đặc trưng adr (giá phòng trung bình/đêm) cũng có một vài giá trị bất thường (bao gồm cả giá trị âm và giá trị cực lớn bất hợp lý so với phần còn lại của phân bố), cần được xử lý ở bước tiền xử lý (Chương 4).</w:t>
+          <w:b/>
+          <w:sz w:val="24"/>
+          <w:szCs w:val="24"/>
+        </w:rPr>
+        <w:t>- Hình 3.2</w:t>
+      </w:r>
+      <w:r>
+        <w:rPr>
+          <w:rFonts w:ascii="Times New Roman" w:eastAsia="Times New Roman" w:hAnsi="Times New Roman" w:cs="Times New Roman"/>
+          <w:sz w:val="24"/>
+          <w:szCs w:val="24"/>
+        </w:rPr>
+        <w:t xml:space="preserve"> cho thấy lead_time có phân bố lệch phải mạnh (right-skewed): phần lớn đơn đặt phòng có thời gian đặt trước dưới 150 ngày, tuy nhiên tồn tại một số ít đơn có lead_time lên đến trên 600–700 ngày, được xem là ngoại lai (outlier) theo tiêu chí IQR. Quan sát ban đầu cho thấy các đơn có lead_time lớn có xu hướng tỷ lệ hủy cao hơn rõ rệt so với các đơn đặt sát ngày nhận phòng, gợi ý đây là một đặc trưng dự đoán quan trọng. Đặc trưng adr (giá phòng trung bình/đêm) cũng có một vài giá trị bất thường (bao gồm cả giá trị âm và giá trị cực lớn bất hợp lý so với phần còn lại của phân bố), cần được xử lý ở bước tiền xử lý (Chương 4).</w:t>
       </w:r>
     </w:p>
     <w:p>
@@ -11491,6 +11802,7 @@
         <w:jc w:val="both"/>
         <w:rPr>
           <w:rFonts w:ascii="Times New Roman" w:eastAsia="Times New Roman" w:hAnsi="Times New Roman" w:cs="Times New Roman"/>
+          <w:b/>
           <w:sz w:val="24"/>
           <w:szCs w:val="24"/>
         </w:rPr>
@@ -11498,6 +11810,7 @@
       <w:r>
         <w:rPr>
           <w:rFonts w:ascii="Times New Roman" w:eastAsia="Times New Roman" w:hAnsi="Times New Roman" w:cs="Times New Roman"/>
+          <w:b/>
           <w:sz w:val="24"/>
           <w:szCs w:val="24"/>
         </w:rPr>
@@ -11605,6 +11918,7 @@
       <w:r>
         <w:rPr>
           <w:rFonts w:ascii="Times New Roman" w:hAnsi="Times New Roman" w:cs="Times New Roman"/>
+          <w:b/>
           <w:sz w:val="24"/>
           <w:szCs w:val="24"/>
         </w:rPr>
@@ -11613,10 +11927,19 @@
       <w:r>
         <w:rPr>
           <w:rFonts w:ascii="Times New Roman" w:hAnsi="Times New Roman" w:cs="Times New Roman"/>
-          <w:sz w:val="24"/>
-          <w:szCs w:val="24"/>
-        </w:rPr>
-        <w:t>Hình 3.3 cho thấy phần lớn các đặc trưng số có tương quan tuyến tính yếu với nhau, ngoại trừ một vài cặp có tương quan trung bình như previous_cancellations và is_canceled (dương), hoặc total_of_special_requests và is_canceled (âm — khách có nhiều yêu cầu đặc biệt thường ít hủy phòng hơn, có thể do mức độ cam kết với kỳ nghỉ cao hơn). Không phát hiện cặp đặc trưng nào có tương quan cực cao (&gt;0.9) gây lo ngại về đa cộng tuyến nghiêm trọng đối với mô hình tuyến tính.</w:t>
+          <w:b/>
+          <w:sz w:val="24"/>
+          <w:szCs w:val="24"/>
+        </w:rPr>
+        <w:t>Hình 3.3</w:t>
+      </w:r>
+      <w:r>
+        <w:rPr>
+          <w:rFonts w:ascii="Times New Roman" w:hAnsi="Times New Roman" w:cs="Times New Roman"/>
+          <w:sz w:val="24"/>
+          <w:szCs w:val="24"/>
+        </w:rPr>
+        <w:t xml:space="preserve"> cho thấy phần lớn các đặc trưng số có tương quan tuyến tính yếu với nhau, ngoại trừ một vài cặp có tương quan trung bình như previous_cancellations và is_canceled (dương), hoặc total_of_special_requests và is_canceled (âm — khách có nhiều yêu cầu đặc biệt thường ít hủy phòng hơn, có thể do mức độ cam kết với kỳ nghỉ cao hơn). Không phát hiện cặp đặc trưng nào có tương quan cực cao (&gt;0.9) gây lo ngại về đa cộng tuyến nghiêm trọng đối với mô hình tuyến tính.</w:t>
       </w:r>
     </w:p>
     <w:p>
@@ -11626,13 +11949,15 @@
         <w:jc w:val="both"/>
         <w:rPr>
           <w:rFonts w:ascii="Times New Roman" w:hAnsi="Times New Roman" w:cs="Times New Roman"/>
-          <w:sz w:val="24"/>
-          <w:szCs w:val="24"/>
-        </w:rPr>
-      </w:pPr>
-      <w:r>
-        <w:rPr>
-          <w:rFonts w:ascii="Times New Roman" w:hAnsi="Times New Roman" w:cs="Times New Roman"/>
+          <w:b/>
+          <w:sz w:val="24"/>
+          <w:szCs w:val="24"/>
+        </w:rPr>
+      </w:pPr>
+      <w:r>
+        <w:rPr>
+          <w:rFonts w:ascii="Times New Roman" w:hAnsi="Times New Roman" w:cs="Times New Roman"/>
+          <w:b/>
           <w:sz w:val="24"/>
           <w:szCs w:val="24"/>
         </w:rPr>
@@ -11743,28 +12068,19 @@
       <w:r>
         <w:rPr>
           <w:rFonts w:ascii="Times New Roman" w:hAnsi="Times New Roman" w:cs="Times New Roman"/>
-          <w:sz w:val="24"/>
-          <w:szCs w:val="24"/>
-        </w:rPr>
-        <w:t>Hình 3.4 cho thấy một phát hiện đáng chú ý: nhóm đơn có deposit_type = "</w:t>
-      </w:r>
-      <w:proofErr w:type="gramStart"/>
-      <w:r>
-        <w:rPr>
-          <w:rFonts w:ascii="Times New Roman" w:hAnsi="Times New Roman" w:cs="Times New Roman"/>
-          <w:sz w:val="24"/>
-          <w:szCs w:val="24"/>
-        </w:rPr>
-        <w:t>Non Refund</w:t>
-      </w:r>
-      <w:proofErr w:type="gramEnd"/>
-      <w:r>
-        <w:rPr>
-          <w:rFonts w:ascii="Times New Roman" w:hAnsi="Times New Roman" w:cs="Times New Roman"/>
-          <w:sz w:val="24"/>
-          <w:szCs w:val="24"/>
-        </w:rPr>
-        <w:t>" (đặt cọc không hoàn lại) lại có tỷ lệ hủy CAO hơn hẳn so với nhóm "No Deposit", trái ngược với trực giác thông thường — đây là dấu hiệu cho thấy có thể tồn tại một nhóm đại lý/kênh phân phối cụ thể sử dụng hình thức đặt cọc không hoàn lại nhưng vẫn hủy với tỷ lệ cao (có thể do gian lận hoặc đặt phòng thử nghiệm), cần được lưu ý khi phân tích lỗi ở Chương 6. Bên cạnh đó, phân khúc market_segment = "Groups" có tỷ lệ hủy cao hơn đáng kể so với "Direct" hoặc "Corporate", phản ánh đặc thù đặt phòng theo nhóm/đoàn thường có tính linh hoạt và dễ thay đổi kế hoạch hơn khách đặt trực tiếp.</w:t>
+          <w:b/>
+          <w:sz w:val="24"/>
+          <w:szCs w:val="24"/>
+        </w:rPr>
+        <w:t>Hình 3.4</w:t>
+      </w:r>
+      <w:r>
+        <w:rPr>
+          <w:rFonts w:ascii="Times New Roman" w:hAnsi="Times New Roman" w:cs="Times New Roman"/>
+          <w:sz w:val="24"/>
+          <w:szCs w:val="24"/>
+        </w:rPr>
+        <w:t xml:space="preserve"> cho thấy một phát hiện đáng chú ý: nhóm đơn có deposit_type = "Non Refund" (đặt cọc không hoàn lại) lại có tỷ lệ hủy CAO hơn hẳn so với nhóm "No Deposit", trái ngược với trực giác thông thường — đây là dấu hiệu cho thấy có thể tồn tại một nhóm đại lý/kênh phân phối cụ thể sử dụng hình thức đặt cọc không hoàn lại nhưng vẫn hủy với tỷ lệ cao (có thể do gian lận hoặc đặt phòng thử nghiệm), cần được lưu ý khi phân tích lỗi ở Chương 6. Bên cạnh đó, phân khúc market_segment = "Groups" có tỷ lệ hủy cao hơn đáng kể so với "Direct" hoặc "Corporate", phản ánh đặc thù đặt phòng theo nhóm/đoàn thường có tính linh hoạt và dễ thay đổi kế hoạch hơn khách đặt trực tiếp.</w:t>
       </w:r>
     </w:p>
     <w:p>
@@ -11966,24 +12282,9 @@
       </w:pPr>
       <w:bookmarkStart w:id="21" w:name="_Toc20846"/>
       <w:r>
-        <w:t>Chương 4 — Tiền xử lý và Feature Engineering</w:t>
+        <w:t>Chương 4 Tiền xử lý và Feature Engineering</w:t>
       </w:r>
       <w:bookmarkEnd w:id="21"/>
-    </w:p>
-    <w:p>
-      <w:pPr>
-        <w:spacing w:after="475" w:line="336" w:lineRule="auto"/>
-        <w:ind w:left="37" w:right="1060" w:hanging="5"/>
-        <w:jc w:val="both"/>
-      </w:pPr>
-      <w:r>
-        <w:rPr>
-          <w:rFonts w:ascii="Times New Roman" w:eastAsia="Times New Roman" w:hAnsi="Times New Roman" w:cs="Times New Roman"/>
-          <w:i/>
-          <w:sz w:val="24"/>
-        </w:rPr>
-        <w:t>(Bước 3–4 của pipeline)</w:t>
-      </w:r>
     </w:p>
     <w:p>
       <w:pPr>
@@ -11992,7 +12293,7 @@
           <w:ilvl w:val="1"/>
           <w:numId w:val="12"/>
         </w:numPr>
-        <w:ind w:right="0"/>
+        <w:ind w:left="0" w:right="0" w:firstLine="0"/>
       </w:pPr>
       <w:bookmarkStart w:id="22" w:name="_Toc20847"/>
       <w:r>
@@ -12106,8 +12407,8 @@
     </w:p>
     <w:p>
       <w:pPr>
-        <w:spacing w:after="475" w:line="336" w:lineRule="auto"/>
-        <w:ind w:left="983" w:right="1060"/>
+        <w:spacing w:line="336" w:lineRule="auto"/>
+        <w:ind w:right="51"/>
         <w:jc w:val="both"/>
         <w:rPr>
           <w:rFonts w:ascii="Times New Roman" w:hAnsi="Times New Roman" w:cs="Times New Roman"/>
@@ -12136,7 +12437,7 @@
           <w:sz w:val="24"/>
           <w:szCs w:val="24"/>
         </w:rPr>
-        <w:t xml:space="preserve"> - </w:t>
+        <w:t xml:space="preserve">- </w:t>
       </w:r>
       <w:r>
         <w:rPr>
@@ -12397,6 +12698,7 @@
       </w:pPr>
       <w:bookmarkStart w:id="23" w:name="_Toc20848"/>
       <w:r>
+        <w:lastRenderedPageBreak/>
         <w:t>4.2 Mã hóa biến phân loại</w:t>
       </w:r>
       <w:bookmarkEnd w:id="23"/>
@@ -12517,8 +12819,8 @@
     </w:p>
     <w:p>
       <w:pPr>
-        <w:spacing w:after="475" w:line="336" w:lineRule="auto"/>
-        <w:ind w:left="628" w:right="1060" w:hanging="5"/>
+        <w:spacing w:line="336" w:lineRule="auto"/>
+        <w:ind w:right="51" w:hanging="6"/>
         <w:jc w:val="both"/>
         <w:rPr>
           <w:rFonts w:ascii="Times New Roman" w:hAnsi="Times New Roman" w:cs="Times New Roman"/>
@@ -12722,6 +13024,9 @@
     <w:p>
       <w:pPr>
         <w:pStyle w:val="Heading2"/>
+        <w:tabs>
+          <w:tab w:val="left" w:pos="5820"/>
+        </w:tabs>
         <w:ind w:left="35" w:right="0"/>
       </w:pPr>
       <w:bookmarkStart w:id="24" w:name="_Toc20849"/>
@@ -12729,11 +13034,14 @@
         <w:t>4.3 Chuẩn hóa / co giãn (scaling)</w:t>
       </w:r>
       <w:bookmarkEnd w:id="24"/>
+      <w:r>
+        <w:tab/>
+      </w:r>
     </w:p>
     <w:p>
       <w:pPr>
-        <w:spacing w:after="475" w:line="336" w:lineRule="auto"/>
-        <w:ind w:left="628" w:right="1060" w:hanging="5"/>
+        <w:spacing w:line="336" w:lineRule="auto"/>
+        <w:ind w:right="51"/>
         <w:jc w:val="both"/>
         <w:rPr>
           <w:rFonts w:ascii="Times New Roman" w:eastAsia="Times New Roman" w:hAnsi="Times New Roman" w:cs="Times New Roman"/>
@@ -12747,7 +13055,15 @@
           <w:iCs/>
           <w:sz w:val="24"/>
         </w:rPr>
-        <w:t xml:space="preserve">     </w:t>
+        <w:t>-</w:t>
+      </w:r>
+      <w:r>
+        <w:rPr>
+          <w:rFonts w:ascii="Times New Roman" w:eastAsia="Times New Roman" w:hAnsi="Times New Roman" w:cs="Times New Roman"/>
+          <w:iCs/>
+          <w:sz w:val="24"/>
+        </w:rPr>
+        <w:t xml:space="preserve"> </w:t>
       </w:r>
       <w:r>
         <w:rPr>
@@ -12809,7 +13125,15 @@
           <w:iCs/>
           <w:sz w:val="24"/>
         </w:rPr>
-        <w:t xml:space="preserve"> và </w:t>
+        <w:t xml:space="preserve"> và</w:t>
+      </w:r>
+      <w:r>
+        <w:rPr>
+          <w:rFonts w:ascii="Times New Roman" w:eastAsia="Times New Roman" w:hAnsi="Times New Roman" w:cs="Times New Roman"/>
+          <w:iCs/>
+          <w:sz w:val="24"/>
+        </w:rPr>
+        <w:t xml:space="preserve"> </w:t>
       </w:r>
       <w:r>
         <w:rPr>
@@ -12827,16 +13151,7 @@
           <w:iCs/>
           <w:sz w:val="24"/>
         </w:rPr>
-        <w:t xml:space="preserve"> có phạm vi giá trị rất khác nhau. Nếu không chuẩn hóa, các </w:t>
-      </w:r>
-      <w:r>
-        <w:rPr>
-          <w:rFonts w:ascii="Times New Roman" w:eastAsia="Times New Roman" w:hAnsi="Times New Roman" w:cs="Times New Roman"/>
-          <w:iCs/>
-          <w:sz w:val="24"/>
-        </w:rPr>
-        <w:lastRenderedPageBreak/>
-        <w:t xml:space="preserve">thuộc tính có giá trị lớn sẽ ảnh hưởng nhiều hơn đến quá trình huấn luyện của mô hình. Vì vậy, nhóm sử dụng </w:t>
+        <w:t xml:space="preserve"> có phạm vi giá trị rất khác nhau. Nếu không chuẩn hóa, các thuộc tính có giá trị lớn sẽ ảnh hưởng nhiều hơn đến quá trình huấn luyện của mô hình. Vì vậy, nhóm sử dụng </w:t>
       </w:r>
       <w:r>
         <w:rPr>
@@ -12918,6 +13233,7 @@
       </w:pPr>
       <w:bookmarkStart w:id="25" w:name="_Toc20850"/>
       <w:r>
+        <w:lastRenderedPageBreak/>
         <w:t>4.4 Tạo và chọn đặc trưng</w:t>
       </w:r>
       <w:bookmarkEnd w:id="25"/>
@@ -12945,19 +13261,28 @@
     </w:p>
     <w:p>
       <w:pPr>
-        <w:rPr>
-          <w:rFonts w:ascii="Times New Roman" w:hAnsi="Times New Roman" w:cs="Times New Roman"/>
-          <w:sz w:val="24"/>
-          <w:szCs w:val="24"/>
-        </w:rPr>
-      </w:pPr>
-      <w:r>
-        <w:rPr>
-          <w:rFonts w:ascii="Times New Roman" w:hAnsi="Times New Roman" w:cs="Times New Roman"/>
-          <w:sz w:val="24"/>
-          <w:szCs w:val="24"/>
-        </w:rPr>
-        <w:t xml:space="preserve">      </w:t>
+        <w:ind w:left="284"/>
+        <w:rPr>
+          <w:rFonts w:ascii="Times New Roman" w:hAnsi="Times New Roman" w:cs="Times New Roman"/>
+          <w:sz w:val="24"/>
+          <w:szCs w:val="24"/>
+        </w:rPr>
+      </w:pPr>
+      <w:r>
+        <w:rPr>
+          <w:rFonts w:ascii="Times New Roman" w:hAnsi="Times New Roman" w:cs="Times New Roman"/>
+          <w:sz w:val="24"/>
+          <w:szCs w:val="24"/>
+        </w:rPr>
+        <w:t xml:space="preserve"> </w:t>
+      </w:r>
+      <w:r>
+        <w:rPr>
+          <w:rFonts w:ascii="Times New Roman" w:hAnsi="Times New Roman" w:cs="Times New Roman"/>
+          <w:sz w:val="24"/>
+          <w:szCs w:val="24"/>
+        </w:rPr>
+        <w:t xml:space="preserve">- </w:t>
       </w:r>
       <w:r>
         <w:rPr>
@@ -12966,37 +13291,6 @@
           <w:szCs w:val="24"/>
         </w:rPr>
         <w:t>Nhằm tăng khả năng biểu diễn của dữ liệu, nhóm xây dựng thêm một số đặc trưng mới từ các thuộc tính ban đầu. Các đặc trưng này giúp mô hình phản ánh tốt hơn thông tin về thời gian lưu trú, quy mô nhóm khách, giá trị đơn đặt phòng và lịch sử đặt phòng của khách hàng. Bảng 4.1 trình bày các đặc trưng được tạo cùng với cách xây dựng và lý do lựa chọn.</w:t>
-      </w:r>
-    </w:p>
-    <w:p>
-      <w:pPr>
-        <w:rPr>
-          <w:rFonts w:ascii="Times New Roman" w:hAnsi="Times New Roman" w:cs="Times New Roman"/>
-          <w:sz w:val="24"/>
-          <w:szCs w:val="24"/>
-        </w:rPr>
-      </w:pPr>
-    </w:p>
-    <w:p>
-      <w:pPr>
-        <w:jc w:val="center"/>
-        <w:rPr>
-          <w:rFonts w:ascii="Times New Roman" w:hAnsi="Times New Roman" w:cs="Times New Roman"/>
-          <w:b/>
-          <w:bCs/>
-          <w:sz w:val="24"/>
-          <w:szCs w:val="24"/>
-        </w:rPr>
-      </w:pPr>
-      <w:r>
-        <w:rPr>
-          <w:rFonts w:ascii="Times New Roman" w:hAnsi="Times New Roman" w:cs="Times New Roman"/>
-          <w:b/>
-          <w:bCs/>
-          <w:sz w:val="24"/>
-          <w:szCs w:val="24"/>
-        </w:rPr>
-        <w:t>Bảng 4.1. Các đặc trưng được tạo</w:t>
       </w:r>
     </w:p>
     <w:tbl>
@@ -13793,31 +14087,32 @@
     </w:tbl>
     <w:p>
       <w:pPr>
-        <w:rPr>
-          <w:rFonts w:ascii="Times New Roman" w:hAnsi="Times New Roman" w:cs="Times New Roman"/>
-          <w:sz w:val="28"/>
-          <w:szCs w:val="28"/>
+        <w:spacing w:after="475" w:line="336" w:lineRule="auto"/>
+        <w:ind w:left="630" w:right="1060" w:hanging="6"/>
+        <w:jc w:val="center"/>
+        <w:rPr>
+          <w:rFonts w:ascii="Times New Roman" w:eastAsia="Times New Roman" w:hAnsi="Times New Roman" w:cs="Times New Roman"/>
+          <w:i/>
+          <w:sz w:val="24"/>
         </w:rPr>
       </w:pPr>
       <w:bookmarkStart w:id="26" w:name="_Toc20851"/>
-    </w:p>
-    <w:p>
-      <w:pPr>
-        <w:rPr>
-          <w:rFonts w:ascii="Times New Roman" w:hAnsi="Times New Roman" w:cs="Times New Roman"/>
-          <w:sz w:val="28"/>
-          <w:szCs w:val="28"/>
-        </w:rPr>
-      </w:pPr>
-    </w:p>
-    <w:p>
-      <w:pPr>
-        <w:rPr>
-          <w:rFonts w:ascii="Times New Roman" w:hAnsi="Times New Roman" w:cs="Times New Roman"/>
-          <w:sz w:val="28"/>
-          <w:szCs w:val="28"/>
-        </w:rPr>
-      </w:pPr>
+      <w:r>
+        <w:rPr>
+          <w:rFonts w:ascii="Times New Roman" w:eastAsia="Times New Roman" w:hAnsi="Times New Roman" w:cs="Times New Roman"/>
+          <w:i/>
+          <w:sz w:val="24"/>
+        </w:rPr>
+        <w:t>Bảng 4.1. Các đặc trưng được tạo</w:t>
+      </w:r>
+      <w:r>
+        <w:rPr>
+          <w:rFonts w:ascii="Times New Roman" w:eastAsia="Times New Roman" w:hAnsi="Times New Roman" w:cs="Times New Roman"/>
+          <w:i/>
+          <w:sz w:val="24"/>
+        </w:rPr>
+        <w:t>.</w:t>
+      </w:r>
     </w:p>
     <w:p>
       <w:pPr>
@@ -13837,7 +14132,6 @@
           <w:sz w:val="28"/>
           <w:szCs w:val="28"/>
         </w:rPr>
-        <w:lastRenderedPageBreak/>
         <w:t>4.4.2 Chọn đặc trưng</w:t>
       </w:r>
     </w:p>
@@ -13855,6 +14149,14 @@
           <w:sz w:val="24"/>
           <w:szCs w:val="24"/>
         </w:rPr>
+        <w:t xml:space="preserve">- </w:t>
+      </w:r>
+      <w:r>
+        <w:rPr>
+          <w:rFonts w:ascii="Times New Roman" w:hAnsi="Times New Roman" w:cs="Times New Roman"/>
+          <w:sz w:val="24"/>
+          <w:szCs w:val="24"/>
+        </w:rPr>
         <w:t>Sau khi hoàn thành bước tiền xử lý, nhóm sử dụng Mutual Information để đánh giá mức độ liên quan giữa từng đặc trưng và biến mục tiêu is_canceled. Hình 4.3 cho thấy các đặc trưng như adr, deposit_type, lead_time, previous_cancellations và total_of_special_requests có điểm Mutual Information cao nhất, cho thấy đây là những yếu tố có ảnh hưởng đáng kể đến khả năng hủy đặt phòng và sẽ được ưu tiên trong quá trình xây dựng mô hình.</w:t>
       </w:r>
     </w:p>
@@ -13873,6 +14175,7 @@
           <w:sz w:val="24"/>
           <w:szCs w:val="24"/>
         </w:rPr>
+        <w:lastRenderedPageBreak/>
         <w:drawing>
           <wp:inline distT="0" distB="0" distL="0" distR="0" wp14:anchorId="226F0EEF" wp14:editId="21EA913D">
             <wp:extent cx="6505575" cy="3771900"/>
@@ -13925,6 +14228,7 @@
     </w:p>
     <w:p>
       <w:pPr>
+        <w:spacing w:after="475"/>
         <w:jc w:val="center"/>
         <w:rPr>
           <w:rFonts w:ascii="Times New Roman" w:hAnsi="Times New Roman" w:cs="Times New Roman"/>
@@ -14183,15 +14487,6 @@
         </w:rPr>
         <w:t xml:space="preserve"> cũng có mức ảnh hưởng đáng kể. Dựa trên kết quả này, nhóm ưu tiên giữ lại các đặc trưng có điểm Mutual Information cao để xây dựng và đánh giá mô hình ở các chương tiếp theo.</w:t>
       </w:r>
-    </w:p>
-    <w:p>
-      <w:pPr>
-        <w:rPr>
-          <w:rFonts w:ascii="Times New Roman" w:hAnsi="Times New Roman" w:cs="Times New Roman"/>
-          <w:sz w:val="24"/>
-          <w:szCs w:val="24"/>
-        </w:rPr>
-      </w:pPr>
     </w:p>
     <w:p>
       <w:pPr>
@@ -14206,7 +14501,7 @@
     </w:p>
     <w:p>
       <w:pPr>
-        <w:spacing w:after="554" w:line="336" w:lineRule="auto"/>
+        <w:spacing w:line="336" w:lineRule="auto"/>
         <w:ind w:right="1060"/>
         <w:rPr>
           <w:iCs/>
@@ -14219,7 +14514,7 @@
           <w:sz w:val="24"/>
           <w:szCs w:val="24"/>
         </w:rPr>
-        <w:t xml:space="preserve">    </w:t>
+        <w:t xml:space="preserve">- </w:t>
       </w:r>
       <w:r>
         <w:rPr>
@@ -14328,17 +14623,7 @@
           <w:sz w:val="24"/>
           <w:szCs w:val="24"/>
         </w:rPr>
-        <w:t xml:space="preserve"> theo </w:t>
-      </w:r>
-      <w:r>
-        <w:rPr>
-          <w:rFonts w:ascii="Times New Roman" w:hAnsi="Times New Roman" w:cs="Times New Roman"/>
-          <w:iCs/>
-          <w:sz w:val="24"/>
-          <w:szCs w:val="24"/>
-        </w:rPr>
-        <w:lastRenderedPageBreak/>
-        <w:t xml:space="preserve">phương pháp </w:t>
+        <w:t xml:space="preserve"> theo phương pháp </w:t>
       </w:r>
       <w:r>
         <w:rPr>
@@ -14438,11 +14723,20 @@
           <w:sz w:val="24"/>
           <w:szCs w:val="24"/>
         </w:rPr>
-        <w:t xml:space="preserve"> cho tập Test. Quy trình này giúp mô hình không sử dụng thông tin từ tập kiểm thử trong quá trình huấn luyện, từ đó hạn chế hiện tượng rò rỉ dữ liệu và nâng cao khả năng tổng quát hóa.</w:t>
-      </w:r>
-      <w:r>
-        <w:rPr>
-          <w:rFonts w:ascii="Arial" w:eastAsia="Times New Roman" w:hAnsi="Arial" w:cs="Arial"/>
+        <w:t xml:space="preserve"> cho tập Test</w:t>
+      </w:r>
+      <w:r>
+        <w:rPr>
+          <w:rFonts w:ascii="Times New Roman" w:hAnsi="Times New Roman" w:cs="Times New Roman"/>
+          <w:iCs/>
+          <w:sz w:val="24"/>
+          <w:szCs w:val="24"/>
+        </w:rPr>
+        <w:t>. Quy trình này giúp mô hình không sử dụng thông tin từ tập kiểm thử trong quá trình huấn luyện, từ đó hạn chế hiện tượng rò rỉ dữ liệu và nâng cao khả năng tổng quát hóa.</w:t>
+      </w:r>
+      <w:r>
+        <w:rPr>
+          <w:rFonts w:ascii="Times New Roman" w:eastAsia="Times New Roman" w:hAnsi="Times New Roman" w:cs="Times New Roman"/>
           <w:color w:val="1F1F1F"/>
           <w:sz w:val="24"/>
           <w:szCs w:val="24"/>
@@ -14452,26 +14746,38 @@
       </w:r>
       <w:r>
         <w:rPr>
+          <w:rFonts w:ascii="Times New Roman" w:hAnsi="Times New Roman" w:cs="Times New Roman"/>
           <w:iCs/>
-        </w:rPr>
-        <w:t>Để hoàn thiện file báo cáo của bạn một cách chính xác nhất theo đúng cấu trúc của file BaoCao.docx, dưới đây là nội dung chi tiết được viết chi tiết, khoa học, bám sát số liệu log output từ pipeline thực tế và logic xử lý dữ liệu.</w:t>
+          <w:sz w:val="24"/>
+          <w:szCs w:val="24"/>
+        </w:rPr>
+        <w:t xml:space="preserve">Để hoàn thiện file báo cáo của bạn một cách chính xác nhất theo đúng cấu trúc của file </w:t>
+      </w:r>
+      <w:r>
+        <w:rPr>
+          <w:rFonts w:ascii="Times New Roman" w:hAnsi="Times New Roman" w:cs="Times New Roman"/>
+          <w:iCs/>
+          <w:sz w:val="24"/>
+          <w:szCs w:val="24"/>
+        </w:rPr>
+        <w:lastRenderedPageBreak/>
+        <w:t>BaoCao.docx, dưới đây là nội dung chi tiết được viết chi tiết, khoa học, bám sát số liệu log output từ pipeline thực tế và logic xử lý dữ liệu.</w:t>
       </w:r>
     </w:p>
     <w:p>
       <w:pPr>
         <w:pStyle w:val="Heading1"/>
+        <w:spacing w:after="160"/>
         <w:rPr>
           <w:b w:val="0"/>
           <w:iCs/>
-          <w:sz w:val="24"/>
-          <w:szCs w:val="24"/>
+          <w:szCs w:val="34"/>
         </w:rPr>
       </w:pPr>
       <w:r>
         <w:rPr>
           <w:iCs/>
-          <w:sz w:val="24"/>
-          <w:szCs w:val="24"/>
+          <w:szCs w:val="34"/>
         </w:rPr>
         <w:t>Chương 5 — Mô hình và Huấn luyện</w:t>
       </w:r>
@@ -14479,25 +14785,27 @@
     <w:p>
       <w:pPr>
         <w:pStyle w:val="Heading2"/>
+        <w:spacing w:after="160"/>
+        <w:ind w:left="0"/>
         <w:rPr>
           <w:b w:val="0"/>
           <w:iCs/>
-          <w:sz w:val="24"/>
-          <w:szCs w:val="24"/>
+          <w:sz w:val="28"/>
+          <w:szCs w:val="28"/>
         </w:rPr>
       </w:pPr>
       <w:r>
         <w:rPr>
           <w:iCs/>
-          <w:sz w:val="24"/>
-          <w:szCs w:val="24"/>
+          <w:sz w:val="28"/>
+          <w:szCs w:val="28"/>
         </w:rPr>
         <w:t>5.1 Chiến lược chia dữ liệu</w:t>
       </w:r>
     </w:p>
     <w:p>
       <w:pPr>
-        <w:spacing w:after="554" w:line="336" w:lineRule="auto"/>
+        <w:spacing w:line="336" w:lineRule="auto"/>
         <w:ind w:right="1060"/>
         <w:rPr>
           <w:rFonts w:ascii="Times New Roman" w:hAnsi="Times New Roman" w:cs="Times New Roman"/>
@@ -14506,6 +14814,15 @@
           <w:szCs w:val="24"/>
         </w:rPr>
       </w:pPr>
+      <w:r>
+        <w:rPr>
+          <w:rFonts w:ascii="Times New Roman" w:hAnsi="Times New Roman" w:cs="Times New Roman"/>
+          <w:iCs/>
+          <w:sz w:val="24"/>
+          <w:szCs w:val="24"/>
+        </w:rPr>
+        <w:t xml:space="preserve">- </w:t>
+      </w:r>
       <w:r>
         <w:rPr>
           <w:rFonts w:ascii="Times New Roman" w:hAnsi="Times New Roman" w:cs="Times New Roman"/>
@@ -14518,7 +14835,7 @@
     </w:p>
     <w:p>
       <w:pPr>
-        <w:spacing w:after="554" w:line="336" w:lineRule="auto"/>
+        <w:spacing w:line="336" w:lineRule="auto"/>
         <w:ind w:right="1060"/>
         <w:rPr>
           <w:rFonts w:ascii="Times New Roman" w:hAnsi="Times New Roman" w:cs="Times New Roman"/>
@@ -14527,6 +14844,15 @@
           <w:szCs w:val="24"/>
         </w:rPr>
       </w:pPr>
+      <w:r>
+        <w:rPr>
+          <w:rFonts w:ascii="Times New Roman" w:hAnsi="Times New Roman" w:cs="Times New Roman"/>
+          <w:iCs/>
+          <w:sz w:val="24"/>
+          <w:szCs w:val="24"/>
+        </w:rPr>
+        <w:t xml:space="preserve">- </w:t>
+      </w:r>
       <w:r>
         <w:rPr>
           <w:rFonts w:ascii="Times New Roman" w:hAnsi="Times New Roman" w:cs="Times New Roman"/>
@@ -14539,7 +14865,7 @@
     </w:p>
     <w:p>
       <w:pPr>
-        <w:spacing w:after="554" w:line="336" w:lineRule="auto"/>
+        <w:spacing w:line="336" w:lineRule="auto"/>
         <w:ind w:right="1060"/>
         <w:rPr>
           <w:rFonts w:ascii="Times New Roman" w:hAnsi="Times New Roman" w:cs="Times New Roman"/>
@@ -14548,6 +14874,15 @@
           <w:szCs w:val="24"/>
         </w:rPr>
       </w:pPr>
+      <w:r>
+        <w:rPr>
+          <w:rFonts w:ascii="Times New Roman" w:hAnsi="Times New Roman" w:cs="Times New Roman"/>
+          <w:iCs/>
+          <w:sz w:val="24"/>
+          <w:szCs w:val="24"/>
+        </w:rPr>
+        <w:t xml:space="preserve">- </w:t>
+      </w:r>
       <w:r>
         <w:rPr>
           <w:rFonts w:ascii="Times New Roman" w:hAnsi="Times New Roman" w:cs="Times New Roman"/>
@@ -14560,7 +14895,7 @@
     </w:p>
     <w:p>
       <w:pPr>
-        <w:spacing w:after="554" w:line="336" w:lineRule="auto"/>
+        <w:spacing w:line="336" w:lineRule="auto"/>
         <w:ind w:right="1060"/>
         <w:rPr>
           <w:rFonts w:ascii="Times New Roman" w:hAnsi="Times New Roman" w:cs="Times New Roman"/>
@@ -14569,6 +14904,15 @@
           <w:szCs w:val="24"/>
         </w:rPr>
       </w:pPr>
+      <w:r>
+        <w:rPr>
+          <w:rFonts w:ascii="Times New Roman" w:hAnsi="Times New Roman" w:cs="Times New Roman"/>
+          <w:iCs/>
+          <w:sz w:val="24"/>
+          <w:szCs w:val="24"/>
+        </w:rPr>
+        <w:t xml:space="preserve">- </w:t>
+      </w:r>
       <w:r>
         <w:rPr>
           <w:rFonts w:ascii="Times New Roman" w:hAnsi="Times New Roman" w:cs="Times New Roman"/>
@@ -14582,26 +14926,27 @@
     <w:p>
       <w:pPr>
         <w:pStyle w:val="Heading2"/>
+        <w:spacing w:after="160"/>
+        <w:ind w:left="0"/>
         <w:rPr>
           <w:b w:val="0"/>
           <w:iCs/>
-          <w:sz w:val="24"/>
-          <w:szCs w:val="24"/>
+          <w:sz w:val="28"/>
+          <w:szCs w:val="28"/>
         </w:rPr>
       </w:pPr>
       <w:r>
         <w:rPr>
           <w:iCs/>
-          <w:sz w:val="24"/>
-          <w:szCs w:val="24"/>
-        </w:rPr>
-        <w:lastRenderedPageBreak/>
+          <w:sz w:val="28"/>
+          <w:szCs w:val="28"/>
+        </w:rPr>
         <w:t>5.2 Các mô hình so sánh</w:t>
       </w:r>
     </w:p>
     <w:p>
       <w:pPr>
-        <w:spacing w:after="554" w:line="336" w:lineRule="auto"/>
+        <w:spacing w:line="336" w:lineRule="auto"/>
         <w:ind w:right="1060"/>
         <w:rPr>
           <w:rFonts w:ascii="Times New Roman" w:hAnsi="Times New Roman" w:cs="Times New Roman"/>
@@ -14610,6 +14955,15 @@
           <w:szCs w:val="24"/>
         </w:rPr>
       </w:pPr>
+      <w:r>
+        <w:rPr>
+          <w:rFonts w:ascii="Times New Roman" w:hAnsi="Times New Roman" w:cs="Times New Roman"/>
+          <w:iCs/>
+          <w:sz w:val="24"/>
+          <w:szCs w:val="24"/>
+        </w:rPr>
+        <w:t xml:space="preserve">- </w:t>
+      </w:r>
       <w:r>
         <w:rPr>
           <w:rFonts w:ascii="Times New Roman" w:hAnsi="Times New Roman" w:cs="Times New Roman"/>
@@ -14622,7 +14976,7 @@
     </w:p>
     <w:p>
       <w:pPr>
-        <w:spacing w:after="554" w:line="336" w:lineRule="auto"/>
+        <w:spacing w:line="336" w:lineRule="auto"/>
         <w:ind w:right="1060"/>
         <w:rPr>
           <w:rFonts w:ascii="Times New Roman" w:hAnsi="Times New Roman" w:cs="Times New Roman"/>
@@ -14631,6 +14985,15 @@
           <w:szCs w:val="24"/>
         </w:rPr>
       </w:pPr>
+      <w:r>
+        <w:rPr>
+          <w:rFonts w:ascii="Times New Roman" w:hAnsi="Times New Roman" w:cs="Times New Roman"/>
+          <w:iCs/>
+          <w:sz w:val="24"/>
+          <w:szCs w:val="24"/>
+        </w:rPr>
+        <w:t xml:space="preserve">- </w:t>
+      </w:r>
       <w:r>
         <w:rPr>
           <w:rFonts w:ascii="Times New Roman" w:hAnsi="Times New Roman" w:cs="Times New Roman"/>
@@ -14643,7 +15006,7 @@
     </w:p>
     <w:p>
       <w:pPr>
-        <w:spacing w:after="554" w:line="336" w:lineRule="auto"/>
+        <w:spacing w:line="336" w:lineRule="auto"/>
         <w:ind w:right="1060"/>
         <w:rPr>
           <w:rFonts w:ascii="Times New Roman" w:hAnsi="Times New Roman" w:cs="Times New Roman"/>
@@ -14652,6 +15015,15 @@
           <w:szCs w:val="24"/>
         </w:rPr>
       </w:pPr>
+      <w:r>
+        <w:rPr>
+          <w:rFonts w:ascii="Times New Roman" w:hAnsi="Times New Roman" w:cs="Times New Roman"/>
+          <w:iCs/>
+          <w:sz w:val="24"/>
+          <w:szCs w:val="24"/>
+        </w:rPr>
+        <w:t xml:space="preserve">- </w:t>
+      </w:r>
       <w:r>
         <w:rPr>
           <w:rFonts w:ascii="Times New Roman" w:hAnsi="Times New Roman" w:cs="Times New Roman"/>
@@ -14664,7 +15036,7 @@
     </w:p>
     <w:p>
       <w:pPr>
-        <w:spacing w:after="554" w:line="336" w:lineRule="auto"/>
+        <w:spacing w:line="336" w:lineRule="auto"/>
         <w:ind w:right="1060"/>
         <w:rPr>
           <w:rFonts w:ascii="Times New Roman" w:hAnsi="Times New Roman" w:cs="Times New Roman"/>
@@ -14673,6 +15045,16 @@
           <w:szCs w:val="24"/>
         </w:rPr>
       </w:pPr>
+      <w:r>
+        <w:rPr>
+          <w:rFonts w:ascii="Times New Roman" w:hAnsi="Times New Roman" w:cs="Times New Roman"/>
+          <w:iCs/>
+          <w:sz w:val="24"/>
+          <w:szCs w:val="24"/>
+        </w:rPr>
+        <w:lastRenderedPageBreak/>
+        <w:t xml:space="preserve">- </w:t>
+      </w:r>
       <w:r>
         <w:rPr>
           <w:rFonts w:ascii="Times New Roman" w:hAnsi="Times New Roman" w:cs="Times New Roman"/>
@@ -14686,25 +15068,27 @@
     <w:p>
       <w:pPr>
         <w:pStyle w:val="Heading2"/>
+        <w:spacing w:after="160"/>
+        <w:ind w:left="0"/>
         <w:rPr>
           <w:b w:val="0"/>
           <w:iCs/>
-          <w:sz w:val="24"/>
-          <w:szCs w:val="24"/>
+          <w:sz w:val="28"/>
+          <w:szCs w:val="28"/>
         </w:rPr>
       </w:pPr>
       <w:r>
         <w:rPr>
           <w:iCs/>
-          <w:sz w:val="24"/>
-          <w:szCs w:val="24"/>
+          <w:sz w:val="28"/>
+          <w:szCs w:val="28"/>
         </w:rPr>
         <w:t>5.3 Thiết lập siêu tham số</w:t>
       </w:r>
     </w:p>
     <w:p>
       <w:pPr>
-        <w:spacing w:after="554" w:line="336" w:lineRule="auto"/>
+        <w:spacing w:line="336" w:lineRule="auto"/>
         <w:ind w:right="1060"/>
         <w:rPr>
           <w:rFonts w:ascii="Times New Roman" w:hAnsi="Times New Roman" w:cs="Times New Roman"/>
@@ -14720,29 +15104,16 @@
           <w:sz w:val="24"/>
           <w:szCs w:val="24"/>
         </w:rPr>
+        <w:t xml:space="preserve">- </w:t>
+      </w:r>
+      <w:r>
+        <w:rPr>
+          <w:rFonts w:ascii="Times New Roman" w:hAnsi="Times New Roman" w:cs="Times New Roman"/>
+          <w:iCs/>
+          <w:sz w:val="24"/>
+          <w:szCs w:val="24"/>
+        </w:rPr>
         <w:t>Trong phiên bản mã nguồn hiện tại, nhóm không sử dụng GridSearchCV, RandomizedSearchCV, Optuna hoặc W&amp;B Sweep. Các siêu tham số được lựa chọn thủ công và giữ cố định trong một lượt thí nghiệm nhằm tạo đường cơ sở nhất quán cho việc so sánh ba mô hình.</w:t>
-      </w:r>
-    </w:p>
-    <w:p>
-      <w:pPr>
-        <w:spacing w:after="554" w:line="336" w:lineRule="auto"/>
-        <w:ind w:right="1060"/>
-        <w:rPr>
-          <w:rFonts w:ascii="Times New Roman" w:hAnsi="Times New Roman" w:cs="Times New Roman"/>
-          <w:iCs/>
-          <w:sz w:val="24"/>
-          <w:szCs w:val="24"/>
-        </w:rPr>
-      </w:pPr>
-      <w:r>
-        <w:rPr>
-          <w:rFonts w:ascii="Times New Roman" w:hAnsi="Times New Roman" w:cs="Times New Roman"/>
-          <w:i/>
-          <w:iCs/>
-          <w:sz w:val="24"/>
-          <w:szCs w:val="24"/>
-        </w:rPr>
-        <w:t>Bảng 5.1. Cấu hình huấn luyện của các mô hình</w:t>
       </w:r>
     </w:p>
     <w:tbl>
@@ -14904,7 +15275,6 @@
           </w:tcPr>
           <w:p>
             <w:r>
-              <w:lastRenderedPageBreak/>
               <w:t>Random Forest</w:t>
             </w:r>
           </w:p>
@@ -14978,8 +15348,9 @@
     </w:tbl>
     <w:p>
       <w:pPr>
-        <w:spacing w:after="554" w:line="336" w:lineRule="auto"/>
+        <w:spacing w:after="475" w:line="336" w:lineRule="auto"/>
         <w:ind w:right="1060"/>
+        <w:jc w:val="center"/>
         <w:rPr>
           <w:rFonts w:ascii="Times New Roman" w:hAnsi="Times New Roman" w:cs="Times New Roman"/>
           <w:iCs/>
@@ -14990,35 +15361,68 @@
       <w:r>
         <w:rPr>
           <w:rFonts w:ascii="Times New Roman" w:hAnsi="Times New Roman" w:cs="Times New Roman"/>
+          <w:i/>
           <w:iCs/>
           <w:sz w:val="24"/>
           <w:szCs w:val="24"/>
         </w:rPr>
-        <w:t>Cấu hình cố định giúp việc so sánh phản ánh sự khác biệt giữa bản chất của các thuật toán thay vì bị ảnh hưởng bởi không gian tìm kiếm siêu tham số khác nhau. Tuy nhiên, đây cũng là một hạn chế của thí nghiệm; các phương pháp tìm kiếm kết hợp kiểm định chéo có thể được bổ sung ở giai đoạn phát triển tiếp theo.</w:t>
+        <w:t>Bảng 5.1. Cấu hình huấn luyện của các mô hình</w:t>
       </w:r>
     </w:p>
     <w:p>
       <w:pPr>
+        <w:spacing w:line="336" w:lineRule="auto"/>
+        <w:ind w:right="1060"/>
+        <w:rPr>
+          <w:rFonts w:ascii="Times New Roman" w:hAnsi="Times New Roman" w:cs="Times New Roman"/>
+          <w:iCs/>
+          <w:sz w:val="24"/>
+          <w:szCs w:val="24"/>
+        </w:rPr>
+      </w:pPr>
+      <w:r>
+        <w:rPr>
+          <w:rFonts w:ascii="Times New Roman" w:hAnsi="Times New Roman" w:cs="Times New Roman"/>
+          <w:iCs/>
+          <w:sz w:val="24"/>
+          <w:szCs w:val="24"/>
+        </w:rPr>
+        <w:t xml:space="preserve">- </w:t>
+      </w:r>
+      <w:r>
+        <w:rPr>
+          <w:rFonts w:ascii="Times New Roman" w:hAnsi="Times New Roman" w:cs="Times New Roman"/>
+          <w:iCs/>
+          <w:sz w:val="24"/>
+          <w:szCs w:val="24"/>
+        </w:rPr>
+        <w:t>Cấu hình cố định giúp việc so sánh phản ánh sự khác biệt giữa bản chất của các thuật toán thay vì bị ảnh hưởng bởi không gian tìm kiếm siêu tham số khác nhau. Tuy nhiên, đây cũng là một hạn chế của thí nghiệm; các phương pháp tìm kiếm kết hợp kiểm định chéo có thể được bổ sung ở giai đoạn phát triển tiếp theo.</w:t>
+      </w:r>
+    </w:p>
+    <w:p>
+      <w:pPr>
         <w:pStyle w:val="Heading2"/>
+        <w:spacing w:after="160"/>
+        <w:ind w:left="0"/>
         <w:rPr>
           <w:b w:val="0"/>
           <w:iCs/>
-          <w:sz w:val="24"/>
-          <w:szCs w:val="24"/>
+          <w:sz w:val="28"/>
+          <w:szCs w:val="28"/>
         </w:rPr>
       </w:pPr>
       <w:r>
         <w:rPr>
           <w:iCs/>
-          <w:sz w:val="24"/>
-          <w:szCs w:val="24"/>
+          <w:sz w:val="28"/>
+          <w:szCs w:val="28"/>
         </w:rPr>
         <w:t>5.4 Theo dõi thí nghiệm bằng Weights &amp; Biases</w:t>
       </w:r>
     </w:p>
     <w:p>
       <w:pPr>
-        <w:spacing w:after="554" w:line="336" w:lineRule="auto"/>
+        <w:spacing w:line="336" w:lineRule="auto"/>
         <w:ind w:right="1060"/>
         <w:rPr>
           <w:rFonts w:ascii="Times New Roman" w:hAnsi="Times New Roman" w:cs="Times New Roman"/>
@@ -15027,6 +15431,15 @@
           <w:szCs w:val="24"/>
         </w:rPr>
       </w:pPr>
+      <w:r>
+        <w:rPr>
+          <w:rFonts w:ascii="Times New Roman" w:hAnsi="Times New Roman" w:cs="Times New Roman"/>
+          <w:iCs/>
+          <w:sz w:val="24"/>
+          <w:szCs w:val="24"/>
+        </w:rPr>
+        <w:t xml:space="preserve">- </w:t>
+      </w:r>
       <w:r>
         <w:rPr>
           <w:rFonts w:ascii="Times New Roman" w:hAnsi="Times New Roman" w:cs="Times New Roman"/>
@@ -15039,7 +15452,7 @@
     </w:p>
     <w:p>
       <w:pPr>
-        <w:spacing w:after="554" w:line="336" w:lineRule="auto"/>
+        <w:spacing w:line="336" w:lineRule="auto"/>
         <w:ind w:right="1060"/>
         <w:rPr>
           <w:rFonts w:ascii="Times New Roman" w:hAnsi="Times New Roman" w:cs="Times New Roman"/>
@@ -15055,9 +15468,17 @@
           <w:sz w:val="24"/>
           <w:szCs w:val="24"/>
         </w:rPr>
+        <w:t xml:space="preserve">- </w:t>
+      </w:r>
+      <w:r>
+        <w:rPr>
+          <w:rFonts w:ascii="Times New Roman" w:hAnsi="Times New Roman" w:cs="Times New Roman"/>
+          <w:iCs/>
+          <w:sz w:val="24"/>
+          <w:szCs w:val="24"/>
+        </w:rPr>
         <w:t xml:space="preserve">Sau khi đánh giá, chương trình ghi bảng so sánh ba mô hình lên W&amp;B dưới dạng Model_Comparison_Table. Các biểu đồ ma trận nhầm lẫn, đường ROC và độ quan trọng đặc trưng của mô hình tốt nhất cũng được lưu dưới dạng W&amp;B Image. Cuối quy trình, </w:t>
       </w:r>
-      <w:proofErr w:type="gramStart"/>
       <w:r>
         <w:rPr>
           <w:rFonts w:ascii="Times New Roman" w:hAnsi="Times New Roman" w:cs="Times New Roman"/>
@@ -15065,22 +15486,13 @@
           <w:sz w:val="24"/>
           <w:szCs w:val="24"/>
         </w:rPr>
-        <w:t>wandb.finish</w:t>
-      </w:r>
-      <w:proofErr w:type="gramEnd"/>
-      <w:r>
-        <w:rPr>
-          <w:rFonts w:ascii="Times New Roman" w:hAnsi="Times New Roman" w:cs="Times New Roman"/>
-          <w:iCs/>
-          <w:sz w:val="24"/>
-          <w:szCs w:val="24"/>
-        </w:rPr>
-        <w:t>() được gọi để kết thúc run. W&amp;B trong code đóng vai trò lưu vết cấu hình, chỉ số và hình ảnh; không thực hiện tự động tìm kiếm siêu tham số.</w:t>
+        <w:lastRenderedPageBreak/>
+        <w:t>wandb.finish() được gọi để kết thúc run. W&amp;B trong code đóng vai trò lưu vết cấu hình, chỉ số và hình ảnh; không thực hiện tự động tìm kiếm siêu tham số.</w:t>
       </w:r>
     </w:p>
     <w:p>
       <w:pPr>
-        <w:spacing w:after="554" w:line="336" w:lineRule="auto"/>
+        <w:spacing w:line="336" w:lineRule="auto"/>
         <w:ind w:right="1060"/>
         <w:rPr>
           <w:rFonts w:ascii="Times New Roman" w:hAnsi="Times New Roman" w:cs="Times New Roman"/>
@@ -15089,6 +15501,15 @@
           <w:szCs w:val="24"/>
         </w:rPr>
       </w:pPr>
+      <w:r>
+        <w:rPr>
+          <w:rFonts w:ascii="Times New Roman" w:hAnsi="Times New Roman" w:cs="Times New Roman"/>
+          <w:iCs/>
+          <w:sz w:val="24"/>
+          <w:szCs w:val="24"/>
+        </w:rPr>
+        <w:t xml:space="preserve">- </w:t>
+      </w:r>
       <w:r>
         <w:rPr>
           <w:rFonts w:ascii="Times New Roman" w:hAnsi="Times New Roman" w:cs="Times New Roman"/>
@@ -15114,18 +15535,18 @@
     <w:p>
       <w:pPr>
         <w:pStyle w:val="Heading1"/>
+        <w:spacing w:after="160"/>
+        <w:ind w:left="0"/>
         <w:rPr>
           <w:b w:val="0"/>
           <w:iCs/>
-          <w:sz w:val="24"/>
-          <w:szCs w:val="24"/>
+          <w:szCs w:val="34"/>
         </w:rPr>
       </w:pPr>
       <w:r>
         <w:rPr>
           <w:iCs/>
-          <w:sz w:val="24"/>
-          <w:szCs w:val="24"/>
+          <w:szCs w:val="34"/>
         </w:rPr>
         <w:t>Chương 6 — Đánh giá và Phân tích</w:t>
       </w:r>
@@ -15133,25 +15554,26 @@
     <w:p>
       <w:pPr>
         <w:pStyle w:val="Heading2"/>
+        <w:spacing w:after="160"/>
         <w:rPr>
           <w:b w:val="0"/>
           <w:iCs/>
-          <w:sz w:val="24"/>
-          <w:szCs w:val="24"/>
+          <w:sz w:val="28"/>
+          <w:szCs w:val="28"/>
         </w:rPr>
       </w:pPr>
       <w:r>
         <w:rPr>
           <w:iCs/>
-          <w:sz w:val="24"/>
-          <w:szCs w:val="24"/>
+          <w:sz w:val="28"/>
+          <w:szCs w:val="28"/>
         </w:rPr>
         <w:t>6.1 Kết quả tổng hợp</w:t>
       </w:r>
     </w:p>
     <w:p>
       <w:pPr>
-        <w:spacing w:after="554" w:line="336" w:lineRule="auto"/>
+        <w:spacing w:line="336" w:lineRule="auto"/>
         <w:ind w:right="1060"/>
         <w:rPr>
           <w:rFonts w:ascii="Times New Roman" w:hAnsi="Times New Roman" w:cs="Times New Roman"/>
@@ -15167,9 +15589,8 @@
           <w:sz w:val="24"/>
           <w:szCs w:val="24"/>
         </w:rPr>
-        <w:t>Ba mô hình được đánh giá trên tập Test bằng năm chỉ số: Accuracy, Precision, Recall, F1-score và ROC-AUC. Hàm evaluate_</w:t>
-      </w:r>
-      <w:proofErr w:type="gramStart"/>
+        <w:t xml:space="preserve">- </w:t>
+      </w:r>
       <w:r>
         <w:rPr>
           <w:rFonts w:ascii="Times New Roman" w:hAnsi="Times New Roman" w:cs="Times New Roman"/>
@@ -15177,22 +15598,12 @@
           <w:sz w:val="24"/>
           <w:szCs w:val="24"/>
         </w:rPr>
-        <w:t>model(</w:t>
-      </w:r>
-      <w:proofErr w:type="gramEnd"/>
-      <w:r>
-        <w:rPr>
-          <w:rFonts w:ascii="Times New Roman" w:hAnsi="Times New Roman" w:cs="Times New Roman"/>
-          <w:iCs/>
-          <w:sz w:val="24"/>
-          <w:szCs w:val="24"/>
-        </w:rPr>
-        <w:t>) tạo nhãn dự đoán bằng predict(), xác suất lớp hủy bằng predict_proba()[:, 1], in classification_report và trả về toàn bộ chỉ số. F1-score được chọn làm tiêu chí chính để xác định mô hình tốt nhất.</w:t>
+        <w:t>Ba mô hình được đánh giá trên tập Test bằng năm chỉ số: Accuracy, Precision, Recall, F1-score và ROC-AUC. Hàm evaluate_model() tạo nhãn dự đoán bằng predict(), xác suất lớp hủy bằng predict_proba()[:, 1], in classification_report và trả về toàn bộ chỉ số. F1-score được chọn làm tiêu chí chính để xác định mô hình tốt nhất.</w:t>
       </w:r>
     </w:p>
     <w:p>
       <w:pPr>
-        <w:spacing w:after="554" w:line="336" w:lineRule="auto"/>
+        <w:spacing w:line="336" w:lineRule="auto"/>
         <w:ind w:right="1060"/>
         <w:rPr>
           <w:rFonts w:ascii="Times New Roman" w:hAnsi="Times New Roman" w:cs="Times New Roman"/>
@@ -15208,30 +15619,16 @@
           <w:sz w:val="24"/>
           <w:szCs w:val="24"/>
         </w:rPr>
-        <w:lastRenderedPageBreak/>
+        <w:t xml:space="preserve">- </w:t>
+      </w:r>
+      <w:r>
+        <w:rPr>
+          <w:rFonts w:ascii="Times New Roman" w:hAnsi="Times New Roman" w:cs="Times New Roman"/>
+          <w:iCs/>
+          <w:sz w:val="24"/>
+          <w:szCs w:val="24"/>
+        </w:rPr>
         <w:t>Kết quả cho thấy Random Forest đạt F1-score cao nhất; Gradient Boosting đạt Accuracy và ROC-AUC cao nhất; Logistic Regression đạt Recall cao nhất nhưng Precision thấp hơn. Bảng kết quả được lưu thành Table_5_1_Model_Result.csv và bản đã làm tròn, sắp xếp theo F1-score được lưu thành Table_5_2_Model_Comparison.csv.</w:t>
-      </w:r>
-    </w:p>
-    <w:p>
-      <w:pPr>
-        <w:spacing w:after="554" w:line="336" w:lineRule="auto"/>
-        <w:ind w:right="1060"/>
-        <w:rPr>
-          <w:rFonts w:ascii="Times New Roman" w:hAnsi="Times New Roman" w:cs="Times New Roman"/>
-          <w:iCs/>
-          <w:sz w:val="24"/>
-          <w:szCs w:val="24"/>
-        </w:rPr>
-      </w:pPr>
-      <w:r>
-        <w:rPr>
-          <w:rFonts w:ascii="Times New Roman" w:hAnsi="Times New Roman" w:cs="Times New Roman"/>
-          <w:i/>
-          <w:iCs/>
-          <w:sz w:val="24"/>
-          <w:szCs w:val="24"/>
-        </w:rPr>
-        <w:t>Bảng 6.1. Kết quả đánh giá các mô hình trên tập Test</w:t>
       </w:r>
     </w:p>
     <w:tbl>
@@ -15261,6 +15658,9 @@
             <w:hideMark/>
           </w:tcPr>
           <w:p>
+            <w:pPr>
+              <w:spacing w:afterLines="160" w:after="384"/>
+            </w:pPr>
             <w:r>
               <w:t>Mô hình</w:t>
             </w:r>
@@ -15274,6 +15674,9 @@
             <w:hideMark/>
           </w:tcPr>
           <w:p>
+            <w:pPr>
+              <w:spacing w:afterLines="160" w:after="384"/>
+            </w:pPr>
             <w:r>
               <w:t>Accuracy</w:t>
             </w:r>
@@ -15287,6 +15690,9 @@
             <w:hideMark/>
           </w:tcPr>
           <w:p>
+            <w:pPr>
+              <w:spacing w:afterLines="160" w:after="384"/>
+            </w:pPr>
             <w:r>
               <w:t>Precision</w:t>
             </w:r>
@@ -15300,6 +15706,9 @@
             <w:hideMark/>
           </w:tcPr>
           <w:p>
+            <w:pPr>
+              <w:spacing w:afterLines="160" w:after="384"/>
+            </w:pPr>
             <w:r>
               <w:t>Recall</w:t>
             </w:r>
@@ -15313,6 +15722,9 @@
             <w:hideMark/>
           </w:tcPr>
           <w:p>
+            <w:pPr>
+              <w:spacing w:afterLines="160" w:after="384"/>
+            </w:pPr>
             <w:r>
               <w:t>F1-score</w:t>
             </w:r>
@@ -15326,6 +15738,9 @@
             <w:hideMark/>
           </w:tcPr>
           <w:p>
+            <w:pPr>
+              <w:spacing w:afterLines="160" w:after="384"/>
+            </w:pPr>
             <w:r>
               <w:t>ROC-AUC</w:t>
             </w:r>
@@ -15343,6 +15758,9 @@
             <w:hideMark/>
           </w:tcPr>
           <w:p>
+            <w:pPr>
+              <w:spacing w:afterLines="160" w:after="384"/>
+            </w:pPr>
             <w:r>
               <w:t>Random Forest</w:t>
             </w:r>
@@ -15355,6 +15773,9 @@
             <w:hideMark/>
           </w:tcPr>
           <w:p>
+            <w:pPr>
+              <w:spacing w:afterLines="160" w:after="384"/>
+            </w:pPr>
             <w:r>
               <w:t>0,8479</w:t>
             </w:r>
@@ -15367,6 +15788,9 @@
             <w:hideMark/>
           </w:tcPr>
           <w:p>
+            <w:pPr>
+              <w:spacing w:afterLines="160" w:after="384"/>
+            </w:pPr>
             <w:r>
               <w:t>0,8298</w:t>
             </w:r>
@@ -15379,6 +15803,9 @@
             <w:hideMark/>
           </w:tcPr>
           <w:p>
+            <w:pPr>
+              <w:spacing w:afterLines="160" w:after="384"/>
+            </w:pPr>
             <w:r>
               <w:t>0,7415</w:t>
             </w:r>
@@ -15391,6 +15818,9 @@
             <w:hideMark/>
           </w:tcPr>
           <w:p>
+            <w:pPr>
+              <w:spacing w:afterLines="160" w:after="384"/>
+            </w:pPr>
             <w:r>
               <w:t>0,7832</w:t>
             </w:r>
@@ -15403,6 +15833,9 @@
             <w:hideMark/>
           </w:tcPr>
           <w:p>
+            <w:pPr>
+              <w:spacing w:afterLines="160" w:after="384"/>
+            </w:pPr>
             <w:r>
               <w:t>0,9203</w:t>
             </w:r>
@@ -15420,6 +15853,9 @@
             <w:hideMark/>
           </w:tcPr>
           <w:p>
+            <w:pPr>
+              <w:spacing w:afterLines="160" w:after="384"/>
+            </w:pPr>
             <w:r>
               <w:t>Gradient Boosting</w:t>
             </w:r>
@@ -15432,6 +15868,9 @@
             <w:hideMark/>
           </w:tcPr>
           <w:p>
+            <w:pPr>
+              <w:spacing w:afterLines="160" w:after="384"/>
+            </w:pPr>
             <w:r>
               <w:t>0,8494</w:t>
             </w:r>
@@ -15444,6 +15883,9 @@
             <w:hideMark/>
           </w:tcPr>
           <w:p>
+            <w:pPr>
+              <w:spacing w:afterLines="160" w:after="384"/>
+            </w:pPr>
             <w:r>
               <w:t>0,8474</w:t>
             </w:r>
@@ -15456,6 +15898,9 @@
             <w:hideMark/>
           </w:tcPr>
           <w:p>
+            <w:pPr>
+              <w:spacing w:afterLines="160" w:after="384"/>
+            </w:pPr>
             <w:r>
               <w:t>0,7237</w:t>
             </w:r>
@@ -15468,6 +15913,9 @@
             <w:hideMark/>
           </w:tcPr>
           <w:p>
+            <w:pPr>
+              <w:spacing w:afterLines="160" w:after="384"/>
+            </w:pPr>
             <w:r>
               <w:t>0,7807</w:t>
             </w:r>
@@ -15480,6 +15928,9 @@
             <w:hideMark/>
           </w:tcPr>
           <w:p>
+            <w:pPr>
+              <w:spacing w:afterLines="160" w:after="384"/>
+            </w:pPr>
             <w:r>
               <w:t>0,9251</w:t>
             </w:r>
@@ -15497,6 +15948,9 @@
             <w:hideMark/>
           </w:tcPr>
           <w:p>
+            <w:pPr>
+              <w:spacing w:afterLines="160" w:after="384"/>
+            </w:pPr>
             <w:r>
               <w:t>Logistic Regression</w:t>
             </w:r>
@@ -15509,6 +15963,9 @@
             <w:hideMark/>
           </w:tcPr>
           <w:p>
+            <w:pPr>
+              <w:spacing w:afterLines="160" w:after="384"/>
+            </w:pPr>
             <w:r>
               <w:t>0,8061</w:t>
             </w:r>
@@ -15521,6 +15978,9 @@
             <w:hideMark/>
           </w:tcPr>
           <w:p>
+            <w:pPr>
+              <w:spacing w:afterLines="160" w:after="384"/>
+            </w:pPr>
             <w:r>
               <w:t>0,7271</w:t>
             </w:r>
@@ -15533,6 +15993,9 @@
             <w:hideMark/>
           </w:tcPr>
           <w:p>
+            <w:pPr>
+              <w:spacing w:afterLines="160" w:after="384"/>
+            </w:pPr>
             <w:r>
               <w:t>0,7628</w:t>
             </w:r>
@@ -15545,6 +16008,9 @@
             <w:hideMark/>
           </w:tcPr>
           <w:p>
+            <w:pPr>
+              <w:spacing w:afterLines="160" w:after="384"/>
+            </w:pPr>
             <w:r>
               <w:t>0,7445</w:t>
             </w:r>
@@ -15557,6 +16023,9 @@
             <w:hideMark/>
           </w:tcPr>
           <w:p>
+            <w:pPr>
+              <w:spacing w:afterLines="160" w:after="384"/>
+            </w:pPr>
             <w:r>
               <w:t>0,8905</w:t>
             </w:r>
@@ -15566,8 +16035,9 @@
     </w:tbl>
     <w:p>
       <w:pPr>
-        <w:spacing w:after="554" w:line="336" w:lineRule="auto"/>
+        <w:spacing w:after="475" w:line="336" w:lineRule="auto"/>
         <w:ind w:right="1060"/>
+        <w:jc w:val="center"/>
         <w:rPr>
           <w:rFonts w:ascii="Times New Roman" w:hAnsi="Times New Roman" w:cs="Times New Roman"/>
           <w:iCs/>
@@ -15578,36 +16048,17 @@
       <w:r>
         <w:rPr>
           <w:rFonts w:ascii="Times New Roman" w:hAnsi="Times New Roman" w:cs="Times New Roman"/>
+          <w:i/>
           <w:iCs/>
           <w:sz w:val="24"/>
           <w:szCs w:val="24"/>
         </w:rPr>
-        <w:t>Random Forest đạt F1-score cao nhất, bằng 0,7832, nên được code tự động chọn làm mô hình tốt nhất thông qua result_df["F1-score"</w:t>
-      </w:r>
-      <w:proofErr w:type="gramStart"/>
-      <w:r>
-        <w:rPr>
-          <w:rFonts w:ascii="Times New Roman" w:hAnsi="Times New Roman" w:cs="Times New Roman"/>
-          <w:iCs/>
-          <w:sz w:val="24"/>
-          <w:szCs w:val="24"/>
-        </w:rPr>
-        <w:t>].idxmax</w:t>
-      </w:r>
-      <w:proofErr w:type="gramEnd"/>
-      <w:r>
-        <w:rPr>
-          <w:rFonts w:ascii="Times New Roman" w:hAnsi="Times New Roman" w:cs="Times New Roman"/>
-          <w:iCs/>
-          <w:sz w:val="24"/>
-          <w:szCs w:val="24"/>
-        </w:rPr>
-        <w:t>(). Gradient Boosting có Accuracy và ROC-AUC cao hơn nhẹ, nhưng Recall và F1-score thấp hơn Random Forest. Logistic Regression có Recall cao nhất nhưng Precision thấp, làm F1-score chỉ đạt 0,7445.</w:t>
+        <w:t>Bảng 6.1. Kết quả đánh giá các mô hình trên tập Test</w:t>
       </w:r>
     </w:p>
     <w:p>
       <w:pPr>
-        <w:spacing w:after="554" w:line="336" w:lineRule="auto"/>
+        <w:spacing w:line="336" w:lineRule="auto"/>
         <w:ind w:right="1060"/>
         <w:rPr>
           <w:rFonts w:ascii="Times New Roman" w:hAnsi="Times New Roman" w:cs="Times New Roman"/>
@@ -15623,31 +16074,72 @@
           <w:sz w:val="24"/>
           <w:szCs w:val="24"/>
         </w:rPr>
-        <w:t>Việc Gradient Boosting đạt ROC-AUC 0,9251 nhưng không được chọn không phải là mâu thuẫn. ROC-AUC đo khả năng xếp hạng xác suất trên toàn bộ các ngưỡng, trong khi F1-score phản ánh sự cân bằng giữa Precision và Recall tại ngưỡng phân loại mặc định. Do tiêu chí chọn mô hình trong code là F1-score, Random Forest được chọn.</w:t>
+        <w:t xml:space="preserve">- </w:t>
+      </w:r>
+      <w:r>
+        <w:rPr>
+          <w:rFonts w:ascii="Times New Roman" w:hAnsi="Times New Roman" w:cs="Times New Roman"/>
+          <w:iCs/>
+          <w:sz w:val="24"/>
+          <w:szCs w:val="24"/>
+        </w:rPr>
+        <w:t>Random Forest đạt F1-score cao nhất, bằng 0,7832, nên được code tự động chọn làm mô hình tốt nhất thông qua result_df["F1-score"].idxmax(). Gradient Boosting có Accuracy và ROC-AUC cao hơn nhẹ, nhưng Recall và F1-score thấp hơn Random Forest. Logistic Regression có Recall cao nhất nhưng Precision thấp, làm F1-score chỉ đạt 0,7445.</w:t>
       </w:r>
     </w:p>
     <w:p>
       <w:pPr>
+        <w:spacing w:line="336" w:lineRule="auto"/>
+        <w:ind w:right="1060"/>
+        <w:rPr>
+          <w:rFonts w:ascii="Times New Roman" w:hAnsi="Times New Roman" w:cs="Times New Roman"/>
+          <w:iCs/>
+          <w:sz w:val="24"/>
+          <w:szCs w:val="24"/>
+        </w:rPr>
+      </w:pPr>
+      <w:r>
+        <w:rPr>
+          <w:rFonts w:ascii="Times New Roman" w:hAnsi="Times New Roman" w:cs="Times New Roman"/>
+          <w:iCs/>
+          <w:sz w:val="24"/>
+          <w:szCs w:val="24"/>
+        </w:rPr>
+        <w:t xml:space="preserve">- </w:t>
+      </w:r>
+      <w:r>
+        <w:rPr>
+          <w:rFonts w:ascii="Times New Roman" w:hAnsi="Times New Roman" w:cs="Times New Roman"/>
+          <w:iCs/>
+          <w:sz w:val="24"/>
+          <w:szCs w:val="24"/>
+        </w:rPr>
+        <w:t>Việc Gradient Boosting đạt ROC-AUC 0,9251 nhưng không được chọn không phải là mâu thuẫn. ROC-AUC đo khả năng xếp hạng xác suất trên toàn bộ các ngưỡng, trong khi F1-score phản ánh sự cân bằng giữa Precision và Recall tại ngưỡng phân loại mặc định. Do tiêu chí chọn mô hình trong code là F1-score, Random Forest được chọn.</w:t>
+      </w:r>
+    </w:p>
+    <w:p>
+      <w:pPr>
         <w:pStyle w:val="Heading2"/>
+        <w:spacing w:after="160"/>
         <w:rPr>
           <w:b w:val="0"/>
           <w:iCs/>
-          <w:sz w:val="24"/>
-          <w:szCs w:val="24"/>
+          <w:sz w:val="28"/>
+          <w:szCs w:val="28"/>
         </w:rPr>
       </w:pPr>
       <w:r>
         <w:rPr>
           <w:iCs/>
-          <w:sz w:val="24"/>
-          <w:szCs w:val="24"/>
-        </w:rPr>
+          <w:sz w:val="28"/>
+          <w:szCs w:val="28"/>
+        </w:rPr>
+        <w:lastRenderedPageBreak/>
         <w:t>6.2 Ma trận nhầm lẫn và đường ROC</w:t>
       </w:r>
     </w:p>
     <w:p>
       <w:pPr>
-        <w:spacing w:after="554" w:line="336" w:lineRule="auto"/>
+        <w:spacing w:line="336" w:lineRule="auto"/>
         <w:ind w:right="1060"/>
         <w:rPr>
           <w:rFonts w:ascii="Times New Roman" w:hAnsi="Times New Roman" w:cs="Times New Roman"/>
@@ -15656,6 +16148,15 @@
           <w:szCs w:val="24"/>
         </w:rPr>
       </w:pPr>
+      <w:r>
+        <w:rPr>
+          <w:rFonts w:ascii="Times New Roman" w:hAnsi="Times New Roman" w:cs="Times New Roman"/>
+          <w:iCs/>
+          <w:sz w:val="24"/>
+          <w:szCs w:val="24"/>
+        </w:rPr>
+        <w:t xml:space="preserve">- </w:t>
+      </w:r>
       <w:r>
         <w:rPr>
           <w:rFonts w:ascii="Times New Roman" w:hAnsi="Times New Roman" w:cs="Times New Roman"/>
@@ -15668,7 +16169,7 @@
     </w:p>
     <w:p>
       <w:pPr>
-        <w:spacing w:after="554" w:line="336" w:lineRule="auto"/>
+        <w:spacing w:afterLines="160" w:after="384" w:line="336" w:lineRule="auto"/>
         <w:ind w:right="1060"/>
         <w:rPr>
           <w:rFonts w:ascii="Times New Roman" w:hAnsi="Times New Roman" w:cs="Times New Roman"/>
@@ -15685,7 +16186,6 @@
           <w:sz w:val="24"/>
           <w:szCs w:val="24"/>
         </w:rPr>
-        <w:lastRenderedPageBreak/>
         <w:drawing>
           <wp:inline distT="0" distB="0" distL="0" distR="0" wp14:anchorId="1FB6EB3C" wp14:editId="476B1E0F">
             <wp:extent cx="4476750" cy="4038600"/>
@@ -15738,8 +16238,9 @@
     </w:p>
     <w:p>
       <w:pPr>
-        <w:spacing w:after="554" w:line="336" w:lineRule="auto"/>
+        <w:spacing w:after="475" w:line="336" w:lineRule="auto"/>
         <w:ind w:right="1060"/>
+        <w:jc w:val="center"/>
         <w:rPr>
           <w:rFonts w:ascii="Times New Roman" w:hAnsi="Times New Roman" w:cs="Times New Roman"/>
           <w:iCs/>
@@ -15760,7 +16261,7 @@
     </w:p>
     <w:p>
       <w:pPr>
-        <w:spacing w:after="554" w:line="336" w:lineRule="auto"/>
+        <w:spacing w:line="336" w:lineRule="auto"/>
         <w:ind w:right="1060"/>
         <w:rPr>
           <w:rFonts w:ascii="Times New Roman" w:hAnsi="Times New Roman" w:cs="Times New Roman"/>
@@ -15776,9 +16277,8 @@
           <w:sz w:val="24"/>
           <w:szCs w:val="24"/>
         </w:rPr>
-        <w:t>Kết quả gồm 13.688 True Negative, 6.559 True Positive, 1.345 False Positive và 2.286 False Negative. Từ các giá trị này, Precision của lớp hủy bằng 6.559</w:t>
-      </w:r>
-      <w:proofErr w:type="gramStart"/>
+        <w:t xml:space="preserve">- </w:t>
+      </w:r>
       <w:r>
         <w:rPr>
           <w:rFonts w:ascii="Times New Roman" w:hAnsi="Times New Roman" w:cs="Times New Roman"/>
@@ -15786,22 +16286,12 @@
           <w:sz w:val="24"/>
           <w:szCs w:val="24"/>
         </w:rPr>
-        <w:t>/(</w:t>
-      </w:r>
-      <w:proofErr w:type="gramEnd"/>
-      <w:r>
-        <w:rPr>
-          <w:rFonts w:ascii="Times New Roman" w:hAnsi="Times New Roman" w:cs="Times New Roman"/>
-          <w:iCs/>
-          <w:sz w:val="24"/>
-          <w:szCs w:val="24"/>
-        </w:rPr>
-        <w:t>6.559+1.345)=0,8298; Recall bằng 6.559/(6.559+2.286)=0,7415; F1-score đạt 0,7832. Các kết quả tính lại từ ma trận hoàn toàn phù hợp với Bảng 6.1.</w:t>
+        <w:t>Kết quả gồm 13.688 True Negative, 6.559 True Positive, 1.345 False Positive và 2.286 False Negative. Từ các giá trị này, Precision của lớp hủy bằng 6.559/(6.559+1.345)=0,8298; Recall bằng 6.559/(6.559+2.286)=0,7415; F1-score đạt 0,7832. Các kết quả tính lại từ ma trận hoàn toàn phù hợp với Bảng 6.1.</w:t>
       </w:r>
     </w:p>
     <w:p>
       <w:pPr>
-        <w:spacing w:after="554" w:line="336" w:lineRule="auto"/>
+        <w:spacing w:line="336" w:lineRule="auto"/>
         <w:ind w:right="1060"/>
         <w:rPr>
           <w:rFonts w:ascii="Times New Roman" w:hAnsi="Times New Roman" w:cs="Times New Roman"/>
@@ -15817,9 +16307,8 @@
           <w:sz w:val="24"/>
           <w:szCs w:val="24"/>
         </w:rPr>
-        <w:t>False Positive chiếm khoảng 5,63% toàn bộ tập Test. Nếu xét riêng các đơn thực tế không hủy, False Positive Rate bằng 1.345</w:t>
-      </w:r>
-      <w:proofErr w:type="gramStart"/>
+        <w:t xml:space="preserve">- </w:t>
+      </w:r>
       <w:r>
         <w:rPr>
           <w:rFonts w:ascii="Times New Roman" w:hAnsi="Times New Roman" w:cs="Times New Roman"/>
@@ -15827,22 +16316,12 @@
           <w:sz w:val="24"/>
           <w:szCs w:val="24"/>
         </w:rPr>
-        <w:t>/(</w:t>
-      </w:r>
-      <w:proofErr w:type="gramEnd"/>
-      <w:r>
-        <w:rPr>
-          <w:rFonts w:ascii="Times New Roman" w:hAnsi="Times New Roman" w:cs="Times New Roman"/>
-          <w:iCs/>
-          <w:sz w:val="24"/>
-          <w:szCs w:val="24"/>
-        </w:rPr>
-        <w:t>13.688+1.345), xấp xỉ 8,95%. False Negative chiếm khoảng 9,57% tập Test và tương ứng bỏ sót khoảng 25,85% số đơn thực tế bị hủy. Do chi phí bỏ sót đơn hủy có thể cao, việc điều chỉnh ngưỡng dự đoán để tăng Recall là một hướng cần khảo sát.</w:t>
+        <w:t>False Positive chiếm khoảng 5,63% toàn bộ tập Test. Nếu xét riêng các đơn thực tế không hủy, False Positive Rate bằng 1.345/(13.688+1.345), xấp xỉ 8,95%. False Negative chiếm khoảng 9,57% tập Test và tương ứng bỏ sót khoảng 25,85% số đơn thực tế bị hủy. Do chi phí bỏ sót đơn hủy có thể cao, việc điều chỉnh ngưỡng dự đoán để tăng Recall là một hướng cần khảo sát.</w:t>
       </w:r>
     </w:p>
     <w:p>
       <w:pPr>
-        <w:spacing w:after="554" w:line="336" w:lineRule="auto"/>
+        <w:spacing w:afterLines="160" w:after="384" w:line="336" w:lineRule="auto"/>
         <w:ind w:right="1060"/>
         <w:rPr>
           <w:rFonts w:ascii="Times New Roman" w:hAnsi="Times New Roman" w:cs="Times New Roman"/>
@@ -15912,8 +16391,9 @@
     </w:p>
     <w:p>
       <w:pPr>
-        <w:spacing w:after="554" w:line="336" w:lineRule="auto"/>
+        <w:spacing w:after="475" w:line="336" w:lineRule="auto"/>
         <w:ind w:right="1060"/>
+        <w:jc w:val="center"/>
         <w:rPr>
           <w:rFonts w:ascii="Times New Roman" w:hAnsi="Times New Roman" w:cs="Times New Roman"/>
           <w:iCs/>
@@ -15934,7 +16414,7 @@
     </w:p>
     <w:p>
       <w:pPr>
-        <w:spacing w:after="554" w:line="336" w:lineRule="auto"/>
+        <w:spacing w:line="336" w:lineRule="auto"/>
         <w:ind w:right="1060"/>
         <w:rPr>
           <w:rFonts w:ascii="Times New Roman" w:hAnsi="Times New Roman" w:cs="Times New Roman"/>
@@ -15950,31 +16430,59 @@
           <w:sz w:val="24"/>
           <w:szCs w:val="24"/>
         </w:rPr>
-        <w:t>Ngoài đường ROC riêng của mô hình tốt nhất được lưu thành Figure_6_2_ROC.png, code còn tạo biểu đồ so sánh ba đường ROC và lưu thành Figure_6_4_ROC_Comparison.png. Gradient Boosting đạt AUC cao nhất (0,9251), tiếp theo là Random Forest (0,9203) và Logistic Regression (0,8905). Cả ba mô hình đều tốt hơn rõ rệt so với bộ phân loại ngẫu nhiên.</w:t>
+        <w:t xml:space="preserve">- </w:t>
+      </w:r>
+      <w:r>
+        <w:rPr>
+          <w:rFonts w:ascii="Times New Roman" w:hAnsi="Times New Roman" w:cs="Times New Roman"/>
+          <w:iCs/>
+          <w:sz w:val="24"/>
+          <w:szCs w:val="24"/>
+        </w:rPr>
+        <w:t xml:space="preserve">Ngoài đường ROC riêng của mô hình tốt nhất được lưu thành Figure_6_2_ROC.png, code còn tạo biểu đồ so sánh ba đường ROC và lưu thành Figure_6_4_ROC_Comparison.png. </w:t>
+      </w:r>
+      <w:r>
+        <w:rPr>
+          <w:rFonts w:ascii="Times New Roman" w:hAnsi="Times New Roman" w:cs="Times New Roman"/>
+          <w:iCs/>
+          <w:sz w:val="24"/>
+          <w:szCs w:val="24"/>
+        </w:rPr>
+        <w:t xml:space="preserve">- </w:t>
+      </w:r>
+      <w:r>
+        <w:rPr>
+          <w:rFonts w:ascii="Times New Roman" w:hAnsi="Times New Roman" w:cs="Times New Roman"/>
+          <w:iCs/>
+          <w:sz w:val="24"/>
+          <w:szCs w:val="24"/>
+        </w:rPr>
+        <w:t>Gradient Boosting đạt AUC cao nhất (0,9251), tiếp theo là Random Forest (0,9203) và Logistic Regression (0,8905). Cả ba mô hình đều tốt hơn rõ rệt so với bộ phân loại ngẫu nhiên.</w:t>
       </w:r>
     </w:p>
     <w:p>
       <w:pPr>
         <w:pStyle w:val="Heading2"/>
+        <w:spacing w:after="160"/>
         <w:rPr>
           <w:b w:val="0"/>
           <w:iCs/>
-          <w:sz w:val="24"/>
-          <w:szCs w:val="24"/>
+          <w:sz w:val="28"/>
+          <w:szCs w:val="28"/>
         </w:rPr>
       </w:pPr>
       <w:r>
         <w:rPr>
           <w:iCs/>
-          <w:sz w:val="24"/>
-          <w:szCs w:val="24"/>
+          <w:sz w:val="28"/>
+          <w:szCs w:val="28"/>
         </w:rPr>
         <w:t>6.3 Phân tích lỗi</w:t>
       </w:r>
     </w:p>
     <w:p>
       <w:pPr>
-        <w:spacing w:after="554" w:line="336" w:lineRule="auto"/>
+        <w:spacing w:line="336" w:lineRule="auto"/>
         <w:ind w:right="1060"/>
         <w:rPr>
           <w:rFonts w:ascii="Times New Roman" w:hAnsi="Times New Roman" w:cs="Times New Roman"/>
@@ -15990,30 +16498,16 @@
           <w:sz w:val="24"/>
           <w:szCs w:val="24"/>
         </w:rPr>
+        <w:t xml:space="preserve">- </w:t>
+      </w:r>
+      <w:r>
+        <w:rPr>
+          <w:rFonts w:ascii="Times New Roman" w:hAnsi="Times New Roman" w:cs="Times New Roman"/>
+          <w:iCs/>
+          <w:sz w:val="24"/>
+          <w:szCs w:val="24"/>
+        </w:rPr>
         <w:t>Chương trình tạo Prediction_Error.csv gồm ba cột Actual, Prediction và Correct. Với Random Forest, tổng số dự đoán sai là 3.631 mẫu, tương ứng tổng số False Positive và False Negative trong ma trận nhầm lẫn. File hiện chỉ lưu nhãn thực tế, nhãn dự đoán và trạng thái đúng/sai.</w:t>
-      </w:r>
-    </w:p>
-    <w:p>
-      <w:pPr>
-        <w:spacing w:after="554" w:line="336" w:lineRule="auto"/>
-        <w:ind w:right="1060"/>
-        <w:rPr>
-          <w:rFonts w:ascii="Times New Roman" w:hAnsi="Times New Roman" w:cs="Times New Roman"/>
-          <w:iCs/>
-          <w:sz w:val="24"/>
-          <w:szCs w:val="24"/>
-        </w:rPr>
-      </w:pPr>
-      <w:r>
-        <w:rPr>
-          <w:rFonts w:ascii="Times New Roman" w:hAnsi="Times New Roman" w:cs="Times New Roman"/>
-          <w:i/>
-          <w:iCs/>
-          <w:sz w:val="24"/>
-          <w:szCs w:val="24"/>
-        </w:rPr>
-        <w:lastRenderedPageBreak/>
-        <w:t>Bảng 6.2. Tổng hợp hai loại lỗi của mô hình Random Forest</w:t>
       </w:r>
     </w:p>
     <w:tbl>
@@ -16035,14 +16529,14 @@
         </w:trPr>
         <w:tc>
           <w:tcPr>
-            <w:tcW w:w="1944" w:type="dxa"/>
+            <w:tcW w:w="2143" w:type="dxa"/>
             <w:shd w:val="clear" w:color="auto" w:fill="D9EAF7"/>
             <w:vAlign w:val="center"/>
             <w:hideMark/>
           </w:tcPr>
           <w:p>
             <w:pPr>
-              <w:spacing w:after="554" w:line="336" w:lineRule="auto"/>
+              <w:spacing w:afterLines="160" w:after="384" w:line="336" w:lineRule="auto"/>
               <w:ind w:right="1060"/>
               <w:rPr>
                 <w:rFonts w:ascii="Times New Roman" w:hAnsi="Times New Roman" w:cs="Times New Roman"/>
@@ -16059,20 +16553,21 @@
                 <w:sz w:val="24"/>
                 <w:szCs w:val="24"/>
               </w:rPr>
+              <w:lastRenderedPageBreak/>
               <w:t>Loại lỗi</w:t>
             </w:r>
           </w:p>
         </w:tc>
         <w:tc>
           <w:tcPr>
-            <w:tcW w:w="1152" w:type="dxa"/>
+            <w:tcW w:w="1816" w:type="dxa"/>
             <w:shd w:val="clear" w:color="auto" w:fill="D9EAF7"/>
             <w:vAlign w:val="center"/>
             <w:hideMark/>
           </w:tcPr>
           <w:p>
             <w:pPr>
-              <w:spacing w:after="554" w:line="336" w:lineRule="auto"/>
+              <w:spacing w:afterLines="160" w:after="384" w:line="336" w:lineRule="auto"/>
               <w:ind w:right="1060"/>
               <w:rPr>
                 <w:rFonts w:ascii="Times New Roman" w:hAnsi="Times New Roman" w:cs="Times New Roman"/>
@@ -16095,14 +16590,14 @@
         </w:tc>
         <w:tc>
           <w:tcPr>
-            <w:tcW w:w="1800" w:type="dxa"/>
+            <w:tcW w:w="2016" w:type="dxa"/>
             <w:shd w:val="clear" w:color="auto" w:fill="D9EAF7"/>
             <w:vAlign w:val="center"/>
             <w:hideMark/>
           </w:tcPr>
           <w:p>
             <w:pPr>
-              <w:spacing w:after="554" w:line="336" w:lineRule="auto"/>
+              <w:spacing w:afterLines="160" w:after="384" w:line="336" w:lineRule="auto"/>
               <w:ind w:right="1060"/>
               <w:rPr>
                 <w:rFonts w:ascii="Times New Roman" w:hAnsi="Times New Roman" w:cs="Times New Roman"/>
@@ -16125,14 +16620,14 @@
         </w:tc>
         <w:tc>
           <w:tcPr>
-            <w:tcW w:w="4752" w:type="dxa"/>
+            <w:tcW w:w="4282" w:type="dxa"/>
             <w:shd w:val="clear" w:color="auto" w:fill="D9EAF7"/>
             <w:vAlign w:val="center"/>
             <w:hideMark/>
           </w:tcPr>
           <w:p>
             <w:pPr>
-              <w:spacing w:after="554" w:line="336" w:lineRule="auto"/>
+              <w:spacing w:afterLines="160" w:after="384" w:line="336" w:lineRule="auto"/>
               <w:ind w:right="1060"/>
               <w:rPr>
                 <w:rFonts w:ascii="Times New Roman" w:hAnsi="Times New Roman" w:cs="Times New Roman"/>
@@ -16160,13 +16655,13 @@
         </w:trPr>
         <w:tc>
           <w:tcPr>
-            <w:tcW w:w="1944" w:type="dxa"/>
+            <w:tcW w:w="2143" w:type="dxa"/>
             <w:vAlign w:val="center"/>
             <w:hideMark/>
           </w:tcPr>
           <w:p>
             <w:pPr>
-              <w:spacing w:after="554" w:line="336" w:lineRule="auto"/>
+              <w:spacing w:afterLines="160" w:after="384" w:line="336" w:lineRule="auto"/>
               <w:ind w:right="1060"/>
               <w:rPr>
                 <w:rFonts w:ascii="Times New Roman" w:hAnsi="Times New Roman" w:cs="Times New Roman"/>
@@ -16188,13 +16683,13 @@
         </w:tc>
         <w:tc>
           <w:tcPr>
-            <w:tcW w:w="1152" w:type="dxa"/>
+            <w:tcW w:w="1816" w:type="dxa"/>
             <w:vAlign w:val="center"/>
             <w:hideMark/>
           </w:tcPr>
           <w:p>
             <w:pPr>
-              <w:spacing w:after="554" w:line="336" w:lineRule="auto"/>
+              <w:spacing w:afterLines="160" w:after="384" w:line="336" w:lineRule="auto"/>
               <w:ind w:right="1060"/>
               <w:rPr>
                 <w:rFonts w:ascii="Times New Roman" w:hAnsi="Times New Roman" w:cs="Times New Roman"/>
@@ -16216,13 +16711,13 @@
         </w:tc>
         <w:tc>
           <w:tcPr>
-            <w:tcW w:w="1800" w:type="dxa"/>
+            <w:tcW w:w="2016" w:type="dxa"/>
             <w:vAlign w:val="center"/>
             <w:hideMark/>
           </w:tcPr>
           <w:p>
             <w:pPr>
-              <w:spacing w:after="554" w:line="336" w:lineRule="auto"/>
+              <w:spacing w:afterLines="160" w:after="384" w:line="336" w:lineRule="auto"/>
               <w:ind w:right="1060"/>
               <w:rPr>
                 <w:rFonts w:ascii="Times New Roman" w:hAnsi="Times New Roman" w:cs="Times New Roman"/>
@@ -16244,13 +16739,13 @@
         </w:tc>
         <w:tc>
           <w:tcPr>
-            <w:tcW w:w="4752" w:type="dxa"/>
+            <w:tcW w:w="4282" w:type="dxa"/>
             <w:vAlign w:val="center"/>
             <w:hideMark/>
           </w:tcPr>
           <w:p>
             <w:pPr>
-              <w:spacing w:after="554" w:line="336" w:lineRule="auto"/>
+              <w:spacing w:afterLines="160" w:after="384" w:line="336" w:lineRule="auto"/>
               <w:ind w:right="1060"/>
               <w:rPr>
                 <w:rFonts w:ascii="Times New Roman" w:hAnsi="Times New Roman" w:cs="Times New Roman"/>
@@ -16277,13 +16772,13 @@
         </w:trPr>
         <w:tc>
           <w:tcPr>
-            <w:tcW w:w="1944" w:type="dxa"/>
+            <w:tcW w:w="2143" w:type="dxa"/>
             <w:vAlign w:val="center"/>
             <w:hideMark/>
           </w:tcPr>
           <w:p>
             <w:pPr>
-              <w:spacing w:after="554" w:line="336" w:lineRule="auto"/>
+              <w:spacing w:afterLines="160" w:after="384" w:line="336" w:lineRule="auto"/>
               <w:ind w:right="1060"/>
               <w:rPr>
                 <w:rFonts w:ascii="Times New Roman" w:hAnsi="Times New Roman" w:cs="Times New Roman"/>
@@ -16305,13 +16800,13 @@
         </w:tc>
         <w:tc>
           <w:tcPr>
-            <w:tcW w:w="1152" w:type="dxa"/>
+            <w:tcW w:w="1816" w:type="dxa"/>
             <w:vAlign w:val="center"/>
             <w:hideMark/>
           </w:tcPr>
           <w:p>
             <w:pPr>
-              <w:spacing w:after="554" w:line="336" w:lineRule="auto"/>
+              <w:spacing w:afterLines="160" w:after="384" w:line="336" w:lineRule="auto"/>
               <w:ind w:right="1060"/>
               <w:rPr>
                 <w:rFonts w:ascii="Times New Roman" w:hAnsi="Times New Roman" w:cs="Times New Roman"/>
@@ -16333,13 +16828,13 @@
         </w:tc>
         <w:tc>
           <w:tcPr>
-            <w:tcW w:w="1800" w:type="dxa"/>
+            <w:tcW w:w="2016" w:type="dxa"/>
             <w:vAlign w:val="center"/>
             <w:hideMark/>
           </w:tcPr>
           <w:p>
             <w:pPr>
-              <w:spacing w:after="554" w:line="336" w:lineRule="auto"/>
+              <w:spacing w:afterLines="160" w:after="384" w:line="336" w:lineRule="auto"/>
               <w:ind w:right="1060"/>
               <w:rPr>
                 <w:rFonts w:ascii="Times New Roman" w:hAnsi="Times New Roman" w:cs="Times New Roman"/>
@@ -16361,13 +16856,13 @@
         </w:tc>
         <w:tc>
           <w:tcPr>
-            <w:tcW w:w="4752" w:type="dxa"/>
+            <w:tcW w:w="4282" w:type="dxa"/>
             <w:vAlign w:val="center"/>
             <w:hideMark/>
           </w:tcPr>
           <w:p>
             <w:pPr>
-              <w:spacing w:after="554" w:line="336" w:lineRule="auto"/>
+              <w:spacing w:afterLines="160" w:after="384" w:line="336" w:lineRule="auto"/>
               <w:ind w:right="1060"/>
               <w:rPr>
                 <w:rFonts w:ascii="Times New Roman" w:hAnsi="Times New Roman" w:cs="Times New Roman"/>
@@ -16394,13 +16889,13 @@
         </w:trPr>
         <w:tc>
           <w:tcPr>
-            <w:tcW w:w="1944" w:type="dxa"/>
+            <w:tcW w:w="2143" w:type="dxa"/>
             <w:vAlign w:val="center"/>
             <w:hideMark/>
           </w:tcPr>
           <w:p>
             <w:pPr>
-              <w:spacing w:after="554" w:line="336" w:lineRule="auto"/>
+              <w:spacing w:afterLines="160" w:after="384" w:line="336" w:lineRule="auto"/>
               <w:ind w:right="1060"/>
               <w:rPr>
                 <w:rFonts w:ascii="Times New Roman" w:hAnsi="Times New Roman" w:cs="Times New Roman"/>
@@ -16422,11 +16917,14 @@
         </w:tc>
         <w:tc>
           <w:tcPr>
-            <w:tcW w:w="1152" w:type="dxa"/>
+            <w:tcW w:w="1816" w:type="dxa"/>
             <w:vAlign w:val="center"/>
             <w:hideMark/>
           </w:tcPr>
           <w:p>
+            <w:pPr>
+              <w:spacing w:afterLines="160" w:after="384"/>
+            </w:pPr>
             <w:r>
               <w:t>3.631</w:t>
             </w:r>
@@ -16434,13 +16932,13 @@
         </w:tc>
         <w:tc>
           <w:tcPr>
-            <w:tcW w:w="1800" w:type="dxa"/>
+            <w:tcW w:w="2016" w:type="dxa"/>
             <w:vAlign w:val="center"/>
             <w:hideMark/>
           </w:tcPr>
           <w:p>
             <w:pPr>
-              <w:spacing w:after="554" w:line="336" w:lineRule="auto"/>
+              <w:spacing w:afterLines="160" w:after="384" w:line="336" w:lineRule="auto"/>
               <w:ind w:right="1060"/>
               <w:rPr>
                 <w:rFonts w:ascii="Times New Roman" w:hAnsi="Times New Roman" w:cs="Times New Roman"/>
@@ -16462,13 +16960,13 @@
         </w:tc>
         <w:tc>
           <w:tcPr>
-            <w:tcW w:w="4752" w:type="dxa"/>
+            <w:tcW w:w="4282" w:type="dxa"/>
             <w:vAlign w:val="center"/>
             <w:hideMark/>
           </w:tcPr>
           <w:p>
             <w:pPr>
-              <w:spacing w:after="554" w:line="336" w:lineRule="auto"/>
+              <w:spacing w:afterLines="160" w:after="384" w:line="336" w:lineRule="auto"/>
               <w:ind w:right="1060"/>
               <w:rPr>
                 <w:rFonts w:ascii="Times New Roman" w:hAnsi="Times New Roman" w:cs="Times New Roman"/>
@@ -16492,8 +16990,9 @@
     </w:tbl>
     <w:p>
       <w:pPr>
-        <w:spacing w:after="554" w:line="336" w:lineRule="auto"/>
+        <w:spacing w:after="475" w:line="336" w:lineRule="auto"/>
         <w:ind w:right="1060"/>
+        <w:jc w:val="center"/>
         <w:rPr>
           <w:rFonts w:ascii="Times New Roman" w:hAnsi="Times New Roman" w:cs="Times New Roman"/>
           <w:iCs/>
@@ -16504,16 +17003,17 @@
       <w:r>
         <w:rPr>
           <w:rFonts w:ascii="Times New Roman" w:hAnsi="Times New Roman" w:cs="Times New Roman"/>
+          <w:i/>
           <w:iCs/>
           <w:sz w:val="24"/>
           <w:szCs w:val="24"/>
         </w:rPr>
-        <w:t>False Negative nhiều hơn False Positive, cho thấy mô hình vẫn bỏ sót một bộ phận đáng kể các đơn thực tế sẽ bị hủy. Trong bối cảnh khách sạn cần chủ động bán lại phòng hoặc điều chỉnh overbooking, nhóm lỗi này cần được ưu tiên giảm thông qua hiệu chỉnh ngưỡng xác suất hoặc tối ưu trực tiếp theo Recall/F1-score.</w:t>
+        <w:t>Bảng 6.2. Tổng hợp hai loại lỗi của mô hình Random Forest</w:t>
       </w:r>
     </w:p>
     <w:p>
       <w:pPr>
-        <w:spacing w:after="554" w:line="336" w:lineRule="auto"/>
+        <w:spacing w:line="336" w:lineRule="auto"/>
         <w:ind w:right="1060"/>
         <w:rPr>
           <w:rFonts w:ascii="Times New Roman" w:hAnsi="Times New Roman" w:cs="Times New Roman"/>
@@ -16529,31 +17029,82 @@
           <w:sz w:val="24"/>
           <w:szCs w:val="24"/>
         </w:rPr>
-        <w:t>Do Prediction_Error.csv chưa ghép lại các đặc trưng gốc của X_test, mã nguồn hiện tại chưa đủ dữ liệu để phân tích lỗi theo từng nhóm khách hàng, loại đặt cọc hoặc phân khúc thị trường. Muốn phân tích sâu hơn, cần giữ lại chỉ mục của X_test và xuất kèm các đặc trưng đầu vào cho từng dự đoán sai.</w:t>
+        <w:t xml:space="preserve">- </w:t>
+      </w:r>
+      <w:r>
+        <w:rPr>
+          <w:rFonts w:ascii="Times New Roman" w:hAnsi="Times New Roman" w:cs="Times New Roman"/>
+          <w:iCs/>
+          <w:sz w:val="24"/>
+          <w:szCs w:val="24"/>
+        </w:rPr>
+        <w:t>False Negative nhiều hơn False Positive, cho thấy mô hình vẫn bỏ sót một bộ phận đáng kể các đơn thực tế sẽ bị hủy. Trong bối cảnh khách sạn cần chủ động bán lại phòng hoặc điều chỉnh overbooking, nhóm lỗi này cần được ưu tiên giảm thông qua hiệu chỉnh ngưỡng xác suất hoặc tối ưu trực tiếp theo Recall/F1-score.</w:t>
       </w:r>
     </w:p>
     <w:p>
       <w:pPr>
+        <w:spacing w:line="336" w:lineRule="auto"/>
+        <w:ind w:right="1060"/>
+        <w:rPr>
+          <w:rFonts w:ascii="Times New Roman" w:hAnsi="Times New Roman" w:cs="Times New Roman"/>
+          <w:iCs/>
+          <w:sz w:val="24"/>
+          <w:szCs w:val="24"/>
+        </w:rPr>
+      </w:pPr>
+      <w:r>
+        <w:rPr>
+          <w:rFonts w:ascii="Times New Roman" w:hAnsi="Times New Roman" w:cs="Times New Roman"/>
+          <w:iCs/>
+          <w:sz w:val="24"/>
+          <w:szCs w:val="24"/>
+        </w:rPr>
+        <w:t xml:space="preserve">- </w:t>
+      </w:r>
+      <w:r>
+        <w:rPr>
+          <w:rFonts w:ascii="Times New Roman" w:hAnsi="Times New Roman" w:cs="Times New Roman"/>
+          <w:iCs/>
+          <w:sz w:val="24"/>
+          <w:szCs w:val="24"/>
+        </w:rPr>
+        <w:t>Do Prediction_Error.csv chưa ghép lại các đặc trưng gốc của X_test, mã nguồn hiện tại chưa đủ dữ liệu để phân tích lỗi theo từng nhóm khách hàng, loại đặt c</w:t>
+      </w:r>
+      <w:bookmarkStart w:id="27" w:name="_GoBack"/>
+      <w:bookmarkEnd w:id="27"/>
+      <w:r>
+        <w:rPr>
+          <w:rFonts w:ascii="Times New Roman" w:hAnsi="Times New Roman" w:cs="Times New Roman"/>
+          <w:iCs/>
+          <w:sz w:val="24"/>
+          <w:szCs w:val="24"/>
+        </w:rPr>
+        <w:t>ọc hoặc phân khúc thị trường. Muốn phân tích sâu hơn, cần giữ lại chỉ mục của X_test và xuất kèm các đặc trưng đầu vào cho từng dự đoán sai.</w:t>
+      </w:r>
+    </w:p>
+    <w:p>
+      <w:pPr>
         <w:pStyle w:val="Heading2"/>
+        <w:spacing w:after="160"/>
         <w:rPr>
           <w:b w:val="0"/>
           <w:iCs/>
-          <w:sz w:val="24"/>
-          <w:szCs w:val="24"/>
+          <w:sz w:val="28"/>
+          <w:szCs w:val="28"/>
         </w:rPr>
       </w:pPr>
       <w:r>
         <w:rPr>
           <w:iCs/>
-          <w:sz w:val="24"/>
-          <w:szCs w:val="24"/>
+          <w:sz w:val="28"/>
+          <w:szCs w:val="28"/>
         </w:rPr>
         <w:t>6.4 Giải thích mô hình</w:t>
       </w:r>
     </w:p>
     <w:p>
       <w:pPr>
-        <w:spacing w:after="554" w:line="336" w:lineRule="auto"/>
+        <w:spacing w:line="336" w:lineRule="auto"/>
         <w:ind w:right="1060"/>
         <w:rPr>
           <w:rFonts w:ascii="Times New Roman" w:hAnsi="Times New Roman" w:cs="Times New Roman"/>
@@ -16569,9 +17120,8 @@
           <w:sz w:val="24"/>
           <w:szCs w:val="24"/>
         </w:rPr>
-        <w:t>Vì Random Forest có thuộc tính feature_importances_, chương trình trích xuất tên đặc trưng sau tiền xử lý bằng preprocessor.get_feature_names_</w:t>
-      </w:r>
-      <w:proofErr w:type="gramStart"/>
+        <w:t xml:space="preserve">- </w:t>
+      </w:r>
       <w:r>
         <w:rPr>
           <w:rFonts w:ascii="Times New Roman" w:hAnsi="Times New Roman" w:cs="Times New Roman"/>
@@ -16579,22 +17129,12 @@
           <w:sz w:val="24"/>
           <w:szCs w:val="24"/>
         </w:rPr>
-        <w:t>out(</w:t>
-      </w:r>
-      <w:proofErr w:type="gramEnd"/>
-      <w:r>
-        <w:rPr>
-          <w:rFonts w:ascii="Times New Roman" w:hAnsi="Times New Roman" w:cs="Times New Roman"/>
-          <w:iCs/>
-          <w:sz w:val="24"/>
-          <w:szCs w:val="24"/>
-        </w:rPr>
-        <w:t>), loại bỏ tiền tố numeric__ và categorical__, sau đó sắp xếp độ quan trọng giảm dần và trực quan hóa 10 đặc trưng đứng đầu.</w:t>
+        <w:t>Vì Random Forest có thuộc tính feature_importances_, chương trình trích xuất tên đặc trưng sau tiền xử lý bằng preprocessor.get_feature_names_out(), loại bỏ tiền tố numeric__ và categorical__, sau đó sắp xếp độ quan trọng giảm dần và trực quan hóa 10 đặc trưng đứng đầu.</w:t>
       </w:r>
     </w:p>
     <w:p>
       <w:pPr>
-        <w:spacing w:after="554" w:line="336" w:lineRule="auto"/>
+        <w:spacing w:afterLines="160" w:after="384" w:line="336" w:lineRule="auto"/>
         <w:ind w:right="1060"/>
         <w:rPr>
           <w:rFonts w:ascii="Times New Roman" w:hAnsi="Times New Roman" w:cs="Times New Roman"/>
@@ -16664,8 +17204,9 @@
     </w:p>
     <w:p>
       <w:pPr>
-        <w:spacing w:after="554" w:line="336" w:lineRule="auto"/>
+        <w:spacing w:after="475" w:line="336" w:lineRule="auto"/>
         <w:ind w:right="1060"/>
+        <w:jc w:val="center"/>
         <w:rPr>
           <w:rFonts w:ascii="Times New Roman" w:hAnsi="Times New Roman" w:cs="Times New Roman"/>
           <w:iCs/>
@@ -16686,7 +17227,7 @@
     </w:p>
     <w:p>
       <w:pPr>
-        <w:spacing w:after="554" w:line="336" w:lineRule="auto"/>
+        <w:spacing w:line="336" w:lineRule="auto"/>
         <w:ind w:right="1060"/>
         <w:rPr>
           <w:rFonts w:ascii="Times New Roman" w:hAnsi="Times New Roman" w:cs="Times New Roman"/>
@@ -16702,9 +17243,8 @@
           <w:sz w:val="24"/>
           <w:szCs w:val="24"/>
         </w:rPr>
-        <w:t>Hai biến giả deposit_type_No Deposit và deposit_type_</w:t>
-      </w:r>
-      <w:proofErr w:type="gramStart"/>
+        <w:t xml:space="preserve">- </w:t>
+      </w:r>
       <w:r>
         <w:rPr>
           <w:rFonts w:ascii="Times New Roman" w:hAnsi="Times New Roman" w:cs="Times New Roman"/>
@@ -16712,22 +17252,12 @@
           <w:sz w:val="24"/>
           <w:szCs w:val="24"/>
         </w:rPr>
-        <w:t>Non Refund</w:t>
-      </w:r>
-      <w:proofErr w:type="gramEnd"/>
-      <w:r>
-        <w:rPr>
-          <w:rFonts w:ascii="Times New Roman" w:hAnsi="Times New Roman" w:cs="Times New Roman"/>
-          <w:iCs/>
-          <w:sz w:val="24"/>
-          <w:szCs w:val="24"/>
-        </w:rPr>
-        <w:t xml:space="preserve"> đứng đầu danh sách, cho thấy thông tin về hình thức đặt cọc đóng vai trò nổi bật trong các phép chia của rừng cây. Các vị trí tiếp theo gồm country_PRT, lead_time, total_of_special_requests và previous_cancellations. Nhóm đặc trưng này phản ánh chính sách đặt cọc, nguồn gốc khách, khoảng thời gian đặt trước, mức độ tương tác và lịch sử hủy.</w:t>
+        <w:t>Hai biến giả deposit_type_No Deposit và deposit_type_Non Refund đứng đầu danh sách, cho thấy thông tin về hình thức đặt cọc đóng vai trò nổi bật trong các phép chia của rừng cây. Các vị trí tiếp theo gồm country_PRT, lead_time, total_of_special_requests và previous_cancellations. Nhóm đặc trưng này phản ánh chính sách đặt cọc, nguồn gốc khách, khoảng thời gian đặt trước, mức độ tương tác và lịch sử hủy.</w:t>
       </w:r>
     </w:p>
     <w:p>
       <w:pPr>
-        <w:spacing w:after="554" w:line="336" w:lineRule="auto"/>
+        <w:spacing w:line="336" w:lineRule="auto"/>
         <w:ind w:right="1060"/>
         <w:rPr>
           <w:rFonts w:ascii="Times New Roman" w:hAnsi="Times New Roman" w:cs="Times New Roman"/>
@@ -16736,6 +17266,15 @@
           <w:szCs w:val="24"/>
         </w:rPr>
       </w:pPr>
+      <w:r>
+        <w:rPr>
+          <w:rFonts w:ascii="Times New Roman" w:hAnsi="Times New Roman" w:cs="Times New Roman"/>
+          <w:iCs/>
+          <w:sz w:val="24"/>
+          <w:szCs w:val="24"/>
+        </w:rPr>
+        <w:t xml:space="preserve">- </w:t>
+      </w:r>
       <w:r>
         <w:rPr>
           <w:rFonts w:ascii="Times New Roman" w:hAnsi="Times New Roman" w:cs="Times New Roman"/>
@@ -16749,25 +17288,26 @@
     <w:p>
       <w:pPr>
         <w:pStyle w:val="Heading2"/>
+        <w:spacing w:after="160"/>
         <w:rPr>
           <w:b w:val="0"/>
           <w:iCs/>
-          <w:sz w:val="24"/>
-          <w:szCs w:val="24"/>
+          <w:sz w:val="28"/>
+          <w:szCs w:val="28"/>
         </w:rPr>
       </w:pPr>
       <w:r>
         <w:rPr>
           <w:iCs/>
-          <w:sz w:val="24"/>
-          <w:szCs w:val="24"/>
+          <w:sz w:val="28"/>
+          <w:szCs w:val="28"/>
         </w:rPr>
         <w:t>6.5 Thảo luận</w:t>
       </w:r>
     </w:p>
     <w:p>
       <w:pPr>
-        <w:spacing w:after="554" w:line="336" w:lineRule="auto"/>
+        <w:spacing w:line="336" w:lineRule="auto"/>
         <w:ind w:right="1060"/>
         <w:rPr>
           <w:rFonts w:ascii="Times New Roman" w:hAnsi="Times New Roman" w:cs="Times New Roman"/>
@@ -16783,7 +17323,7 @@
           <w:sz w:val="24"/>
           <w:szCs w:val="24"/>
         </w:rPr>
-        <w:t xml:space="preserve">Random Forest đạt sự cân bằng tốt nhất giữa Precision và Recall tại ngưỡng mặc định nên được chọn làm mô hình cuối cùng theo logic của code. Logistic Regression phát hiện được </w:t>
+        <w:t xml:space="preserve">- </w:t>
       </w:r>
       <w:r>
         <w:rPr>
@@ -16792,13 +17332,12 @@
           <w:sz w:val="24"/>
           <w:szCs w:val="24"/>
         </w:rPr>
-        <w:lastRenderedPageBreak/>
-        <w:t>nhiều đơn hủy hơn nhưng tạo nhiều cảnh báo sai hơn; Gradient Boosting phân biệt hai lớp tốt nhất theo ROC-AUC nhưng F1-score thấp hơn Random Forest.</w:t>
+        <w:t>Random Forest đạt sự cân bằng tốt nhất giữa Precision và Recall tại ngưỡng mặc định nên được chọn làm mô hình cuối cùng theo logic của code. Logistic Regression phát hiện được nhiều đơn hủy hơn nhưng tạo nhiều cảnh báo sai hơn; Gradient Boosting phân biệt hai lớp tốt nhất theo ROC-AUC nhưng F1-score thấp hơn Random Forest.</w:t>
       </w:r>
     </w:p>
     <w:p>
       <w:pPr>
-        <w:spacing w:after="554" w:line="336" w:lineRule="auto"/>
+        <w:spacing w:line="336" w:lineRule="auto"/>
         <w:ind w:right="1060"/>
         <w:rPr>
           <w:rFonts w:ascii="Times New Roman" w:hAnsi="Times New Roman" w:cs="Times New Roman"/>
@@ -16807,6 +17346,16 @@
           <w:szCs w:val="24"/>
         </w:rPr>
       </w:pPr>
+      <w:r>
+        <w:rPr>
+          <w:rFonts w:ascii="Times New Roman" w:hAnsi="Times New Roman" w:cs="Times New Roman"/>
+          <w:iCs/>
+          <w:sz w:val="24"/>
+          <w:szCs w:val="24"/>
+        </w:rPr>
+        <w:lastRenderedPageBreak/>
+        <w:t xml:space="preserve">- </w:t>
+      </w:r>
       <w:r>
         <w:rPr>
           <w:rFonts w:ascii="Times New Roman" w:hAnsi="Times New Roman" w:cs="Times New Roman"/>
@@ -16819,7 +17368,7 @@
     </w:p>
     <w:p>
       <w:pPr>
-        <w:spacing w:after="554" w:line="336" w:lineRule="auto"/>
+        <w:spacing w:line="336" w:lineRule="auto"/>
         <w:ind w:right="1060"/>
         <w:rPr>
           <w:rFonts w:ascii="Times New Roman" w:hAnsi="Times New Roman" w:cs="Times New Roman"/>
@@ -16840,38 +17389,14 @@
     </w:p>
     <w:p>
       <w:pPr>
-        <w:spacing w:after="554" w:line="336" w:lineRule="auto"/>
-        <w:ind w:right="1060"/>
-        <w:rPr>
-          <w:rFonts w:ascii="Times New Roman" w:hAnsi="Times New Roman" w:cs="Times New Roman"/>
-          <w:iCs/>
-          <w:sz w:val="24"/>
-          <w:szCs w:val="24"/>
-        </w:rPr>
-      </w:pPr>
-    </w:p>
-    <w:p>
-      <w:pPr>
-        <w:spacing w:after="554" w:line="336" w:lineRule="auto"/>
-        <w:ind w:right="1060"/>
-        <w:rPr>
-          <w:rFonts w:ascii="Times New Roman" w:hAnsi="Times New Roman" w:cs="Times New Roman"/>
-          <w:iCs/>
-          <w:sz w:val="24"/>
-          <w:szCs w:val="24"/>
-        </w:rPr>
-      </w:pPr>
-    </w:p>
-    <w:p>
-      <w:pPr>
         <w:pStyle w:val="Heading1"/>
         <w:ind w:left="35"/>
       </w:pPr>
-      <w:bookmarkStart w:id="27" w:name="_Toc20863"/>
+      <w:bookmarkStart w:id="28" w:name="_Toc20863"/>
       <w:r>
         <w:t>Chương 7 — Đóng gói và Triển khai</w:t>
       </w:r>
-      <w:bookmarkEnd w:id="27"/>
+      <w:bookmarkEnd w:id="28"/>
     </w:p>
     <w:p>
       <w:pPr>
@@ -16894,11 +17419,11 @@
         <w:spacing w:after="215"/>
         <w:ind w:left="35" w:right="0"/>
       </w:pPr>
-      <w:bookmarkStart w:id="28" w:name="_Toc20864"/>
+      <w:bookmarkStart w:id="29" w:name="_Toc20864"/>
       <w:r>
         <w:t>7.1 Đóng gói mô hình</w:t>
       </w:r>
-      <w:bookmarkEnd w:id="28"/>
+      <w:bookmarkEnd w:id="29"/>
     </w:p>
     <w:p>
       <w:pPr>
@@ -16937,11 +17462,11 @@
         <w:spacing w:after="215"/>
         <w:ind w:left="35" w:right="0"/>
       </w:pPr>
-      <w:bookmarkStart w:id="29" w:name="_Toc20865"/>
+      <w:bookmarkStart w:id="30" w:name="_Toc20865"/>
       <w:r>
         <w:t>7.2 Kiến trúc hệ thống</w:t>
       </w:r>
-      <w:bookmarkEnd w:id="29"/>
+      <w:bookmarkEnd w:id="30"/>
     </w:p>
     <w:p>
       <w:pPr>
@@ -17001,23 +17526,7 @@
           <w:rFonts w:ascii="Courier New" w:eastAsia="Courier New" w:hAnsi="Courier New" w:cs="Courier New"/>
           <w:sz w:val="25"/>
         </w:rPr>
-        <w:t>[Ngườidùng]→[</w:t>
-      </w:r>
-      <w:proofErr w:type="gramStart"/>
-      <w:r>
-        <w:rPr>
-          <w:rFonts w:ascii="Courier New" w:eastAsia="Courier New" w:hAnsi="Courier New" w:cs="Courier New"/>
-          <w:sz w:val="25"/>
-        </w:rPr>
-        <w:t>Frontend:React</w:t>
-      </w:r>
-      <w:proofErr w:type="gramEnd"/>
-      <w:r>
-        <w:rPr>
-          <w:rFonts w:ascii="Courier New" w:eastAsia="Courier New" w:hAnsi="Courier New" w:cs="Courier New"/>
-          <w:sz w:val="25"/>
-        </w:rPr>
-        <w:t>/Streamlit]→[RESTAPI:FastAPI/Flask]</w:t>
+        <w:t>[Ngườidùng]→[Frontend:React/Streamlit]→[RESTAPI:FastAPI/Flask]</w:t>
       </w:r>
     </w:p>
     <w:p>
@@ -17031,24 +17540,7 @@
           <w:rFonts w:ascii="Courier New" w:eastAsia="Courier New" w:hAnsi="Courier New" w:cs="Courier New"/>
           <w:sz w:val="25"/>
         </w:rPr>
-        <w:lastRenderedPageBreak/>
-        <w:t>├─→[Modelartifact</w:t>
-      </w:r>
-      <w:proofErr w:type="gramStart"/>
-      <w:r>
-        <w:rPr>
-          <w:rFonts w:ascii="Courier New" w:eastAsia="Courier New" w:hAnsi="Courier New" w:cs="Courier New"/>
-          <w:sz w:val="25"/>
-        </w:rPr>
-        <w:t>(.joblib</w:t>
-      </w:r>
-      <w:proofErr w:type="gramEnd"/>
-      <w:r>
-        <w:rPr>
-          <w:rFonts w:ascii="Courier New" w:eastAsia="Courier New" w:hAnsi="Courier New" w:cs="Courier New"/>
-          <w:sz w:val="25"/>
-        </w:rPr>
-        <w:t>)]</w:t>
+        <w:t>├─→[Modelartifact(.joblib)]</w:t>
       </w:r>
     </w:p>
     <w:p>
@@ -17062,23 +17554,7 @@
           <w:rFonts w:ascii="Courier New" w:eastAsia="Courier New" w:hAnsi="Courier New" w:cs="Courier New"/>
           <w:sz w:val="25"/>
         </w:rPr>
-        <w:t>└─→[</w:t>
-      </w:r>
-      <w:proofErr w:type="gramStart"/>
-      <w:r>
-        <w:rPr>
-          <w:rFonts w:ascii="Courier New" w:eastAsia="Courier New" w:hAnsi="Courier New" w:cs="Courier New"/>
-          <w:sz w:val="25"/>
-        </w:rPr>
-        <w:t>CSDL:MySQL</w:t>
-      </w:r>
-      <w:proofErr w:type="gramEnd"/>
-      <w:r>
-        <w:rPr>
-          <w:rFonts w:ascii="Courier New" w:eastAsia="Courier New" w:hAnsi="Courier New" w:cs="Courier New"/>
-          <w:sz w:val="25"/>
-        </w:rPr>
-        <w:t>/PostgreSQL]</w:t>
+        <w:t>└─→[CSDL:MySQL/PostgreSQL]</w:t>
       </w:r>
     </w:p>
     <w:p>
@@ -17087,11 +17563,11 @@
         <w:spacing w:after="0"/>
         <w:ind w:left="35" w:right="0"/>
       </w:pPr>
-      <w:bookmarkStart w:id="30" w:name="_Toc20866"/>
+      <w:bookmarkStart w:id="31" w:name="_Toc20866"/>
       <w:r>
         <w:t>7.3 REST API (tối thiểu 4 endpoint)</w:t>
       </w:r>
-      <w:bookmarkEnd w:id="30"/>
+      <w:bookmarkEnd w:id="31"/>
     </w:p>
     <w:p>
       <w:pPr>
@@ -17173,7 +17649,7 @@
               </wp:inline>
             </w:drawing>
           </mc:Choice>
-          <mc:Fallback xmlns:a="http://schemas.openxmlformats.org/drawingml/2006/main" xmlns:w16sdtfl="http://schemas.microsoft.com/office/word/2024/wordml/sdtformatlock" xmlns:w16du="http://schemas.microsoft.com/office/word/2023/wordml/word16du">
+          <mc:Fallback xmlns:w16du="http://schemas.microsoft.com/office/word/2023/wordml/word16du" xmlns:w16sdtfl="http://schemas.microsoft.com/office/word/2024/wordml/sdtformatlock" xmlns:a="http://schemas.openxmlformats.org/drawingml/2006/main" xmlns:w16sdtdh="http://schemas.microsoft.com/office/word/2020/wordml/sdtdatahash" xmlns:w16="http://schemas.microsoft.com/office/word/2018/wordml" xmlns:w16cex="http://schemas.microsoft.com/office/word/2018/wordml/cex" xmlns:oel="http://schemas.microsoft.com/office/2019/extlst">
             <w:pict>
               <v:group id="Group 15904" style="width:475.93pt;height:0.9564pt;mso-position-horizontal-relative:char;mso-position-vertical-relative:line" coordsize="60443,121">
                 <v:shape id="Shape 1002" style="position:absolute;width:60443;height:0;left:0;top:0;" coordsize="6044311,0" path="m0,0l6044311,0">
@@ -17342,7 +17818,7 @@
                     </wp:inline>
                   </w:drawing>
                 </mc:Choice>
-                <mc:Fallback xmlns:a="http://schemas.openxmlformats.org/drawingml/2006/main" xmlns:w16sdtfl="http://schemas.microsoft.com/office/word/2024/wordml/sdtformatlock" xmlns:w16du="http://schemas.microsoft.com/office/word/2023/wordml/word16du">
+                <mc:Fallback xmlns:w16du="http://schemas.microsoft.com/office/word/2023/wordml/word16du" xmlns:w16sdtfl="http://schemas.microsoft.com/office/word/2024/wordml/sdtformatlock" xmlns:a="http://schemas.openxmlformats.org/drawingml/2006/main" xmlns:w16sdtdh="http://schemas.microsoft.com/office/word/2020/wordml/sdtdatahash" xmlns:w16="http://schemas.microsoft.com/office/word/2018/wordml" xmlns:w16cex="http://schemas.microsoft.com/office/word/2018/wordml/cex" xmlns:oel="http://schemas.microsoft.com/office/2019/extlst">
                   <w:pict>
                     <v:group id="Group 16977" style="width:475.93pt;height:0.5978pt;mso-position-horizontal-relative:char;mso-position-vertical-relative:line" coordsize="60443,75">
                       <v:shape id="Shape 1008" style="position:absolute;width:60443;height:0;left:0;top:0;" coordsize="6044311,0" path="m0,0l6044311,0">
@@ -17437,17 +17913,8 @@
                 <w:rFonts w:ascii="Courier New" w:eastAsia="Courier New" w:hAnsi="Courier New" w:cs="Courier New"/>
                 <w:sz w:val="25"/>
               </w:rPr>
-              <w:t>/</w:t>
-            </w:r>
-            <w:proofErr w:type="gramStart"/>
-            <w:r>
-              <w:rPr>
-                <w:rFonts w:ascii="Courier New" w:eastAsia="Courier New" w:hAnsi="Courier New" w:cs="Courier New"/>
-                <w:sz w:val="25"/>
-              </w:rPr>
-              <w:t>predict</w:t>
-            </w:r>
-            <w:proofErr w:type="gramEnd"/>
+              <w:t>/predict</w:t>
+            </w:r>
           </w:p>
         </w:tc>
         <w:tc>
@@ -17568,6 +18035,7 @@
                 <w:rFonts w:ascii="Times New Roman" w:eastAsia="Times New Roman" w:hAnsi="Times New Roman" w:cs="Times New Roman"/>
                 <w:sz w:val="24"/>
               </w:rPr>
+              <w:lastRenderedPageBreak/>
               <w:t>Method</w:t>
             </w:r>
           </w:p>
@@ -17697,17 +18165,8 @@
                 <w:rFonts w:ascii="Courier New" w:eastAsia="Courier New" w:hAnsi="Courier New" w:cs="Courier New"/>
                 <w:sz w:val="25"/>
               </w:rPr>
-              <w:t>/</w:t>
-            </w:r>
-            <w:proofErr w:type="gramStart"/>
-            <w:r>
-              <w:rPr>
-                <w:rFonts w:ascii="Courier New" w:eastAsia="Courier New" w:hAnsi="Courier New" w:cs="Courier New"/>
-                <w:sz w:val="25"/>
-              </w:rPr>
-              <w:t>health</w:t>
-            </w:r>
-            <w:proofErr w:type="gramEnd"/>
+              <w:t>/health</w:t>
+            </w:r>
           </w:p>
         </w:tc>
         <w:tc>
@@ -17824,23 +18283,7 @@
                 <w:rFonts w:ascii="Courier New" w:eastAsia="Courier New" w:hAnsi="Courier New" w:cs="Courier New"/>
                 <w:sz w:val="25"/>
               </w:rPr>
-              <w:t>/</w:t>
-            </w:r>
-            <w:proofErr w:type="gramStart"/>
-            <w:r>
-              <w:rPr>
-                <w:rFonts w:ascii="Courier New" w:eastAsia="Courier New" w:hAnsi="Courier New" w:cs="Courier New"/>
-                <w:sz w:val="25"/>
-              </w:rPr>
-              <w:t>model</w:t>
-            </w:r>
-            <w:proofErr w:type="gramEnd"/>
-            <w:r>
-              <w:rPr>
-                <w:rFonts w:ascii="Courier New" w:eastAsia="Courier New" w:hAnsi="Courier New" w:cs="Courier New"/>
-                <w:sz w:val="25"/>
-              </w:rPr>
-              <w:t>-info</w:t>
+              <w:t>/model-info</w:t>
             </w:r>
           </w:p>
         </w:tc>
@@ -17945,65 +18388,47 @@
                 <w:rFonts w:ascii="Courier New" w:eastAsia="Courier New" w:hAnsi="Courier New" w:cs="Courier New"/>
                 <w:sz w:val="25"/>
               </w:rPr>
-              <w:t>/</w:t>
-            </w:r>
-            <w:proofErr w:type="gramStart"/>
+              <w:t>/history</w:t>
+            </w:r>
+          </w:p>
+        </w:tc>
+        <w:tc>
+          <w:tcPr>
+            <w:tcW w:w="1952" w:type="dxa"/>
+            <w:tcBorders>
+              <w:top w:val="nil"/>
+              <w:left w:val="nil"/>
+              <w:bottom w:val="single" w:sz="8" w:space="0" w:color="000000"/>
+              <w:right w:val="nil"/>
+            </w:tcBorders>
+          </w:tcPr>
+          <w:p>
+            <w:r>
+              <w:rPr>
+                <w:rFonts w:ascii="Times New Roman" w:eastAsia="Times New Roman" w:hAnsi="Times New Roman" w:cs="Times New Roman"/>
+                <w:sz w:val="24"/>
+              </w:rPr>
+              <w:t>Lịch sử dự đoán</w:t>
+            </w:r>
+          </w:p>
+        </w:tc>
+        <w:tc>
+          <w:tcPr>
+            <w:tcW w:w="1952" w:type="dxa"/>
+            <w:tcBorders>
+              <w:top w:val="nil"/>
+              <w:left w:val="nil"/>
+              <w:bottom w:val="single" w:sz="8" w:space="0" w:color="000000"/>
+              <w:right w:val="nil"/>
+            </w:tcBorders>
+          </w:tcPr>
+          <w:p>
             <w:r>
               <w:rPr>
                 <w:rFonts w:ascii="Courier New" w:eastAsia="Courier New" w:hAnsi="Courier New" w:cs="Courier New"/>
                 <w:sz w:val="25"/>
               </w:rPr>
-              <w:t>history</w:t>
-            </w:r>
-            <w:proofErr w:type="gramEnd"/>
-          </w:p>
-        </w:tc>
-        <w:tc>
-          <w:tcPr>
-            <w:tcW w:w="1952" w:type="dxa"/>
-            <w:tcBorders>
-              <w:top w:val="nil"/>
-              <w:left w:val="nil"/>
-              <w:bottom w:val="single" w:sz="8" w:space="0" w:color="000000"/>
-              <w:right w:val="nil"/>
-            </w:tcBorders>
-          </w:tcPr>
-          <w:p>
-            <w:r>
-              <w:rPr>
-                <w:rFonts w:ascii="Times New Roman" w:eastAsia="Times New Roman" w:hAnsi="Times New Roman" w:cs="Times New Roman"/>
-                <w:sz w:val="24"/>
-              </w:rPr>
-              <w:t>Lịch sử dự đoán</w:t>
-            </w:r>
-          </w:p>
-        </w:tc>
-        <w:tc>
-          <w:tcPr>
-            <w:tcW w:w="1952" w:type="dxa"/>
-            <w:tcBorders>
-              <w:top w:val="nil"/>
-              <w:left w:val="nil"/>
-              <w:bottom w:val="single" w:sz="8" w:space="0" w:color="000000"/>
-              <w:right w:val="nil"/>
-            </w:tcBorders>
-          </w:tcPr>
-          <w:p>
-            <w:proofErr w:type="gramStart"/>
-            <w:r>
-              <w:rPr>
-                <w:rFonts w:ascii="Courier New" w:eastAsia="Courier New" w:hAnsi="Courier New" w:cs="Courier New"/>
-                <w:sz w:val="25"/>
-              </w:rPr>
-              <w:t>[?limit</w:t>
-            </w:r>
-            <w:proofErr w:type="gramEnd"/>
-            <w:r>
-              <w:rPr>
-                <w:rFonts w:ascii="Courier New" w:eastAsia="Courier New" w:hAnsi="Courier New" w:cs="Courier New"/>
-                <w:sz w:val="25"/>
-              </w:rPr>
-              <w:t>]</w:t>
+              <w:t>[?limit]</w:t>
             </w:r>
           </w:p>
         </w:tc>
@@ -18038,11 +18463,11 @@
         <w:spacing w:after="0"/>
         <w:ind w:left="35" w:right="0"/>
       </w:pPr>
-      <w:bookmarkStart w:id="31" w:name="_Toc20867"/>
+      <w:bookmarkStart w:id="32" w:name="_Toc20867"/>
       <w:r>
         <w:t>7.4 Giao diện (5 màn hình)</w:t>
       </w:r>
-      <w:bookmarkEnd w:id="31"/>
+      <w:bookmarkEnd w:id="32"/>
     </w:p>
     <w:tbl>
       <w:tblPr>
@@ -18583,11 +19008,11 @@
         <w:pStyle w:val="Heading2"/>
         <w:ind w:left="35" w:right="0"/>
       </w:pPr>
-      <w:bookmarkStart w:id="32" w:name="_Toc20868"/>
+      <w:bookmarkStart w:id="33" w:name="_Toc20868"/>
       <w:r>
         <w:t>7.5 Chức năng nghiệp vụ (≥ 5)</w:t>
       </w:r>
-      <w:bookmarkEnd w:id="32"/>
+      <w:bookmarkEnd w:id="33"/>
     </w:p>
     <w:p>
       <w:pPr>
@@ -18636,21 +19061,12 @@
         <w:ind w:left="622" w:right="653" w:hanging="203"/>
         <w:jc w:val="both"/>
       </w:pPr>
-      <w:proofErr w:type="gramStart"/>
       <w:r>
         <w:rPr>
           <w:rFonts w:ascii="Times New Roman" w:eastAsia="Times New Roman" w:hAnsi="Times New Roman" w:cs="Times New Roman"/>
           <w:sz w:val="24"/>
         </w:rPr>
-        <w:t>[ ]</w:t>
-      </w:r>
-      <w:proofErr w:type="gramEnd"/>
-      <w:r>
-        <w:rPr>
-          <w:rFonts w:ascii="Times New Roman" w:eastAsia="Times New Roman" w:hAnsi="Times New Roman" w:cs="Times New Roman"/>
-          <w:sz w:val="24"/>
-        </w:rPr>
-        <w:t xml:space="preserve"> Gọi model thật để dự đoán</w:t>
+        <w:t>[ ] Gọi model thật để dự đoán</w:t>
       </w:r>
     </w:p>
     <w:p>
@@ -18663,21 +19079,12 @@
         <w:ind w:left="622" w:right="653" w:hanging="203"/>
         <w:jc w:val="both"/>
       </w:pPr>
-      <w:proofErr w:type="gramStart"/>
       <w:r>
         <w:rPr>
           <w:rFonts w:ascii="Times New Roman" w:eastAsia="Times New Roman" w:hAnsi="Times New Roman" w:cs="Times New Roman"/>
           <w:sz w:val="24"/>
         </w:rPr>
-        <w:t>[ ]</w:t>
-      </w:r>
-      <w:proofErr w:type="gramEnd"/>
-      <w:r>
-        <w:rPr>
-          <w:rFonts w:ascii="Times New Roman" w:eastAsia="Times New Roman" w:hAnsi="Times New Roman" w:cs="Times New Roman"/>
-          <w:sz w:val="24"/>
-        </w:rPr>
-        <w:t xml:space="preserve"> Hiển thị độ tin cậy / xác suất</w:t>
+        <w:t>[ ] Hiển thị độ tin cậy / xác suất</w:t>
       </w:r>
     </w:p>
     <w:p>
@@ -18690,21 +19097,12 @@
         <w:ind w:left="622" w:right="653" w:hanging="203"/>
         <w:jc w:val="both"/>
       </w:pPr>
-      <w:proofErr w:type="gramStart"/>
       <w:r>
         <w:rPr>
           <w:rFonts w:ascii="Times New Roman" w:eastAsia="Times New Roman" w:hAnsi="Times New Roman" w:cs="Times New Roman"/>
           <w:sz w:val="24"/>
         </w:rPr>
-        <w:t>[ ]</w:t>
-      </w:r>
-      <w:proofErr w:type="gramEnd"/>
-      <w:r>
-        <w:rPr>
-          <w:rFonts w:ascii="Times New Roman" w:eastAsia="Times New Roman" w:hAnsi="Times New Roman" w:cs="Times New Roman"/>
-          <w:sz w:val="24"/>
-        </w:rPr>
-        <w:t xml:space="preserve"> Lưu kết quả vào CSDL</w:t>
+        <w:t>[ ] Lưu kết quả vào CSDL</w:t>
       </w:r>
     </w:p>
     <w:p>
@@ -18717,22 +19115,12 @@
         <w:ind w:left="622" w:right="653" w:hanging="203"/>
         <w:jc w:val="both"/>
       </w:pPr>
-      <w:proofErr w:type="gramStart"/>
       <w:r>
         <w:rPr>
           <w:rFonts w:ascii="Times New Roman" w:eastAsia="Times New Roman" w:hAnsi="Times New Roman" w:cs="Times New Roman"/>
           <w:sz w:val="24"/>
         </w:rPr>
-        <w:lastRenderedPageBreak/>
-        <w:t>[ ]</w:t>
-      </w:r>
-      <w:proofErr w:type="gramEnd"/>
-      <w:r>
-        <w:rPr>
-          <w:rFonts w:ascii="Times New Roman" w:eastAsia="Times New Roman" w:hAnsi="Times New Roman" w:cs="Times New Roman"/>
-          <w:sz w:val="24"/>
-        </w:rPr>
-        <w:t xml:space="preserve"> Xem lịch sử + dự đoán hàng loạt (batch)</w:t>
+        <w:t>[ ] Xem lịch sử + dự đoán hàng loạt (batch)</w:t>
       </w:r>
     </w:p>
     <w:p>
@@ -18745,21 +19133,12 @@
         <w:ind w:left="622" w:right="653" w:hanging="203"/>
         <w:jc w:val="both"/>
       </w:pPr>
-      <w:proofErr w:type="gramStart"/>
       <w:r>
         <w:rPr>
           <w:rFonts w:ascii="Times New Roman" w:eastAsia="Times New Roman" w:hAnsi="Times New Roman" w:cs="Times New Roman"/>
           <w:sz w:val="24"/>
         </w:rPr>
-        <w:t>[ ]</w:t>
-      </w:r>
-      <w:proofErr w:type="gramEnd"/>
-      <w:r>
-        <w:rPr>
-          <w:rFonts w:ascii="Times New Roman" w:eastAsia="Times New Roman" w:hAnsi="Times New Roman" w:cs="Times New Roman"/>
-          <w:sz w:val="24"/>
-        </w:rPr>
-        <w:t xml:space="preserve"> </w:t>
+        <w:t xml:space="preserve">[ ] </w:t>
       </w:r>
       <w:r>
         <w:rPr>
@@ -18782,11 +19161,11 @@
         <w:pStyle w:val="Heading2"/>
         <w:ind w:left="35" w:right="0"/>
       </w:pPr>
-      <w:bookmarkStart w:id="33" w:name="_Toc20869"/>
+      <w:bookmarkStart w:id="34" w:name="_Toc20869"/>
       <w:r>
         <w:t>7.6 Cơ sở dữ liệu</w:t>
       </w:r>
-      <w:bookmarkEnd w:id="33"/>
+      <w:bookmarkEnd w:id="34"/>
     </w:p>
     <w:p>
       <w:pPr>
@@ -18809,11 +19188,12 @@
         <w:spacing w:after="216"/>
         <w:ind w:left="35" w:right="0"/>
       </w:pPr>
-      <w:bookmarkStart w:id="34" w:name="_Toc20870"/>
-      <w:r>
+      <w:bookmarkStart w:id="35" w:name="_Toc20870"/>
+      <w:r>
+        <w:lastRenderedPageBreak/>
         <w:t>7.7 Đóng gói Docker</w:t>
       </w:r>
-      <w:bookmarkEnd w:id="34"/>
+      <w:bookmarkEnd w:id="35"/>
     </w:p>
     <w:p>
       <w:pPr>
@@ -18851,11 +19231,11 @@
         <w:pStyle w:val="Heading2"/>
         <w:ind w:left="35" w:right="0"/>
       </w:pPr>
-      <w:bookmarkStart w:id="35" w:name="_Toc20871"/>
+      <w:bookmarkStart w:id="36" w:name="_Toc20871"/>
       <w:r>
         <w:t>7.8 Kiểm thử (pytest)</w:t>
       </w:r>
-      <w:bookmarkEnd w:id="35"/>
+      <w:bookmarkEnd w:id="36"/>
     </w:p>
     <w:p>
       <w:pPr>
@@ -18878,25 +19258,25 @@
         <w:spacing w:after="321"/>
         <w:ind w:left="35"/>
       </w:pPr>
-      <w:bookmarkStart w:id="36" w:name="_Toc20872"/>
+      <w:bookmarkStart w:id="37" w:name="_Toc20872"/>
       <w:r>
         <w:t>Chương 8 — Kết luận và Hướng phát triển</w:t>
-      </w:r>
-      <w:bookmarkEnd w:id="36"/>
-    </w:p>
-    <w:p>
-      <w:pPr>
-        <w:pStyle w:val="Heading2"/>
-        <w:ind w:left="35" w:right="0"/>
-      </w:pPr>
-      <w:bookmarkStart w:id="37" w:name="_Toc20873"/>
-      <w:r>
-        <w:t>8.1 Tóm tắt kết quả đạt được</w:t>
       </w:r>
       <w:bookmarkEnd w:id="37"/>
     </w:p>
     <w:p>
       <w:pPr>
+        <w:pStyle w:val="Heading2"/>
+        <w:ind w:left="35" w:right="0"/>
+      </w:pPr>
+      <w:bookmarkStart w:id="38" w:name="_Toc20873"/>
+      <w:r>
+        <w:t>8.1 Tóm tắt kết quả đạt được</w:t>
+      </w:r>
+      <w:bookmarkEnd w:id="38"/>
+    </w:p>
+    <w:p>
+      <w:pPr>
         <w:spacing w:after="475" w:line="336" w:lineRule="auto"/>
         <w:ind w:left="628" w:right="1060" w:hanging="5"/>
         <w:jc w:val="both"/>
@@ -18915,11 +19295,11 @@
         <w:pStyle w:val="Heading2"/>
         <w:ind w:left="35" w:right="0"/>
       </w:pPr>
-      <w:bookmarkStart w:id="38" w:name="_Toc20874"/>
+      <w:bookmarkStart w:id="39" w:name="_Toc20874"/>
       <w:r>
         <w:t>8.2 Hạn chế</w:t>
       </w:r>
-      <w:bookmarkEnd w:id="38"/>
+      <w:bookmarkEnd w:id="39"/>
     </w:p>
     <w:p>
       <w:pPr>
@@ -18941,11 +19321,11 @@
         <w:pStyle w:val="Heading2"/>
         <w:ind w:left="35" w:right="0"/>
       </w:pPr>
-      <w:bookmarkStart w:id="39" w:name="_Toc20875"/>
+      <w:bookmarkStart w:id="40" w:name="_Toc20875"/>
       <w:r>
         <w:t>8.3 Hướng phát triển</w:t>
       </w:r>
-      <w:bookmarkEnd w:id="39"/>
+      <w:bookmarkEnd w:id="40"/>
     </w:p>
     <w:p>
       <w:pPr>
@@ -18979,12 +19359,11 @@
         <w:pStyle w:val="Heading1"/>
         <w:ind w:left="35"/>
       </w:pPr>
-      <w:bookmarkStart w:id="40" w:name="_Toc20876"/>
-      <w:r>
-        <w:lastRenderedPageBreak/>
+      <w:bookmarkStart w:id="41" w:name="_Toc20876"/>
+      <w:r>
         <w:t>Tài liệu tham khảo</w:t>
       </w:r>
-      <w:bookmarkEnd w:id="40"/>
+      <w:bookmarkEnd w:id="41"/>
     </w:p>
     <w:p>
       <w:pPr>
@@ -19039,16 +19418,7 @@
           <w:sz w:val="24"/>
           <w:szCs w:val="24"/>
         </w:rPr>
-        <w:t xml:space="preserve">Jesse </w:t>
-      </w:r>
-      <w:proofErr w:type="gramStart"/>
-      <w:r>
-        <w:rPr>
-          <w:rFonts w:ascii="Times New Roman" w:eastAsia="Times New Roman" w:hAnsi="Times New Roman" w:cs="Times New Roman"/>
-          <w:sz w:val="24"/>
-          <w:szCs w:val="24"/>
-        </w:rPr>
-        <w:t>Mostipak</w:t>
+        <w:t>Jesse Mostipak</w:t>
       </w:r>
       <w:r>
         <w:rPr>
@@ -19064,16 +19434,7 @@
           <w:sz w:val="24"/>
           <w:szCs w:val="24"/>
         </w:rPr>
-        <w:t>,</w:t>
-      </w:r>
-      <w:proofErr w:type="gramEnd"/>
-      <w:r>
-        <w:rPr>
-          <w:rFonts w:ascii="Times New Roman" w:hAnsi="Times New Roman" w:cs="Times New Roman"/>
-          <w:sz w:val="24"/>
-          <w:szCs w:val="24"/>
-        </w:rPr>
-        <w:t xml:space="preserve"> "Hotel Booking Demand," Kaggle. [Online]. Available: </w:t>
+        <w:t xml:space="preserve">, "Hotel Booking Demand," Kaggle. [Online]. Available: </w:t>
       </w:r>
       <w:hyperlink r:id="rId19" w:history="1">
         <w:r>
@@ -19165,6 +19526,7 @@
           <w:rFonts w:ascii="Courier New" w:eastAsia="Courier New" w:hAnsi="Courier New" w:cs="Courier New"/>
           <w:sz w:val="25"/>
         </w:rPr>
+        <w:lastRenderedPageBreak/>
         <w:t>[Các tài liệu/khoá học tham khảo: AIMA, CS188, tài liệu thư viện XGBoost/LightGBM…]</w:t>
       </w:r>
     </w:p>
@@ -19174,11 +19536,11 @@
         <w:spacing w:after="281"/>
         <w:ind w:left="35"/>
       </w:pPr>
-      <w:bookmarkStart w:id="41" w:name="_Toc20877"/>
+      <w:bookmarkStart w:id="42" w:name="_Toc20877"/>
       <w:r>
         <w:t>Phụ lục</w:t>
       </w:r>
-      <w:bookmarkEnd w:id="41"/>
+      <w:bookmarkEnd w:id="42"/>
     </w:p>
     <w:p>
       <w:pPr>
@@ -19186,11 +19548,11 @@
         <w:spacing w:after="211"/>
         <w:ind w:left="35" w:right="0"/>
       </w:pPr>
-      <w:bookmarkStart w:id="42" w:name="_Toc20878"/>
+      <w:bookmarkStart w:id="43" w:name="_Toc20878"/>
       <w:r>
         <w:t>Phụ lục A — Hướng dẫn cài đặt và chạy</w:t>
       </w:r>
-      <w:bookmarkEnd w:id="42"/>
+      <w:bookmarkEnd w:id="43"/>
     </w:p>
     <w:p>
       <w:pPr>
@@ -19228,11 +19590,11 @@
         <w:pStyle w:val="Heading2"/>
         <w:ind w:left="35" w:right="0"/>
       </w:pPr>
-      <w:bookmarkStart w:id="43" w:name="_Toc20879"/>
+      <w:bookmarkStart w:id="44" w:name="_Toc20879"/>
       <w:r>
         <w:t>Phụ lục B — Nhật ký Git và minh chứng</w:t>
       </w:r>
-      <w:bookmarkEnd w:id="43"/>
+      <w:bookmarkEnd w:id="44"/>
     </w:p>
     <w:p>
       <w:pPr>
@@ -19306,11 +19668,11 @@
         <w:pStyle w:val="Heading2"/>
         <w:ind w:left="35" w:right="0"/>
       </w:pPr>
-      <w:bookmarkStart w:id="44" w:name="_Toc20880"/>
+      <w:bookmarkStart w:id="45" w:name="_Toc20880"/>
       <w:r>
         <w:t>Phụ lục C — Data dictionary</w:t>
       </w:r>
-      <w:bookmarkEnd w:id="44"/>
+      <w:bookmarkEnd w:id="45"/>
     </w:p>
     <w:p>
       <w:pPr>
@@ -19964,7 +20326,7 @@
         </w:tc>
       </w:tr>
     </w:tbl>
-    <w:bookmarkStart w:id="45" w:name="_Toc20881"/>
+    <w:bookmarkStart w:id="46" w:name="_Toc20881"/>
     <w:p>
       <w:pPr>
         <w:pStyle w:val="Heading1"/>
@@ -20054,7 +20416,7 @@
               </wp:anchor>
             </w:drawing>
           </mc:Choice>
-          <mc:Fallback xmlns:a="http://schemas.openxmlformats.org/drawingml/2006/main" xmlns:w16sdtfl="http://schemas.microsoft.com/office/word/2024/wordml/sdtformatlock" xmlns:w16du="http://schemas.microsoft.com/office/word/2023/wordml/word16du">
+          <mc:Fallback xmlns:w16du="http://schemas.microsoft.com/office/word/2023/wordml/word16du" xmlns:w16sdtfl="http://schemas.microsoft.com/office/word/2024/wordml/sdtformatlock" xmlns:a="http://schemas.openxmlformats.org/drawingml/2006/main" xmlns:w16sdtdh="http://schemas.microsoft.com/office/word/2020/wordml/sdtdatahash" xmlns:w16="http://schemas.microsoft.com/office/word/2018/wordml" xmlns:w16cex="http://schemas.microsoft.com/office/word/2018/wordml/cex" xmlns:oel="http://schemas.microsoft.com/office/2019/extlst">
             <w:pict>
               <v:group id="Group 16504" style="width:475.938pt;height:0.5978pt;position:absolute;mso-position-horizontal-relative:text;mso-position-horizontal:absolute;margin-left:1.99596pt;mso-position-vertical-relative:text;margin-top:58.0551pt;" coordsize="60444,75">
                 <v:shape id="Shape 1223" style="position:absolute;width:60444;height:0;left:0;top:0;" coordsize="6044413,0" path="m0,0l6044413,0">
@@ -20070,7 +20432,7 @@
       <w:r>
         <w:t>Bảng đối chiếu Rubric (tự kiểm trước khi nộp)</w:t>
       </w:r>
-      <w:bookmarkEnd w:id="45"/>
+      <w:bookmarkEnd w:id="46"/>
     </w:p>
     <w:p>
       <w:pPr>
@@ -20152,7 +20514,7 @@
               </wp:inline>
             </w:drawing>
           </mc:Choice>
-          <mc:Fallback xmlns:a="http://schemas.openxmlformats.org/drawingml/2006/main" xmlns:w16sdtfl="http://schemas.microsoft.com/office/word/2024/wordml/sdtformatlock" xmlns:w16du="http://schemas.microsoft.com/office/word/2023/wordml/word16du">
+          <mc:Fallback xmlns:w16du="http://schemas.microsoft.com/office/word/2023/wordml/word16du" xmlns:w16sdtfl="http://schemas.microsoft.com/office/word/2024/wordml/sdtformatlock" xmlns:a="http://schemas.openxmlformats.org/drawingml/2006/main" xmlns:w16sdtdh="http://schemas.microsoft.com/office/word/2020/wordml/sdtdatahash" xmlns:w16="http://schemas.microsoft.com/office/word/2018/wordml" xmlns:w16cex="http://schemas.microsoft.com/office/word/2018/wordml/cex" xmlns:oel="http://schemas.microsoft.com/office/2019/extlst">
             <w:pict>
               <v:group id="Group 16502" style="width:475.938pt;height:0.9564pt;mso-position-horizontal-relative:char;mso-position-vertical-relative:line" coordsize="60444,121">
                 <v:shape id="Shape 1219" style="position:absolute;width:60444;height:0;left:0;top:0;" coordsize="6044413,0" path="m0,0l6044413,0">
@@ -20433,21 +20795,12 @@
         </w:rPr>
         <w:t xml:space="preserve">Checklist sản phẩm nộp: </w:t>
       </w:r>
-      <w:proofErr w:type="gramStart"/>
       <w:r>
         <w:rPr>
           <w:rFonts w:ascii="Courier New" w:eastAsia="Courier New" w:hAnsi="Courier New" w:cs="Courier New"/>
           <w:sz w:val="25"/>
         </w:rPr>
-        <w:t>[ ]</w:t>
-      </w:r>
-      <w:proofErr w:type="gramEnd"/>
-      <w:r>
-        <w:rPr>
-          <w:rFonts w:ascii="Courier New" w:eastAsia="Courier New" w:hAnsi="Courier New" w:cs="Courier New"/>
-          <w:sz w:val="25"/>
-        </w:rPr>
-        <w:t xml:space="preserve"> </w:t>
+        <w:t xml:space="preserve">[ ] </w:t>
       </w:r>
       <w:r>
         <w:rPr>
@@ -20512,7 +20865,7 @@
 </file>
 
 <file path=word/endnotes.xml><?xml version="1.0" encoding="utf-8"?>
-<w:endnotes xmlns:wpc="http://schemas.microsoft.com/office/word/2010/wordprocessingCanvas" xmlns:cx="http://schemas.microsoft.com/office/drawing/2014/chartex" xmlns:cx1="http://schemas.microsoft.com/office/drawing/2015/9/8/chartex" xmlns:cx2="http://schemas.microsoft.com/office/drawing/2015/10/21/chartex" xmlns:cx3="http://schemas.microsoft.com/office/drawing/2016/5/9/chartex" xmlns:cx4="http://schemas.microsoft.com/office/drawing/2016/5/10/chartex" xmlns:cx5="http://schemas.microsoft.com/office/drawing/2016/5/11/chartex" xmlns:cx6="http://schemas.microsoft.com/office/drawing/2016/5/12/chartex" xmlns:cx7="http://schemas.microsoft.com/office/drawing/2016/5/13/chartex" xmlns:cx8="http://schemas.microsoft.com/office/drawing/2016/5/14/chartex" xmlns:mc="http://schemas.openxmlformats.org/markup-compatibility/2006" xmlns:aink="http://schemas.microsoft.com/office/drawing/2016/ink" xmlns:am3d="http://schemas.microsoft.com/office/drawing/2017/model3d" xmlns:o="urn:schemas-microsoft-com:office:office" xmlns:oel="http://schemas.microsoft.com/office/2019/extlst" xmlns:r="http://schemas.openxmlformats.org/officeDocument/2006/relationships" xmlns:m="http://schemas.openxmlformats.org/officeDocument/2006/math" xmlns:v="urn:schemas-microsoft-com:vml" xmlns:wp14="http://schemas.microsoft.com/office/word/2010/wordprocessingDrawing" xmlns:wp="http://schemas.openxmlformats.org/drawingml/2006/wordprocessingDrawing" xmlns:w10="urn:schemas-microsoft-com:office:word" xmlns:w="http://schemas.openxmlformats.org/wordprocessingml/2006/main" xmlns:w14="http://schemas.microsoft.com/office/word/2010/wordml" xmlns:w15="http://schemas.microsoft.com/office/word/2012/wordml" xmlns:w16cex="http://schemas.microsoft.com/office/word/2018/wordml/cex" xmlns:w16cid="http://schemas.microsoft.com/office/word/2016/wordml/cid" xmlns:w16="http://schemas.microsoft.com/office/word/2018/wordml" xmlns:w16sdtdh="http://schemas.microsoft.com/office/word/2020/wordml/sdtdatahash" xmlns:w16se="http://schemas.microsoft.com/office/word/2015/wordml/symex" xmlns:wpg="http://schemas.microsoft.com/office/word/2010/wordprocessingGroup" xmlns:wpi="http://schemas.microsoft.com/office/word/2010/wordprocessingInk" xmlns:wne="http://schemas.microsoft.com/office/word/2006/wordml" xmlns:wps="http://schemas.microsoft.com/office/word/2010/wordprocessingShape" mc:Ignorable="w14 w15 w16se w16cid w16 w16cex w16sdtdh wp14">
+<w:endnotes xmlns:wpc="http://schemas.microsoft.com/office/word/2010/wordprocessingCanvas" xmlns:cx="http://schemas.microsoft.com/office/drawing/2014/chartex" xmlns:cx1="http://schemas.microsoft.com/office/drawing/2015/9/8/chartex" xmlns:cx2="http://schemas.microsoft.com/office/drawing/2015/10/21/chartex" xmlns:cx3="http://schemas.microsoft.com/office/drawing/2016/5/9/chartex" xmlns:cx4="http://schemas.microsoft.com/office/drawing/2016/5/10/chartex" xmlns:cx5="http://schemas.microsoft.com/office/drawing/2016/5/11/chartex" xmlns:cx6="http://schemas.microsoft.com/office/drawing/2016/5/12/chartex" xmlns:cx7="http://schemas.microsoft.com/office/drawing/2016/5/13/chartex" xmlns:cx8="http://schemas.microsoft.com/office/drawing/2016/5/14/chartex" xmlns:mc="http://schemas.openxmlformats.org/markup-compatibility/2006" xmlns:aink="http://schemas.microsoft.com/office/drawing/2016/ink" xmlns:am3d="http://schemas.microsoft.com/office/drawing/2017/model3d" xmlns:o="urn:schemas-microsoft-com:office:office" xmlns:r="http://schemas.openxmlformats.org/officeDocument/2006/relationships" xmlns:m="http://schemas.openxmlformats.org/officeDocument/2006/math" xmlns:v="urn:schemas-microsoft-com:vml" xmlns:wp14="http://schemas.microsoft.com/office/word/2010/wordprocessingDrawing" xmlns:wp="http://schemas.openxmlformats.org/drawingml/2006/wordprocessingDrawing" xmlns:w10="urn:schemas-microsoft-com:office:word" xmlns:w="http://schemas.openxmlformats.org/wordprocessingml/2006/main" xmlns:w14="http://schemas.microsoft.com/office/word/2010/wordml" xmlns:w15="http://schemas.microsoft.com/office/word/2012/wordml" xmlns:w16cid="http://schemas.microsoft.com/office/word/2016/wordml/cid" xmlns:w16se="http://schemas.microsoft.com/office/word/2015/wordml/symex" xmlns:wpg="http://schemas.microsoft.com/office/word/2010/wordprocessingGroup" xmlns:wpi="http://schemas.microsoft.com/office/word/2010/wordprocessingInk" xmlns:wne="http://schemas.microsoft.com/office/word/2006/wordml" xmlns:wps="http://schemas.microsoft.com/office/word/2010/wordprocessingShape" mc:Ignorable="w14 w15 w16se w16cid wp14">
   <w:endnote w:type="separator" w:id="-1">
     <w:p>
       <w:pPr>
@@ -20537,7 +20890,7 @@
 </file>
 
 <file path=word/footer1.xml><?xml version="1.0" encoding="utf-8"?>
-<w:ftr xmlns:wpc="http://schemas.microsoft.com/office/word/2010/wordprocessingCanvas" xmlns:cx="http://schemas.microsoft.com/office/drawing/2014/chartex" xmlns:cx1="http://schemas.microsoft.com/office/drawing/2015/9/8/chartex" xmlns:cx2="http://schemas.microsoft.com/office/drawing/2015/10/21/chartex" xmlns:cx3="http://schemas.microsoft.com/office/drawing/2016/5/9/chartex" xmlns:cx4="http://schemas.microsoft.com/office/drawing/2016/5/10/chartex" xmlns:cx5="http://schemas.microsoft.com/office/drawing/2016/5/11/chartex" xmlns:cx6="http://schemas.microsoft.com/office/drawing/2016/5/12/chartex" xmlns:cx7="http://schemas.microsoft.com/office/drawing/2016/5/13/chartex" xmlns:cx8="http://schemas.microsoft.com/office/drawing/2016/5/14/chartex" xmlns:mc="http://schemas.openxmlformats.org/markup-compatibility/2006" xmlns:aink="http://schemas.microsoft.com/office/drawing/2016/ink" xmlns:am3d="http://schemas.microsoft.com/office/drawing/2017/model3d" xmlns:o="urn:schemas-microsoft-com:office:office" xmlns:oel="http://schemas.microsoft.com/office/2019/extlst" xmlns:r="http://schemas.openxmlformats.org/officeDocument/2006/relationships" xmlns:m="http://schemas.openxmlformats.org/officeDocument/2006/math" xmlns:v="urn:schemas-microsoft-com:vml" xmlns:wp14="http://schemas.microsoft.com/office/word/2010/wordprocessingDrawing" xmlns:wp="http://schemas.openxmlformats.org/drawingml/2006/wordprocessingDrawing" xmlns:w10="urn:schemas-microsoft-com:office:word" xmlns:w="http://schemas.openxmlformats.org/wordprocessingml/2006/main" xmlns:w14="http://schemas.microsoft.com/office/word/2010/wordml" xmlns:w15="http://schemas.microsoft.com/office/word/2012/wordml" xmlns:w16cex="http://schemas.microsoft.com/office/word/2018/wordml/cex" xmlns:w16cid="http://schemas.microsoft.com/office/word/2016/wordml/cid" xmlns:w16="http://schemas.microsoft.com/office/word/2018/wordml" xmlns:w16sdtdh="http://schemas.microsoft.com/office/word/2020/wordml/sdtdatahash" xmlns:w16se="http://schemas.microsoft.com/office/word/2015/wordml/symex" xmlns:wpg="http://schemas.microsoft.com/office/word/2010/wordprocessingGroup" xmlns:wpi="http://schemas.microsoft.com/office/word/2010/wordprocessingInk" xmlns:wne="http://schemas.microsoft.com/office/word/2006/wordml" xmlns:wps="http://schemas.microsoft.com/office/word/2010/wordprocessingShape" mc:Ignorable="w14 w15 w16se w16cid w16 w16cex w16sdtdh wp14">
+<w:ftr xmlns:wpc="http://schemas.microsoft.com/office/word/2010/wordprocessingCanvas" xmlns:cx="http://schemas.microsoft.com/office/drawing/2014/chartex" xmlns:cx1="http://schemas.microsoft.com/office/drawing/2015/9/8/chartex" xmlns:cx2="http://schemas.microsoft.com/office/drawing/2015/10/21/chartex" xmlns:cx3="http://schemas.microsoft.com/office/drawing/2016/5/9/chartex" xmlns:cx4="http://schemas.microsoft.com/office/drawing/2016/5/10/chartex" xmlns:cx5="http://schemas.microsoft.com/office/drawing/2016/5/11/chartex" xmlns:cx6="http://schemas.microsoft.com/office/drawing/2016/5/12/chartex" xmlns:cx7="http://schemas.microsoft.com/office/drawing/2016/5/13/chartex" xmlns:cx8="http://schemas.microsoft.com/office/drawing/2016/5/14/chartex" xmlns:mc="http://schemas.openxmlformats.org/markup-compatibility/2006" xmlns:aink="http://schemas.microsoft.com/office/drawing/2016/ink" xmlns:am3d="http://schemas.microsoft.com/office/drawing/2017/model3d" xmlns:o="urn:schemas-microsoft-com:office:office" xmlns:r="http://schemas.openxmlformats.org/officeDocument/2006/relationships" xmlns:m="http://schemas.openxmlformats.org/officeDocument/2006/math" xmlns:v="urn:schemas-microsoft-com:vml" xmlns:wp14="http://schemas.microsoft.com/office/word/2010/wordprocessingDrawing" xmlns:wp="http://schemas.openxmlformats.org/drawingml/2006/wordprocessingDrawing" xmlns:w10="urn:schemas-microsoft-com:office:word" xmlns:w="http://schemas.openxmlformats.org/wordprocessingml/2006/main" xmlns:w14="http://schemas.microsoft.com/office/word/2010/wordml" xmlns:w15="http://schemas.microsoft.com/office/word/2012/wordml" xmlns:w16cid="http://schemas.microsoft.com/office/word/2016/wordml/cid" xmlns:w16se="http://schemas.microsoft.com/office/word/2015/wordml/symex" xmlns:wpg="http://schemas.microsoft.com/office/word/2010/wordprocessingGroup" xmlns:wpi="http://schemas.microsoft.com/office/word/2010/wordprocessingInk" xmlns:wne="http://schemas.microsoft.com/office/word/2006/wordml" xmlns:wps="http://schemas.microsoft.com/office/word/2010/wordprocessingShape" mc:Ignorable="w14 w15 w16se w16cid wp14">
   <w:p>
     <w:pPr>
       <w:spacing w:after="0"/>
@@ -20572,7 +20925,7 @@
 </file>
 
 <file path=word/footer2.xml><?xml version="1.0" encoding="utf-8"?>
-<w:ftr xmlns:wpc="http://schemas.microsoft.com/office/word/2010/wordprocessingCanvas" xmlns:cx="http://schemas.microsoft.com/office/drawing/2014/chartex" xmlns:cx1="http://schemas.microsoft.com/office/drawing/2015/9/8/chartex" xmlns:cx2="http://schemas.microsoft.com/office/drawing/2015/10/21/chartex" xmlns:cx3="http://schemas.microsoft.com/office/drawing/2016/5/9/chartex" xmlns:cx4="http://schemas.microsoft.com/office/drawing/2016/5/10/chartex" xmlns:cx5="http://schemas.microsoft.com/office/drawing/2016/5/11/chartex" xmlns:cx6="http://schemas.microsoft.com/office/drawing/2016/5/12/chartex" xmlns:cx7="http://schemas.microsoft.com/office/drawing/2016/5/13/chartex" xmlns:cx8="http://schemas.microsoft.com/office/drawing/2016/5/14/chartex" xmlns:mc="http://schemas.openxmlformats.org/markup-compatibility/2006" xmlns:aink="http://schemas.microsoft.com/office/drawing/2016/ink" xmlns:am3d="http://schemas.microsoft.com/office/drawing/2017/model3d" xmlns:o="urn:schemas-microsoft-com:office:office" xmlns:oel="http://schemas.microsoft.com/office/2019/extlst" xmlns:r="http://schemas.openxmlformats.org/officeDocument/2006/relationships" xmlns:m="http://schemas.openxmlformats.org/officeDocument/2006/math" xmlns:v="urn:schemas-microsoft-com:vml" xmlns:wp14="http://schemas.microsoft.com/office/word/2010/wordprocessingDrawing" xmlns:wp="http://schemas.openxmlformats.org/drawingml/2006/wordprocessingDrawing" xmlns:w10="urn:schemas-microsoft-com:office:word" xmlns:w="http://schemas.openxmlformats.org/wordprocessingml/2006/main" xmlns:w14="http://schemas.microsoft.com/office/word/2010/wordml" xmlns:w15="http://schemas.microsoft.com/office/word/2012/wordml" xmlns:w16cex="http://schemas.microsoft.com/office/word/2018/wordml/cex" xmlns:w16cid="http://schemas.microsoft.com/office/word/2016/wordml/cid" xmlns:w16="http://schemas.microsoft.com/office/word/2018/wordml" xmlns:w16sdtdh="http://schemas.microsoft.com/office/word/2020/wordml/sdtdatahash" xmlns:w16se="http://schemas.microsoft.com/office/word/2015/wordml/symex" xmlns:wpg="http://schemas.microsoft.com/office/word/2010/wordprocessingGroup" xmlns:wpi="http://schemas.microsoft.com/office/word/2010/wordprocessingInk" xmlns:wne="http://schemas.microsoft.com/office/word/2006/wordml" xmlns:wps="http://schemas.microsoft.com/office/word/2010/wordprocessingShape" mc:Ignorable="w14 w15 w16se w16cid w16 w16cex w16sdtdh wp14">
+<w:ftr xmlns:wpc="http://schemas.microsoft.com/office/word/2010/wordprocessingCanvas" xmlns:cx="http://schemas.microsoft.com/office/drawing/2014/chartex" xmlns:cx1="http://schemas.microsoft.com/office/drawing/2015/9/8/chartex" xmlns:cx2="http://schemas.microsoft.com/office/drawing/2015/10/21/chartex" xmlns:cx3="http://schemas.microsoft.com/office/drawing/2016/5/9/chartex" xmlns:cx4="http://schemas.microsoft.com/office/drawing/2016/5/10/chartex" xmlns:cx5="http://schemas.microsoft.com/office/drawing/2016/5/11/chartex" xmlns:cx6="http://schemas.microsoft.com/office/drawing/2016/5/12/chartex" xmlns:cx7="http://schemas.microsoft.com/office/drawing/2016/5/13/chartex" xmlns:cx8="http://schemas.microsoft.com/office/drawing/2016/5/14/chartex" xmlns:mc="http://schemas.openxmlformats.org/markup-compatibility/2006" xmlns:aink="http://schemas.microsoft.com/office/drawing/2016/ink" xmlns:am3d="http://schemas.microsoft.com/office/drawing/2017/model3d" xmlns:o="urn:schemas-microsoft-com:office:office" xmlns:r="http://schemas.openxmlformats.org/officeDocument/2006/relationships" xmlns:m="http://schemas.openxmlformats.org/officeDocument/2006/math" xmlns:v="urn:schemas-microsoft-com:vml" xmlns:wp14="http://schemas.microsoft.com/office/word/2010/wordprocessingDrawing" xmlns:wp="http://schemas.openxmlformats.org/drawingml/2006/wordprocessingDrawing" xmlns:w10="urn:schemas-microsoft-com:office:word" xmlns:w="http://schemas.openxmlformats.org/wordprocessingml/2006/main" xmlns:w14="http://schemas.microsoft.com/office/word/2010/wordml" xmlns:w15="http://schemas.microsoft.com/office/word/2012/wordml" xmlns:w16cid="http://schemas.microsoft.com/office/word/2016/wordml/cid" xmlns:w16se="http://schemas.microsoft.com/office/word/2015/wordml/symex" xmlns:wpg="http://schemas.microsoft.com/office/word/2010/wordprocessingGroup" xmlns:wpi="http://schemas.microsoft.com/office/word/2010/wordprocessingInk" xmlns:wne="http://schemas.microsoft.com/office/word/2006/wordml" xmlns:wps="http://schemas.microsoft.com/office/word/2010/wordprocessingShape" mc:Ignorable="w14 w15 w16se w16cid wp14">
   <w:p>
     <w:pPr>
       <w:spacing w:after="0"/>
@@ -20607,7 +20960,7 @@
 </file>
 
 <file path=word/footer3.xml><?xml version="1.0" encoding="utf-8"?>
-<w:ftr xmlns:wpc="http://schemas.microsoft.com/office/word/2010/wordprocessingCanvas" xmlns:cx="http://schemas.microsoft.com/office/drawing/2014/chartex" xmlns:cx1="http://schemas.microsoft.com/office/drawing/2015/9/8/chartex" xmlns:cx2="http://schemas.microsoft.com/office/drawing/2015/10/21/chartex" xmlns:cx3="http://schemas.microsoft.com/office/drawing/2016/5/9/chartex" xmlns:cx4="http://schemas.microsoft.com/office/drawing/2016/5/10/chartex" xmlns:cx5="http://schemas.microsoft.com/office/drawing/2016/5/11/chartex" xmlns:cx6="http://schemas.microsoft.com/office/drawing/2016/5/12/chartex" xmlns:cx7="http://schemas.microsoft.com/office/drawing/2016/5/13/chartex" xmlns:cx8="http://schemas.microsoft.com/office/drawing/2016/5/14/chartex" xmlns:mc="http://schemas.openxmlformats.org/markup-compatibility/2006" xmlns:aink="http://schemas.microsoft.com/office/drawing/2016/ink" xmlns:am3d="http://schemas.microsoft.com/office/drawing/2017/model3d" xmlns:o="urn:schemas-microsoft-com:office:office" xmlns:oel="http://schemas.microsoft.com/office/2019/extlst" xmlns:r="http://schemas.openxmlformats.org/officeDocument/2006/relationships" xmlns:m="http://schemas.openxmlformats.org/officeDocument/2006/math" xmlns:v="urn:schemas-microsoft-com:vml" xmlns:wp14="http://schemas.microsoft.com/office/word/2010/wordprocessingDrawing" xmlns:wp="http://schemas.openxmlformats.org/drawingml/2006/wordprocessingDrawing" xmlns:w10="urn:schemas-microsoft-com:office:word" xmlns:w="http://schemas.openxmlformats.org/wordprocessingml/2006/main" xmlns:w14="http://schemas.microsoft.com/office/word/2010/wordml" xmlns:w15="http://schemas.microsoft.com/office/word/2012/wordml" xmlns:w16cex="http://schemas.microsoft.com/office/word/2018/wordml/cex" xmlns:w16cid="http://schemas.microsoft.com/office/word/2016/wordml/cid" xmlns:w16="http://schemas.microsoft.com/office/word/2018/wordml" xmlns:w16sdtdh="http://schemas.microsoft.com/office/word/2020/wordml/sdtdatahash" xmlns:w16se="http://schemas.microsoft.com/office/word/2015/wordml/symex" xmlns:wpg="http://schemas.microsoft.com/office/word/2010/wordprocessingGroup" xmlns:wpi="http://schemas.microsoft.com/office/word/2010/wordprocessingInk" xmlns:wne="http://schemas.microsoft.com/office/word/2006/wordml" xmlns:wps="http://schemas.microsoft.com/office/word/2010/wordprocessingShape" mc:Ignorable="w14 w15 w16se w16cid w16 w16cex w16sdtdh wp14">
+<w:ftr xmlns:wpc="http://schemas.microsoft.com/office/word/2010/wordprocessingCanvas" xmlns:cx="http://schemas.microsoft.com/office/drawing/2014/chartex" xmlns:cx1="http://schemas.microsoft.com/office/drawing/2015/9/8/chartex" xmlns:cx2="http://schemas.microsoft.com/office/drawing/2015/10/21/chartex" xmlns:cx3="http://schemas.microsoft.com/office/drawing/2016/5/9/chartex" xmlns:cx4="http://schemas.microsoft.com/office/drawing/2016/5/10/chartex" xmlns:cx5="http://schemas.microsoft.com/office/drawing/2016/5/11/chartex" xmlns:cx6="http://schemas.microsoft.com/office/drawing/2016/5/12/chartex" xmlns:cx7="http://schemas.microsoft.com/office/drawing/2016/5/13/chartex" xmlns:cx8="http://schemas.microsoft.com/office/drawing/2016/5/14/chartex" xmlns:mc="http://schemas.openxmlformats.org/markup-compatibility/2006" xmlns:aink="http://schemas.microsoft.com/office/drawing/2016/ink" xmlns:am3d="http://schemas.microsoft.com/office/drawing/2017/model3d" xmlns:o="urn:schemas-microsoft-com:office:office" xmlns:r="http://schemas.openxmlformats.org/officeDocument/2006/relationships" xmlns:m="http://schemas.openxmlformats.org/officeDocument/2006/math" xmlns:v="urn:schemas-microsoft-com:vml" xmlns:wp14="http://schemas.microsoft.com/office/word/2010/wordprocessingDrawing" xmlns:wp="http://schemas.openxmlformats.org/drawingml/2006/wordprocessingDrawing" xmlns:w10="urn:schemas-microsoft-com:office:word" xmlns:w="http://schemas.openxmlformats.org/wordprocessingml/2006/main" xmlns:w14="http://schemas.microsoft.com/office/word/2010/wordml" xmlns:w15="http://schemas.microsoft.com/office/word/2012/wordml" xmlns:w16cid="http://schemas.microsoft.com/office/word/2016/wordml/cid" xmlns:w16se="http://schemas.microsoft.com/office/word/2015/wordml/symex" xmlns:wpg="http://schemas.microsoft.com/office/word/2010/wordprocessingGroup" xmlns:wpi="http://schemas.microsoft.com/office/word/2010/wordprocessingInk" xmlns:wne="http://schemas.microsoft.com/office/word/2006/wordml" xmlns:wps="http://schemas.microsoft.com/office/word/2010/wordprocessingShape" mc:Ignorable="w14 w15 w16se w16cid wp14">
   <w:p>
     <w:pPr>
       <w:spacing w:after="0"/>
@@ -20642,7 +20995,7 @@
 </file>
 
 <file path=word/footnotes.xml><?xml version="1.0" encoding="utf-8"?>
-<w:footnotes xmlns:wpc="http://schemas.microsoft.com/office/word/2010/wordprocessingCanvas" xmlns:cx="http://schemas.microsoft.com/office/drawing/2014/chartex" xmlns:cx1="http://schemas.microsoft.com/office/drawing/2015/9/8/chartex" xmlns:cx2="http://schemas.microsoft.com/office/drawing/2015/10/21/chartex" xmlns:cx3="http://schemas.microsoft.com/office/drawing/2016/5/9/chartex" xmlns:cx4="http://schemas.microsoft.com/office/drawing/2016/5/10/chartex" xmlns:cx5="http://schemas.microsoft.com/office/drawing/2016/5/11/chartex" xmlns:cx6="http://schemas.microsoft.com/office/drawing/2016/5/12/chartex" xmlns:cx7="http://schemas.microsoft.com/office/drawing/2016/5/13/chartex" xmlns:cx8="http://schemas.microsoft.com/office/drawing/2016/5/14/chartex" xmlns:mc="http://schemas.openxmlformats.org/markup-compatibility/2006" xmlns:aink="http://schemas.microsoft.com/office/drawing/2016/ink" xmlns:am3d="http://schemas.microsoft.com/office/drawing/2017/model3d" xmlns:o="urn:schemas-microsoft-com:office:office" xmlns:oel="http://schemas.microsoft.com/office/2019/extlst" xmlns:r="http://schemas.openxmlformats.org/officeDocument/2006/relationships" xmlns:m="http://schemas.openxmlformats.org/officeDocument/2006/math" xmlns:v="urn:schemas-microsoft-com:vml" xmlns:wp14="http://schemas.microsoft.com/office/word/2010/wordprocessingDrawing" xmlns:wp="http://schemas.openxmlformats.org/drawingml/2006/wordprocessingDrawing" xmlns:w10="urn:schemas-microsoft-com:office:word" xmlns:w="http://schemas.openxmlformats.org/wordprocessingml/2006/main" xmlns:w14="http://schemas.microsoft.com/office/word/2010/wordml" xmlns:w15="http://schemas.microsoft.com/office/word/2012/wordml" xmlns:w16cex="http://schemas.microsoft.com/office/word/2018/wordml/cex" xmlns:w16cid="http://schemas.microsoft.com/office/word/2016/wordml/cid" xmlns:w16="http://schemas.microsoft.com/office/word/2018/wordml" xmlns:w16sdtdh="http://schemas.microsoft.com/office/word/2020/wordml/sdtdatahash" xmlns:w16se="http://schemas.microsoft.com/office/word/2015/wordml/symex" xmlns:wpg="http://schemas.microsoft.com/office/word/2010/wordprocessingGroup" xmlns:wpi="http://schemas.microsoft.com/office/word/2010/wordprocessingInk" xmlns:wne="http://schemas.microsoft.com/office/word/2006/wordml" xmlns:wps="http://schemas.microsoft.com/office/word/2010/wordprocessingShape" mc:Ignorable="w14 w15 w16se w16cid w16 w16cex w16sdtdh wp14">
+<w:footnotes xmlns:wpc="http://schemas.microsoft.com/office/word/2010/wordprocessingCanvas" xmlns:cx="http://schemas.microsoft.com/office/drawing/2014/chartex" xmlns:cx1="http://schemas.microsoft.com/office/drawing/2015/9/8/chartex" xmlns:cx2="http://schemas.microsoft.com/office/drawing/2015/10/21/chartex" xmlns:cx3="http://schemas.microsoft.com/office/drawing/2016/5/9/chartex" xmlns:cx4="http://schemas.microsoft.com/office/drawing/2016/5/10/chartex" xmlns:cx5="http://schemas.microsoft.com/office/drawing/2016/5/11/chartex" xmlns:cx6="http://schemas.microsoft.com/office/drawing/2016/5/12/chartex" xmlns:cx7="http://schemas.microsoft.com/office/drawing/2016/5/13/chartex" xmlns:cx8="http://schemas.microsoft.com/office/drawing/2016/5/14/chartex" xmlns:mc="http://schemas.openxmlformats.org/markup-compatibility/2006" xmlns:aink="http://schemas.microsoft.com/office/drawing/2016/ink" xmlns:am3d="http://schemas.microsoft.com/office/drawing/2017/model3d" xmlns:o="urn:schemas-microsoft-com:office:office" xmlns:r="http://schemas.openxmlformats.org/officeDocument/2006/relationships" xmlns:m="http://schemas.openxmlformats.org/officeDocument/2006/math" xmlns:v="urn:schemas-microsoft-com:vml" xmlns:wp14="http://schemas.microsoft.com/office/word/2010/wordprocessingDrawing" xmlns:wp="http://schemas.openxmlformats.org/drawingml/2006/wordprocessingDrawing" xmlns:w10="urn:schemas-microsoft-com:office:word" xmlns:w="http://schemas.openxmlformats.org/wordprocessingml/2006/main" xmlns:w14="http://schemas.microsoft.com/office/word/2010/wordml" xmlns:w15="http://schemas.microsoft.com/office/word/2012/wordml" xmlns:w16cid="http://schemas.microsoft.com/office/word/2016/wordml/cid" xmlns:w16se="http://schemas.microsoft.com/office/word/2015/wordml/symex" xmlns:wpg="http://schemas.microsoft.com/office/word/2010/wordprocessingGroup" xmlns:wpi="http://schemas.microsoft.com/office/word/2010/wordprocessingInk" xmlns:wne="http://schemas.microsoft.com/office/word/2006/wordml" xmlns:wps="http://schemas.microsoft.com/office/word/2010/wordprocessingShape" mc:Ignorable="w14 w15 w16se w16cid wp14">
   <w:footnote w:type="separator" w:id="-1">
     <w:p>
       <w:pPr>
@@ -20667,7 +21020,7 @@
 </file>
 
 <file path=word/numbering.xml><?xml version="1.0" encoding="utf-8"?>
-<w:numbering xmlns:wpc="http://schemas.microsoft.com/office/word/2010/wordprocessingCanvas" xmlns:cx="http://schemas.microsoft.com/office/drawing/2014/chartex" xmlns:cx1="http://schemas.microsoft.com/office/drawing/2015/9/8/chartex" xmlns:cx2="http://schemas.microsoft.com/office/drawing/2015/10/21/chartex" xmlns:cx3="http://schemas.microsoft.com/office/drawing/2016/5/9/chartex" xmlns:cx4="http://schemas.microsoft.com/office/drawing/2016/5/10/chartex" xmlns:cx5="http://schemas.microsoft.com/office/drawing/2016/5/11/chartex" xmlns:cx6="http://schemas.microsoft.com/office/drawing/2016/5/12/chartex" xmlns:cx7="http://schemas.microsoft.com/office/drawing/2016/5/13/chartex" xmlns:cx8="http://schemas.microsoft.com/office/drawing/2016/5/14/chartex" xmlns:mc="http://schemas.openxmlformats.org/markup-compatibility/2006" xmlns:aink="http://schemas.microsoft.com/office/drawing/2016/ink" xmlns:am3d="http://schemas.microsoft.com/office/drawing/2017/model3d" xmlns:o="urn:schemas-microsoft-com:office:office" xmlns:oel="http://schemas.microsoft.com/office/2019/extlst" xmlns:r="http://schemas.openxmlformats.org/officeDocument/2006/relationships" xmlns:m="http://schemas.openxmlformats.org/officeDocument/2006/math" xmlns:v="urn:schemas-microsoft-com:vml" xmlns:wp14="http://schemas.microsoft.com/office/word/2010/wordprocessingDrawing" xmlns:wp="http://schemas.openxmlformats.org/drawingml/2006/wordprocessingDrawing" xmlns:w10="urn:schemas-microsoft-com:office:word" xmlns:w="http://schemas.openxmlformats.org/wordprocessingml/2006/main" xmlns:w14="http://schemas.microsoft.com/office/word/2010/wordml" xmlns:w15="http://schemas.microsoft.com/office/word/2012/wordml" xmlns:w16cex="http://schemas.microsoft.com/office/word/2018/wordml/cex" xmlns:w16cid="http://schemas.microsoft.com/office/word/2016/wordml/cid" xmlns:w16="http://schemas.microsoft.com/office/word/2018/wordml" xmlns:w16sdtdh="http://schemas.microsoft.com/office/word/2020/wordml/sdtdatahash" xmlns:w16se="http://schemas.microsoft.com/office/word/2015/wordml/symex" xmlns:wpg="http://schemas.microsoft.com/office/word/2010/wordprocessingGroup" xmlns:wpi="http://schemas.microsoft.com/office/word/2010/wordprocessingInk" xmlns:wne="http://schemas.microsoft.com/office/word/2006/wordml" xmlns:wps="http://schemas.microsoft.com/office/word/2010/wordprocessingShape" mc:Ignorable="w14 w15 w16se w16cid w16 w16cex w16sdtdh wp14">
+<w:numbering xmlns:wpc="http://schemas.microsoft.com/office/word/2010/wordprocessingCanvas" xmlns:cx="http://schemas.microsoft.com/office/drawing/2014/chartex" xmlns:cx1="http://schemas.microsoft.com/office/drawing/2015/9/8/chartex" xmlns:cx2="http://schemas.microsoft.com/office/drawing/2015/10/21/chartex" xmlns:cx3="http://schemas.microsoft.com/office/drawing/2016/5/9/chartex" xmlns:cx4="http://schemas.microsoft.com/office/drawing/2016/5/10/chartex" xmlns:cx5="http://schemas.microsoft.com/office/drawing/2016/5/11/chartex" xmlns:cx6="http://schemas.microsoft.com/office/drawing/2016/5/12/chartex" xmlns:cx7="http://schemas.microsoft.com/office/drawing/2016/5/13/chartex" xmlns:cx8="http://schemas.microsoft.com/office/drawing/2016/5/14/chartex" xmlns:mc="http://schemas.openxmlformats.org/markup-compatibility/2006" xmlns:aink="http://schemas.microsoft.com/office/drawing/2016/ink" xmlns:am3d="http://schemas.microsoft.com/office/drawing/2017/model3d" xmlns:o="urn:schemas-microsoft-com:office:office" xmlns:r="http://schemas.openxmlformats.org/officeDocument/2006/relationships" xmlns:m="http://schemas.openxmlformats.org/officeDocument/2006/math" xmlns:v="urn:schemas-microsoft-com:vml" xmlns:wp14="http://schemas.microsoft.com/office/word/2010/wordprocessingDrawing" xmlns:wp="http://schemas.openxmlformats.org/drawingml/2006/wordprocessingDrawing" xmlns:w10="urn:schemas-microsoft-com:office:word" xmlns:w="http://schemas.openxmlformats.org/wordprocessingml/2006/main" xmlns:w14="http://schemas.microsoft.com/office/word/2010/wordml" xmlns:w15="http://schemas.microsoft.com/office/word/2012/wordml" xmlns:w16cid="http://schemas.microsoft.com/office/word/2016/wordml/cid" xmlns:w16se="http://schemas.microsoft.com/office/word/2015/wordml/symex" xmlns:wpg="http://schemas.microsoft.com/office/word/2010/wordprocessingGroup" xmlns:wpi="http://schemas.microsoft.com/office/word/2010/wordprocessingInk" xmlns:wne="http://schemas.microsoft.com/office/word/2006/wordml" xmlns:wps="http://schemas.microsoft.com/office/word/2010/wordprocessingShape" mc:Ignorable="w14 w15 w16se w16cid wp14">
   <w:abstractNum w:abstractNumId="0" w15:restartNumberingAfterBreak="0">
     <w:nsid w:val="014A2DD2"/>
     <w:multiLevelType w:val="hybridMultilevel"/>
@@ -25567,110 +25920,110 @@
       </w:pPr>
     </w:lvl>
   </w:abstractNum>
-  <w:num w:numId="1" w16cid:durableId="1643803843">
+  <w:num w:numId="1">
     <w:abstractNumId w:val="21"/>
   </w:num>
-  <w:num w:numId="2" w16cid:durableId="439376352">
+  <w:num w:numId="2">
     <w:abstractNumId w:val="8"/>
   </w:num>
-  <w:num w:numId="3" w16cid:durableId="1860848017">
+  <w:num w:numId="3">
     <w:abstractNumId w:val="0"/>
   </w:num>
-  <w:num w:numId="4" w16cid:durableId="796798823">
+  <w:num w:numId="4">
     <w:abstractNumId w:val="23"/>
   </w:num>
-  <w:num w:numId="5" w16cid:durableId="912474242">
+  <w:num w:numId="5">
     <w:abstractNumId w:val="4"/>
   </w:num>
-  <w:num w:numId="6" w16cid:durableId="1958295280">
+  <w:num w:numId="6">
     <w:abstractNumId w:val="26"/>
   </w:num>
-  <w:num w:numId="7" w16cid:durableId="1316378020">
+  <w:num w:numId="7">
     <w:abstractNumId w:val="14"/>
   </w:num>
-  <w:num w:numId="8" w16cid:durableId="1352485824">
+  <w:num w:numId="8">
     <w:abstractNumId w:val="9"/>
   </w:num>
-  <w:num w:numId="9" w16cid:durableId="939140121">
+  <w:num w:numId="9">
     <w:abstractNumId w:val="25"/>
   </w:num>
-  <w:num w:numId="10" w16cid:durableId="435447949">
+  <w:num w:numId="10">
     <w:abstractNumId w:val="10"/>
   </w:num>
-  <w:num w:numId="11" w16cid:durableId="1497382814">
+  <w:num w:numId="11">
     <w:abstractNumId w:val="13"/>
   </w:num>
-  <w:num w:numId="12" w16cid:durableId="1992630840">
+  <w:num w:numId="12">
     <w:abstractNumId w:val="3"/>
   </w:num>
-  <w:num w:numId="13" w16cid:durableId="808127516">
+  <w:num w:numId="13">
     <w:abstractNumId w:val="6"/>
   </w:num>
-  <w:num w:numId="14" w16cid:durableId="110056645">
+  <w:num w:numId="14">
     <w:abstractNumId w:val="20"/>
   </w:num>
-  <w:num w:numId="15" w16cid:durableId="1888225216">
+  <w:num w:numId="15">
     <w:abstractNumId w:val="2"/>
   </w:num>
-  <w:num w:numId="16" w16cid:durableId="500506996">
+  <w:num w:numId="16">
     <w:abstractNumId w:val="19"/>
   </w:num>
-  <w:num w:numId="17" w16cid:durableId="1102994272">
+  <w:num w:numId="17">
     <w:abstractNumId w:val="17"/>
   </w:num>
-  <w:num w:numId="18" w16cid:durableId="572855081">
+  <w:num w:numId="18">
     <w:abstractNumId w:val="12"/>
   </w:num>
-  <w:num w:numId="19" w16cid:durableId="1617130961">
+  <w:num w:numId="19">
     <w:abstractNumId w:val="15"/>
   </w:num>
-  <w:num w:numId="20" w16cid:durableId="959529431">
+  <w:num w:numId="20">
     <w:abstractNumId w:val="5"/>
   </w:num>
-  <w:num w:numId="21" w16cid:durableId="346563935">
+  <w:num w:numId="21">
     <w:abstractNumId w:val="31"/>
   </w:num>
-  <w:num w:numId="22" w16cid:durableId="885677479">
+  <w:num w:numId="22">
     <w:abstractNumId w:val="7"/>
   </w:num>
-  <w:num w:numId="23" w16cid:durableId="1914316359">
+  <w:num w:numId="23">
     <w:abstractNumId w:val="1"/>
   </w:num>
-  <w:num w:numId="24" w16cid:durableId="1647777921">
+  <w:num w:numId="24">
     <w:abstractNumId w:val="11"/>
   </w:num>
-  <w:num w:numId="25" w16cid:durableId="2042629696">
+  <w:num w:numId="25">
     <w:abstractNumId w:val="30"/>
   </w:num>
-  <w:num w:numId="26" w16cid:durableId="72512976">
+  <w:num w:numId="26">
     <w:abstractNumId w:val="22"/>
   </w:num>
-  <w:num w:numId="27" w16cid:durableId="179247635">
+  <w:num w:numId="27">
     <w:abstractNumId w:val="28"/>
   </w:num>
-  <w:num w:numId="28" w16cid:durableId="1377849412">
+  <w:num w:numId="28">
     <w:abstractNumId w:val="16"/>
   </w:num>
-  <w:num w:numId="29" w16cid:durableId="2118405942">
+  <w:num w:numId="29">
     <w:abstractNumId w:val="29"/>
   </w:num>
-  <w:num w:numId="30" w16cid:durableId="2134400632">
+  <w:num w:numId="30">
     <w:abstractNumId w:val="32"/>
   </w:num>
-  <w:num w:numId="31" w16cid:durableId="1007364971">
+  <w:num w:numId="31">
     <w:abstractNumId w:val="24"/>
   </w:num>
-  <w:num w:numId="32" w16cid:durableId="646208782">
+  <w:num w:numId="32">
     <w:abstractNumId w:val="18"/>
   </w:num>
-  <w:num w:numId="33" w16cid:durableId="1570457923">
+  <w:num w:numId="33">
     <w:abstractNumId w:val="27"/>
   </w:num>
 </w:numbering>
 </file>
 
 <file path=word/styles.xml><?xml version="1.0" encoding="utf-8"?>
-<w:styles xmlns:mc="http://schemas.openxmlformats.org/markup-compatibility/2006" xmlns:r="http://schemas.openxmlformats.org/officeDocument/2006/relationships" xmlns:w="http://schemas.openxmlformats.org/wordprocessingml/2006/main" xmlns:w14="http://schemas.microsoft.com/office/word/2010/wordml" xmlns:w15="http://schemas.microsoft.com/office/word/2012/wordml" xmlns:w16cex="http://schemas.microsoft.com/office/word/2018/wordml/cex" xmlns:w16cid="http://schemas.microsoft.com/office/word/2016/wordml/cid" xmlns:w16="http://schemas.microsoft.com/office/word/2018/wordml" xmlns:w16sdtdh="http://schemas.microsoft.com/office/word/2020/wordml/sdtdatahash" xmlns:w16se="http://schemas.microsoft.com/office/word/2015/wordml/symex" mc:Ignorable="w14 w15 w16se w16cid w16 w16cex w16sdtdh">
+<w:styles xmlns:mc="http://schemas.openxmlformats.org/markup-compatibility/2006" xmlns:r="http://schemas.openxmlformats.org/officeDocument/2006/relationships" xmlns:w="http://schemas.openxmlformats.org/wordprocessingml/2006/main" xmlns:w14="http://schemas.microsoft.com/office/word/2010/wordml" xmlns:w15="http://schemas.microsoft.com/office/word/2012/wordml" xmlns:w16cid="http://schemas.microsoft.com/office/word/2016/wordml/cid" xmlns:w16se="http://schemas.microsoft.com/office/word/2015/wordml/symex" mc:Ignorable="w14 w15 w16se w16cid">
   <w:docDefaults>
     <w:rPrDefault>
       <w:rPr>
@@ -25686,7 +26039,7 @@
       </w:pPr>
     </w:pPrDefault>
   </w:docDefaults>
-  <w:latentStyles w:defLockedState="0" w:defUIPriority="99" w:defSemiHidden="0" w:defUnhideWhenUsed="0" w:defQFormat="0" w:count="376">
+  <w:latentStyles w:defLockedState="0" w:defUIPriority="99" w:defSemiHidden="0" w:defUnhideWhenUsed="0" w:defQFormat="0" w:count="375">
     <w:lsdException w:name="Normal" w:uiPriority="0" w:qFormat="1"/>
     <w:lsdException w:name="heading 1" w:uiPriority="9" w:qFormat="1"/>
     <w:lsdException w:name="heading 2" w:semiHidden="1" w:uiPriority="9" w:unhideWhenUsed="1" w:qFormat="1"/>
@@ -26062,12 +26415,11 @@
     <w:lsdException w:name="Smart Hyperlink" w:semiHidden="1" w:unhideWhenUsed="1"/>
     <w:lsdException w:name="Hashtag" w:semiHidden="1" w:unhideWhenUsed="1"/>
     <w:lsdException w:name="Unresolved Mention" w:semiHidden="1" w:unhideWhenUsed="1"/>
-    <w:lsdException w:name="Smart Link" w:semiHidden="1" w:unhideWhenUsed="1"/>
   </w:latentStyles>
   <w:style w:type="paragraph" w:default="1" w:styleId="Normal">
     <w:name w:val="Normal"/>
     <w:qFormat/>
-    <w:rsid w:val="0088119B"/>
+    <w:rsid w:val="00264D51"/>
     <w:rPr>
       <w:rFonts w:ascii="Calibri" w:eastAsia="Calibri" w:hAnsi="Calibri" w:cs="Calibri"/>
       <w:color w:val="000000"/>
@@ -26641,7 +26993,7 @@
 </file>
 
 <file path=customXml/itemProps1.xml><?xml version="1.0" encoding="utf-8"?>
-<ds:datastoreItem xmlns:ds="http://schemas.openxmlformats.org/officeDocument/2006/customXml" ds:itemID="{1CC39634-BB94-44AD-A8F1-9B732E5B94B1}">
+<ds:datastoreItem xmlns:ds="http://schemas.openxmlformats.org/officeDocument/2006/customXml" ds:itemID="{FBFFB405-7F80-4A70-83C8-A37C5125242E}">
   <ds:schemaRefs>
     <ds:schemaRef ds:uri="http://schemas.openxmlformats.org/officeDocument/2006/bibliography"/>
   </ds:schemaRefs>
